--- a/docs/final-project-reports/Project_Report.docx
+++ b/docs/final-project-reports/Project_Report.docx
@@ -44,9 +44,8 @@
           <w:sz w:val="28"/>
           <w:szCs w:val="28"/>
         </w:rPr>
-        <w:t xml:space="preserve">Nguyễn </w:t>
-      </w:r>
-      <w:proofErr w:type="spellStart"/>
+        <w:t>Nguyễn Sỹ Hùng</w:t>
+      </w:r>
       <w:r>
         <w:rPr>
           <w:rFonts w:cs="Times New Roman"/>
@@ -54,10 +53,10 @@
           <w:bCs/>
           <w:sz w:val="28"/>
           <w:szCs w:val="28"/>
-        </w:rPr>
-        <w:t>Sỹ</w:t>
-      </w:r>
-      <w:proofErr w:type="spellEnd"/>
+          <w:lang w:val="vi-VN"/>
+        </w:rPr>
+        <w:t xml:space="preserve"> </w:t>
+      </w:r>
       <w:r>
         <w:rPr>
           <w:rFonts w:cs="Times New Roman"/>
@@ -65,8 +64,9 @@
           <w:bCs/>
           <w:sz w:val="28"/>
           <w:szCs w:val="28"/>
-        </w:rPr>
-        <w:t xml:space="preserve"> Hùng</w:t>
+          <w:lang w:val="vi-VN"/>
+        </w:rPr>
+        <w:t>(</w:t>
       </w:r>
       <w:r>
         <w:rPr>
@@ -77,7 +77,7 @@
           <w:szCs w:val="28"/>
           <w:lang w:val="vi-VN"/>
         </w:rPr>
-        <w:t xml:space="preserve"> </w:t>
+        <w:t>25MSA33055</w:t>
       </w:r>
       <w:r>
         <w:rPr>
@@ -88,28 +88,6 @@
           <w:szCs w:val="28"/>
           <w:lang w:val="vi-VN"/>
         </w:rPr>
-        <w:t>(</w:t>
-      </w:r>
-      <w:r>
-        <w:rPr>
-          <w:rFonts w:cs="Times New Roman"/>
-          <w:b/>
-          <w:bCs/>
-          <w:sz w:val="28"/>
-          <w:szCs w:val="28"/>
-          <w:lang w:val="vi-VN"/>
-        </w:rPr>
-        <w:t>25MSA33055</w:t>
-      </w:r>
-      <w:r>
-        <w:rPr>
-          <w:rFonts w:cs="Times New Roman"/>
-          <w:b/>
-          <w:bCs/>
-          <w:sz w:val="28"/>
-          <w:szCs w:val="28"/>
-          <w:lang w:val="vi-VN"/>
-        </w:rPr>
         <w:t xml:space="preserve">) </w:t>
       </w:r>
     </w:p>
@@ -158,9 +136,78 @@
           <w:sz w:val="24"/>
           <w:szCs w:val="32"/>
         </w:rPr>
-        <w:t xml:space="preserve">Nguyen </w:t>
-      </w:r>
-      <w:proofErr w:type="spellStart"/>
+        <w:t>Nguyen Thi Kim Truc</w:t>
+      </w:r>
+    </w:p>
+    <w:p>
+      <w:pPr>
+        <w:spacing w:after="200"/>
+        <w:jc w:val="both"/>
+        <w:rPr>
+          <w:rFonts w:cs="Times New Roman"/>
+          <w:sz w:val="24"/>
+          <w:szCs w:val="28"/>
+        </w:rPr>
+      </w:pPr>
+      <w:r>
+        <w:rPr>
+          <w:rFonts w:cs="Times New Roman"/>
+          <w:b/>
+          <w:sz w:val="24"/>
+          <w:szCs w:val="28"/>
+        </w:rPr>
+        <w:t>Abstract</w:t>
+      </w:r>
+      <w:r>
+        <w:rPr>
+          <w:rFonts w:cs="Times New Roman"/>
+          <w:b/>
+          <w:sz w:val="24"/>
+          <w:szCs w:val="28"/>
+        </w:rPr>
+        <w:t>.</w:t>
+      </w:r>
+      <w:r>
+        <w:rPr>
+          <w:rFonts w:cs="Times New Roman"/>
+          <w:b/>
+          <w:sz w:val="24"/>
+          <w:szCs w:val="28"/>
+        </w:rPr>
+        <w:t xml:space="preserve"> </w:t>
+      </w:r>
+      <w:r>
+        <w:rPr>
+          <w:rFonts w:cs="Times New Roman"/>
+          <w:sz w:val="24"/>
+          <w:szCs w:val="28"/>
+        </w:rPr>
+        <w:t xml:space="preserve">This report presents </w:t>
+      </w:r>
+      <w:r>
+        <w:rPr>
+          <w:rFonts w:cs="Times New Roman"/>
+          <w:sz w:val="24"/>
+          <w:szCs w:val="28"/>
+        </w:rPr>
+        <w:t xml:space="preserve">my </w:t>
+      </w:r>
+      <w:r>
+        <w:rPr>
+          <w:rFonts w:cs="Times New Roman"/>
+          <w:sz w:val="24"/>
+          <w:szCs w:val="28"/>
+        </w:rPr>
+        <w:t>final</w:t>
+      </w:r>
+      <w:r>
+        <w:rPr>
+          <w:rFonts w:cs="Times New Roman"/>
+          <w:sz w:val="24"/>
+          <w:szCs w:val="28"/>
+        </w:rPr>
+        <w:t xml:space="preserve"> project for the </w:t>
+      </w:r>
       <w:r>
         <w:rPr>
           <w:rFonts w:cs="Times New Roman"/>
@@ -168,9 +215,8 @@
           <w:sz w:val="24"/>
           <w:szCs w:val="32"/>
         </w:rPr>
-        <w:t>Thi</w:t>
-      </w:r>
-      <w:proofErr w:type="spellEnd"/>
+        <w:t xml:space="preserve">Machine Learning 1 </w:t>
+      </w:r>
       <w:r>
         <w:rPr>
           <w:rFonts w:cs="Times New Roman"/>
@@ -178,7 +224,15 @@
           <w:sz w:val="24"/>
           <w:szCs w:val="32"/>
         </w:rPr>
-        <w:t xml:space="preserve"> Kim Truc</w:t>
+        <w:t>course</w:t>
+      </w:r>
+      <w:r>
+        <w:rPr>
+          <w:rFonts w:cs="Times New Roman"/>
+          <w:sz w:val="24"/>
+          <w:szCs w:val="28"/>
+        </w:rPr>
+        <w:t>.</w:t>
       </w:r>
     </w:p>
     <w:p>
@@ -194,29 +248,26 @@
       <w:r>
         <w:rPr>
           <w:rFonts w:cs="Times New Roman"/>
-          <w:b/>
-          <w:sz w:val="24"/>
-          <w:szCs w:val="28"/>
-        </w:rPr>
-        <w:t>Abstract</w:t>
+          <w:sz w:val="24"/>
+          <w:szCs w:val="28"/>
+        </w:rPr>
+        <w:t>T</w:t>
       </w:r>
       <w:r>
         <w:rPr>
           <w:rFonts w:cs="Times New Roman"/>
-          <w:b/>
-          <w:sz w:val="24"/>
-          <w:szCs w:val="28"/>
-        </w:rPr>
-        <w:t>.</w:t>
+          <w:sz w:val="24"/>
+          <w:szCs w:val="28"/>
+        </w:rPr>
+        <w:t>he project established a comparation between the solutions:  1) MFCC + CNN baseline vs 2) LogMel + CNN baseline – which actually compare</w:t>
       </w:r>
       <w:r>
         <w:rPr>
           <w:rFonts w:cs="Times New Roman"/>
-          <w:b/>
-          <w:sz w:val="24"/>
-          <w:szCs w:val="28"/>
-        </w:rPr>
-        <w:t xml:space="preserve"> </w:t>
+          <w:sz w:val="24"/>
+          <w:szCs w:val="28"/>
+        </w:rPr>
+        <w:t>s</w:t>
       </w:r>
       <w:r>
         <w:rPr>
@@ -224,7 +275,7 @@
           <w:sz w:val="24"/>
           <w:szCs w:val="28"/>
         </w:rPr>
-        <w:t xml:space="preserve">This report presents </w:t>
+        <w:t xml:space="preserve"> 2 types of input data representation</w:t>
       </w:r>
       <w:r>
         <w:rPr>
@@ -232,49 +283,7 @@
           <w:sz w:val="24"/>
           <w:szCs w:val="28"/>
         </w:rPr>
-        <w:t xml:space="preserve">my </w:t>
-      </w:r>
-      <w:r>
-        <w:rPr>
-          <w:rFonts w:cs="Times New Roman"/>
-          <w:sz w:val="24"/>
-          <w:szCs w:val="28"/>
-        </w:rPr>
-        <w:t>final</w:t>
-      </w:r>
-      <w:r>
-        <w:rPr>
-          <w:rFonts w:cs="Times New Roman"/>
-          <w:sz w:val="24"/>
-          <w:szCs w:val="28"/>
-        </w:rPr>
-        <w:t xml:space="preserve"> project for the </w:t>
-      </w:r>
-      <w:r>
-        <w:rPr>
-          <w:rFonts w:cs="Times New Roman"/>
-          <w:i/>
-          <w:sz w:val="24"/>
-          <w:szCs w:val="32"/>
-        </w:rPr>
-        <w:t xml:space="preserve">Machine Learning 1 </w:t>
-      </w:r>
-      <w:r>
-        <w:rPr>
-          <w:rFonts w:cs="Times New Roman"/>
-          <w:i/>
-          <w:sz w:val="24"/>
-          <w:szCs w:val="32"/>
-        </w:rPr>
-        <w:t>course</w:t>
-      </w:r>
-      <w:r>
-        <w:rPr>
-          <w:rFonts w:cs="Times New Roman"/>
-          <w:sz w:val="24"/>
-          <w:szCs w:val="28"/>
-        </w:rPr>
-        <w:t>.</w:t>
+        <w:t xml:space="preserve">. </w:t>
       </w:r>
     </w:p>
     <w:p>
@@ -293,7 +302,7 @@
           <w:sz w:val="24"/>
           <w:szCs w:val="28"/>
         </w:rPr>
-        <w:t>T</w:t>
+        <w:t xml:space="preserve">From </w:t>
       </w:r>
       <w:r>
         <w:rPr>
@@ -301,25 +310,23 @@
           <w:sz w:val="24"/>
           <w:szCs w:val="28"/>
         </w:rPr>
-        <w:t xml:space="preserve">he project established a comparation between the solutions:  1) MFCC + CNN baseline vs 2) </w:t>
-      </w:r>
-      <w:proofErr w:type="spellStart"/>
+        <w:t>there</w:t>
+      </w:r>
       <w:r>
         <w:rPr>
           <w:rFonts w:cs="Times New Roman"/>
           <w:sz w:val="24"/>
           <w:szCs w:val="28"/>
         </w:rPr>
-        <w:t>LogMel</w:t>
-      </w:r>
-      <w:proofErr w:type="spellEnd"/>
+        <w:t xml:space="preserve">, I successfully delivered a production-like prototype solution: </w:t>
+      </w:r>
       <w:r>
         <w:rPr>
           <w:rFonts w:cs="Times New Roman"/>
           <w:sz w:val="24"/>
           <w:szCs w:val="28"/>
         </w:rPr>
-        <w:t xml:space="preserve"> + CNN baseline – which actually compare</w:t>
+        <w:t>an end-to-end, reproducible</w:t>
       </w:r>
       <w:r>
         <w:rPr>
@@ -327,7 +334,7 @@
           <w:sz w:val="24"/>
           <w:szCs w:val="28"/>
         </w:rPr>
-        <w:t>s</w:t>
+        <w:t xml:space="preserve"> of collecting data and</w:t>
       </w:r>
       <w:r>
         <w:rPr>
@@ -335,7 +342,7 @@
           <w:sz w:val="24"/>
           <w:szCs w:val="28"/>
         </w:rPr>
-        <w:t xml:space="preserve"> 2 types of input data representation</w:t>
+        <w:t xml:space="preserve"> analysis of the dataset from raw to </w:t>
       </w:r>
       <w:r>
         <w:rPr>
@@ -343,26 +350,23 @@
           <w:sz w:val="24"/>
           <w:szCs w:val="28"/>
         </w:rPr>
-        <w:t xml:space="preserve">. </w:t>
-      </w:r>
-    </w:p>
-    <w:p>
-      <w:pPr>
-        <w:spacing w:after="200"/>
-        <w:jc w:val="both"/>
+        <w:t xml:space="preserve">model-training-ready consumed </w:t>
+      </w:r>
+      <w:r>
         <w:rPr>
           <w:rFonts w:cs="Times New Roman"/>
           <w:sz w:val="24"/>
           <w:szCs w:val="28"/>
         </w:rPr>
-      </w:pPr>
+        <w:t>data</w:t>
+      </w:r>
       <w:r>
         <w:rPr>
           <w:rFonts w:cs="Times New Roman"/>
           <w:sz w:val="24"/>
           <w:szCs w:val="28"/>
         </w:rPr>
-        <w:t xml:space="preserve">From </w:t>
+        <w:t>, to mode training, to evaluation and any demo application that consume the model (inference),</w:t>
       </w:r>
       <w:r>
         <w:rPr>
@@ -370,74 +374,8 @@
           <w:sz w:val="24"/>
           <w:szCs w:val="28"/>
         </w:rPr>
-        <w:t>there</w:t>
-      </w:r>
-      <w:r>
-        <w:rPr>
-          <w:rFonts w:cs="Times New Roman"/>
-          <w:sz w:val="24"/>
-          <w:szCs w:val="28"/>
-        </w:rPr>
-        <w:t xml:space="preserve">, I successfully delivered a production-like prototype solution: </w:t>
-      </w:r>
-      <w:r>
-        <w:rPr>
-          <w:rFonts w:cs="Times New Roman"/>
-          <w:sz w:val="24"/>
-          <w:szCs w:val="28"/>
-        </w:rPr>
-        <w:t>an end-to-end, reproducible</w:t>
-      </w:r>
-      <w:r>
-        <w:rPr>
-          <w:rFonts w:cs="Times New Roman"/>
-          <w:sz w:val="24"/>
-          <w:szCs w:val="28"/>
-        </w:rPr>
-        <w:t xml:space="preserve"> of collecting data and</w:t>
-      </w:r>
-      <w:r>
-        <w:rPr>
-          <w:rFonts w:cs="Times New Roman"/>
-          <w:sz w:val="24"/>
-          <w:szCs w:val="28"/>
-        </w:rPr>
-        <w:t xml:space="preserve"> analysis of the dataset from raw to </w:t>
-      </w:r>
-      <w:r>
-        <w:rPr>
-          <w:rFonts w:cs="Times New Roman"/>
-          <w:sz w:val="24"/>
-          <w:szCs w:val="28"/>
-        </w:rPr>
-        <w:t xml:space="preserve">model-training-ready consumed </w:t>
-      </w:r>
-      <w:r>
-        <w:rPr>
-          <w:rFonts w:cs="Times New Roman"/>
-          <w:sz w:val="24"/>
-          <w:szCs w:val="28"/>
-        </w:rPr>
-        <w:t>data</w:t>
-      </w:r>
-      <w:r>
-        <w:rPr>
-          <w:rFonts w:cs="Times New Roman"/>
-          <w:sz w:val="24"/>
-          <w:szCs w:val="28"/>
-        </w:rPr>
-        <w:t>, to mode training, to evaluation and any demo application that consume the model (inference</w:t>
-      </w:r>
-      <w:proofErr w:type="gramStart"/>
-      <w:r>
-        <w:rPr>
-          <w:rFonts w:cs="Times New Roman"/>
-          <w:sz w:val="24"/>
-          <w:szCs w:val="28"/>
-        </w:rPr>
-        <w:t>),…</w:t>
-      </w:r>
-      <w:proofErr w:type="gramEnd"/>
+        <w:t>…</w:t>
+      </w:r>
     </w:p>
     <w:p>
       <w:pPr>
@@ -587,30 +525,702 @@
       <w:pPr>
         <w:jc w:val="both"/>
         <w:rPr>
-          <w:sz w:val="24"/>
-          <w:szCs w:val="28"/>
-        </w:rPr>
-      </w:pPr>
-      <w:r>
-        <w:rPr>
-          <w:sz w:val="24"/>
-          <w:szCs w:val="28"/>
-        </w:rPr>
-        <w:t xml:space="preserve">It </w:t>
-      </w:r>
-      <w:r>
-        <w:rPr>
-          <w:sz w:val="24"/>
-          <w:szCs w:val="28"/>
-        </w:rPr>
-        <w:t>is organized into 2 main parts</w:t>
-      </w:r>
-      <w:r>
-        <w:rPr>
+          <w:b/>
+          <w:bCs/>
+          <w:sz w:val="24"/>
+          <w:szCs w:val="28"/>
+        </w:rPr>
+      </w:pPr>
+      <w:r>
+        <w:rPr>
+          <w:b/>
+          <w:bCs/>
+          <w:sz w:val="24"/>
+          <w:szCs w:val="28"/>
+        </w:rPr>
+        <w:t>G</w:t>
+      </w:r>
+      <w:r>
+        <w:rPr>
+          <w:b/>
+          <w:bCs/>
+          <w:sz w:val="24"/>
+          <w:szCs w:val="28"/>
+        </w:rPr>
+        <w:t>oals</w:t>
+      </w:r>
+      <w:r>
+        <w:rPr>
+          <w:b/>
+          <w:bCs/>
+          <w:sz w:val="24"/>
+          <w:szCs w:val="28"/>
+        </w:rPr>
+        <w:t>/Objectives</w:t>
+      </w:r>
+      <w:r>
+        <w:rPr>
+          <w:b/>
+          <w:bCs/>
           <w:sz w:val="24"/>
           <w:szCs w:val="28"/>
         </w:rPr>
         <w:t xml:space="preserve">: </w:t>
+      </w:r>
+    </w:p>
+    <w:p>
+      <w:pPr>
+        <w:jc w:val="both"/>
+        <w:rPr>
+          <w:sz w:val="24"/>
+          <w:szCs w:val="28"/>
+        </w:rPr>
+      </w:pPr>
+      <w:r>
+        <w:rPr>
+          <w:sz w:val="24"/>
+          <w:szCs w:val="28"/>
+        </w:rPr>
+        <w:tab/>
+        <w:t xml:space="preserve">1) </w:t>
+      </w:r>
+      <w:r>
+        <w:rPr>
+          <w:sz w:val="24"/>
+          <w:szCs w:val="28"/>
+        </w:rPr>
+        <w:t>Custom datasets &amp; Preprocessing &amp; EDA</w:t>
+      </w:r>
+    </w:p>
+    <w:p>
+      <w:pPr>
+        <w:ind w:left="720"/>
+        <w:jc w:val="both"/>
+        <w:rPr>
+          <w:rFonts w:cs="Times New Roman"/>
+          <w:sz w:val="24"/>
+          <w:szCs w:val="28"/>
+        </w:rPr>
+      </w:pPr>
+      <w:r>
+        <w:rPr>
+          <w:sz w:val="24"/>
+          <w:szCs w:val="28"/>
+        </w:rPr>
+        <w:t>1) Re-engineered “</w:t>
+      </w:r>
+      <w:r>
+        <w:rPr>
+          <w:rFonts w:cs="Times New Roman"/>
+          <w:sz w:val="24"/>
+          <w:szCs w:val="28"/>
+        </w:rPr>
+        <w:t xml:space="preserve">MFCC </w:t>
+      </w:r>
+      <w:r>
+        <w:rPr>
+          <w:rFonts w:cs="Times New Roman"/>
+          <w:sz w:val="24"/>
+          <w:szCs w:val="28"/>
+        </w:rPr>
+        <w:t>+</w:t>
+      </w:r>
+      <w:r>
+        <w:rPr>
+          <w:rFonts w:cs="Times New Roman"/>
+          <w:sz w:val="24"/>
+          <w:szCs w:val="28"/>
+        </w:rPr>
+        <w:t xml:space="preserve"> CNN</w:t>
+      </w:r>
+      <w:r>
+        <w:rPr>
+          <w:rFonts w:cs="Times New Roman"/>
+          <w:sz w:val="24"/>
+          <w:szCs w:val="28"/>
+        </w:rPr>
+        <w:t>”</w:t>
+      </w:r>
+      <w:r>
+        <w:rPr>
+          <w:rFonts w:cs="Times New Roman"/>
+          <w:sz w:val="24"/>
+          <w:szCs w:val="28"/>
+        </w:rPr>
+        <w:t xml:space="preserve"> baseline</w:t>
+      </w:r>
+      <w:r>
+        <w:rPr>
+          <w:rFonts w:cs="Times New Roman"/>
+          <w:sz w:val="24"/>
+          <w:szCs w:val="28"/>
+        </w:rPr>
+        <w:t xml:space="preserve">; </w:t>
+      </w:r>
+    </w:p>
+    <w:p>
+      <w:pPr>
+        <w:ind w:left="720"/>
+        <w:jc w:val="both"/>
+        <w:rPr>
+          <w:rFonts w:cs="Times New Roman"/>
+          <w:sz w:val="24"/>
+          <w:szCs w:val="28"/>
+        </w:rPr>
+      </w:pPr>
+      <w:r>
+        <w:rPr>
+          <w:rFonts w:cs="Times New Roman"/>
+          <w:sz w:val="24"/>
+          <w:szCs w:val="28"/>
+        </w:rPr>
+        <w:t xml:space="preserve">2) </w:t>
+      </w:r>
+      <w:r>
+        <w:rPr>
+          <w:rFonts w:cs="Times New Roman"/>
+          <w:sz w:val="24"/>
+          <w:szCs w:val="28"/>
+        </w:rPr>
+        <w:t>LogMel + CNN baseline</w:t>
+      </w:r>
+      <w:r>
+        <w:rPr>
+          <w:rFonts w:cs="Times New Roman"/>
+          <w:sz w:val="24"/>
+          <w:szCs w:val="28"/>
+        </w:rPr>
+        <w:t xml:space="preserve"> – same module architecture (training setup to be</w:t>
+      </w:r>
+      <w:r>
+        <w:t xml:space="preserve"> </w:t>
+      </w:r>
+      <w:r>
+        <w:rPr>
+          <w:rFonts w:cs="Times New Roman"/>
+          <w:sz w:val="24"/>
+          <w:szCs w:val="28"/>
+        </w:rPr>
+        <w:t xml:space="preserve">similar as much as possible); </w:t>
+      </w:r>
+    </w:p>
+    <w:p>
+      <w:pPr>
+        <w:ind w:left="720"/>
+        <w:jc w:val="both"/>
+        <w:rPr>
+          <w:rFonts w:cs="Times New Roman"/>
+          <w:sz w:val="24"/>
+          <w:szCs w:val="28"/>
+        </w:rPr>
+      </w:pPr>
+      <w:r>
+        <w:rPr>
+          <w:rFonts w:cs="Times New Roman"/>
+          <w:sz w:val="24"/>
+          <w:szCs w:val="28"/>
+        </w:rPr>
+        <w:t xml:space="preserve">3) </w:t>
+      </w:r>
+      <w:r>
+        <w:rPr>
+          <w:rFonts w:cs="Times New Roman"/>
+          <w:sz w:val="24"/>
+          <w:szCs w:val="28"/>
+        </w:rPr>
+        <w:t>A</w:t>
+      </w:r>
+      <w:r>
+        <w:rPr>
+          <w:rFonts w:cs="Times New Roman"/>
+          <w:sz w:val="24"/>
+          <w:szCs w:val="28"/>
+        </w:rPr>
+        <w:t xml:space="preserve"> production-like </w:t>
+      </w:r>
+      <w:r>
+        <w:rPr>
+          <w:rFonts w:cs="Times New Roman"/>
+          <w:sz w:val="24"/>
+          <w:szCs w:val="28"/>
+        </w:rPr>
+        <w:t>“</w:t>
+      </w:r>
+      <w:r>
+        <w:rPr>
+          <w:rFonts w:cs="Times New Roman"/>
+          <w:sz w:val="24"/>
+          <w:szCs w:val="28"/>
+        </w:rPr>
+        <w:t xml:space="preserve">LogMel </w:t>
+      </w:r>
+      <w:r>
+        <w:rPr>
+          <w:rFonts w:cs="Times New Roman"/>
+          <w:sz w:val="24"/>
+          <w:szCs w:val="28"/>
+        </w:rPr>
+        <w:t>+</w:t>
+      </w:r>
+      <w:r>
+        <w:rPr>
+          <w:rFonts w:cs="Times New Roman"/>
+          <w:sz w:val="24"/>
+          <w:szCs w:val="28"/>
+        </w:rPr>
+        <w:t xml:space="preserve"> CNN</w:t>
+      </w:r>
+      <w:r>
+        <w:rPr>
+          <w:rFonts w:cs="Times New Roman"/>
+          <w:sz w:val="24"/>
+          <w:szCs w:val="28"/>
+        </w:rPr>
+        <w:t>”</w:t>
+      </w:r>
+      <w:r>
+        <w:rPr>
+          <w:rFonts w:cs="Times New Roman"/>
+          <w:sz w:val="24"/>
+          <w:szCs w:val="28"/>
+        </w:rPr>
+        <w:t xml:space="preserve"> baseline</w:t>
+      </w:r>
+    </w:p>
+    <w:p>
+      <w:pPr>
+        <w:ind w:left="720"/>
+        <w:jc w:val="both"/>
+        <w:rPr>
+          <w:rFonts w:cs="Times New Roman"/>
+          <w:sz w:val="24"/>
+          <w:szCs w:val="28"/>
+        </w:rPr>
+      </w:pPr>
+      <w:r>
+        <w:rPr>
+          <w:rFonts w:cs="Times New Roman"/>
+          <w:sz w:val="24"/>
+          <w:szCs w:val="28"/>
+        </w:rPr>
+        <w:t xml:space="preserve">4) Comparation and Benchmarking: </w:t>
+      </w:r>
+      <w:r>
+        <w:rPr>
+          <w:rFonts w:cs="Times New Roman"/>
+          <w:sz w:val="24"/>
+          <w:szCs w:val="28"/>
+        </w:rPr>
+        <w:t xml:space="preserve">a) the </w:t>
+      </w:r>
+      <w:r>
+        <w:rPr>
+          <w:rFonts w:cs="Times New Roman"/>
+          <w:sz w:val="24"/>
+          <w:szCs w:val="28"/>
+        </w:rPr>
+        <w:t xml:space="preserve">MFCC + CNN baseline vs </w:t>
+      </w:r>
+      <w:r>
+        <w:rPr>
+          <w:rFonts w:cs="Times New Roman"/>
+          <w:sz w:val="24"/>
+          <w:szCs w:val="28"/>
+        </w:rPr>
+        <w:t>the LogMel</w:t>
+      </w:r>
+      <w:r>
+        <w:rPr>
+          <w:rFonts w:cs="Times New Roman"/>
+          <w:sz w:val="24"/>
+          <w:szCs w:val="28"/>
+        </w:rPr>
+        <w:t xml:space="preserve"> + CNN baseline</w:t>
+      </w:r>
+      <w:r>
+        <w:rPr>
+          <w:rFonts w:cs="Times New Roman"/>
+          <w:sz w:val="24"/>
+          <w:szCs w:val="28"/>
+        </w:rPr>
+        <w:t xml:space="preserve">; and b) the </w:t>
+      </w:r>
+      <w:r>
+        <w:rPr>
+          <w:rFonts w:cs="Times New Roman"/>
+          <w:sz w:val="24"/>
+          <w:szCs w:val="28"/>
+        </w:rPr>
+        <w:t>LogMel + CNN baseline</w:t>
+      </w:r>
+      <w:r>
+        <w:rPr>
+          <w:rFonts w:cs="Times New Roman"/>
+          <w:sz w:val="24"/>
+          <w:szCs w:val="28"/>
+        </w:rPr>
+        <w:t xml:space="preserve"> vs the production-like </w:t>
+      </w:r>
+      <w:r>
+        <w:rPr>
+          <w:rFonts w:cs="Times New Roman"/>
+          <w:sz w:val="24"/>
+          <w:szCs w:val="28"/>
+        </w:rPr>
+        <w:t>LogMel + CNN</w:t>
+      </w:r>
+      <w:r>
+        <w:rPr>
+          <w:rFonts w:cs="Times New Roman"/>
+          <w:sz w:val="24"/>
+          <w:szCs w:val="28"/>
+        </w:rPr>
+        <w:t xml:space="preserve"> baseline</w:t>
+      </w:r>
+    </w:p>
+    <w:p>
+      <w:pPr>
+        <w:ind w:left="720"/>
+        <w:jc w:val="both"/>
+        <w:rPr>
+          <w:rFonts w:cs="Times New Roman"/>
+          <w:sz w:val="24"/>
+          <w:szCs w:val="28"/>
+        </w:rPr>
+      </w:pPr>
+      <w:r>
+        <w:rPr>
+          <w:sz w:val="24"/>
+          <w:szCs w:val="28"/>
+        </w:rPr>
+        <w:t xml:space="preserve">5) </w:t>
+      </w:r>
+      <w:r>
+        <w:rPr>
+          <w:sz w:val="24"/>
+          <w:szCs w:val="28"/>
+        </w:rPr>
+        <w:t xml:space="preserve">A serious </w:t>
+      </w:r>
+      <w:r>
+        <w:rPr>
+          <w:rFonts w:cs="Times New Roman"/>
+          <w:sz w:val="24"/>
+          <w:szCs w:val="28"/>
+        </w:rPr>
+        <w:t>production-like “</w:t>
+      </w:r>
+      <w:r>
+        <w:rPr>
+          <w:rFonts w:cs="Times New Roman"/>
+          <w:sz w:val="24"/>
+          <w:szCs w:val="28"/>
+        </w:rPr>
+        <w:t xml:space="preserve">LogMel </w:t>
+      </w:r>
+      <w:r>
+        <w:rPr>
+          <w:rFonts w:cs="Times New Roman"/>
+          <w:sz w:val="24"/>
+          <w:szCs w:val="28"/>
+        </w:rPr>
+        <w:sym w:font="Wingdings" w:char="F0E0"/>
+      </w:r>
+      <w:r>
+        <w:rPr>
+          <w:rFonts w:cs="Times New Roman"/>
+          <w:sz w:val="24"/>
+          <w:szCs w:val="28"/>
+        </w:rPr>
+        <w:t xml:space="preserve"> CNN</w:t>
+      </w:r>
+      <w:r>
+        <w:rPr>
+          <w:rFonts w:cs="Times New Roman"/>
+          <w:sz w:val="24"/>
+          <w:szCs w:val="28"/>
+        </w:rPr>
+        <w:t>”</w:t>
+      </w:r>
+      <w:r>
+        <w:rPr>
+          <w:rFonts w:cs="Times New Roman"/>
+          <w:sz w:val="24"/>
+          <w:szCs w:val="28"/>
+        </w:rPr>
+        <w:t xml:space="preserve"> model that is potentially released to “market” (i.e using in production)</w:t>
+      </w:r>
+    </w:p>
+    <w:p>
+      <w:pPr>
+        <w:ind w:left="720"/>
+        <w:jc w:val="both"/>
+        <w:rPr>
+          <w:rFonts w:cs="Times New Roman"/>
+          <w:sz w:val="24"/>
+          <w:szCs w:val="28"/>
+        </w:rPr>
+      </w:pPr>
+      <w:r>
+        <w:rPr>
+          <w:rFonts w:cs="Times New Roman"/>
+          <w:sz w:val="24"/>
+          <w:szCs w:val="28"/>
+        </w:rPr>
+        <w:t xml:space="preserve">6) Evaluation &amp; </w:t>
+      </w:r>
+      <w:r>
+        <w:rPr>
+          <w:rFonts w:cs="Times New Roman"/>
+          <w:sz w:val="24"/>
+          <w:szCs w:val="28"/>
+        </w:rPr>
+        <w:t>Result Analysis</w:t>
+      </w:r>
+    </w:p>
+    <w:p>
+      <w:pPr>
+        <w:jc w:val="both"/>
+        <w:rPr>
+          <w:sz w:val="24"/>
+          <w:szCs w:val="28"/>
+        </w:rPr>
+      </w:pPr>
+      <w:r>
+        <w:rPr>
+          <w:b/>
+          <w:bCs/>
+          <w:sz w:val="24"/>
+          <w:szCs w:val="28"/>
+        </w:rPr>
+        <w:t>Deliverables</w:t>
+      </w:r>
+      <w:r>
+        <w:rPr>
+          <w:b/>
+          <w:bCs/>
+          <w:sz w:val="24"/>
+          <w:szCs w:val="28"/>
+        </w:rPr>
+        <w:t>:</w:t>
+      </w:r>
+      <w:r>
+        <w:rPr>
+          <w:sz w:val="24"/>
+          <w:szCs w:val="28"/>
+        </w:rPr>
+        <w:t xml:space="preserve"> </w:t>
+      </w:r>
+    </w:p>
+    <w:p>
+      <w:pPr>
+        <w:pStyle w:val="ListParagraph"/>
+        <w:numPr>
+          <w:ilvl w:val="0"/>
+          <w:numId w:val="17"/>
+        </w:numPr>
+        <w:jc w:val="both"/>
+        <w:rPr>
+          <w:sz w:val="24"/>
+          <w:szCs w:val="28"/>
+        </w:rPr>
+      </w:pPr>
+      <w:r>
+        <w:rPr>
+          <w:sz w:val="24"/>
+          <w:szCs w:val="28"/>
+        </w:rPr>
+        <w:t xml:space="preserve">the </w:t>
+      </w:r>
+      <w:r>
+        <w:rPr>
+          <w:sz w:val="24"/>
+          <w:szCs w:val="28"/>
+        </w:rPr>
+        <w:t xml:space="preserve">baselines models + </w:t>
+      </w:r>
+      <w:r>
+        <w:rPr>
+          <w:sz w:val="24"/>
+          <w:szCs w:val="28"/>
+        </w:rPr>
+        <w:t>the</w:t>
+      </w:r>
+      <w:r>
+        <w:rPr>
+          <w:sz w:val="24"/>
+          <w:szCs w:val="28"/>
+        </w:rPr>
+        <w:t xml:space="preserve"> </w:t>
+      </w:r>
+      <w:r>
+        <w:rPr>
+          <w:rFonts w:cs="Times New Roman"/>
+          <w:sz w:val="24"/>
+          <w:szCs w:val="28"/>
+        </w:rPr>
+        <w:t>production-like</w:t>
+      </w:r>
+      <w:r>
+        <w:rPr>
+          <w:rFonts w:cs="Times New Roman"/>
+          <w:sz w:val="24"/>
+          <w:szCs w:val="28"/>
+        </w:rPr>
+        <w:t xml:space="preserve"> mode</w:t>
+      </w:r>
+      <w:r>
+        <w:rPr>
+          <w:rFonts w:cs="Times New Roman"/>
+          <w:sz w:val="24"/>
+          <w:szCs w:val="28"/>
+        </w:rPr>
+        <w:t xml:space="preserve">, </w:t>
+      </w:r>
+      <w:r>
+        <w:rPr>
+          <w:rFonts w:cs="Times New Roman"/>
+          <w:sz w:val="24"/>
+          <w:szCs w:val="28"/>
+        </w:rPr>
+        <w:t>e</w:t>
+      </w:r>
+      <w:r>
+        <w:rPr>
+          <w:rFonts w:cs="Times New Roman"/>
+          <w:sz w:val="24"/>
+          <w:szCs w:val="28"/>
+        </w:rPr>
+        <w:t>valuation</w:t>
+      </w:r>
+      <w:r>
+        <w:rPr>
+          <w:rFonts w:cs="Times New Roman"/>
+          <w:sz w:val="24"/>
+          <w:szCs w:val="28"/>
+        </w:rPr>
+        <w:t xml:space="preserve"> report</w:t>
+      </w:r>
+    </w:p>
+    <w:p>
+      <w:pPr>
+        <w:pStyle w:val="ListParagraph"/>
+        <w:numPr>
+          <w:ilvl w:val="0"/>
+          <w:numId w:val="17"/>
+        </w:numPr>
+        <w:jc w:val="both"/>
+        <w:rPr>
+          <w:sz w:val="24"/>
+          <w:szCs w:val="28"/>
+        </w:rPr>
+      </w:pPr>
+      <w:r>
+        <w:rPr>
+          <w:rFonts w:cs="Times New Roman"/>
+          <w:sz w:val="24"/>
+          <w:szCs w:val="28"/>
+        </w:rPr>
+        <w:t xml:space="preserve">training scripts and inference </w:t>
+      </w:r>
+      <w:r>
+        <w:rPr>
+          <w:rFonts w:cs="Times New Roman"/>
+          <w:sz w:val="24"/>
+          <w:szCs w:val="28"/>
+        </w:rPr>
+        <w:t xml:space="preserve">code </w:t>
+      </w:r>
+      <w:r>
+        <w:rPr>
+          <w:rFonts w:cs="Times New Roman"/>
+          <w:sz w:val="24"/>
+          <w:szCs w:val="28"/>
+        </w:rPr>
+        <w:t>examples</w:t>
+      </w:r>
+    </w:p>
+    <w:p>
+      <w:pPr>
+        <w:jc w:val="both"/>
+        <w:rPr>
+          <w:sz w:val="24"/>
+          <w:szCs w:val="28"/>
+        </w:rPr>
+      </w:pPr>
+    </w:p>
+    <w:p>
+      <w:pPr>
+        <w:jc w:val="both"/>
+        <w:rPr>
+          <w:sz w:val="24"/>
+          <w:szCs w:val="28"/>
+        </w:rPr>
+      </w:pPr>
+    </w:p>
+    <w:p>
+      <w:pPr>
+        <w:jc w:val="both"/>
+        <w:rPr>
+          <w:sz w:val="24"/>
+          <w:szCs w:val="28"/>
+        </w:rPr>
+      </w:pPr>
+      <w:r>
+        <w:rPr>
+          <w:sz w:val="24"/>
+          <w:szCs w:val="28"/>
+        </w:rPr>
+        <w:t>Key</w:t>
+      </w:r>
+      <w:r>
+        <w:rPr>
+          <w:sz w:val="24"/>
+          <w:szCs w:val="28"/>
+        </w:rPr>
+        <w:t xml:space="preserve"> design decision</w:t>
+      </w:r>
+      <w:r>
+        <w:rPr>
+          <w:sz w:val="24"/>
+          <w:szCs w:val="28"/>
+        </w:rPr>
+        <w:t>s</w:t>
+      </w:r>
+      <w:r>
+        <w:rPr>
+          <w:sz w:val="24"/>
+          <w:szCs w:val="28"/>
+        </w:rPr>
+        <w:t xml:space="preserve"> </w:t>
+      </w:r>
+      <w:r>
+        <w:rPr>
+          <w:sz w:val="24"/>
+          <w:szCs w:val="28"/>
+        </w:rPr>
+        <w:t>…</w:t>
+      </w:r>
+    </w:p>
+    <w:p>
+      <w:pPr>
+        <w:pStyle w:val="Heading1"/>
+        <w:numPr>
+          <w:ilvl w:val="0"/>
+          <w:numId w:val="15"/>
+        </w:numPr>
+        <w:ind w:left="450" w:hanging="450"/>
+        <w:rPr>
+          <w:rFonts w:ascii="Century" w:hAnsi="Century"/>
+          <w:color w:val="000000" w:themeColor="text1"/>
+        </w:rPr>
+      </w:pPr>
+      <w:r>
+        <w:rPr>
+          <w:rFonts w:ascii="Century" w:hAnsi="Century"/>
+          <w:color w:val="000000" w:themeColor="text1"/>
+        </w:rPr>
+        <w:t xml:space="preserve">Scope </w:t>
       </w:r>
     </w:p>
     <w:p>
@@ -631,40 +1241,35 @@
           <w:sz w:val="24"/>
           <w:szCs w:val="28"/>
         </w:rPr>
-        <w:t xml:space="preserve">Part </w:t>
-      </w:r>
-      <w:r>
-        <w:rPr>
-          <w:sz w:val="24"/>
-          <w:szCs w:val="28"/>
-        </w:rPr>
-        <w:t>1:</w:t>
-      </w:r>
-      <w:r>
-        <w:rPr>
-          <w:rFonts w:cs="Times New Roman"/>
-          <w:sz w:val="24"/>
-          <w:szCs w:val="28"/>
-        </w:rPr>
-        <w:t xml:space="preserve"> MFCC + CNN baseline vs 2) </w:t>
-      </w:r>
-      <w:proofErr w:type="spellStart"/>
-      <w:r>
-        <w:rPr>
-          <w:rFonts w:cs="Times New Roman"/>
-          <w:sz w:val="24"/>
-          <w:szCs w:val="28"/>
-        </w:rPr>
-        <w:t>LogMel</w:t>
-      </w:r>
-      <w:proofErr w:type="spellEnd"/>
-      <w:r>
-        <w:rPr>
-          <w:rFonts w:cs="Times New Roman"/>
-          <w:sz w:val="24"/>
-          <w:szCs w:val="28"/>
-        </w:rPr>
-        <w:t xml:space="preserve"> + CNN baseline</w:t>
+        <w:t xml:space="preserve">Time and effort </w:t>
+      </w:r>
+      <w:r>
+        <w:rPr>
+          <w:sz w:val="24"/>
+          <w:szCs w:val="28"/>
+        </w:rPr>
+        <w:t>constrain -</w:t>
+      </w:r>
+      <w:r>
+        <w:rPr>
+          <w:sz w:val="24"/>
+          <w:szCs w:val="28"/>
+        </w:rPr>
+        <w:t xml:space="preserve"> </w:t>
+      </w:r>
+      <w:r>
+        <w:rPr>
+          <w:sz w:val="24"/>
+          <w:szCs w:val="28"/>
+        </w:rPr>
+        <w:t>limited</w:t>
+      </w:r>
+      <w:r>
+        <w:rPr>
+          <w:sz w:val="24"/>
+          <w:szCs w:val="28"/>
+        </w:rPr>
+        <w:t xml:space="preserve"> budget of time &amp; effort</w:t>
       </w:r>
     </w:p>
     <w:p>
@@ -682,58 +1287,34 @@
       </w:pPr>
       <w:r>
         <w:rPr>
-          <w:rFonts w:cs="Times New Roman"/>
-          <w:sz w:val="24"/>
-          <w:szCs w:val="28"/>
-        </w:rPr>
-        <w:t xml:space="preserve">Part 2: </w:t>
-      </w:r>
-      <w:r>
-        <w:rPr>
-          <w:rFonts w:cs="Times New Roman"/>
-          <w:sz w:val="24"/>
-          <w:szCs w:val="28"/>
-        </w:rPr>
-        <w:t xml:space="preserve">the </w:t>
-      </w:r>
-      <w:r>
-        <w:rPr>
-          <w:rFonts w:cs="Times New Roman"/>
-          <w:sz w:val="24"/>
-          <w:szCs w:val="28"/>
-        </w:rPr>
-        <w:t xml:space="preserve">end-to-end </w:t>
-      </w:r>
-      <w:r>
-        <w:rPr>
-          <w:rFonts w:cs="Times New Roman"/>
-          <w:sz w:val="24"/>
-          <w:szCs w:val="28"/>
-        </w:rPr>
-        <w:t>production-like prototype solution</w:t>
-      </w:r>
-    </w:p>
-    <w:p>
-      <w:pPr>
-        <w:jc w:val="both"/>
-        <w:rPr>
-          <w:sz w:val="24"/>
-          <w:szCs w:val="28"/>
-        </w:rPr>
-      </w:pPr>
-      <w:r>
-        <w:rPr>
-          <w:sz w:val="24"/>
-          <w:szCs w:val="28"/>
-        </w:rPr>
-        <w:t>Key</w:t>
-      </w:r>
-      <w:r>
-        <w:rPr>
-          <w:sz w:val="24"/>
-          <w:szCs w:val="28"/>
-        </w:rPr>
-        <w:t xml:space="preserve"> design decision</w:t>
+          <w:sz w:val="24"/>
+          <w:szCs w:val="28"/>
+        </w:rPr>
+        <w:t>Hardware/</w:t>
+      </w:r>
+      <w:r>
+        <w:t xml:space="preserve"> </w:t>
+      </w:r>
+      <w:r>
+        <w:rPr>
+          <w:sz w:val="24"/>
+          <w:szCs w:val="28"/>
+        </w:rPr>
+        <w:t xml:space="preserve">computing </w:t>
+      </w:r>
+      <w:r>
+        <w:rPr>
+          <w:sz w:val="24"/>
+          <w:szCs w:val="28"/>
+        </w:rPr>
+        <w:t>infrastructure</w:t>
+      </w:r>
+      <w:r>
+        <w:rPr>
+          <w:sz w:val="24"/>
+          <w:szCs w:val="28"/>
+        </w:rPr>
+        <w:t xml:space="preserve"> limitation</w:t>
       </w:r>
       <w:r>
         <w:rPr>
@@ -741,41 +1322,6 @@
           <w:szCs w:val="28"/>
         </w:rPr>
         <w:t>s</w:t>
-      </w:r>
-      <w:r>
-        <w:rPr>
-          <w:sz w:val="24"/>
-          <w:szCs w:val="28"/>
-        </w:rPr>
-        <w:t xml:space="preserve"> </w:t>
-      </w:r>
-      <w:r>
-        <w:rPr>
-          <w:sz w:val="24"/>
-          <w:szCs w:val="28"/>
-        </w:rPr>
-        <w:t>…</w:t>
-      </w:r>
-    </w:p>
-    <w:p>
-      <w:pPr>
-        <w:pStyle w:val="Heading1"/>
-        <w:numPr>
-          <w:ilvl w:val="0"/>
-          <w:numId w:val="15"/>
-        </w:numPr>
-        <w:ind w:left="450" w:hanging="450"/>
-        <w:rPr>
-          <w:rFonts w:ascii="Century" w:hAnsi="Century"/>
-          <w:color w:val="000000" w:themeColor="text1"/>
-        </w:rPr>
-      </w:pPr>
-      <w:r>
-        <w:rPr>
-          <w:rFonts w:ascii="Century" w:hAnsi="Century"/>
-          <w:color w:val="000000" w:themeColor="text1"/>
-        </w:rPr>
-        <w:t xml:space="preserve">Scope </w:t>
       </w:r>
     </w:p>
     <w:p>
@@ -796,107 +1342,7 @@
           <w:sz w:val="24"/>
           <w:szCs w:val="28"/>
         </w:rPr>
-        <w:t xml:space="preserve">Time and effort </w:t>
-      </w:r>
-      <w:r>
-        <w:rPr>
-          <w:sz w:val="24"/>
-          <w:szCs w:val="28"/>
-        </w:rPr>
-        <w:t>constrain -</w:t>
-      </w:r>
-      <w:r>
-        <w:rPr>
-          <w:sz w:val="24"/>
-          <w:szCs w:val="28"/>
-        </w:rPr>
-        <w:t xml:space="preserve"> </w:t>
-      </w:r>
-      <w:r>
-        <w:rPr>
-          <w:sz w:val="24"/>
-          <w:szCs w:val="28"/>
-        </w:rPr>
-        <w:t>limited</w:t>
-      </w:r>
-      <w:r>
-        <w:rPr>
-          <w:sz w:val="24"/>
-          <w:szCs w:val="28"/>
-        </w:rPr>
-        <w:t xml:space="preserve"> budget of time &amp; effort</w:t>
-      </w:r>
-    </w:p>
-    <w:p>
-      <w:pPr>
-        <w:pStyle w:val="ListParagraph"/>
-        <w:numPr>
-          <w:ilvl w:val="0"/>
-          <w:numId w:val="13"/>
-        </w:numPr>
-        <w:jc w:val="both"/>
-        <w:rPr>
-          <w:sz w:val="24"/>
-          <w:szCs w:val="28"/>
-        </w:rPr>
-      </w:pPr>
-      <w:r>
-        <w:rPr>
-          <w:sz w:val="24"/>
-          <w:szCs w:val="28"/>
-        </w:rPr>
-        <w:t>Hardware/</w:t>
-      </w:r>
-      <w:r>
-        <w:t xml:space="preserve"> </w:t>
-      </w:r>
-      <w:r>
-        <w:rPr>
-          <w:sz w:val="24"/>
-          <w:szCs w:val="28"/>
-        </w:rPr>
-        <w:t xml:space="preserve">computing </w:t>
-      </w:r>
-      <w:r>
-        <w:rPr>
-          <w:sz w:val="24"/>
-          <w:szCs w:val="28"/>
-        </w:rPr>
-        <w:t>infrastructure</w:t>
-      </w:r>
-      <w:r>
-        <w:rPr>
-          <w:sz w:val="24"/>
-          <w:szCs w:val="28"/>
-        </w:rPr>
-        <w:t xml:space="preserve"> limitation</w:t>
-      </w:r>
-      <w:r>
-        <w:rPr>
-          <w:sz w:val="24"/>
-          <w:szCs w:val="28"/>
-        </w:rPr>
-        <w:t>s</w:t>
-      </w:r>
-    </w:p>
-    <w:p>
-      <w:pPr>
-        <w:pStyle w:val="ListParagraph"/>
-        <w:numPr>
-          <w:ilvl w:val="0"/>
-          <w:numId w:val="13"/>
-        </w:numPr>
-        <w:jc w:val="both"/>
-        <w:rPr>
-          <w:sz w:val="24"/>
-          <w:szCs w:val="28"/>
-        </w:rPr>
-      </w:pPr>
-      <w:r>
-        <w:rPr>
-          <w:sz w:val="24"/>
-          <w:szCs w:val="28"/>
-        </w:rPr>
+        <w:lastRenderedPageBreak/>
         <w:t xml:space="preserve">This is not a real project </w:t>
       </w:r>
       <w:r>
@@ -1258,15 +1704,7 @@
                 <w:sz w:val="24"/>
                 <w:szCs w:val="28"/>
               </w:rPr>
-              <w:t xml:space="preserve">Training &amp; </w:t>
-            </w:r>
-            <w:r>
-              <w:rPr>
-                <w:sz w:val="24"/>
-                <w:szCs w:val="28"/>
-              </w:rPr>
-              <w:lastRenderedPageBreak/>
-              <w:t>evaluation</w:t>
+              <w:t>Training &amp; evaluation</w:t>
             </w:r>
           </w:p>
         </w:tc>
@@ -2601,6 +3039,119 @@
     </w:lvl>
   </w:abstractNum>
   <w:abstractNum w:abstractNumId="15" w15:restartNumberingAfterBreak="0">
+    <w:nsid w:val="45550AAD"/>
+    <w:multiLevelType w:val="hybridMultilevel"/>
+    <w:tmpl w:val="516ACFF0"/>
+    <w:lvl w:ilvl="0" w:tplc="E87456B8">
+      <w:start w:val="6"/>
+      <w:numFmt w:val="bullet"/>
+      <w:lvlText w:val="-"/>
+      <w:lvlJc w:val="left"/>
+      <w:pPr>
+        <w:ind w:left="720" w:hanging="360"/>
+      </w:pPr>
+      <w:rPr>
+        <w:rFonts w:ascii="Times New Roman" w:eastAsia="Times New Roman" w:hAnsi="Times New Roman" w:cs="Times New Roman" w:hint="default"/>
+      </w:rPr>
+    </w:lvl>
+    <w:lvl w:ilvl="1" w:tplc="04090003" w:tentative="1">
+      <w:start w:val="1"/>
+      <w:numFmt w:val="bullet"/>
+      <w:lvlText w:val="o"/>
+      <w:lvlJc w:val="left"/>
+      <w:pPr>
+        <w:ind w:left="1440" w:hanging="360"/>
+      </w:pPr>
+      <w:rPr>
+        <w:rFonts w:ascii="Courier New" w:hAnsi="Courier New" w:cs="Courier New" w:hint="default"/>
+      </w:rPr>
+    </w:lvl>
+    <w:lvl w:ilvl="2" w:tplc="04090005" w:tentative="1">
+      <w:start w:val="1"/>
+      <w:numFmt w:val="bullet"/>
+      <w:lvlText w:val=""/>
+      <w:lvlJc w:val="left"/>
+      <w:pPr>
+        <w:ind w:left="2160" w:hanging="360"/>
+      </w:pPr>
+      <w:rPr>
+        <w:rFonts w:ascii="Wingdings" w:hAnsi="Wingdings" w:hint="default"/>
+      </w:rPr>
+    </w:lvl>
+    <w:lvl w:ilvl="3" w:tplc="04090001" w:tentative="1">
+      <w:start w:val="1"/>
+      <w:numFmt w:val="bullet"/>
+      <w:lvlText w:val=""/>
+      <w:lvlJc w:val="left"/>
+      <w:pPr>
+        <w:ind w:left="2880" w:hanging="360"/>
+      </w:pPr>
+      <w:rPr>
+        <w:rFonts w:ascii="Symbol" w:hAnsi="Symbol" w:hint="default"/>
+      </w:rPr>
+    </w:lvl>
+    <w:lvl w:ilvl="4" w:tplc="04090003" w:tentative="1">
+      <w:start w:val="1"/>
+      <w:numFmt w:val="bullet"/>
+      <w:lvlText w:val="o"/>
+      <w:lvlJc w:val="left"/>
+      <w:pPr>
+        <w:ind w:left="3600" w:hanging="360"/>
+      </w:pPr>
+      <w:rPr>
+        <w:rFonts w:ascii="Courier New" w:hAnsi="Courier New" w:cs="Courier New" w:hint="default"/>
+      </w:rPr>
+    </w:lvl>
+    <w:lvl w:ilvl="5" w:tplc="04090005" w:tentative="1">
+      <w:start w:val="1"/>
+      <w:numFmt w:val="bullet"/>
+      <w:lvlText w:val=""/>
+      <w:lvlJc w:val="left"/>
+      <w:pPr>
+        <w:ind w:left="4320" w:hanging="360"/>
+      </w:pPr>
+      <w:rPr>
+        <w:rFonts w:ascii="Wingdings" w:hAnsi="Wingdings" w:hint="default"/>
+      </w:rPr>
+    </w:lvl>
+    <w:lvl w:ilvl="6" w:tplc="04090001" w:tentative="1">
+      <w:start w:val="1"/>
+      <w:numFmt w:val="bullet"/>
+      <w:lvlText w:val=""/>
+      <w:lvlJc w:val="left"/>
+      <w:pPr>
+        <w:ind w:left="5040" w:hanging="360"/>
+      </w:pPr>
+      <w:rPr>
+        <w:rFonts w:ascii="Symbol" w:hAnsi="Symbol" w:hint="default"/>
+      </w:rPr>
+    </w:lvl>
+    <w:lvl w:ilvl="7" w:tplc="04090003" w:tentative="1">
+      <w:start w:val="1"/>
+      <w:numFmt w:val="bullet"/>
+      <w:lvlText w:val="o"/>
+      <w:lvlJc w:val="left"/>
+      <w:pPr>
+        <w:ind w:left="5760" w:hanging="360"/>
+      </w:pPr>
+      <w:rPr>
+        <w:rFonts w:ascii="Courier New" w:hAnsi="Courier New" w:cs="Courier New" w:hint="default"/>
+      </w:rPr>
+    </w:lvl>
+    <w:lvl w:ilvl="8" w:tplc="04090005" w:tentative="1">
+      <w:start w:val="1"/>
+      <w:numFmt w:val="bullet"/>
+      <w:lvlText w:val=""/>
+      <w:lvlJc w:val="left"/>
+      <w:pPr>
+        <w:ind w:left="6480" w:hanging="360"/>
+      </w:pPr>
+      <w:rPr>
+        <w:rFonts w:ascii="Wingdings" w:hAnsi="Wingdings" w:hint="default"/>
+      </w:rPr>
+    </w:lvl>
+  </w:abstractNum>
+  <w:abstractNum w:abstractNumId="16" w15:restartNumberingAfterBreak="0">
     <w:nsid w:val="7EBD7CD9"/>
     <w:multiLevelType w:val="hybridMultilevel"/>
     <w:tmpl w:val="CFD81278"/>
@@ -2726,13 +3277,16 @@
     <w:abstractNumId w:val="12"/>
   </w:num>
   <w:num w:numId="14" w16cid:durableId="829516316">
-    <w:abstractNumId w:val="15"/>
+    <w:abstractNumId w:val="16"/>
   </w:num>
   <w:num w:numId="15" w16cid:durableId="662971917">
     <w:abstractNumId w:val="11"/>
   </w:num>
   <w:num w:numId="16" w16cid:durableId="1344282278">
     <w:abstractNumId w:val="10"/>
+  </w:num>
+  <w:num w:numId="17" w16cid:durableId="952134045">
+    <w:abstractNumId w:val="15"/>
   </w:num>
 </w:numbering>
 </file>

--- a/docs/final-project-reports/Project_Report.docx
+++ b/docs/final-project-reports/Project_Report.docx
@@ -44,8 +44,9 @@
           <w:sz w:val="28"/>
           <w:szCs w:val="28"/>
         </w:rPr>
-        <w:t>Nguyễn Sỹ Hùng</w:t>
-      </w:r>
+        <w:t xml:space="preserve">Nguyễn </w:t>
+      </w:r>
+      <w:proofErr w:type="spellStart"/>
       <w:r>
         <w:rPr>
           <w:rFonts w:cs="Times New Roman"/>
@@ -53,10 +54,10 @@
           <w:bCs/>
           <w:sz w:val="28"/>
           <w:szCs w:val="28"/>
-          <w:lang w:val="vi-VN"/>
-        </w:rPr>
-        <w:t xml:space="preserve"> </w:t>
-      </w:r>
+        </w:rPr>
+        <w:t>Sỹ</w:t>
+      </w:r>
+      <w:proofErr w:type="spellEnd"/>
       <w:r>
         <w:rPr>
           <w:rFonts w:cs="Times New Roman"/>
@@ -64,9 +65,8 @@
           <w:bCs/>
           <w:sz w:val="28"/>
           <w:szCs w:val="28"/>
-          <w:lang w:val="vi-VN"/>
-        </w:rPr>
-        <w:t>(</w:t>
+        </w:rPr>
+        <w:t xml:space="preserve"> Hùng</w:t>
       </w:r>
       <w:r>
         <w:rPr>
@@ -77,7 +77,7 @@
           <w:szCs w:val="28"/>
           <w:lang w:val="vi-VN"/>
         </w:rPr>
-        <w:t>25MSA33055</w:t>
+        <w:t xml:space="preserve"> </w:t>
       </w:r>
       <w:r>
         <w:rPr>
@@ -88,6 +88,28 @@
           <w:szCs w:val="28"/>
           <w:lang w:val="vi-VN"/>
         </w:rPr>
+        <w:t>(</w:t>
+      </w:r>
+      <w:r>
+        <w:rPr>
+          <w:rFonts w:cs="Times New Roman"/>
+          <w:b/>
+          <w:bCs/>
+          <w:sz w:val="28"/>
+          <w:szCs w:val="28"/>
+          <w:lang w:val="vi-VN"/>
+        </w:rPr>
+        <w:t>25MSA33055</w:t>
+      </w:r>
+      <w:r>
+        <w:rPr>
+          <w:rFonts w:cs="Times New Roman"/>
+          <w:b/>
+          <w:bCs/>
+          <w:sz w:val="28"/>
+          <w:szCs w:val="28"/>
+          <w:lang w:val="vi-VN"/>
+        </w:rPr>
         <w:t xml:space="preserve">) </w:t>
       </w:r>
     </w:p>
@@ -136,7 +158,27 @@
           <w:sz w:val="24"/>
           <w:szCs w:val="32"/>
         </w:rPr>
-        <w:t>Nguyen Thi Kim Truc</w:t>
+        <w:t xml:space="preserve">Nguyen </w:t>
+      </w:r>
+      <w:proofErr w:type="spellStart"/>
+      <w:r>
+        <w:rPr>
+          <w:rFonts w:cs="Times New Roman"/>
+          <w:i/>
+          <w:sz w:val="24"/>
+          <w:szCs w:val="32"/>
+        </w:rPr>
+        <w:t>Thi</w:t>
+      </w:r>
+      <w:proofErr w:type="spellEnd"/>
+      <w:r>
+        <w:rPr>
+          <w:rFonts w:cs="Times New Roman"/>
+          <w:i/>
+          <w:sz w:val="24"/>
+          <w:szCs w:val="32"/>
+        </w:rPr>
+        <w:t xml:space="preserve"> Kim Truc</w:t>
       </w:r>
     </w:p>
     <w:p>
@@ -259,7 +301,25 @@
           <w:sz w:val="24"/>
           <w:szCs w:val="28"/>
         </w:rPr>
-        <w:t>he project established a comparation between the solutions:  1) MFCC + CNN baseline vs 2) LogMel + CNN baseline – which actually compare</w:t>
+        <w:t xml:space="preserve">he project established a comparation between the solutions:  1) MFCC + CNN baseline vs 2) </w:t>
+      </w:r>
+      <w:proofErr w:type="spellStart"/>
+      <w:r>
+        <w:rPr>
+          <w:rFonts w:cs="Times New Roman"/>
+          <w:sz w:val="24"/>
+          <w:szCs w:val="28"/>
+        </w:rPr>
+        <w:t>LogMel</w:t>
+      </w:r>
+      <w:proofErr w:type="spellEnd"/>
+      <w:r>
+        <w:rPr>
+          <w:rFonts w:cs="Times New Roman"/>
+          <w:sz w:val="24"/>
+          <w:szCs w:val="28"/>
+        </w:rPr>
+        <w:t xml:space="preserve"> + CNN baseline – which actually compare</w:t>
       </w:r>
       <w:r>
         <w:rPr>
@@ -366,7 +426,7 @@
           <w:sz w:val="24"/>
           <w:szCs w:val="28"/>
         </w:rPr>
-        <w:t>, to mode training, to evaluation and any demo application that consume the model (inference),</w:t>
+        <w:t>, to mode training, to evaluation and any demo application that consume the model (inference</w:t>
       </w:r>
       <w:r>
         <w:rPr>
@@ -374,7 +434,7 @@
           <w:sz w:val="24"/>
           <w:szCs w:val="28"/>
         </w:rPr>
-        <w:t>…</w:t>
+        <w:t>) and applied to a Music Genres Classification application</w:t>
       </w:r>
     </w:p>
     <w:p>
@@ -424,7 +484,7 @@
           <w:rFonts w:ascii="Century" w:hAnsi="Century"/>
           <w:color w:val="000000" w:themeColor="text1"/>
         </w:rPr>
-        <w:t>Executive Summary</w:t>
+        <w:t>Introduction</w:t>
       </w:r>
     </w:p>
     <w:p>
@@ -520,11 +580,59 @@
         </w:rPr>
         <w:t>…</w:t>
       </w:r>
+      <w:r>
+        <w:rPr>
+          <w:sz w:val="24"/>
+          <w:szCs w:val="28"/>
+        </w:rPr>
+        <w:t xml:space="preserve"> The project is </w:t>
+      </w:r>
+      <w:proofErr w:type="gramStart"/>
+      <w:r>
+        <w:rPr>
+          <w:sz w:val="24"/>
+          <w:szCs w:val="28"/>
+        </w:rPr>
+        <w:t>explore</w:t>
+      </w:r>
+      <w:proofErr w:type="gramEnd"/>
+      <w:r>
+        <w:rPr>
+          <w:sz w:val="24"/>
+          <w:szCs w:val="28"/>
+        </w:rPr>
+        <w:t xml:space="preserve"> how good/bad and easy/difficult to adopt deep </w:t>
+      </w:r>
+      <w:proofErr w:type="gramStart"/>
+      <w:r>
+        <w:rPr>
+          <w:sz w:val="24"/>
+          <w:szCs w:val="28"/>
+        </w:rPr>
+        <w:t>learning ,</w:t>
+      </w:r>
+      <w:proofErr w:type="gramEnd"/>
+      <w:r>
+        <w:rPr>
+          <w:sz w:val="24"/>
+          <w:szCs w:val="28"/>
+        </w:rPr>
+        <w:t xml:space="preserve"> more specifically a small deep neural network model</w:t>
+      </w:r>
     </w:p>
     <w:p>
       <w:pPr>
         <w:jc w:val="both"/>
         <w:rPr>
+          <w:sz w:val="24"/>
+          <w:szCs w:val="28"/>
+        </w:rPr>
+      </w:pPr>
+    </w:p>
+    <w:p>
+      <w:pPr>
+        <w:jc w:val="both"/>
+        <w:rPr>
           <w:b/>
           <w:bCs/>
           <w:sz w:val="24"/>
@@ -676,13 +784,23 @@
         </w:rPr>
         <w:t xml:space="preserve">2) </w:t>
       </w:r>
+      <w:proofErr w:type="spellStart"/>
       <w:r>
         <w:rPr>
           <w:rFonts w:cs="Times New Roman"/>
           <w:sz w:val="24"/>
           <w:szCs w:val="28"/>
         </w:rPr>
-        <w:t>LogMel + CNN baseline</w:t>
+        <w:t>LogMel</w:t>
+      </w:r>
+      <w:proofErr w:type="spellEnd"/>
+      <w:r>
+        <w:rPr>
+          <w:rFonts w:cs="Times New Roman"/>
+          <w:sz w:val="24"/>
+          <w:szCs w:val="28"/>
+        </w:rPr>
+        <w:t xml:space="preserve"> + CNN baseline</w:t>
       </w:r>
       <w:r>
         <w:rPr>
@@ -736,23 +854,25 @@
           <w:sz w:val="24"/>
           <w:szCs w:val="28"/>
         </w:rPr>
-        <w:t xml:space="preserve"> production-like </w:t>
-      </w:r>
+        <w:t xml:space="preserve"> production-like “</w:t>
+      </w:r>
+      <w:proofErr w:type="spellStart"/>
       <w:r>
         <w:rPr>
           <w:rFonts w:cs="Times New Roman"/>
           <w:sz w:val="24"/>
           <w:szCs w:val="28"/>
         </w:rPr>
-        <w:t>“</w:t>
-      </w:r>
+        <w:t>LogMel</w:t>
+      </w:r>
+      <w:proofErr w:type="spellEnd"/>
       <w:r>
         <w:rPr>
           <w:rFonts w:cs="Times New Roman"/>
           <w:sz w:val="24"/>
           <w:szCs w:val="28"/>
         </w:rPr>
-        <w:t xml:space="preserve">LogMel </w:t>
+        <w:t xml:space="preserve"> </w:t>
       </w:r>
       <w:r>
         <w:rPr>
@@ -827,14 +947,24 @@
           <w:sz w:val="24"/>
           <w:szCs w:val="28"/>
         </w:rPr>
-        <w:t>the LogMel</w:t>
-      </w:r>
+        <w:t xml:space="preserve">the </w:t>
+      </w:r>
+      <w:proofErr w:type="spellStart"/>
       <w:r>
         <w:rPr>
           <w:rFonts w:cs="Times New Roman"/>
           <w:sz w:val="24"/>
           <w:szCs w:val="28"/>
         </w:rPr>
+        <w:t>LogMel</w:t>
+      </w:r>
+      <w:proofErr w:type="spellEnd"/>
+      <w:r>
+        <w:rPr>
+          <w:rFonts w:cs="Times New Roman"/>
+          <w:sz w:val="24"/>
+          <w:szCs w:val="28"/>
+        </w:rPr>
         <w:t xml:space="preserve"> + CNN baseline</w:t>
       </w:r>
       <w:r>
@@ -845,29 +975,49 @@
         </w:rPr>
         <w:t xml:space="preserve">; and b) the </w:t>
       </w:r>
+      <w:proofErr w:type="spellStart"/>
       <w:r>
         <w:rPr>
           <w:rFonts w:cs="Times New Roman"/>
           <w:sz w:val="24"/>
           <w:szCs w:val="28"/>
         </w:rPr>
-        <w:t>LogMel + CNN baseline</w:t>
-      </w:r>
+        <w:t>LogMel</w:t>
+      </w:r>
+      <w:proofErr w:type="spellEnd"/>
       <w:r>
         <w:rPr>
           <w:rFonts w:cs="Times New Roman"/>
           <w:sz w:val="24"/>
           <w:szCs w:val="28"/>
         </w:rPr>
+        <w:t xml:space="preserve"> + CNN baseline</w:t>
+      </w:r>
+      <w:r>
+        <w:rPr>
+          <w:rFonts w:cs="Times New Roman"/>
+          <w:sz w:val="24"/>
+          <w:szCs w:val="28"/>
+        </w:rPr>
         <w:t xml:space="preserve"> vs the production-like </w:t>
       </w:r>
+      <w:proofErr w:type="spellStart"/>
       <w:r>
         <w:rPr>
           <w:rFonts w:cs="Times New Roman"/>
           <w:sz w:val="24"/>
           <w:szCs w:val="28"/>
         </w:rPr>
-        <w:t>LogMel + CNN</w:t>
+        <w:t>LogMel</w:t>
+      </w:r>
+      <w:proofErr w:type="spellEnd"/>
+      <w:r>
+        <w:rPr>
+          <w:rFonts w:cs="Times New Roman"/>
+          <w:sz w:val="24"/>
+          <w:szCs w:val="28"/>
+        </w:rPr>
+        <w:t xml:space="preserve"> + CNN</w:t>
       </w:r>
       <w:r>
         <w:rPr>
@@ -910,20 +1060,30 @@
         </w:rPr>
         <w:t>production-like “</w:t>
       </w:r>
+      <w:proofErr w:type="spellStart"/>
       <w:r>
         <w:rPr>
           <w:rFonts w:cs="Times New Roman"/>
           <w:sz w:val="24"/>
           <w:szCs w:val="28"/>
         </w:rPr>
-        <w:t xml:space="preserve">LogMel </w:t>
-      </w:r>
+        <w:t>LogMel</w:t>
+      </w:r>
+      <w:proofErr w:type="spellEnd"/>
       <w:r>
         <w:rPr>
           <w:rFonts w:cs="Times New Roman"/>
           <w:sz w:val="24"/>
           <w:szCs w:val="28"/>
         </w:rPr>
+        <w:t xml:space="preserve"> </w:t>
+      </w:r>
+      <w:r>
+        <w:rPr>
+          <w:rFonts w:cs="Times New Roman"/>
+          <w:sz w:val="24"/>
+          <w:szCs w:val="28"/>
+        </w:rPr>
         <w:sym w:font="Wingdings" w:char="F0E0"/>
       </w:r>
       <w:r>
@@ -940,15 +1100,25 @@
           <w:sz w:val="24"/>
           <w:szCs w:val="28"/>
         </w:rPr>
-        <w:t>”</w:t>
-      </w:r>
+        <w:t>” model that is potentially released to “market” (</w:t>
+      </w:r>
+      <w:proofErr w:type="spellStart"/>
       <w:r>
         <w:rPr>
           <w:rFonts w:cs="Times New Roman"/>
           <w:sz w:val="24"/>
           <w:szCs w:val="28"/>
         </w:rPr>
-        <w:t xml:space="preserve"> model that is potentially released to “market” (i.e using in production)</w:t>
+        <w:t>i.e</w:t>
+      </w:r>
+      <w:proofErr w:type="spellEnd"/>
+      <w:r>
+        <w:rPr>
+          <w:rFonts w:cs="Times New Roman"/>
+          <w:sz w:val="24"/>
+          <w:szCs w:val="28"/>
+        </w:rPr>
+        <w:t xml:space="preserve"> using in production)</w:t>
       </w:r>
     </w:p>
     <w:p>
@@ -976,6 +1146,25 @@
           <w:szCs w:val="28"/>
         </w:rPr>
         <w:t>Result Analysis</w:t>
+      </w:r>
+    </w:p>
+    <w:p>
+      <w:pPr>
+        <w:ind w:left="720"/>
+        <w:jc w:val="both"/>
+        <w:rPr>
+          <w:rFonts w:cs="Times New Roman"/>
+          <w:sz w:val="24"/>
+          <w:szCs w:val="28"/>
+        </w:rPr>
+      </w:pPr>
+      <w:r>
+        <w:rPr>
+          <w:rFonts w:cs="Times New Roman"/>
+          <w:sz w:val="24"/>
+          <w:szCs w:val="28"/>
+        </w:rPr>
+        <w:t>7) A Demo application</w:t>
       </w:r>
     </w:p>
     <w:p>
@@ -1059,7 +1248,7 @@
           <w:sz w:val="24"/>
           <w:szCs w:val="28"/>
         </w:rPr>
-        <w:t>production-like</w:t>
+        <w:t>production-like mode</w:t>
       </w:r>
       <w:r>
         <w:rPr>
@@ -1067,7 +1256,7 @@
           <w:sz w:val="24"/>
           <w:szCs w:val="28"/>
         </w:rPr>
-        <w:t xml:space="preserve"> mode</w:t>
+        <w:t xml:space="preserve">, </w:t>
       </w:r>
       <w:r>
         <w:rPr>
@@ -1075,31 +1264,7 @@
           <w:sz w:val="24"/>
           <w:szCs w:val="28"/>
         </w:rPr>
-        <w:t xml:space="preserve">, </w:t>
-      </w:r>
-      <w:r>
-        <w:rPr>
-          <w:rFonts w:cs="Times New Roman"/>
-          <w:sz w:val="24"/>
-          <w:szCs w:val="28"/>
-        </w:rPr>
-        <w:t>e</w:t>
-      </w:r>
-      <w:r>
-        <w:rPr>
-          <w:rFonts w:cs="Times New Roman"/>
-          <w:sz w:val="24"/>
-          <w:szCs w:val="28"/>
-        </w:rPr>
-        <w:t>valuation</w:t>
-      </w:r>
-      <w:r>
-        <w:rPr>
-          <w:rFonts w:cs="Times New Roman"/>
-          <w:sz w:val="24"/>
-          <w:szCs w:val="28"/>
-        </w:rPr>
-        <w:t xml:space="preserve"> report</w:t>
+        <w:t>evaluation report</w:t>
       </w:r>
     </w:p>
     <w:p>
@@ -1142,68 +1307,6 @@
     </w:p>
     <w:p>
       <w:pPr>
-        <w:jc w:val="both"/>
-        <w:rPr>
-          <w:sz w:val="24"/>
-          <w:szCs w:val="28"/>
-        </w:rPr>
-      </w:pPr>
-    </w:p>
-    <w:p>
-      <w:pPr>
-        <w:jc w:val="both"/>
-        <w:rPr>
-          <w:sz w:val="24"/>
-          <w:szCs w:val="28"/>
-        </w:rPr>
-      </w:pPr>
-    </w:p>
-    <w:p>
-      <w:pPr>
-        <w:jc w:val="both"/>
-        <w:rPr>
-          <w:sz w:val="24"/>
-          <w:szCs w:val="28"/>
-        </w:rPr>
-      </w:pPr>
-      <w:r>
-        <w:rPr>
-          <w:sz w:val="24"/>
-          <w:szCs w:val="28"/>
-        </w:rPr>
-        <w:t>Key</w:t>
-      </w:r>
-      <w:r>
-        <w:rPr>
-          <w:sz w:val="24"/>
-          <w:szCs w:val="28"/>
-        </w:rPr>
-        <w:t xml:space="preserve"> design decision</w:t>
-      </w:r>
-      <w:r>
-        <w:rPr>
-          <w:sz w:val="24"/>
-          <w:szCs w:val="28"/>
-        </w:rPr>
-        <w:t>s</w:t>
-      </w:r>
-      <w:r>
-        <w:rPr>
-          <w:sz w:val="24"/>
-          <w:szCs w:val="28"/>
-        </w:rPr>
-        <w:t xml:space="preserve"> </w:t>
-      </w:r>
-      <w:r>
-        <w:rPr>
-          <w:sz w:val="24"/>
-          <w:szCs w:val="28"/>
-        </w:rPr>
-        <w:t>…</w:t>
-      </w:r>
-    </w:p>
-    <w:p>
-      <w:pPr>
         <w:pStyle w:val="Heading1"/>
         <w:numPr>
           <w:ilvl w:val="0"/>
@@ -1448,9 +1551,216 @@
           <w:rFonts w:ascii="Century" w:hAnsi="Century"/>
           <w:color w:val="000000" w:themeColor="text1"/>
         </w:rPr>
-        <w:t>Problem Statement and Goals</w:t>
+        <w:t>Problem</w:t>
       </w:r>
     </w:p>
+    <w:p>
+      <w:pPr>
+        <w:rPr>
+          <w:sz w:val="24"/>
+          <w:szCs w:val="28"/>
+        </w:rPr>
+      </w:pPr>
+      <w:r>
+        <w:rPr>
+          <w:sz w:val="24"/>
+          <w:szCs w:val="28"/>
+        </w:rPr>
+        <w:t>Within the constraints of budget (time</w:t>
+      </w:r>
+      <w:r>
+        <w:rPr>
+          <w:sz w:val="24"/>
+          <w:szCs w:val="28"/>
+        </w:rPr>
+        <w:t xml:space="preserve"> training time may takes</w:t>
+      </w:r>
+      <w:r>
+        <w:rPr>
+          <w:sz w:val="24"/>
+          <w:szCs w:val="28"/>
+        </w:rPr>
+        <w:t xml:space="preserve"> from</w:t>
+      </w:r>
+      <w:r>
+        <w:rPr>
+          <w:sz w:val="24"/>
+          <w:szCs w:val="28"/>
+        </w:rPr>
+        <w:t xml:space="preserve"> few hours to 24 hours maximum, not days)</w:t>
+      </w:r>
+      <w:r>
+        <w:rPr>
+          <w:sz w:val="24"/>
+          <w:szCs w:val="28"/>
+        </w:rPr>
+        <w:t xml:space="preserve">, effort, devices, and etc..), my question is it is feasible to train a model that is small </w:t>
+      </w:r>
+      <w:r>
+        <w:rPr>
+          <w:sz w:val="24"/>
+          <w:szCs w:val="28"/>
+        </w:rPr>
+        <w:t>enough</w:t>
+      </w:r>
+      <w:r>
+        <w:rPr>
+          <w:sz w:val="24"/>
+          <w:szCs w:val="28"/>
+        </w:rPr>
+        <w:t xml:space="preserve"> to run on personal computing devices, by using personal </w:t>
+      </w:r>
+      <w:r>
+        <w:rPr>
+          <w:sz w:val="24"/>
+          <w:szCs w:val="28"/>
+        </w:rPr>
+        <w:t xml:space="preserve">computers </w:t>
+      </w:r>
+      <w:r>
+        <w:rPr>
+          <w:sz w:val="24"/>
+          <w:szCs w:val="28"/>
+        </w:rPr>
+        <w:t>(home lab</w:t>
+      </w:r>
+      <w:r>
+        <w:rPr>
+          <w:sz w:val="24"/>
+          <w:szCs w:val="28"/>
+        </w:rPr>
+        <w:t>: a computer with normal GPU</w:t>
+      </w:r>
+      <w:r>
+        <w:rPr>
+          <w:sz w:val="24"/>
+          <w:szCs w:val="28"/>
+        </w:rPr>
+        <w:t xml:space="preserve">) </w:t>
+      </w:r>
+      <w:r>
+        <w:rPr>
+          <w:sz w:val="24"/>
+          <w:szCs w:val="28"/>
+        </w:rPr>
+        <w:t>with</w:t>
+      </w:r>
+      <w:r>
+        <w:rPr>
+          <w:sz w:val="24"/>
+          <w:szCs w:val="28"/>
+        </w:rPr>
+        <w:t xml:space="preserve"> a decent model that is truly used in production. </w:t>
+      </w:r>
+      <w:r>
+        <w:rPr>
+          <w:sz w:val="24"/>
+          <w:szCs w:val="28"/>
+        </w:rPr>
+        <w:t xml:space="preserve">In mean, </w:t>
+      </w:r>
+      <w:r>
+        <w:rPr>
+          <w:sz w:val="24"/>
+          <w:szCs w:val="28"/>
+        </w:rPr>
+        <w:t xml:space="preserve">it </w:t>
+      </w:r>
+      <w:r>
+        <w:rPr>
+          <w:sz w:val="24"/>
+          <w:szCs w:val="28"/>
+        </w:rPr>
+        <w:t>balance</w:t>
+      </w:r>
+      <w:r>
+        <w:rPr>
+          <w:sz w:val="24"/>
+          <w:szCs w:val="28"/>
+        </w:rPr>
+        <w:t>s</w:t>
+      </w:r>
+      <w:r>
+        <w:rPr>
+          <w:sz w:val="24"/>
+          <w:szCs w:val="28"/>
+        </w:rPr>
+        <w:t xml:space="preserve"> between computing resource, time and quality.</w:t>
+      </w:r>
+    </w:p>
+    <w:p>
+      <w:pPr>
+        <w:rPr>
+          <w:sz w:val="24"/>
+          <w:szCs w:val="28"/>
+        </w:rPr>
+      </w:pPr>
+      <w:r>
+        <w:rPr>
+          <w:sz w:val="24"/>
+          <w:szCs w:val="28"/>
+        </w:rPr>
+        <w:t>The model Music Genres Classification supporting at least 8 popular and common g</w:t>
+      </w:r>
+      <w:r>
+        <w:rPr>
+          <w:sz w:val="24"/>
+          <w:szCs w:val="28"/>
+        </w:rPr>
+        <w:t>enres</w:t>
+      </w:r>
+      <w:r>
+        <w:rPr>
+          <w:sz w:val="24"/>
+          <w:szCs w:val="28"/>
+        </w:rPr>
+        <w:t xml:space="preserve"> – it can make mistake and cause no harm by this. Therefore, it is something just like to assist or support – not targeting to serve as a main functionality but still useful in practice.</w:t>
+      </w:r>
+    </w:p>
+    <w:p>
+      <w:pPr>
+        <w:rPr>
+          <w:sz w:val="24"/>
+          <w:szCs w:val="28"/>
+        </w:rPr>
+      </w:pPr>
+      <w:r>
+        <w:rPr>
+          <w:sz w:val="24"/>
+          <w:szCs w:val="28"/>
+        </w:rPr>
+        <w:t xml:space="preserve">This is important as it drives </w:t>
+      </w:r>
+      <w:r>
+        <w:rPr>
+          <w:sz w:val="24"/>
+          <w:szCs w:val="28"/>
+        </w:rPr>
+        <w:t>decisions</w:t>
+      </w:r>
+      <w:r>
+        <w:rPr>
+          <w:sz w:val="24"/>
+          <w:szCs w:val="28"/>
+        </w:rPr>
+        <w:t xml:space="preserve"> and </w:t>
+      </w:r>
+      <w:r>
+        <w:rPr>
+          <w:sz w:val="24"/>
+          <w:szCs w:val="28"/>
+        </w:rPr>
+        <w:t>choices</w:t>
+      </w:r>
+      <w:r>
+        <w:rPr>
+          <w:sz w:val="24"/>
+          <w:szCs w:val="28"/>
+        </w:rPr>
+        <w:t xml:space="preserve"> related to the project scope, model architecture, algorithms, design, and more…</w:t>
+      </w:r>
+    </w:p>
+    <w:p/>
     <w:p>
       <w:pPr>
         <w:pStyle w:val="Heading1"/>
@@ -1469,348 +1779,30 @@
           <w:rFonts w:ascii="Century" w:hAnsi="Century"/>
           <w:color w:val="000000" w:themeColor="text1"/>
         </w:rPr>
+        <w:t>Methodologies</w:t>
+      </w:r>
+    </w:p>
+    <w:p>
+      <w:pPr>
+        <w:pStyle w:val="Heading1"/>
+        <w:numPr>
+          <w:ilvl w:val="0"/>
+          <w:numId w:val="15"/>
+        </w:numPr>
+        <w:ind w:left="450" w:hanging="450"/>
+        <w:rPr>
+          <w:rFonts w:ascii="Century" w:hAnsi="Century"/>
+          <w:color w:val="000000" w:themeColor="text1"/>
+        </w:rPr>
+      </w:pPr>
+      <w:r>
+        <w:rPr>
+          <w:rFonts w:ascii="Century" w:hAnsi="Century"/>
+          <w:color w:val="000000" w:themeColor="text1"/>
+        </w:rPr>
         <w:t>Collecting data, building datasets and Inputs/Outputs</w:t>
       </w:r>
     </w:p>
-    <w:tbl>
-      <w:tblPr>
-        <w:tblStyle w:val="TableGrid"/>
-        <w:tblW w:w="0" w:type="auto"/>
-        <w:jc w:val="center"/>
-        <w:tblLook w:val="04A0" w:firstRow="1" w:lastRow="0" w:firstColumn="1" w:lastColumn="0" w:noHBand="0" w:noVBand="1"/>
-      </w:tblPr>
-      <w:tblGrid>
-        <w:gridCol w:w="1916"/>
-        <w:gridCol w:w="2890"/>
-        <w:gridCol w:w="4430"/>
-      </w:tblGrid>
-      <w:tr>
-        <w:trPr>
-          <w:jc w:val="center"/>
-        </w:trPr>
-        <w:tc>
-          <w:tcPr>
-            <w:tcW w:w="1916" w:type="dxa"/>
-            <w:shd w:val="clear" w:color="auto" w:fill="EDEDED"/>
-          </w:tcPr>
-          <w:p>
-            <w:pPr>
-              <w:spacing w:after="40"/>
-              <w:jc w:val="both"/>
-              <w:rPr>
-                <w:sz w:val="24"/>
-                <w:szCs w:val="28"/>
-              </w:rPr>
-            </w:pPr>
-            <w:r>
-              <w:rPr>
-                <w:b/>
-                <w:sz w:val="22"/>
-                <w:szCs w:val="28"/>
-              </w:rPr>
-              <w:t>Layer</w:t>
-            </w:r>
-          </w:p>
-        </w:tc>
-        <w:tc>
-          <w:tcPr>
-            <w:tcW w:w="2890" w:type="dxa"/>
-            <w:shd w:val="clear" w:color="auto" w:fill="EDEDED"/>
-          </w:tcPr>
-          <w:p>
-            <w:pPr>
-              <w:spacing w:after="40"/>
-              <w:jc w:val="both"/>
-              <w:rPr>
-                <w:sz w:val="24"/>
-                <w:szCs w:val="28"/>
-              </w:rPr>
-            </w:pPr>
-            <w:r>
-              <w:rPr>
-                <w:b/>
-                <w:sz w:val="22"/>
-                <w:szCs w:val="28"/>
-              </w:rPr>
-              <w:t>Description</w:t>
-            </w:r>
-          </w:p>
-        </w:tc>
-        <w:tc>
-          <w:tcPr>
-            <w:tcW w:w="4430" w:type="dxa"/>
-            <w:shd w:val="clear" w:color="auto" w:fill="EDEDED"/>
-          </w:tcPr>
-          <w:p>
-            <w:pPr>
-              <w:spacing w:after="40"/>
-              <w:jc w:val="both"/>
-              <w:rPr>
-                <w:sz w:val="24"/>
-                <w:szCs w:val="28"/>
-              </w:rPr>
-            </w:pPr>
-            <w:r>
-              <w:rPr>
-                <w:b/>
-                <w:sz w:val="22"/>
-                <w:szCs w:val="28"/>
-              </w:rPr>
-              <w:t>Note</w:t>
-            </w:r>
-          </w:p>
-        </w:tc>
-      </w:tr>
-      <w:tr>
-        <w:trPr>
-          <w:jc w:val="center"/>
-        </w:trPr>
-        <w:tc>
-          <w:tcPr>
-            <w:tcW w:w="1916" w:type="dxa"/>
-          </w:tcPr>
-          <w:p>
-            <w:pPr>
-              <w:spacing w:after="40"/>
-              <w:jc w:val="both"/>
-              <w:rPr>
-                <w:sz w:val="24"/>
-                <w:szCs w:val="28"/>
-              </w:rPr>
-            </w:pPr>
-            <w:r>
-              <w:rPr>
-                <w:sz w:val="22"/>
-                <w:szCs w:val="28"/>
-              </w:rPr>
-              <w:t>Raw inputs</w:t>
-            </w:r>
-            <w:r>
-              <w:rPr>
-                <w:sz w:val="22"/>
-                <w:szCs w:val="28"/>
-              </w:rPr>
-              <w:t xml:space="preserve"> collected from multiple sources</w:t>
-            </w:r>
-          </w:p>
-        </w:tc>
-        <w:tc>
-          <w:tcPr>
-            <w:tcW w:w="2890" w:type="dxa"/>
-          </w:tcPr>
-          <w:p>
-            <w:pPr>
-              <w:spacing w:after="40"/>
-              <w:jc w:val="both"/>
-              <w:rPr>
-                <w:sz w:val="24"/>
-                <w:szCs w:val="28"/>
-              </w:rPr>
-            </w:pPr>
-          </w:p>
-        </w:tc>
-        <w:tc>
-          <w:tcPr>
-            <w:tcW w:w="4430" w:type="dxa"/>
-          </w:tcPr>
-          <w:p>
-            <w:pPr>
-              <w:spacing w:after="40"/>
-              <w:jc w:val="both"/>
-              <w:rPr>
-                <w:sz w:val="24"/>
-                <w:szCs w:val="28"/>
-              </w:rPr>
-            </w:pPr>
-          </w:p>
-        </w:tc>
-      </w:tr>
-      <w:tr>
-        <w:trPr>
-          <w:jc w:val="center"/>
-        </w:trPr>
-        <w:tc>
-          <w:tcPr>
-            <w:tcW w:w="1916" w:type="dxa"/>
-          </w:tcPr>
-          <w:p>
-            <w:pPr>
-              <w:spacing w:after="40"/>
-              <w:jc w:val="both"/>
-              <w:rPr>
-                <w:sz w:val="24"/>
-                <w:szCs w:val="28"/>
-              </w:rPr>
-            </w:pPr>
-            <w:r>
-              <w:rPr>
-                <w:sz w:val="24"/>
-                <w:szCs w:val="28"/>
-              </w:rPr>
-              <w:t>Preprocess and build the consumed-ready datasets for model training and evaluation</w:t>
-            </w:r>
-          </w:p>
-        </w:tc>
-        <w:tc>
-          <w:tcPr>
-            <w:tcW w:w="2890" w:type="dxa"/>
-          </w:tcPr>
-          <w:p>
-            <w:pPr>
-              <w:spacing w:after="40"/>
-              <w:jc w:val="both"/>
-              <w:rPr>
-                <w:sz w:val="24"/>
-                <w:szCs w:val="28"/>
-              </w:rPr>
-            </w:pPr>
-          </w:p>
-        </w:tc>
-        <w:tc>
-          <w:tcPr>
-            <w:tcW w:w="4430" w:type="dxa"/>
-          </w:tcPr>
-          <w:p>
-            <w:pPr>
-              <w:spacing w:after="40"/>
-              <w:jc w:val="both"/>
-              <w:rPr>
-                <w:sz w:val="24"/>
-                <w:szCs w:val="28"/>
-              </w:rPr>
-            </w:pPr>
-          </w:p>
-        </w:tc>
-      </w:tr>
-      <w:tr>
-        <w:trPr>
-          <w:jc w:val="center"/>
-        </w:trPr>
-        <w:tc>
-          <w:tcPr>
-            <w:tcW w:w="1916" w:type="dxa"/>
-          </w:tcPr>
-          <w:p>
-            <w:pPr>
-              <w:spacing w:after="40"/>
-              <w:jc w:val="both"/>
-              <w:rPr>
-                <w:sz w:val="24"/>
-                <w:szCs w:val="28"/>
-              </w:rPr>
-            </w:pPr>
-            <w:r>
-              <w:rPr>
-                <w:sz w:val="24"/>
-                <w:szCs w:val="28"/>
-              </w:rPr>
-              <w:t>Training &amp; evaluation</w:t>
-            </w:r>
-          </w:p>
-        </w:tc>
-        <w:tc>
-          <w:tcPr>
-            <w:tcW w:w="2890" w:type="dxa"/>
-          </w:tcPr>
-          <w:p>
-            <w:pPr>
-              <w:spacing w:after="40"/>
-              <w:jc w:val="both"/>
-              <w:rPr>
-                <w:sz w:val="24"/>
-                <w:szCs w:val="28"/>
-              </w:rPr>
-            </w:pPr>
-          </w:p>
-        </w:tc>
-        <w:tc>
-          <w:tcPr>
-            <w:tcW w:w="4430" w:type="dxa"/>
-          </w:tcPr>
-          <w:p>
-            <w:pPr>
-              <w:spacing w:after="40"/>
-              <w:jc w:val="both"/>
-              <w:rPr>
-                <w:sz w:val="24"/>
-                <w:szCs w:val="28"/>
-              </w:rPr>
-            </w:pPr>
-          </w:p>
-        </w:tc>
-      </w:tr>
-      <w:tr>
-        <w:trPr>
-          <w:jc w:val="center"/>
-        </w:trPr>
-        <w:tc>
-          <w:tcPr>
-            <w:tcW w:w="1916" w:type="dxa"/>
-          </w:tcPr>
-          <w:p>
-            <w:pPr>
-              <w:spacing w:after="40"/>
-              <w:jc w:val="both"/>
-              <w:rPr>
-                <w:sz w:val="24"/>
-                <w:szCs w:val="28"/>
-              </w:rPr>
-            </w:pPr>
-            <w:r>
-              <w:rPr>
-                <w:sz w:val="22"/>
-                <w:szCs w:val="28"/>
-              </w:rPr>
-              <w:t>Demo layer</w:t>
-            </w:r>
-          </w:p>
-        </w:tc>
-        <w:tc>
-          <w:tcPr>
-            <w:tcW w:w="2890" w:type="dxa"/>
-          </w:tcPr>
-          <w:p>
-            <w:pPr>
-              <w:spacing w:after="40"/>
-              <w:jc w:val="both"/>
-              <w:rPr>
-                <w:sz w:val="24"/>
-                <w:szCs w:val="28"/>
-              </w:rPr>
-            </w:pPr>
-            <w:r>
-              <w:rPr>
-                <w:sz w:val="22"/>
-                <w:szCs w:val="28"/>
-              </w:rPr>
-              <w:t>Consumer app</w:t>
-            </w:r>
-            <w:r>
-              <w:rPr>
-                <w:sz w:val="22"/>
-                <w:szCs w:val="28"/>
-              </w:rPr>
-              <w:t xml:space="preserve"> – model inference</w:t>
-            </w:r>
-          </w:p>
-        </w:tc>
-        <w:tc>
-          <w:tcPr>
-            <w:tcW w:w="4430" w:type="dxa"/>
-          </w:tcPr>
-          <w:p>
-            <w:pPr>
-              <w:spacing w:after="40"/>
-              <w:jc w:val="both"/>
-              <w:rPr>
-                <w:sz w:val="24"/>
-                <w:szCs w:val="28"/>
-              </w:rPr>
-            </w:pPr>
-          </w:p>
-        </w:tc>
-      </w:tr>
-    </w:tbl>
     <w:p>
       <w:pPr>
         <w:pStyle w:val="Heading1"/>

--- a/docs/final-project-reports/Project_Report.docx
+++ b/docs/final-project-reports/Project_Report.docx
@@ -44,9 +44,8 @@
           <w:sz w:val="28"/>
           <w:szCs w:val="28"/>
         </w:rPr>
-        <w:t xml:space="preserve">Nguyễn </w:t>
-      </w:r>
-      <w:proofErr w:type="spellStart"/>
+        <w:t>Nguyễn Sỹ Hùng</w:t>
+      </w:r>
       <w:r>
         <w:rPr>
           <w:rFonts w:cs="Times New Roman"/>
@@ -54,10 +53,10 @@
           <w:bCs/>
           <w:sz w:val="28"/>
           <w:szCs w:val="28"/>
-        </w:rPr>
-        <w:t>Sỹ</w:t>
-      </w:r>
-      <w:proofErr w:type="spellEnd"/>
+          <w:lang w:val="vi-VN"/>
+        </w:rPr>
+        <w:t xml:space="preserve"> </w:t>
+      </w:r>
       <w:r>
         <w:rPr>
           <w:rFonts w:cs="Times New Roman"/>
@@ -65,8 +64,9 @@
           <w:bCs/>
           <w:sz w:val="28"/>
           <w:szCs w:val="28"/>
-        </w:rPr>
-        <w:t xml:space="preserve"> Hùng</w:t>
+          <w:lang w:val="vi-VN"/>
+        </w:rPr>
+        <w:t>(</w:t>
       </w:r>
       <w:r>
         <w:rPr>
@@ -77,7 +77,7 @@
           <w:szCs w:val="28"/>
           <w:lang w:val="vi-VN"/>
         </w:rPr>
-        <w:t xml:space="preserve"> </w:t>
+        <w:t>25MSA33055</w:t>
       </w:r>
       <w:r>
         <w:rPr>
@@ -88,28 +88,6 @@
           <w:szCs w:val="28"/>
           <w:lang w:val="vi-VN"/>
         </w:rPr>
-        <w:t>(</w:t>
-      </w:r>
-      <w:r>
-        <w:rPr>
-          <w:rFonts w:cs="Times New Roman"/>
-          <w:b/>
-          <w:bCs/>
-          <w:sz w:val="28"/>
-          <w:szCs w:val="28"/>
-          <w:lang w:val="vi-VN"/>
-        </w:rPr>
-        <w:t>25MSA33055</w:t>
-      </w:r>
-      <w:r>
-        <w:rPr>
-          <w:rFonts w:cs="Times New Roman"/>
-          <w:b/>
-          <w:bCs/>
-          <w:sz w:val="28"/>
-          <w:szCs w:val="28"/>
-          <w:lang w:val="vi-VN"/>
-        </w:rPr>
         <w:t xml:space="preserve">) </w:t>
       </w:r>
     </w:p>
@@ -158,9 +136,78 @@
           <w:sz w:val="24"/>
           <w:szCs w:val="32"/>
         </w:rPr>
-        <w:t xml:space="preserve">Nguyen </w:t>
-      </w:r>
-      <w:proofErr w:type="spellStart"/>
+        <w:t>Nguyen Thi Kim Truc</w:t>
+      </w:r>
+    </w:p>
+    <w:p>
+      <w:pPr>
+        <w:spacing w:after="200"/>
+        <w:jc w:val="both"/>
+        <w:rPr>
+          <w:rFonts w:cs="Times New Roman"/>
+          <w:sz w:val="24"/>
+          <w:szCs w:val="28"/>
+        </w:rPr>
+      </w:pPr>
+      <w:r>
+        <w:rPr>
+          <w:rFonts w:cs="Times New Roman"/>
+          <w:b/>
+          <w:sz w:val="24"/>
+          <w:szCs w:val="28"/>
+        </w:rPr>
+        <w:t>Abstract</w:t>
+      </w:r>
+      <w:r>
+        <w:rPr>
+          <w:rFonts w:cs="Times New Roman"/>
+          <w:b/>
+          <w:sz w:val="24"/>
+          <w:szCs w:val="28"/>
+        </w:rPr>
+        <w:t>.</w:t>
+      </w:r>
+      <w:r>
+        <w:rPr>
+          <w:rFonts w:cs="Times New Roman"/>
+          <w:b/>
+          <w:sz w:val="24"/>
+          <w:szCs w:val="28"/>
+        </w:rPr>
+        <w:t xml:space="preserve"> </w:t>
+      </w:r>
+      <w:r>
+        <w:rPr>
+          <w:rFonts w:cs="Times New Roman"/>
+          <w:sz w:val="24"/>
+          <w:szCs w:val="28"/>
+        </w:rPr>
+        <w:t xml:space="preserve">This report presents </w:t>
+      </w:r>
+      <w:r>
+        <w:rPr>
+          <w:rFonts w:cs="Times New Roman"/>
+          <w:sz w:val="24"/>
+          <w:szCs w:val="28"/>
+        </w:rPr>
+        <w:t xml:space="preserve">my </w:t>
+      </w:r>
+      <w:r>
+        <w:rPr>
+          <w:rFonts w:cs="Times New Roman"/>
+          <w:sz w:val="24"/>
+          <w:szCs w:val="28"/>
+        </w:rPr>
+        <w:t>final</w:t>
+      </w:r>
+      <w:r>
+        <w:rPr>
+          <w:rFonts w:cs="Times New Roman"/>
+          <w:sz w:val="24"/>
+          <w:szCs w:val="28"/>
+        </w:rPr>
+        <w:t xml:space="preserve"> project for the </w:t>
+      </w:r>
       <w:r>
         <w:rPr>
           <w:rFonts w:cs="Times New Roman"/>
@@ -168,9 +215,8 @@
           <w:sz w:val="24"/>
           <w:szCs w:val="32"/>
         </w:rPr>
-        <w:t>Thi</w:t>
-      </w:r>
-      <w:proofErr w:type="spellEnd"/>
+        <w:t xml:space="preserve">Machine Learning 1 </w:t>
+      </w:r>
       <w:r>
         <w:rPr>
           <w:rFonts w:cs="Times New Roman"/>
@@ -178,7 +224,15 @@
           <w:sz w:val="24"/>
           <w:szCs w:val="32"/>
         </w:rPr>
-        <w:t xml:space="preserve"> Kim Truc</w:t>
+        <w:t>course</w:t>
+      </w:r>
+      <w:r>
+        <w:rPr>
+          <w:rFonts w:cs="Times New Roman"/>
+          <w:sz w:val="24"/>
+          <w:szCs w:val="28"/>
+        </w:rPr>
+        <w:t>.</w:t>
       </w:r>
     </w:p>
     <w:p>
@@ -194,132 +248,18 @@
       <w:r>
         <w:rPr>
           <w:rFonts w:cs="Times New Roman"/>
-          <w:b/>
-          <w:sz w:val="24"/>
-          <w:szCs w:val="28"/>
-        </w:rPr>
-        <w:t>Abstract</w:t>
+          <w:sz w:val="24"/>
+          <w:szCs w:val="28"/>
+        </w:rPr>
+        <w:t>T</w:t>
       </w:r>
       <w:r>
         <w:rPr>
           <w:rFonts w:cs="Times New Roman"/>
-          <w:b/>
-          <w:sz w:val="24"/>
-          <w:szCs w:val="28"/>
-        </w:rPr>
-        <w:t>.</w:t>
-      </w:r>
-      <w:r>
-        <w:rPr>
-          <w:rFonts w:cs="Times New Roman"/>
-          <w:b/>
-          <w:sz w:val="24"/>
-          <w:szCs w:val="28"/>
-        </w:rPr>
-        <w:t xml:space="preserve"> </w:t>
-      </w:r>
-      <w:r>
-        <w:rPr>
-          <w:rFonts w:cs="Times New Roman"/>
-          <w:sz w:val="24"/>
-          <w:szCs w:val="28"/>
-        </w:rPr>
-        <w:t xml:space="preserve">This report presents </w:t>
-      </w:r>
-      <w:r>
-        <w:rPr>
-          <w:rFonts w:cs="Times New Roman"/>
-          <w:sz w:val="24"/>
-          <w:szCs w:val="28"/>
-        </w:rPr>
-        <w:t xml:space="preserve">my </w:t>
-      </w:r>
-      <w:r>
-        <w:rPr>
-          <w:rFonts w:cs="Times New Roman"/>
-          <w:sz w:val="24"/>
-          <w:szCs w:val="28"/>
-        </w:rPr>
-        <w:t>final</w:t>
-      </w:r>
-      <w:r>
-        <w:rPr>
-          <w:rFonts w:cs="Times New Roman"/>
-          <w:sz w:val="24"/>
-          <w:szCs w:val="28"/>
-        </w:rPr>
-        <w:t xml:space="preserve"> project for the </w:t>
-      </w:r>
-      <w:r>
-        <w:rPr>
-          <w:rFonts w:cs="Times New Roman"/>
-          <w:i/>
-          <w:sz w:val="24"/>
-          <w:szCs w:val="32"/>
-        </w:rPr>
-        <w:t xml:space="preserve">Machine Learning 1 </w:t>
-      </w:r>
-      <w:r>
-        <w:rPr>
-          <w:rFonts w:cs="Times New Roman"/>
-          <w:i/>
-          <w:sz w:val="24"/>
-          <w:szCs w:val="32"/>
-        </w:rPr>
-        <w:t>course</w:t>
-      </w:r>
-      <w:r>
-        <w:rPr>
-          <w:rFonts w:cs="Times New Roman"/>
-          <w:sz w:val="24"/>
-          <w:szCs w:val="28"/>
-        </w:rPr>
-        <w:t>.</w:t>
-      </w:r>
-    </w:p>
-    <w:p>
-      <w:pPr>
-        <w:spacing w:after="200"/>
-        <w:jc w:val="both"/>
-        <w:rPr>
-          <w:rFonts w:cs="Times New Roman"/>
-          <w:sz w:val="24"/>
-          <w:szCs w:val="28"/>
-        </w:rPr>
-      </w:pPr>
-      <w:r>
-        <w:rPr>
-          <w:rFonts w:cs="Times New Roman"/>
-          <w:sz w:val="24"/>
-          <w:szCs w:val="28"/>
-        </w:rPr>
-        <w:t>T</w:t>
-      </w:r>
-      <w:r>
-        <w:rPr>
-          <w:rFonts w:cs="Times New Roman"/>
-          <w:sz w:val="24"/>
-          <w:szCs w:val="28"/>
-        </w:rPr>
-        <w:t xml:space="preserve">he project established a comparation between the solutions:  1) MFCC + CNN baseline vs 2) </w:t>
-      </w:r>
-      <w:proofErr w:type="spellStart"/>
-      <w:r>
-        <w:rPr>
-          <w:rFonts w:cs="Times New Roman"/>
-          <w:sz w:val="24"/>
-          <w:szCs w:val="28"/>
-        </w:rPr>
-        <w:t>LogMel</w:t>
-      </w:r>
-      <w:proofErr w:type="spellEnd"/>
-      <w:r>
-        <w:rPr>
-          <w:rFonts w:cs="Times New Roman"/>
-          <w:sz w:val="24"/>
-          <w:szCs w:val="28"/>
-        </w:rPr>
-        <w:t xml:space="preserve"> + CNN baseline – which actually compare</w:t>
+          <w:sz w:val="24"/>
+          <w:szCs w:val="28"/>
+        </w:rPr>
+        <w:t>he project established a comparation between the solutions:  1) MFCC + CNN baseline vs 2) LogMel + CNN baseline – which actually compare</w:t>
       </w:r>
       <w:r>
         <w:rPr>
@@ -493,6 +433,7 @@
         <w:rPr>
           <w:sz w:val="24"/>
           <w:szCs w:val="28"/>
+          <w:lang w:val="vi-VN"/>
         </w:rPr>
       </w:pPr>
       <w:r>
@@ -585,39 +526,7 @@
           <w:sz w:val="24"/>
           <w:szCs w:val="28"/>
         </w:rPr>
-        <w:t xml:space="preserve"> The project is </w:t>
-      </w:r>
-      <w:proofErr w:type="gramStart"/>
-      <w:r>
-        <w:rPr>
-          <w:sz w:val="24"/>
-          <w:szCs w:val="28"/>
-        </w:rPr>
-        <w:t>explore</w:t>
-      </w:r>
-      <w:proofErr w:type="gramEnd"/>
-      <w:r>
-        <w:rPr>
-          <w:sz w:val="24"/>
-          <w:szCs w:val="28"/>
-        </w:rPr>
-        <w:t xml:space="preserve"> how good/bad and easy/difficult to adopt deep </w:t>
-      </w:r>
-      <w:proofErr w:type="gramStart"/>
-      <w:r>
-        <w:rPr>
-          <w:sz w:val="24"/>
-          <w:szCs w:val="28"/>
-        </w:rPr>
-        <w:t>learning ,</w:t>
-      </w:r>
-      <w:proofErr w:type="gramEnd"/>
-      <w:r>
-        <w:rPr>
-          <w:sz w:val="24"/>
-          <w:szCs w:val="28"/>
-        </w:rPr>
-        <w:t xml:space="preserve"> more specifically a small deep neural network model</w:t>
+        <w:t xml:space="preserve"> The project is explore how good/bad and easy/difficult to adopt deep learning , more specifically a small deep neural network model</w:t>
       </w:r>
     </w:p>
     <w:p>
@@ -626,6 +535,7 @@
         <w:rPr>
           <w:sz w:val="24"/>
           <w:szCs w:val="28"/>
+          <w:lang w:val="vi-VN"/>
         </w:rPr>
       </w:pPr>
     </w:p>
@@ -633,6 +543,94 @@
       <w:pPr>
         <w:jc w:val="both"/>
         <w:rPr>
+          <w:sz w:val="24"/>
+          <w:szCs w:val="28"/>
+          <w:highlight w:val="yellow"/>
+          <w:lang w:val="vi-VN"/>
+        </w:rPr>
+      </w:pPr>
+      <w:r>
+        <w:rPr>
+          <w:sz w:val="24"/>
+          <w:szCs w:val="28"/>
+          <w:highlight w:val="yellow"/>
+          <w:lang w:val="vi-VN"/>
+        </w:rPr>
+        <w:t xml:space="preserve">Project này mục đích là để bản thân khám phá các kiến trúc mô hình, áp dụng các kiến thức đã học và tự nghiên cưu, áp dụng vào 1 bài toán thực tế trong phạm vi giới hạn của môn học – mục đích chưa phải để công bố một công trình nghiên cứu, thực nghiệm ra thế giới, mà mục đích chính vẫn là qua dự án, nhờ vận dụng kiến thức được học, giúp khám phá, hiểu sâu hơn... </w:t>
+      </w:r>
+    </w:p>
+    <w:p>
+      <w:pPr>
+        <w:jc w:val="both"/>
+        <w:rPr>
+          <w:sz w:val="24"/>
+          <w:szCs w:val="28"/>
+          <w:lang w:val="vi-VN"/>
+        </w:rPr>
+      </w:pPr>
+      <w:r>
+        <w:rPr>
+          <w:sz w:val="24"/>
+          <w:szCs w:val="28"/>
+          <w:highlight w:val="yellow"/>
+          <w:lang w:val="vi-VN"/>
+        </w:rPr>
+        <w:t>Do đó, xuất phát từ model kiến trúc baseline cho kèm với dataset FMA,.. cải tiến, tiến hóa lên chút   - (chưa phải một cái architecutre hoàn toàn khác)</w:t>
+      </w:r>
+      <w:r>
+        <w:rPr>
+          <w:sz w:val="24"/>
+          <w:szCs w:val="28"/>
+          <w:lang w:val="vi-VN"/>
+        </w:rPr>
+        <w:t xml:space="preserve"> -&gt; cho nên version v2_2 mang hình thái của kiến trúc AlexNet </w:t>
+      </w:r>
+      <w:r>
+        <w:rPr>
+          <w:sz w:val="24"/>
+          <w:szCs w:val="28"/>
+          <w:lang w:val="vi-VN"/>
+        </w:rPr>
+        <w:sym w:font="Wingdings" w:char="F0E0"/>
+      </w:r>
+      <w:r>
+        <w:rPr>
+          <w:sz w:val="24"/>
+          <w:szCs w:val="28"/>
+          <w:lang w:val="vi-VN"/>
+        </w:rPr>
+        <w:t xml:space="preserve"> VGG (dừng ở đây)  </w:t>
+      </w:r>
+      <w:r>
+        <w:rPr>
+          <w:sz w:val="24"/>
+          <w:szCs w:val="28"/>
+          <w:lang w:val="vi-VN"/>
+        </w:rPr>
+        <w:sym w:font="Wingdings" w:char="F0E0"/>
+      </w:r>
+      <w:r>
+        <w:rPr>
+          <w:sz w:val="24"/>
+          <w:szCs w:val="28"/>
+          <w:lang w:val="vi-VN"/>
+        </w:rPr>
+        <w:t xml:space="preserve"> Nhưng tương lai có thể thử nghiệm với ResNet</w:t>
+      </w:r>
+    </w:p>
+    <w:p>
+      <w:pPr>
+        <w:jc w:val="both"/>
+        <w:rPr>
+          <w:sz w:val="24"/>
+          <w:szCs w:val="28"/>
+        </w:rPr>
+      </w:pPr>
+    </w:p>
+    <w:p>
+      <w:pPr>
+        <w:jc w:val="both"/>
+        <w:rPr>
           <w:b/>
           <w:bCs/>
           <w:sz w:val="24"/>
@@ -784,23 +782,13 @@
         </w:rPr>
         <w:t xml:space="preserve">2) </w:t>
       </w:r>
-      <w:proofErr w:type="spellStart"/>
       <w:r>
         <w:rPr>
           <w:rFonts w:cs="Times New Roman"/>
           <w:sz w:val="24"/>
           <w:szCs w:val="28"/>
         </w:rPr>
-        <w:t>LogMel</w:t>
-      </w:r>
-      <w:proofErr w:type="spellEnd"/>
-      <w:r>
-        <w:rPr>
-          <w:rFonts w:cs="Times New Roman"/>
-          <w:sz w:val="24"/>
-          <w:szCs w:val="28"/>
-        </w:rPr>
-        <w:t xml:space="preserve"> + CNN baseline</w:t>
+        <w:t>LogMel + CNN baseline</w:t>
       </w:r>
       <w:r>
         <w:rPr>
@@ -856,23 +844,13 @@
         </w:rPr>
         <w:t xml:space="preserve"> production-like “</w:t>
       </w:r>
-      <w:proofErr w:type="spellStart"/>
       <w:r>
         <w:rPr>
           <w:rFonts w:cs="Times New Roman"/>
           <w:sz w:val="24"/>
           <w:szCs w:val="28"/>
         </w:rPr>
-        <w:t>LogMel</w:t>
-      </w:r>
-      <w:proofErr w:type="spellEnd"/>
-      <w:r>
-        <w:rPr>
-          <w:rFonts w:cs="Times New Roman"/>
-          <w:sz w:val="24"/>
-          <w:szCs w:val="28"/>
-        </w:rPr>
-        <w:t xml:space="preserve"> </w:t>
+        <w:t xml:space="preserve">LogMel </w:t>
       </w:r>
       <w:r>
         <w:rPr>
@@ -947,25 +925,23 @@
           <w:sz w:val="24"/>
           <w:szCs w:val="28"/>
         </w:rPr>
-        <w:t xml:space="preserve">the </w:t>
-      </w:r>
-      <w:proofErr w:type="spellStart"/>
+        <w:t>the LogMel</w:t>
+      </w:r>
       <w:r>
         <w:rPr>
           <w:rFonts w:cs="Times New Roman"/>
           <w:sz w:val="24"/>
           <w:szCs w:val="28"/>
         </w:rPr>
-        <w:t>LogMel</w:t>
-      </w:r>
-      <w:proofErr w:type="spellEnd"/>
+        <w:t xml:space="preserve"> + CNN baseline</w:t>
+      </w:r>
       <w:r>
         <w:rPr>
           <w:rFonts w:cs="Times New Roman"/>
           <w:sz w:val="24"/>
           <w:szCs w:val="28"/>
         </w:rPr>
-        <w:t xml:space="preserve"> + CNN baseline</w:t>
+        <w:t xml:space="preserve">; and b) the </w:t>
       </w:r>
       <w:r>
         <w:rPr>
@@ -973,51 +949,23 @@
           <w:sz w:val="24"/>
           <w:szCs w:val="28"/>
         </w:rPr>
-        <w:t xml:space="preserve">; and b) the </w:t>
-      </w:r>
-      <w:proofErr w:type="spellStart"/>
+        <w:t>LogMel + CNN baseline</w:t>
+      </w:r>
       <w:r>
         <w:rPr>
           <w:rFonts w:cs="Times New Roman"/>
           <w:sz w:val="24"/>
           <w:szCs w:val="28"/>
         </w:rPr>
-        <w:t>LogMel</w:t>
-      </w:r>
-      <w:proofErr w:type="spellEnd"/>
+        <w:t xml:space="preserve"> vs the production-like </w:t>
+      </w:r>
       <w:r>
         <w:rPr>
           <w:rFonts w:cs="Times New Roman"/>
           <w:sz w:val="24"/>
           <w:szCs w:val="28"/>
         </w:rPr>
-        <w:t xml:space="preserve"> + CNN baseline</w:t>
-      </w:r>
-      <w:r>
-        <w:rPr>
-          <w:rFonts w:cs="Times New Roman"/>
-          <w:sz w:val="24"/>
-          <w:szCs w:val="28"/>
-        </w:rPr>
-        <w:t xml:space="preserve"> vs the production-like </w:t>
-      </w:r>
-      <w:proofErr w:type="spellStart"/>
-      <w:r>
-        <w:rPr>
-          <w:rFonts w:cs="Times New Roman"/>
-          <w:sz w:val="24"/>
-          <w:szCs w:val="28"/>
-        </w:rPr>
-        <w:t>LogMel</w:t>
-      </w:r>
-      <w:proofErr w:type="spellEnd"/>
-      <w:r>
-        <w:rPr>
-          <w:rFonts w:cs="Times New Roman"/>
-          <w:sz w:val="24"/>
-          <w:szCs w:val="28"/>
-        </w:rPr>
-        <w:t xml:space="preserve"> + CNN</w:t>
+        <w:t>LogMel + CNN</w:t>
       </w:r>
       <w:r>
         <w:rPr>
@@ -1060,23 +1008,21 @@
         </w:rPr>
         <w:t>production-like “</w:t>
       </w:r>
-      <w:proofErr w:type="spellStart"/>
       <w:r>
         <w:rPr>
           <w:rFonts w:cs="Times New Roman"/>
           <w:sz w:val="24"/>
           <w:szCs w:val="28"/>
         </w:rPr>
-        <w:t>LogMel</w:t>
-      </w:r>
-      <w:proofErr w:type="spellEnd"/>
+        <w:t xml:space="preserve">LogMel </w:t>
+      </w:r>
       <w:r>
         <w:rPr>
           <w:rFonts w:cs="Times New Roman"/>
           <w:sz w:val="24"/>
           <w:szCs w:val="28"/>
         </w:rPr>
-        <w:t xml:space="preserve"> </w:t>
+        <w:sym w:font="Wingdings" w:char="F0E0"/>
       </w:r>
       <w:r>
         <w:rPr>
@@ -1084,7 +1030,7 @@
           <w:sz w:val="24"/>
           <w:szCs w:val="28"/>
         </w:rPr>
-        <w:sym w:font="Wingdings" w:char="F0E0"/>
+        <w:t xml:space="preserve"> CNN</w:t>
       </w:r>
       <w:r>
         <w:rPr>
@@ -1092,33 +1038,7 @@
           <w:sz w:val="24"/>
           <w:szCs w:val="28"/>
         </w:rPr>
-        <w:t xml:space="preserve"> CNN</w:t>
-      </w:r>
-      <w:r>
-        <w:rPr>
-          <w:rFonts w:cs="Times New Roman"/>
-          <w:sz w:val="24"/>
-          <w:szCs w:val="28"/>
-        </w:rPr>
-        <w:t>” model that is potentially released to “market” (</w:t>
-      </w:r>
-      <w:proofErr w:type="spellStart"/>
-      <w:r>
-        <w:rPr>
-          <w:rFonts w:cs="Times New Roman"/>
-          <w:sz w:val="24"/>
-          <w:szCs w:val="28"/>
-        </w:rPr>
-        <w:t>i.e</w:t>
-      </w:r>
-      <w:proofErr w:type="spellEnd"/>
-      <w:r>
-        <w:rPr>
-          <w:rFonts w:cs="Times New Roman"/>
-          <w:sz w:val="24"/>
-          <w:szCs w:val="28"/>
-        </w:rPr>
-        <w:t xml:space="preserve"> using in production)</w:t>
+        <w:t>” model that is potentially released to “market” (i.e using in production)</w:t>
       </w:r>
     </w:p>
     <w:p>
@@ -1182,6 +1102,7 @@
           <w:sz w:val="24"/>
           <w:szCs w:val="28"/>
         </w:rPr>
+        <w:lastRenderedPageBreak/>
         <w:t>Deliverables</w:t>
       </w:r>
       <w:r>
@@ -1445,7 +1366,6 @@
           <w:sz w:val="24"/>
           <w:szCs w:val="28"/>
         </w:rPr>
-        <w:lastRenderedPageBreak/>
         <w:t xml:space="preserve">This is not a real project </w:t>
       </w:r>
       <w:r>
@@ -1700,14 +1620,7 @@
           <w:sz w:val="24"/>
           <w:szCs w:val="28"/>
         </w:rPr>
-        <w:t>The model Music Genres Classification supporting at least 8 popular and common g</w:t>
-      </w:r>
-      <w:r>
-        <w:rPr>
-          <w:sz w:val="24"/>
-          <w:szCs w:val="28"/>
-        </w:rPr>
-        <w:t>enres</w:t>
+        <w:t>The model Music Genres Classification supporting at least 8 popular and common genres</w:t>
       </w:r>
       <w:r>
         <w:rPr>
@@ -1729,35 +1642,7 @@
           <w:sz w:val="24"/>
           <w:szCs w:val="28"/>
         </w:rPr>
-        <w:t xml:space="preserve">This is important as it drives </w:t>
-      </w:r>
-      <w:r>
-        <w:rPr>
-          <w:sz w:val="24"/>
-          <w:szCs w:val="28"/>
-        </w:rPr>
-        <w:t>decisions</w:t>
-      </w:r>
-      <w:r>
-        <w:rPr>
-          <w:sz w:val="24"/>
-          <w:szCs w:val="28"/>
-        </w:rPr>
-        <w:t xml:space="preserve"> and </w:t>
-      </w:r>
-      <w:r>
-        <w:rPr>
-          <w:sz w:val="24"/>
-          <w:szCs w:val="28"/>
-        </w:rPr>
-        <w:t>choices</w:t>
-      </w:r>
-      <w:r>
-        <w:rPr>
-          <w:sz w:val="24"/>
-          <w:szCs w:val="28"/>
-        </w:rPr>
-        <w:t xml:space="preserve"> related to the project scope, model architecture, algorithms, design, and more…</w:t>
+        <w:t>This is important as it drives decisions and choices related to the project scope, model architecture, algorithms, design, and more…</w:t>
       </w:r>
     </w:p>
     <w:p/>

--- a/docs/final-project-reports/Project_Report.docx
+++ b/docs/final-project-reports/Project_Report.docx
@@ -20,7 +20,25 @@
           <w:sz w:val="36"/>
           <w:szCs w:val="24"/>
         </w:rPr>
-        <w:t>Deep Learning for Music Genre Prediction Using Log-Mel Spectrograms and CNNs</w:t>
+        <w:t xml:space="preserve">Deep Learning for Music Genre </w:t>
+      </w:r>
+      <w:r>
+        <w:rPr>
+          <w:rFonts w:cs="Times New Roman"/>
+          <w:b/>
+          <w:sz w:val="36"/>
+          <w:szCs w:val="24"/>
+        </w:rPr>
+        <w:t>Prediction</w:t>
+      </w:r>
+      <w:r>
+        <w:rPr>
+          <w:rFonts w:cs="Times New Roman"/>
+          <w:b/>
+          <w:sz w:val="36"/>
+          <w:szCs w:val="24"/>
+        </w:rPr>
+        <w:t xml:space="preserve"> Using Log-Mel Spectrograms and CNNs</w:t>
       </w:r>
     </w:p>
     <w:p>
@@ -44,7 +62,29 @@
           <w:sz w:val="28"/>
           <w:szCs w:val="28"/>
         </w:rPr>
-        <w:t>Nguyễn Sỹ Hùng</w:t>
+        <w:t xml:space="preserve">Nguyễn </w:t>
+      </w:r>
+      <w:proofErr w:type="spellStart"/>
+      <w:r>
+        <w:rPr>
+          <w:rFonts w:cs="Times New Roman"/>
+          <w:b/>
+          <w:bCs/>
+          <w:sz w:val="28"/>
+          <w:szCs w:val="28"/>
+        </w:rPr>
+        <w:t>Sỹ</w:t>
+      </w:r>
+      <w:proofErr w:type="spellEnd"/>
+      <w:r>
+        <w:rPr>
+          <w:rFonts w:cs="Times New Roman"/>
+          <w:b/>
+          <w:bCs/>
+          <w:sz w:val="28"/>
+          <w:szCs w:val="28"/>
+        </w:rPr>
+        <w:t xml:space="preserve"> Hùng</w:t>
       </w:r>
       <w:r>
         <w:rPr>
@@ -111,6 +151,7 @@
         </w:rPr>
         <w:t xml:space="preserve">Machine Learning 1 (MLE501.22), FSB </w:t>
       </w:r>
+      <w:proofErr w:type="gramStart"/>
       <w:r>
         <w:rPr>
           <w:rFonts w:cs="Times New Roman"/>
@@ -127,7 +168,7 @@
           <w:sz w:val="24"/>
           <w:szCs w:val="32"/>
         </w:rPr>
-        <w:t xml:space="preserve"> Instructor: PhD. </w:t>
+        <w:t xml:space="preserve"> </w:t>
       </w:r>
       <w:r>
         <w:rPr>
@@ -136,7 +177,55 @@
           <w:sz w:val="24"/>
           <w:szCs w:val="32"/>
         </w:rPr>
-        <w:t>Nguyen Thi Kim Truc</w:t>
+        <w:t xml:space="preserve"> L</w:t>
+      </w:r>
+      <w:r>
+        <w:rPr>
+          <w:rFonts w:cs="Times New Roman"/>
+          <w:i/>
+          <w:sz w:val="24"/>
+          <w:szCs w:val="32"/>
+        </w:rPr>
+        <w:t>ecturer</w:t>
+      </w:r>
+      <w:proofErr w:type="gramEnd"/>
+      <w:r>
+        <w:rPr>
+          <w:rFonts w:cs="Times New Roman"/>
+          <w:i/>
+          <w:sz w:val="24"/>
+          <w:szCs w:val="32"/>
+        </w:rPr>
+        <w:t xml:space="preserve">: PhD. </w:t>
+      </w:r>
+      <w:r>
+        <w:rPr>
+          <w:rFonts w:cs="Times New Roman"/>
+          <w:i/>
+          <w:sz w:val="24"/>
+          <w:szCs w:val="32"/>
+        </w:rPr>
+        <w:t xml:space="preserve">Nguyen </w:t>
+      </w:r>
+      <w:proofErr w:type="spellStart"/>
+      <w:r>
+        <w:rPr>
+          <w:rFonts w:cs="Times New Roman"/>
+          <w:i/>
+          <w:sz w:val="24"/>
+          <w:szCs w:val="32"/>
+        </w:rPr>
+        <w:t>Thi</w:t>
+      </w:r>
+      <w:proofErr w:type="spellEnd"/>
+      <w:r>
+        <w:rPr>
+          <w:rFonts w:cs="Times New Roman"/>
+          <w:i/>
+          <w:sz w:val="24"/>
+          <w:szCs w:val="32"/>
+        </w:rPr>
+        <w:t xml:space="preserve"> Kim Truc</w:t>
       </w:r>
     </w:p>
     <w:p>
@@ -259,7 +348,25 @@
           <w:sz w:val="24"/>
           <w:szCs w:val="28"/>
         </w:rPr>
-        <w:t>he project established a comparation between the solutions:  1) MFCC + CNN baseline vs 2) LogMel + CNN baseline – which actually compare</w:t>
+        <w:t xml:space="preserve">he project established a comparation between the solutions:  1) MFCC + CNN baseline vs 2) </w:t>
+      </w:r>
+      <w:proofErr w:type="spellStart"/>
+      <w:r>
+        <w:rPr>
+          <w:rFonts w:cs="Times New Roman"/>
+          <w:sz w:val="24"/>
+          <w:szCs w:val="28"/>
+        </w:rPr>
+        <w:t>LogMel</w:t>
+      </w:r>
+      <w:proofErr w:type="spellEnd"/>
+      <w:r>
+        <w:rPr>
+          <w:rFonts w:cs="Times New Roman"/>
+          <w:sz w:val="24"/>
+          <w:szCs w:val="28"/>
+        </w:rPr>
+        <w:t xml:space="preserve"> + CNN baseline – which actually compare</w:t>
       </w:r>
       <w:r>
         <w:rPr>
@@ -429,208 +536,15 @@
     </w:p>
     <w:p>
       <w:pPr>
+        <w:pStyle w:val="ListParagraph"/>
+        <w:numPr>
+          <w:ilvl w:val="0"/>
+          <w:numId w:val="19"/>
+        </w:numPr>
+        <w:spacing w:after="200"/>
         <w:jc w:val="both"/>
         <w:rPr>
-          <w:sz w:val="24"/>
-          <w:szCs w:val="28"/>
-          <w:lang w:val="vi-VN"/>
-        </w:rPr>
-      </w:pPr>
-      <w:r>
-        <w:rPr>
-          <w:bCs/>
-          <w:sz w:val="24"/>
-          <w:szCs w:val="28"/>
-        </w:rPr>
-        <w:t xml:space="preserve">The </w:t>
-      </w:r>
-      <w:r>
-        <w:rPr>
-          <w:sz w:val="24"/>
-          <w:szCs w:val="28"/>
-        </w:rPr>
-        <w:t>project appl</w:t>
-      </w:r>
-      <w:r>
-        <w:rPr>
-          <w:sz w:val="24"/>
-          <w:szCs w:val="28"/>
-        </w:rPr>
-        <w:t>ie</w:t>
-      </w:r>
-      <w:r>
-        <w:rPr>
-          <w:sz w:val="24"/>
-          <w:szCs w:val="28"/>
-        </w:rPr>
-        <w:t>s</w:t>
-      </w:r>
-      <w:r>
-        <w:rPr>
-          <w:sz w:val="24"/>
-          <w:szCs w:val="28"/>
-        </w:rPr>
-        <w:t xml:space="preserve"> data mining</w:t>
-      </w:r>
-      <w:r>
-        <w:rPr>
-          <w:sz w:val="24"/>
-          <w:szCs w:val="28"/>
-        </w:rPr>
-        <w:t>, model training, model evaluation</w:t>
-      </w:r>
-      <w:r>
-        <w:rPr>
-          <w:sz w:val="24"/>
-          <w:szCs w:val="28"/>
-        </w:rPr>
-        <w:t xml:space="preserve"> methods</w:t>
-      </w:r>
-      <w:r>
-        <w:rPr>
-          <w:sz w:val="24"/>
-          <w:szCs w:val="28"/>
-        </w:rPr>
-        <w:t xml:space="preserve"> and </w:t>
-      </w:r>
-      <w:r>
-        <w:rPr>
-          <w:sz w:val="24"/>
-          <w:szCs w:val="28"/>
-        </w:rPr>
-        <w:t xml:space="preserve">more </w:t>
-      </w:r>
-      <w:r>
-        <w:rPr>
-          <w:sz w:val="24"/>
-          <w:szCs w:val="28"/>
-        </w:rPr>
-        <w:t>to</w:t>
-      </w:r>
-      <w:r>
-        <w:rPr>
-          <w:sz w:val="24"/>
-          <w:szCs w:val="28"/>
-        </w:rPr>
-        <w:t xml:space="preserve"> </w:t>
-      </w:r>
-      <w:r>
-        <w:rPr>
-          <w:sz w:val="24"/>
-          <w:szCs w:val="28"/>
-        </w:rPr>
-        <w:t>…</w:t>
-      </w:r>
-      <w:r>
-        <w:rPr>
-          <w:sz w:val="24"/>
-          <w:szCs w:val="28"/>
-        </w:rPr>
-        <w:t xml:space="preserve"> The project is explore how good/bad and easy/difficult to adopt deep learning , more specifically a small deep neural network model</w:t>
-      </w:r>
-    </w:p>
-    <w:p>
-      <w:pPr>
-        <w:jc w:val="both"/>
-        <w:rPr>
-          <w:sz w:val="24"/>
-          <w:szCs w:val="28"/>
-          <w:lang w:val="vi-VN"/>
-        </w:rPr>
-      </w:pPr>
-    </w:p>
-    <w:p>
-      <w:pPr>
-        <w:jc w:val="both"/>
-        <w:rPr>
-          <w:sz w:val="24"/>
-          <w:szCs w:val="28"/>
-          <w:highlight w:val="yellow"/>
-          <w:lang w:val="vi-VN"/>
-        </w:rPr>
-      </w:pPr>
-      <w:r>
-        <w:rPr>
-          <w:sz w:val="24"/>
-          <w:szCs w:val="28"/>
-          <w:highlight w:val="yellow"/>
-          <w:lang w:val="vi-VN"/>
-        </w:rPr>
-        <w:t xml:space="preserve">Project này mục đích là để bản thân khám phá các kiến trúc mô hình, áp dụng các kiến thức đã học và tự nghiên cưu, áp dụng vào 1 bài toán thực tế trong phạm vi giới hạn của môn học – mục đích chưa phải để công bố một công trình nghiên cứu, thực nghiệm ra thế giới, mà mục đích chính vẫn là qua dự án, nhờ vận dụng kiến thức được học, giúp khám phá, hiểu sâu hơn... </w:t>
-      </w:r>
-    </w:p>
-    <w:p>
-      <w:pPr>
-        <w:jc w:val="both"/>
-        <w:rPr>
-          <w:sz w:val="24"/>
-          <w:szCs w:val="28"/>
-          <w:lang w:val="vi-VN"/>
-        </w:rPr>
-      </w:pPr>
-      <w:r>
-        <w:rPr>
-          <w:sz w:val="24"/>
-          <w:szCs w:val="28"/>
-          <w:highlight w:val="yellow"/>
-          <w:lang w:val="vi-VN"/>
-        </w:rPr>
-        <w:t>Do đó, xuất phát từ model kiến trúc baseline cho kèm với dataset FMA,.. cải tiến, tiến hóa lên chút   - (chưa phải một cái architecutre hoàn toàn khác)</w:t>
-      </w:r>
-      <w:r>
-        <w:rPr>
-          <w:sz w:val="24"/>
-          <w:szCs w:val="28"/>
-          <w:lang w:val="vi-VN"/>
-        </w:rPr>
-        <w:t xml:space="preserve"> -&gt; cho nên version v2_2 mang hình thái của kiến trúc AlexNet </w:t>
-      </w:r>
-      <w:r>
-        <w:rPr>
-          <w:sz w:val="24"/>
-          <w:szCs w:val="28"/>
-          <w:lang w:val="vi-VN"/>
-        </w:rPr>
-        <w:sym w:font="Wingdings" w:char="F0E0"/>
-      </w:r>
-      <w:r>
-        <w:rPr>
-          <w:sz w:val="24"/>
-          <w:szCs w:val="28"/>
-          <w:lang w:val="vi-VN"/>
-        </w:rPr>
-        <w:t xml:space="preserve"> VGG (dừng ở đây)  </w:t>
-      </w:r>
-      <w:r>
-        <w:rPr>
-          <w:sz w:val="24"/>
-          <w:szCs w:val="28"/>
-          <w:lang w:val="vi-VN"/>
-        </w:rPr>
-        <w:sym w:font="Wingdings" w:char="F0E0"/>
-      </w:r>
-      <w:r>
-        <w:rPr>
-          <w:sz w:val="24"/>
-          <w:szCs w:val="28"/>
-          <w:lang w:val="vi-VN"/>
-        </w:rPr>
-        <w:t xml:space="preserve"> Nhưng tương lai có thể thử nghiệm với ResNet</w:t>
-      </w:r>
-    </w:p>
-    <w:p>
-      <w:pPr>
-        <w:jc w:val="both"/>
-        <w:rPr>
-          <w:sz w:val="24"/>
-          <w:szCs w:val="28"/>
-        </w:rPr>
-      </w:pPr>
-    </w:p>
-    <w:p>
-      <w:pPr>
-        <w:jc w:val="both"/>
-        <w:rPr>
+          <w:rFonts w:cs="Times New Roman"/>
           <w:b/>
           <w:bCs/>
           <w:sz w:val="24"/>
@@ -639,525 +553,356 @@
       </w:pPr>
       <w:r>
         <w:rPr>
+          <w:rFonts w:cs="Times New Roman"/>
           <w:b/>
           <w:bCs/>
           <w:sz w:val="24"/>
           <w:szCs w:val="28"/>
         </w:rPr>
-        <w:t>G</w:t>
+        <w:t>P</w:t>
       </w:r>
       <w:r>
         <w:rPr>
+          <w:rFonts w:cs="Times New Roman"/>
           <w:b/>
           <w:bCs/>
           <w:sz w:val="24"/>
           <w:szCs w:val="28"/>
         </w:rPr>
-        <w:t>oals</w:t>
+        <w:t>roject</w:t>
       </w:r>
       <w:r>
         <w:rPr>
+          <w:rFonts w:cs="Times New Roman"/>
           <w:b/>
           <w:bCs/>
           <w:sz w:val="24"/>
           <w:szCs w:val="28"/>
         </w:rPr>
-        <w:t>/Objectives</w:t>
+        <w:t xml:space="preserve"> Overview</w:t>
       </w:r>
+    </w:p>
+    <w:p>
+      <w:pPr>
+        <w:spacing w:after="200"/>
+        <w:jc w:val="both"/>
+        <w:rPr>
+          <w:rFonts w:cs="Times New Roman"/>
+          <w:sz w:val="24"/>
+          <w:szCs w:val="28"/>
+        </w:rPr>
+      </w:pPr>
       <w:r>
         <w:rPr>
+          <w:rFonts w:cs="Times New Roman"/>
+          <w:sz w:val="24"/>
+          <w:szCs w:val="28"/>
+        </w:rPr>
+        <w:t>Music genre classification is difficult because a “genre” is not defined in a fully exact or scientific way. Music does have measurable properties such as rhythm, tempo, beat, pitch, and frequency patterns, so it can be analyzed by computers. However, genre labels are also shaped by human perception, culture, place, time, and the fact that many songs mix multiple styles. Because of that, one song may fit more than one genre, and genre labels should be treated as approximate categories rather than absolute truth.</w:t>
+      </w:r>
+    </w:p>
+    <w:p>
+      <w:pPr>
+        <w:spacing w:after="200"/>
+        <w:jc w:val="both"/>
+        <w:rPr>
+          <w:rFonts w:cs="Times New Roman"/>
+          <w:sz w:val="24"/>
+          <w:szCs w:val="28"/>
+        </w:rPr>
+      </w:pPr>
+      <w:r>
+        <w:rPr>
+          <w:rFonts w:cs="Times New Roman"/>
+          <w:sz w:val="24"/>
+          <w:szCs w:val="28"/>
+        </w:rPr>
+        <w:t>This project treats music genre classification as a practical supervised learning problem. The goal is to train a deep learning model to predict the dominant genre of a 15-second music segment. To do this, the audio is converted into log-Mel spectrograms, which are compact time-frequency representations of sound. These spectrograms are then used as input to a Convolutional Neural Network (CNN), which learns patterns related to genre from labeled training data.</w:t>
+      </w:r>
+    </w:p>
+    <w:p>
+      <w:pPr>
+        <w:spacing w:after="200"/>
+        <w:jc w:val="both"/>
+        <w:rPr>
+          <w:rFonts w:cs="Times New Roman"/>
+          <w:sz w:val="24"/>
+          <w:szCs w:val="28"/>
+        </w:rPr>
+      </w:pPr>
+      <w:r>
+        <w:rPr>
+          <w:rFonts w:cs="Times New Roman"/>
+          <w:sz w:val="24"/>
+          <w:szCs w:val="28"/>
+        </w:rPr>
+        <w:t>This project is mainly for learning and practical exploration. It is not intended to produce a publishable research result or a fully commercial system. Instead, it focuses on applying course knowledge, instructor guidance, and self-study to a realistic problem, while improving understanding of data preparation, model design, training, evaluation, and result analysis.</w:t>
+      </w:r>
+    </w:p>
+    <w:p>
+      <w:pPr>
+        <w:pStyle w:val="ListParagraph"/>
+        <w:numPr>
+          <w:ilvl w:val="0"/>
+          <w:numId w:val="19"/>
+        </w:numPr>
+        <w:spacing w:after="200"/>
+        <w:jc w:val="both"/>
+        <w:rPr>
+          <w:rFonts w:cs="Times New Roman"/>
           <w:b/>
           <w:bCs/>
           <w:sz w:val="24"/>
           <w:szCs w:val="28"/>
         </w:rPr>
-        <w:t xml:space="preserve">: </w:t>
-      </w:r>
-    </w:p>
-    <w:p>
-      <w:pPr>
-        <w:jc w:val="both"/>
-        <w:rPr>
-          <w:sz w:val="24"/>
-          <w:szCs w:val="28"/>
-        </w:rPr>
       </w:pPr>
       <w:r>
         <w:rPr>
-          <w:sz w:val="24"/>
-          <w:szCs w:val="28"/>
-        </w:rPr>
-        <w:tab/>
-        <w:t xml:space="preserve">1) </w:t>
-      </w:r>
-      <w:r>
-        <w:rPr>
-          <w:sz w:val="24"/>
-          <w:szCs w:val="28"/>
-        </w:rPr>
-        <w:t>Custom datasets &amp; Preprocessing &amp; EDA</w:t>
-      </w:r>
-    </w:p>
-    <w:p>
-      <w:pPr>
-        <w:ind w:left="720"/>
-        <w:jc w:val="both"/>
-        <w:rPr>
           <w:rFonts w:cs="Times New Roman"/>
-          <w:sz w:val="24"/>
-          <w:szCs w:val="28"/>
-        </w:rPr>
-      </w:pPr>
-      <w:r>
-        <w:rPr>
-          <w:sz w:val="24"/>
-          <w:szCs w:val="28"/>
-        </w:rPr>
-        <w:t>1) Re-engineered “</w:t>
-      </w:r>
-      <w:r>
-        <w:rPr>
-          <w:rFonts w:cs="Times New Roman"/>
-          <w:sz w:val="24"/>
-          <w:szCs w:val="28"/>
-        </w:rPr>
-        <w:t xml:space="preserve">MFCC </w:t>
-      </w:r>
-      <w:r>
-        <w:rPr>
-          <w:rFonts w:cs="Times New Roman"/>
-          <w:sz w:val="24"/>
-          <w:szCs w:val="28"/>
-        </w:rPr>
-        <w:t>+</w:t>
-      </w:r>
-      <w:r>
-        <w:rPr>
-          <w:rFonts w:cs="Times New Roman"/>
-          <w:sz w:val="24"/>
-          <w:szCs w:val="28"/>
-        </w:rPr>
-        <w:t xml:space="preserve"> CNN</w:t>
-      </w:r>
-      <w:r>
-        <w:rPr>
-          <w:rFonts w:cs="Times New Roman"/>
-          <w:sz w:val="24"/>
-          <w:szCs w:val="28"/>
-        </w:rPr>
-        <w:t>”</w:t>
-      </w:r>
-      <w:r>
-        <w:rPr>
-          <w:rFonts w:cs="Times New Roman"/>
-          <w:sz w:val="24"/>
-          <w:szCs w:val="28"/>
-        </w:rPr>
-        <w:t xml:space="preserve"> baseline</w:t>
-      </w:r>
-      <w:r>
-        <w:rPr>
-          <w:rFonts w:cs="Times New Roman"/>
-          <w:sz w:val="24"/>
-          <w:szCs w:val="28"/>
-        </w:rPr>
-        <w:t xml:space="preserve">; </w:t>
-      </w:r>
-    </w:p>
-    <w:p>
-      <w:pPr>
-        <w:ind w:left="720"/>
-        <w:jc w:val="both"/>
-        <w:rPr>
-          <w:rFonts w:cs="Times New Roman"/>
-          <w:sz w:val="24"/>
-          <w:szCs w:val="28"/>
-        </w:rPr>
-      </w:pPr>
-      <w:r>
-        <w:rPr>
-          <w:rFonts w:cs="Times New Roman"/>
-          <w:sz w:val="24"/>
-          <w:szCs w:val="28"/>
-        </w:rPr>
-        <w:t xml:space="preserve">2) </w:t>
-      </w:r>
-      <w:r>
-        <w:rPr>
-          <w:rFonts w:cs="Times New Roman"/>
-          <w:sz w:val="24"/>
-          <w:szCs w:val="28"/>
-        </w:rPr>
-        <w:t>LogMel + CNN baseline</w:t>
-      </w:r>
-      <w:r>
-        <w:rPr>
-          <w:rFonts w:cs="Times New Roman"/>
-          <w:sz w:val="24"/>
-          <w:szCs w:val="28"/>
-        </w:rPr>
-        <w:t xml:space="preserve"> – same module architecture (training setup to be</w:t>
-      </w:r>
-      <w:r>
-        <w:t xml:space="preserve"> </w:t>
-      </w:r>
-      <w:r>
-        <w:rPr>
-          <w:rFonts w:cs="Times New Roman"/>
-          <w:sz w:val="24"/>
-          <w:szCs w:val="28"/>
-        </w:rPr>
-        <w:t xml:space="preserve">similar as much as possible); </w:t>
-      </w:r>
-    </w:p>
-    <w:p>
-      <w:pPr>
-        <w:ind w:left="720"/>
-        <w:jc w:val="both"/>
-        <w:rPr>
-          <w:rFonts w:cs="Times New Roman"/>
-          <w:sz w:val="24"/>
-          <w:szCs w:val="28"/>
-        </w:rPr>
-      </w:pPr>
-      <w:r>
-        <w:rPr>
-          <w:rFonts w:cs="Times New Roman"/>
-          <w:sz w:val="24"/>
-          <w:szCs w:val="28"/>
-        </w:rPr>
-        <w:t xml:space="preserve">3) </w:t>
-      </w:r>
-      <w:r>
-        <w:rPr>
-          <w:rFonts w:cs="Times New Roman"/>
-          <w:sz w:val="24"/>
-          <w:szCs w:val="28"/>
-        </w:rPr>
-        <w:t>A</w:t>
-      </w:r>
-      <w:r>
-        <w:rPr>
-          <w:rFonts w:cs="Times New Roman"/>
-          <w:sz w:val="24"/>
-          <w:szCs w:val="28"/>
-        </w:rPr>
-        <w:t xml:space="preserve"> production-like “</w:t>
-      </w:r>
-      <w:r>
-        <w:rPr>
-          <w:rFonts w:cs="Times New Roman"/>
-          <w:sz w:val="24"/>
-          <w:szCs w:val="28"/>
-        </w:rPr>
-        <w:t xml:space="preserve">LogMel </w:t>
-      </w:r>
-      <w:r>
-        <w:rPr>
-          <w:rFonts w:cs="Times New Roman"/>
-          <w:sz w:val="24"/>
-          <w:szCs w:val="28"/>
-        </w:rPr>
-        <w:t>+</w:t>
-      </w:r>
-      <w:r>
-        <w:rPr>
-          <w:rFonts w:cs="Times New Roman"/>
-          <w:sz w:val="24"/>
-          <w:szCs w:val="28"/>
-        </w:rPr>
-        <w:t xml:space="preserve"> CNN</w:t>
-      </w:r>
-      <w:r>
-        <w:rPr>
-          <w:rFonts w:cs="Times New Roman"/>
-          <w:sz w:val="24"/>
-          <w:szCs w:val="28"/>
-        </w:rPr>
-        <w:t>”</w:t>
-      </w:r>
-      <w:r>
-        <w:rPr>
-          <w:rFonts w:cs="Times New Roman"/>
-          <w:sz w:val="24"/>
-          <w:szCs w:val="28"/>
-        </w:rPr>
-        <w:t xml:space="preserve"> baseline</w:t>
-      </w:r>
-    </w:p>
-    <w:p>
-      <w:pPr>
-        <w:ind w:left="720"/>
-        <w:jc w:val="both"/>
-        <w:rPr>
-          <w:rFonts w:cs="Times New Roman"/>
-          <w:sz w:val="24"/>
-          <w:szCs w:val="28"/>
-        </w:rPr>
-      </w:pPr>
-      <w:r>
-        <w:rPr>
-          <w:rFonts w:cs="Times New Roman"/>
-          <w:sz w:val="24"/>
-          <w:szCs w:val="28"/>
-        </w:rPr>
-        <w:t xml:space="preserve">4) Comparation and Benchmarking: </w:t>
-      </w:r>
-      <w:r>
-        <w:rPr>
-          <w:rFonts w:cs="Times New Roman"/>
-          <w:sz w:val="24"/>
-          <w:szCs w:val="28"/>
-        </w:rPr>
-        <w:t xml:space="preserve">a) the </w:t>
-      </w:r>
-      <w:r>
-        <w:rPr>
-          <w:rFonts w:cs="Times New Roman"/>
-          <w:sz w:val="24"/>
-          <w:szCs w:val="28"/>
-        </w:rPr>
-        <w:t xml:space="preserve">MFCC + CNN baseline vs </w:t>
-      </w:r>
-      <w:r>
-        <w:rPr>
-          <w:rFonts w:cs="Times New Roman"/>
-          <w:sz w:val="24"/>
-          <w:szCs w:val="28"/>
-        </w:rPr>
-        <w:t>the LogMel</w:t>
-      </w:r>
-      <w:r>
-        <w:rPr>
-          <w:rFonts w:cs="Times New Roman"/>
-          <w:sz w:val="24"/>
-          <w:szCs w:val="28"/>
-        </w:rPr>
-        <w:t xml:space="preserve"> + CNN baseline</w:t>
-      </w:r>
-      <w:r>
-        <w:rPr>
-          <w:rFonts w:cs="Times New Roman"/>
-          <w:sz w:val="24"/>
-          <w:szCs w:val="28"/>
-        </w:rPr>
-        <w:t xml:space="preserve">; and b) the </w:t>
-      </w:r>
-      <w:r>
-        <w:rPr>
-          <w:rFonts w:cs="Times New Roman"/>
-          <w:sz w:val="24"/>
-          <w:szCs w:val="28"/>
-        </w:rPr>
-        <w:t>LogMel + CNN baseline</w:t>
-      </w:r>
-      <w:r>
-        <w:rPr>
-          <w:rFonts w:cs="Times New Roman"/>
-          <w:sz w:val="24"/>
-          <w:szCs w:val="28"/>
-        </w:rPr>
-        <w:t xml:space="preserve"> vs the production-like </w:t>
-      </w:r>
-      <w:r>
-        <w:rPr>
-          <w:rFonts w:cs="Times New Roman"/>
-          <w:sz w:val="24"/>
-          <w:szCs w:val="28"/>
-        </w:rPr>
-        <w:t>LogMel + CNN</w:t>
-      </w:r>
-      <w:r>
-        <w:rPr>
-          <w:rFonts w:cs="Times New Roman"/>
-          <w:sz w:val="24"/>
-          <w:szCs w:val="28"/>
-        </w:rPr>
-        <w:t xml:space="preserve"> baseline</w:t>
-      </w:r>
-    </w:p>
-    <w:p>
-      <w:pPr>
-        <w:ind w:left="720"/>
-        <w:jc w:val="both"/>
-        <w:rPr>
-          <w:rFonts w:cs="Times New Roman"/>
-          <w:sz w:val="24"/>
-          <w:szCs w:val="28"/>
-        </w:rPr>
-      </w:pPr>
-      <w:r>
-        <w:rPr>
-          <w:sz w:val="24"/>
-          <w:szCs w:val="28"/>
-        </w:rPr>
-        <w:t xml:space="preserve">5) </w:t>
-      </w:r>
-      <w:r>
-        <w:rPr>
-          <w:sz w:val="24"/>
-          <w:szCs w:val="28"/>
-        </w:rPr>
-        <w:t xml:space="preserve">A serious </w:t>
-      </w:r>
-      <w:r>
-        <w:rPr>
-          <w:rFonts w:cs="Times New Roman"/>
-          <w:sz w:val="24"/>
-          <w:szCs w:val="28"/>
-        </w:rPr>
-        <w:t>production-like “</w:t>
-      </w:r>
-      <w:r>
-        <w:rPr>
-          <w:rFonts w:cs="Times New Roman"/>
-          <w:sz w:val="24"/>
-          <w:szCs w:val="28"/>
-        </w:rPr>
-        <w:t xml:space="preserve">LogMel </w:t>
-      </w:r>
-      <w:r>
-        <w:rPr>
-          <w:rFonts w:cs="Times New Roman"/>
-          <w:sz w:val="24"/>
-          <w:szCs w:val="28"/>
-        </w:rPr>
-        <w:sym w:font="Wingdings" w:char="F0E0"/>
-      </w:r>
-      <w:r>
-        <w:rPr>
-          <w:rFonts w:cs="Times New Roman"/>
-          <w:sz w:val="24"/>
-          <w:szCs w:val="28"/>
-        </w:rPr>
-        <w:t xml:space="preserve"> CNN</w:t>
-      </w:r>
-      <w:r>
-        <w:rPr>
-          <w:rFonts w:cs="Times New Roman"/>
-          <w:sz w:val="24"/>
-          <w:szCs w:val="28"/>
-        </w:rPr>
-        <w:t>” model that is potentially released to “market” (i.e using in production)</w:t>
-      </w:r>
-    </w:p>
-    <w:p>
-      <w:pPr>
-        <w:ind w:left="720"/>
-        <w:jc w:val="both"/>
-        <w:rPr>
-          <w:rFonts w:cs="Times New Roman"/>
-          <w:sz w:val="24"/>
-          <w:szCs w:val="28"/>
-        </w:rPr>
-      </w:pPr>
-      <w:r>
-        <w:rPr>
-          <w:rFonts w:cs="Times New Roman"/>
-          <w:sz w:val="24"/>
-          <w:szCs w:val="28"/>
-        </w:rPr>
-        <w:t xml:space="preserve">6) Evaluation &amp; </w:t>
-      </w:r>
-      <w:r>
-        <w:rPr>
-          <w:rFonts w:cs="Times New Roman"/>
-          <w:sz w:val="24"/>
-          <w:szCs w:val="28"/>
-        </w:rPr>
-        <w:t>Result Analysis</w:t>
-      </w:r>
-    </w:p>
-    <w:p>
-      <w:pPr>
-        <w:ind w:left="720"/>
-        <w:jc w:val="both"/>
-        <w:rPr>
-          <w:rFonts w:cs="Times New Roman"/>
-          <w:sz w:val="24"/>
-          <w:szCs w:val="28"/>
-        </w:rPr>
-      </w:pPr>
-      <w:r>
-        <w:rPr>
-          <w:rFonts w:cs="Times New Roman"/>
-          <w:sz w:val="24"/>
-          <w:szCs w:val="28"/>
-        </w:rPr>
-        <w:t>7) A Demo application</w:t>
-      </w:r>
-    </w:p>
-    <w:p>
-      <w:pPr>
-        <w:jc w:val="both"/>
-        <w:rPr>
-          <w:sz w:val="24"/>
-          <w:szCs w:val="28"/>
-        </w:rPr>
-      </w:pPr>
-      <w:r>
-        <w:rPr>
           <w:b/>
           <w:bCs/>
           <w:sz w:val="24"/>
           <w:szCs w:val="28"/>
         </w:rPr>
-        <w:lastRenderedPageBreak/>
-        <w:t>Deliverables</w:t>
+        <w:t>Problem Statement</w:t>
+      </w:r>
+    </w:p>
+    <w:p>
+      <w:pPr>
+        <w:spacing w:after="200"/>
+        <w:jc w:val="both"/>
+        <w:rPr>
+          <w:rFonts w:cs="Times New Roman"/>
+          <w:sz w:val="24"/>
+          <w:szCs w:val="28"/>
+        </w:rPr>
+      </w:pPr>
+      <w:r>
+        <w:rPr>
+          <w:rFonts w:cs="Times New Roman"/>
+          <w:sz w:val="24"/>
+          <w:szCs w:val="28"/>
+        </w:rPr>
+        <w:t xml:space="preserve">The main problem in this project is to classify a </w:t>
       </w:r>
       <w:r>
         <w:rPr>
+          <w:rFonts w:cs="Times New Roman"/>
+          <w:sz w:val="24"/>
+          <w:szCs w:val="28"/>
+        </w:rPr>
+        <w:t>n</w:t>
+      </w:r>
+      <w:r>
+        <w:rPr>
+          <w:rFonts w:cs="Times New Roman"/>
+          <w:sz w:val="24"/>
+          <w:szCs w:val="28"/>
+        </w:rPr>
+        <w:t>-second music segment into a genre using deep learning. More specifically, the system should predict the dominant genre label from the audio.</w:t>
+      </w:r>
+    </w:p>
+    <w:p>
+      <w:pPr>
+        <w:spacing w:after="200"/>
+        <w:jc w:val="both"/>
+        <w:rPr>
+          <w:rFonts w:cs="Times New Roman"/>
+          <w:sz w:val="24"/>
+          <w:szCs w:val="28"/>
+        </w:rPr>
+      </w:pPr>
+      <w:r>
+        <w:rPr>
+          <w:rFonts w:cs="Times New Roman"/>
+          <w:sz w:val="24"/>
+          <w:szCs w:val="28"/>
+        </w:rPr>
+        <w:t>This is hard because music is a complex signal, and genre labels themselves are often unclear or overlapping. Different genres may share similar sound patterns, and short audio clips may not always contain enough information for perfect classification.</w:t>
+      </w:r>
+    </w:p>
+    <w:p>
+      <w:pPr>
+        <w:spacing w:after="200"/>
+        <w:jc w:val="both"/>
+        <w:rPr>
+          <w:rFonts w:cs="Times New Roman"/>
+          <w:sz w:val="24"/>
+          <w:szCs w:val="28"/>
+        </w:rPr>
+      </w:pPr>
+      <w:r>
+        <w:rPr>
+          <w:rFonts w:cs="Times New Roman"/>
+          <w:sz w:val="24"/>
+          <w:szCs w:val="28"/>
+        </w:rPr>
+        <w:t xml:space="preserve">To handle this, the project converts audio into log-Mel spectrograms and uses CNN models to learn genre-related patterns from them. The model does not try to define the true meaning of </w:t>
+      </w:r>
+      <w:r>
+        <w:rPr>
+          <w:rFonts w:cs="Times New Roman"/>
+          <w:sz w:val="24"/>
+          <w:szCs w:val="28"/>
+        </w:rPr>
+        <w:lastRenderedPageBreak/>
+        <w:t>music genre. Instead, it tries to learn from the labeled dataset and make the best possible prediction of the dominant genre.</w:t>
+      </w:r>
+    </w:p>
+    <w:p>
+      <w:pPr>
+        <w:spacing w:after="200"/>
+        <w:jc w:val="both"/>
+        <w:rPr>
+          <w:rFonts w:cs="Times New Roman"/>
+          <w:sz w:val="24"/>
+          <w:szCs w:val="28"/>
+        </w:rPr>
+      </w:pPr>
+      <w:r>
+        <w:rPr>
+          <w:rFonts w:cs="Times New Roman"/>
+          <w:sz w:val="24"/>
+          <w:szCs w:val="28"/>
+        </w:rPr>
+        <w:t>A key question behind this project is whether it is possible to train a compact music genre classification model, using personal computing resources, that still gives useful results. This question is important because it affects choices about model size, architecture, training setup, and the balance between accuracy, time, and computing cost.</w:t>
+      </w:r>
+    </w:p>
+    <w:p>
+      <w:pPr>
+        <w:pStyle w:val="ListParagraph"/>
+        <w:numPr>
+          <w:ilvl w:val="0"/>
+          <w:numId w:val="19"/>
+        </w:numPr>
+        <w:spacing w:after="200"/>
+        <w:jc w:val="both"/>
+        <w:rPr>
+          <w:rFonts w:cs="Times New Roman"/>
           <w:b/>
           <w:bCs/>
           <w:sz w:val="24"/>
           <w:szCs w:val="28"/>
         </w:rPr>
-        <w:t>:</w:t>
-      </w:r>
+      </w:pPr>
       <w:r>
         <w:rPr>
+          <w:rFonts w:cs="Times New Roman"/>
+          <w:b/>
+          <w:bCs/>
           <w:sz w:val="24"/>
           <w:szCs w:val="28"/>
         </w:rPr>
-        <w:t xml:space="preserve"> </w:t>
+        <w:t>Goals and Objectives</w:t>
       </w:r>
     </w:p>
     <w:p>
       <w:pPr>
+        <w:spacing w:after="200"/>
+        <w:jc w:val="both"/>
+        <w:rPr>
+          <w:rFonts w:cs="Times New Roman"/>
+          <w:sz w:val="24"/>
+          <w:szCs w:val="28"/>
+        </w:rPr>
+      </w:pPr>
+      <w:r>
+        <w:rPr>
+          <w:rFonts w:cs="Times New Roman"/>
+          <w:sz w:val="24"/>
+          <w:szCs w:val="28"/>
+        </w:rPr>
+        <w:t>The main goals of this project are:</w:t>
+      </w:r>
+    </w:p>
+    <w:p>
+      <w:pPr>
         <w:pStyle w:val="ListParagraph"/>
         <w:numPr>
           <w:ilvl w:val="0"/>
-          <w:numId w:val="17"/>
+          <w:numId w:val="20"/>
         </w:numPr>
+        <w:tabs>
+          <w:tab w:val="num" w:pos="720"/>
+        </w:tabs>
+        <w:spacing w:after="200"/>
         <w:jc w:val="both"/>
         <w:rPr>
+          <w:rFonts w:cs="Times New Roman"/>
           <w:sz w:val="24"/>
           <w:szCs w:val="28"/>
         </w:rPr>
       </w:pPr>
       <w:r>
         <w:rPr>
+          <w:rFonts w:cs="Times New Roman"/>
           <w:sz w:val="24"/>
           <w:szCs w:val="28"/>
         </w:rPr>
-        <w:t xml:space="preserve">the </w:t>
+        <w:t>Prepare the dataset, preprocessing pipeline, and exploratory data analysis (EDA)</w:t>
+      </w:r>
+    </w:p>
+    <w:p>
+      <w:pPr>
+        <w:pStyle w:val="ListParagraph"/>
+        <w:numPr>
+          <w:ilvl w:val="0"/>
+          <w:numId w:val="20"/>
+        </w:numPr>
+        <w:tabs>
+          <w:tab w:val="num" w:pos="720"/>
+        </w:tabs>
+        <w:spacing w:after="200"/>
+        <w:jc w:val="both"/>
+        <w:rPr>
+          <w:rFonts w:cs="Times New Roman"/>
+          <w:sz w:val="24"/>
+          <w:szCs w:val="28"/>
+        </w:rPr>
+      </w:pPr>
+      <w:r>
+        <w:rPr>
+          <w:rFonts w:cs="Times New Roman"/>
+          <w:sz w:val="24"/>
+          <w:szCs w:val="28"/>
+        </w:rPr>
+        <w:t>Re-engineer the provided MFCC + CNN baseline</w:t>
       </w:r>
       <w:r>
         <w:rPr>
+          <w:rFonts w:cs="Times New Roman"/>
           <w:sz w:val="24"/>
           <w:szCs w:val="28"/>
         </w:rPr>
-        <w:t xml:space="preserve">baselines models + </w:t>
+        <w:t xml:space="preserve"> for </w:t>
       </w:r>
       <w:r>
         <w:rPr>
+          <w:rFonts w:cs="Times New Roman"/>
           <w:sz w:val="24"/>
           <w:szCs w:val="28"/>
         </w:rPr>
-        <w:t>the</w:t>
+        <w:t xml:space="preserve">a </w:t>
       </w:r>
       <w:r>
         <w:rPr>
+          <w:rFonts w:cs="Times New Roman"/>
+          <w:sz w:val="24"/>
+          <w:szCs w:val="28"/>
+        </w:rPr>
+        <w:t xml:space="preserve">better speed performance </w:t>
+      </w:r>
+      <w:r>
+        <w:rPr>
+          <w:rFonts w:cs="Times New Roman"/>
+          <w:sz w:val="24"/>
+          <w:szCs w:val="28"/>
+        </w:rPr>
+        <w:t>(the original training script for the</w:t>
+      </w:r>
+      <w:r>
+        <w:rPr>
+          <w:rFonts w:cs="Times New Roman"/>
           <w:sz w:val="24"/>
           <w:szCs w:val="28"/>
         </w:rPr>
@@ -1169,7 +914,7 @@
           <w:sz w:val="24"/>
           <w:szCs w:val="28"/>
         </w:rPr>
-        <w:t>production-like mode</w:t>
+        <w:t>MFCC + CNN baseline</w:t>
       </w:r>
       <w:r>
         <w:rPr>
@@ -1177,15 +922,34 @@
           <w:sz w:val="24"/>
           <w:szCs w:val="28"/>
         </w:rPr>
-        <w:t xml:space="preserve">, </w:t>
+        <w:t xml:space="preserve"> runs quite slow)</w:t>
       </w:r>
-      <w:r>
+    </w:p>
+    <w:p>
+      <w:pPr>
+        <w:pStyle w:val="ListParagraph"/>
+        <w:numPr>
+          <w:ilvl w:val="0"/>
+          <w:numId w:val="20"/>
+        </w:numPr>
+        <w:tabs>
+          <w:tab w:val="num" w:pos="720"/>
+        </w:tabs>
+        <w:spacing w:after="200"/>
+        <w:jc w:val="both"/>
         <w:rPr>
           <w:rFonts w:cs="Times New Roman"/>
           <w:sz w:val="24"/>
           <w:szCs w:val="28"/>
         </w:rPr>
-        <w:t>evaluation report</w:t>
+      </w:pPr>
+      <w:r>
+        <w:rPr>
+          <w:rFonts w:cs="Times New Roman"/>
+          <w:sz w:val="24"/>
+          <w:szCs w:val="28"/>
+        </w:rPr>
+        <w:t>Build a Log-Mel + CNN baseline with a similar setup for fair comparison</w:t>
       </w:r>
     </w:p>
     <w:p>
@@ -1193,37 +957,238 @@
         <w:pStyle w:val="ListParagraph"/>
         <w:numPr>
           <w:ilvl w:val="0"/>
-          <w:numId w:val="17"/>
+          <w:numId w:val="20"/>
         </w:numPr>
+        <w:tabs>
+          <w:tab w:val="num" w:pos="720"/>
+        </w:tabs>
+        <w:spacing w:after="200"/>
         <w:jc w:val="both"/>
-        <w:rPr>
-          <w:sz w:val="24"/>
-          <w:szCs w:val="28"/>
-        </w:rPr>
-      </w:pPr>
-      <w:r>
         <w:rPr>
           <w:rFonts w:cs="Times New Roman"/>
           <w:sz w:val="24"/>
           <w:szCs w:val="28"/>
         </w:rPr>
-        <w:t xml:space="preserve">training scripts and inference </w:t>
-      </w:r>
+      </w:pPr>
       <w:r>
         <w:rPr>
           <w:rFonts w:cs="Times New Roman"/>
           <w:sz w:val="24"/>
           <w:szCs w:val="28"/>
         </w:rPr>
-        <w:t xml:space="preserve">code </w:t>
+        <w:t>Build a more practical, production-like Log-Mel + CNN version</w:t>
       </w:r>
-      <w:r>
+    </w:p>
+    <w:p>
+      <w:pPr>
+        <w:pStyle w:val="ListParagraph"/>
+        <w:numPr>
+          <w:ilvl w:val="0"/>
+          <w:numId w:val="20"/>
+        </w:numPr>
+        <w:tabs>
+          <w:tab w:val="num" w:pos="720"/>
+        </w:tabs>
+        <w:spacing w:after="200"/>
+        <w:jc w:val="both"/>
         <w:rPr>
           <w:rFonts w:cs="Times New Roman"/>
           <w:sz w:val="24"/>
           <w:szCs w:val="28"/>
         </w:rPr>
-        <w:t>examples</w:t>
+      </w:pPr>
+      <w:r>
+        <w:rPr>
+          <w:rFonts w:cs="Times New Roman"/>
+          <w:sz w:val="24"/>
+          <w:szCs w:val="28"/>
+        </w:rPr>
+        <w:t>Compare and benchmark the different model versions</w:t>
+      </w:r>
+    </w:p>
+    <w:p>
+      <w:pPr>
+        <w:pStyle w:val="ListParagraph"/>
+        <w:numPr>
+          <w:ilvl w:val="0"/>
+          <w:numId w:val="20"/>
+        </w:numPr>
+        <w:tabs>
+          <w:tab w:val="num" w:pos="720"/>
+        </w:tabs>
+        <w:spacing w:after="200"/>
+        <w:jc w:val="both"/>
+        <w:rPr>
+          <w:rFonts w:cs="Times New Roman"/>
+          <w:sz w:val="24"/>
+          <w:szCs w:val="28"/>
+        </w:rPr>
+      </w:pPr>
+      <w:r>
+        <w:rPr>
+          <w:rFonts w:cs="Times New Roman"/>
+          <w:sz w:val="24"/>
+          <w:szCs w:val="28"/>
+        </w:rPr>
+        <w:t>Evaluate the results and analyze strengths and weaknesses</w:t>
+      </w:r>
+    </w:p>
+    <w:p>
+      <w:pPr>
+        <w:pStyle w:val="ListParagraph"/>
+        <w:numPr>
+          <w:ilvl w:val="0"/>
+          <w:numId w:val="20"/>
+        </w:numPr>
+        <w:tabs>
+          <w:tab w:val="num" w:pos="720"/>
+        </w:tabs>
+        <w:spacing w:after="200"/>
+        <w:jc w:val="both"/>
+        <w:rPr>
+          <w:rFonts w:cs="Times New Roman"/>
+          <w:sz w:val="24"/>
+          <w:szCs w:val="28"/>
+        </w:rPr>
+      </w:pPr>
+      <w:r>
+        <w:rPr>
+          <w:rFonts w:cs="Times New Roman"/>
+          <w:sz w:val="24"/>
+          <w:szCs w:val="28"/>
+        </w:rPr>
+        <w:t>Develop a demo application</w:t>
+      </w:r>
+    </w:p>
+    <w:p>
+      <w:pPr>
+        <w:pStyle w:val="ListParagraph"/>
+        <w:numPr>
+          <w:ilvl w:val="0"/>
+          <w:numId w:val="20"/>
+        </w:numPr>
+        <w:tabs>
+          <w:tab w:val="num" w:pos="720"/>
+        </w:tabs>
+        <w:spacing w:after="200"/>
+        <w:jc w:val="both"/>
+        <w:rPr>
+          <w:rFonts w:cs="Times New Roman"/>
+          <w:sz w:val="24"/>
+          <w:szCs w:val="28"/>
+        </w:rPr>
+      </w:pPr>
+      <w:r>
+        <w:rPr>
+          <w:rFonts w:cs="Times New Roman"/>
+          <w:sz w:val="24"/>
+          <w:szCs w:val="28"/>
+        </w:rPr>
+        <w:t>Explore whether a compact model can still be useful in practice</w:t>
+      </w:r>
+    </w:p>
+    <w:p>
+      <w:pPr>
+        <w:spacing w:after="200"/>
+        <w:jc w:val="both"/>
+        <w:rPr>
+          <w:rFonts w:cs="Times New Roman"/>
+          <w:sz w:val="24"/>
+          <w:szCs w:val="28"/>
+        </w:rPr>
+      </w:pPr>
+      <w:r>
+        <w:rPr>
+          <w:rFonts w:cs="Times New Roman"/>
+          <w:sz w:val="24"/>
+          <w:szCs w:val="28"/>
+        </w:rPr>
+        <w:t>Overall, the project moves step by step from a basic instructional baseline toward a stronger proof-of-concept model.</w:t>
+      </w:r>
+    </w:p>
+    <w:p>
+      <w:pPr>
+        <w:pStyle w:val="ListParagraph"/>
+        <w:numPr>
+          <w:ilvl w:val="0"/>
+          <w:numId w:val="19"/>
+        </w:numPr>
+        <w:spacing w:after="200"/>
+        <w:jc w:val="both"/>
+        <w:rPr>
+          <w:rFonts w:cs="Times New Roman"/>
+          <w:b/>
+          <w:bCs/>
+          <w:sz w:val="24"/>
+          <w:szCs w:val="28"/>
+        </w:rPr>
+      </w:pPr>
+      <w:r>
+        <w:rPr>
+          <w:rFonts w:cs="Times New Roman"/>
+          <w:b/>
+          <w:bCs/>
+          <w:sz w:val="24"/>
+          <w:szCs w:val="28"/>
+        </w:rPr>
+        <w:t>III. Scope and Constraints</w:t>
+      </w:r>
+    </w:p>
+    <w:p>
+      <w:pPr>
+        <w:spacing w:after="200"/>
+        <w:jc w:val="both"/>
+        <w:rPr>
+          <w:rFonts w:cs="Times New Roman"/>
+          <w:sz w:val="24"/>
+          <w:szCs w:val="28"/>
+        </w:rPr>
+      </w:pPr>
+      <w:r>
+        <w:rPr>
+          <w:rFonts w:cs="Times New Roman"/>
+          <w:sz w:val="24"/>
+          <w:szCs w:val="28"/>
+        </w:rPr>
+        <w:t>This project is limited by time, effort, hardware, and computing resources. It is a final course assignment, so its purpose is to show how the learned concepts can be applied in practice, not to build a full industrial product.</w:t>
+      </w:r>
+    </w:p>
+    <w:p>
+      <w:pPr>
+        <w:spacing w:after="200"/>
+        <w:jc w:val="both"/>
+        <w:rPr>
+          <w:rFonts w:cs="Times New Roman"/>
+          <w:sz w:val="24"/>
+          <w:szCs w:val="28"/>
+        </w:rPr>
+      </w:pPr>
+      <w:r>
+        <w:rPr>
+          <w:rFonts w:cs="Times New Roman"/>
+          <w:sz w:val="24"/>
+          <w:szCs w:val="28"/>
+        </w:rPr>
+        <w:t>The project assumes a home-lab setup with a normal consumer GPU, not a large cloud or multi-GPU system. Training time should stay within a few hours, or at most around 24 hours, not multiple days. Because of this, the model must stay reasonably small and efficient.</w:t>
+      </w:r>
+    </w:p>
+    <w:p>
+      <w:pPr>
+        <w:spacing w:after="200"/>
+        <w:jc w:val="both"/>
+        <w:rPr>
+          <w:rFonts w:cs="Times New Roman"/>
+          <w:sz w:val="24"/>
+          <w:szCs w:val="28"/>
+        </w:rPr>
+      </w:pPr>
+      <w:r>
+        <w:rPr>
+          <w:rFonts w:cs="Times New Roman"/>
+          <w:sz w:val="24"/>
+          <w:szCs w:val="28"/>
+        </w:rPr>
+        <w:t>Also, this is not a safety-critical system. The model is expected to classify at least eight common music genres, and occasional mistakes are acceptable because they do not cause serious harm. In practice, the model is meant to be a supportive tool for tasks such as tagging, browsing, or lightweight recommendation support, rather than a perfect decision-making system.</w:t>
       </w:r>
     </w:p>
     <w:p>
@@ -1244,213 +1209,54 @@
           <w:rFonts w:ascii="Century" w:hAnsi="Century"/>
           <w:color w:val="000000" w:themeColor="text1"/>
         </w:rPr>
-        <w:t xml:space="preserve">Scope </w:t>
+        <w:t>Methodology and Experimental Setup</w:t>
       </w:r>
     </w:p>
     <w:p>
       <w:pPr>
-        <w:pStyle w:val="ListParagraph"/>
-        <w:numPr>
-          <w:ilvl w:val="0"/>
-          <w:numId w:val="13"/>
-        </w:numPr>
+        <w:spacing w:after="200"/>
         <w:jc w:val="both"/>
         <w:rPr>
+          <w:rFonts w:cs="Times New Roman"/>
           <w:sz w:val="24"/>
           <w:szCs w:val="28"/>
         </w:rPr>
       </w:pPr>
       <w:r>
         <w:rPr>
+          <w:rFonts w:cs="Times New Roman"/>
           <w:sz w:val="24"/>
           <w:szCs w:val="28"/>
         </w:rPr>
-        <w:t xml:space="preserve">Time and effort </w:t>
-      </w:r>
-      <w:r>
-        <w:rPr>
-          <w:sz w:val="24"/>
-          <w:szCs w:val="28"/>
-        </w:rPr>
-        <w:t>constrain -</w:t>
-      </w:r>
-      <w:r>
-        <w:rPr>
-          <w:sz w:val="24"/>
-          <w:szCs w:val="28"/>
-        </w:rPr>
-        <w:t xml:space="preserve"> </w:t>
-      </w:r>
-      <w:r>
-        <w:rPr>
-          <w:sz w:val="24"/>
-          <w:szCs w:val="28"/>
-        </w:rPr>
-        <w:t>limited</w:t>
-      </w:r>
-      <w:r>
-        <w:rPr>
-          <w:sz w:val="24"/>
-          <w:szCs w:val="28"/>
-        </w:rPr>
-        <w:t xml:space="preserve"> budget of time &amp; effort</w:t>
+        <w:t>This project follows a step-by-step experimental approach. It begins with dataset preparation, preprocessing, and exploratory data analysis (EDA). Audio clips are converted into fixed n-second segments and represented as log-Mel spectrograms for CNN-based training. For comparison, the project first uses the provided MFCC + CNN baseline trained on the small FMA dataset. Based on this reference, a new Log-Mel + CNN baseline is defined to remain as close as possible to the original model, with only minor adjustments required by the different input representation. This enables a more controlled comparison of how MFCC and log-Mel features affect model performance.</w:t>
       </w:r>
     </w:p>
     <w:p>
       <w:pPr>
-        <w:pStyle w:val="ListParagraph"/>
-        <w:numPr>
-          <w:ilvl w:val="0"/>
-          <w:numId w:val="13"/>
-        </w:numPr>
+        <w:spacing w:after="200"/>
         <w:jc w:val="both"/>
         <w:rPr>
+          <w:rFonts w:cs="Times New Roman"/>
           <w:sz w:val="24"/>
           <w:szCs w:val="28"/>
         </w:rPr>
       </w:pPr>
       <w:r>
         <w:rPr>
+          <w:rFonts w:cs="Times New Roman"/>
           <w:sz w:val="24"/>
           <w:szCs w:val="28"/>
         </w:rPr>
-        <w:t>Hardware/</w:t>
+        <w:t xml:space="preserve">Model development then proceeds incrementally. After re-engineering and understanding the baseline, the project extends the work by building a custom dataset from several open datasets together with manually collected and processed audio clips. The model is then further improved </w:t>
       </w:r>
       <w:r>
-        <w:t xml:space="preserve"> </w:t>
-      </w:r>
-      <w:r>
-        <w:rPr>
+        <w:rPr>
+          <w:rFonts w:cs="Times New Roman"/>
           <w:sz w:val="24"/>
           <w:szCs w:val="28"/>
         </w:rPr>
-        <w:t xml:space="preserve">computing </w:t>
-      </w:r>
-      <w:r>
-        <w:rPr>
-          <w:sz w:val="24"/>
-          <w:szCs w:val="28"/>
-        </w:rPr>
-        <w:t>infrastructure</w:t>
-      </w:r>
-      <w:r>
-        <w:rPr>
-          <w:sz w:val="24"/>
-          <w:szCs w:val="28"/>
-        </w:rPr>
-        <w:t xml:space="preserve"> limitation</w:t>
-      </w:r>
-      <w:r>
-        <w:rPr>
-          <w:sz w:val="24"/>
-          <w:szCs w:val="28"/>
-        </w:rPr>
-        <w:t>s</w:t>
-      </w:r>
-    </w:p>
-    <w:p>
-      <w:pPr>
-        <w:pStyle w:val="ListParagraph"/>
-        <w:numPr>
-          <w:ilvl w:val="0"/>
-          <w:numId w:val="13"/>
-        </w:numPr>
-        <w:jc w:val="both"/>
-        <w:rPr>
-          <w:sz w:val="24"/>
-          <w:szCs w:val="28"/>
-        </w:rPr>
-      </w:pPr>
-      <w:r>
-        <w:rPr>
-          <w:sz w:val="24"/>
-          <w:szCs w:val="28"/>
-        </w:rPr>
-        <w:t xml:space="preserve">This is not a real project </w:t>
-      </w:r>
-      <w:r>
-        <w:rPr>
-          <w:sz w:val="24"/>
-          <w:szCs w:val="28"/>
-        </w:rPr>
-        <w:t>- it</w:t>
-      </w:r>
-      <w:r>
-        <w:rPr>
-          <w:sz w:val="24"/>
-          <w:szCs w:val="28"/>
-        </w:rPr>
-        <w:t xml:space="preserve"> is </w:t>
-      </w:r>
-      <w:r>
-        <w:rPr>
-          <w:sz w:val="24"/>
-          <w:szCs w:val="28"/>
-        </w:rPr>
-        <w:t>the final</w:t>
-      </w:r>
-      <w:r>
-        <w:rPr>
-          <w:sz w:val="24"/>
-          <w:szCs w:val="28"/>
-        </w:rPr>
-        <w:t xml:space="preserve"> assignment </w:t>
-      </w:r>
-      <w:r>
-        <w:rPr>
-          <w:sz w:val="24"/>
-          <w:szCs w:val="28"/>
-        </w:rPr>
-        <w:t>by the</w:t>
-      </w:r>
-      <w:r>
-        <w:rPr>
-          <w:sz w:val="24"/>
-          <w:szCs w:val="28"/>
-        </w:rPr>
-        <w:t xml:space="preserve"> learning course</w:t>
-      </w:r>
-      <w:r>
-        <w:rPr>
-          <w:sz w:val="24"/>
-          <w:szCs w:val="28"/>
-        </w:rPr>
-        <w:t xml:space="preserve"> for learning purposes</w:t>
-      </w:r>
-      <w:r>
-        <w:rPr>
-          <w:sz w:val="24"/>
-          <w:szCs w:val="28"/>
-        </w:rPr>
-        <w:t xml:space="preserve"> – so in the constrain and limitations, it just </w:t>
-      </w:r>
-      <w:r>
-        <w:rPr>
-          <w:sz w:val="24"/>
-          <w:szCs w:val="28"/>
-        </w:rPr>
-        <w:t>focusses</w:t>
-      </w:r>
-      <w:r>
-        <w:rPr>
-          <w:sz w:val="24"/>
-          <w:szCs w:val="28"/>
-        </w:rPr>
-        <w:t xml:space="preserve"> on demonstrate how I applied and adopted what I’ve learned and based on the </w:t>
-      </w:r>
-      <w:r>
-        <w:rPr>
-          <w:sz w:val="24"/>
-          <w:szCs w:val="28"/>
-        </w:rPr>
-        <w:t>instructor’s</w:t>
-      </w:r>
-      <w:r>
-        <w:rPr>
-          <w:sz w:val="24"/>
-          <w:szCs w:val="28"/>
-        </w:rPr>
-        <w:t xml:space="preserve"> guidance and advises to develop a proof-of-concept/prototype solution</w:t>
+        <w:lastRenderedPageBreak/>
+        <w:t>into a more production-like version through practical refinements in preprocessing, architecture, and training design. This version is finally demonstrated through a proof-of-concept application. The models are trained, benchmarked, and evaluated under realistic personal computing constraints, and the results are analyzed to assess both their practical usefulness and their limitations.</w:t>
       </w:r>
     </w:p>
     <w:p>
@@ -1471,221 +1277,70 @@
           <w:rFonts w:ascii="Century" w:hAnsi="Century"/>
           <w:color w:val="000000" w:themeColor="text1"/>
         </w:rPr>
-        <w:t>Problem</w:t>
-      </w:r>
-    </w:p>
-    <w:p>
-      <w:pPr>
-        <w:rPr>
-          <w:sz w:val="24"/>
-          <w:szCs w:val="28"/>
-        </w:rPr>
-      </w:pPr>
-      <w:r>
-        <w:rPr>
-          <w:sz w:val="24"/>
-          <w:szCs w:val="28"/>
-        </w:rPr>
-        <w:t>Within the constraints of budget (time</w:t>
+        <w:t xml:space="preserve">Collecting </w:t>
       </w:r>
       <w:r>
         <w:rPr>
-          <w:sz w:val="24"/>
-          <w:szCs w:val="28"/>
-        </w:rPr>
-        <w:t xml:space="preserve"> training time may takes</w:t>
+          <w:rFonts w:ascii="Century" w:hAnsi="Century"/>
+          <w:color w:val="000000" w:themeColor="text1"/>
+        </w:rPr>
+        <w:t>D</w:t>
       </w:r>
       <w:r>
         <w:rPr>
-          <w:sz w:val="24"/>
-          <w:szCs w:val="28"/>
-        </w:rPr>
-        <w:t xml:space="preserve"> from</w:t>
+          <w:rFonts w:ascii="Century" w:hAnsi="Century"/>
+          <w:color w:val="000000" w:themeColor="text1"/>
+        </w:rPr>
+        <w:t xml:space="preserve">ata, </w:t>
       </w:r>
       <w:r>
         <w:rPr>
-          <w:sz w:val="24"/>
-          <w:szCs w:val="28"/>
-        </w:rPr>
-        <w:t xml:space="preserve"> few hours to 24 hours maximum, not days)</w:t>
+          <w:rFonts w:ascii="Century" w:hAnsi="Century"/>
+          <w:color w:val="000000" w:themeColor="text1"/>
+        </w:rPr>
+        <w:t>B</w:t>
       </w:r>
       <w:r>
         <w:rPr>
-          <w:sz w:val="24"/>
-          <w:szCs w:val="28"/>
-        </w:rPr>
-        <w:t xml:space="preserve">, effort, devices, and etc..), my question is it is feasible to train a model that is small </w:t>
+          <w:rFonts w:ascii="Century" w:hAnsi="Century"/>
+          <w:color w:val="000000" w:themeColor="text1"/>
+        </w:rPr>
+        <w:t xml:space="preserve">uilding </w:t>
       </w:r>
       <w:r>
         <w:rPr>
-          <w:sz w:val="24"/>
-          <w:szCs w:val="28"/>
-        </w:rPr>
-        <w:t>enough</w:t>
+          <w:rFonts w:ascii="Century" w:hAnsi="Century"/>
+          <w:color w:val="000000" w:themeColor="text1"/>
+        </w:rPr>
+        <w:t>a Custom D</w:t>
       </w:r>
       <w:r>
         <w:rPr>
-          <w:sz w:val="24"/>
-          <w:szCs w:val="28"/>
-        </w:rPr>
-        <w:t xml:space="preserve"> to run on personal computing devices, by using personal </w:t>
+          <w:rFonts w:ascii="Century" w:hAnsi="Century"/>
+          <w:color w:val="000000" w:themeColor="text1"/>
+        </w:rPr>
+        <w:t>ataset</w:t>
       </w:r>
       <w:r>
         <w:rPr>
-          <w:sz w:val="24"/>
-          <w:szCs w:val="28"/>
-        </w:rPr>
-        <w:t xml:space="preserve">computers </w:t>
+          <w:rFonts w:ascii="Century" w:hAnsi="Century"/>
+          <w:color w:val="000000" w:themeColor="text1"/>
+        </w:rPr>
+        <w:t xml:space="preserve">, </w:t>
       </w:r>
       <w:r>
         <w:rPr>
-          <w:sz w:val="24"/>
-          <w:szCs w:val="28"/>
-        </w:rPr>
-        <w:t>(home lab</w:t>
+          <w:rFonts w:ascii="Century" w:hAnsi="Century"/>
+          <w:color w:val="000000" w:themeColor="text1"/>
+        </w:rPr>
+        <w:t>and</w:t>
       </w:r>
       <w:r>
         <w:rPr>
-          <w:sz w:val="24"/>
-          <w:szCs w:val="28"/>
-        </w:rPr>
-        <w:t>: a computer with normal GPU</w:t>
-      </w:r>
-      <w:r>
-        <w:rPr>
-          <w:sz w:val="24"/>
-          <w:szCs w:val="28"/>
-        </w:rPr>
-        <w:t xml:space="preserve">) </w:t>
-      </w:r>
-      <w:r>
-        <w:rPr>
-          <w:sz w:val="24"/>
-          <w:szCs w:val="28"/>
-        </w:rPr>
-        <w:t>with</w:t>
-      </w:r>
-      <w:r>
-        <w:rPr>
-          <w:sz w:val="24"/>
-          <w:szCs w:val="28"/>
-        </w:rPr>
-        <w:t xml:space="preserve"> a decent model that is truly used in production. </w:t>
-      </w:r>
-      <w:r>
-        <w:rPr>
-          <w:sz w:val="24"/>
-          <w:szCs w:val="28"/>
-        </w:rPr>
-        <w:t xml:space="preserve">In mean, </w:t>
-      </w:r>
-      <w:r>
-        <w:rPr>
-          <w:sz w:val="24"/>
-          <w:szCs w:val="28"/>
-        </w:rPr>
-        <w:t xml:space="preserve">it </w:t>
-      </w:r>
-      <w:r>
-        <w:rPr>
-          <w:sz w:val="24"/>
-          <w:szCs w:val="28"/>
-        </w:rPr>
-        <w:t>balance</w:t>
-      </w:r>
-      <w:r>
-        <w:rPr>
-          <w:sz w:val="24"/>
-          <w:szCs w:val="28"/>
-        </w:rPr>
-        <w:t>s</w:t>
-      </w:r>
-      <w:r>
-        <w:rPr>
-          <w:sz w:val="24"/>
-          <w:szCs w:val="28"/>
-        </w:rPr>
-        <w:t xml:space="preserve"> between computing resource, time and quality.</w:t>
-      </w:r>
-    </w:p>
-    <w:p>
-      <w:pPr>
-        <w:rPr>
-          <w:sz w:val="24"/>
-          <w:szCs w:val="28"/>
-        </w:rPr>
-      </w:pPr>
-      <w:r>
-        <w:rPr>
-          <w:sz w:val="24"/>
-          <w:szCs w:val="28"/>
-        </w:rPr>
-        <w:t>The model Music Genres Classification supporting at least 8 popular and common genres</w:t>
-      </w:r>
-      <w:r>
-        <w:rPr>
-          <w:sz w:val="24"/>
-          <w:szCs w:val="28"/>
-        </w:rPr>
-        <w:t xml:space="preserve"> – it can make mistake and cause no harm by this. Therefore, it is something just like to assist or support – not targeting to serve as a main functionality but still useful in practice.</w:t>
-      </w:r>
-    </w:p>
-    <w:p>
-      <w:pPr>
-        <w:rPr>
-          <w:sz w:val="24"/>
-          <w:szCs w:val="28"/>
-        </w:rPr>
-      </w:pPr>
-      <w:r>
-        <w:rPr>
-          <w:sz w:val="24"/>
-          <w:szCs w:val="28"/>
-        </w:rPr>
-        <w:t>This is important as it drives decisions and choices related to the project scope, model architecture, algorithms, design, and more…</w:t>
-      </w:r>
-    </w:p>
-    <w:p/>
-    <w:p>
-      <w:pPr>
-        <w:pStyle w:val="Heading1"/>
-        <w:numPr>
-          <w:ilvl w:val="0"/>
-          <w:numId w:val="15"/>
-        </w:numPr>
-        <w:ind w:left="450" w:hanging="450"/>
-        <w:rPr>
           <w:rFonts w:ascii="Century" w:hAnsi="Century"/>
           <w:color w:val="000000" w:themeColor="text1"/>
         </w:rPr>
-      </w:pPr>
-      <w:r>
-        <w:rPr>
-          <w:rFonts w:ascii="Century" w:hAnsi="Century"/>
-          <w:color w:val="000000" w:themeColor="text1"/>
-        </w:rPr>
-        <w:t>Methodologies</w:t>
-      </w:r>
-    </w:p>
-    <w:p>
-      <w:pPr>
-        <w:pStyle w:val="Heading1"/>
-        <w:numPr>
-          <w:ilvl w:val="0"/>
-          <w:numId w:val="15"/>
-        </w:numPr>
-        <w:ind w:left="450" w:hanging="450"/>
-        <w:rPr>
-          <w:rFonts w:ascii="Century" w:hAnsi="Century"/>
-          <w:color w:val="000000" w:themeColor="text1"/>
-        </w:rPr>
-      </w:pPr>
-      <w:r>
-        <w:rPr>
-          <w:rFonts w:ascii="Century" w:hAnsi="Century"/>
-          <w:color w:val="000000" w:themeColor="text1"/>
-        </w:rPr>
-        <w:t>Collecting data, building datasets and Inputs/Outputs</w:t>
+        <w:t xml:space="preserve"> EDA</w:t>
       </w:r>
     </w:p>
     <w:p>
@@ -1728,6 +1383,242 @@
     </w:p>
     <w:p>
       <w:pPr>
+        <w:pStyle w:val="ListParagraph"/>
+        <w:numPr>
+          <w:ilvl w:val="0"/>
+          <w:numId w:val="21"/>
+        </w:numPr>
+        <w:spacing w:after="200"/>
+        <w:jc w:val="both"/>
+        <w:rPr>
+          <w:rFonts w:cs="Times New Roman"/>
+          <w:sz w:val="24"/>
+          <w:szCs w:val="28"/>
+        </w:rPr>
+      </w:pPr>
+      <w:r>
+        <w:rPr>
+          <w:rFonts w:cs="Times New Roman"/>
+          <w:sz w:val="24"/>
+          <w:szCs w:val="28"/>
+        </w:rPr>
+        <w:t xml:space="preserve">Model </w:t>
+      </w:r>
+      <w:r>
+        <w:rPr>
+          <w:rFonts w:cs="Times New Roman"/>
+          <w:sz w:val="24"/>
+          <w:szCs w:val="28"/>
+        </w:rPr>
+        <w:t>Architecture</w:t>
+      </w:r>
+      <w:r>
+        <w:rPr>
+          <w:rFonts w:cs="Times New Roman"/>
+          <w:sz w:val="24"/>
+          <w:szCs w:val="28"/>
+        </w:rPr>
+        <w:t>s</w:t>
+      </w:r>
+      <w:r>
+        <w:rPr>
+          <w:rFonts w:cs="Times New Roman"/>
+          <w:sz w:val="24"/>
+          <w:szCs w:val="28"/>
+        </w:rPr>
+        <w:t xml:space="preserve"> &amp; </w:t>
+      </w:r>
+      <w:r>
+        <w:rPr>
+          <w:rFonts w:cs="Times New Roman"/>
+          <w:sz w:val="24"/>
+          <w:szCs w:val="28"/>
+        </w:rPr>
+        <w:t>T</w:t>
+      </w:r>
+      <w:r>
+        <w:rPr>
+          <w:rFonts w:cs="Times New Roman"/>
+          <w:sz w:val="24"/>
+          <w:szCs w:val="28"/>
+        </w:rPr>
+        <w:t xml:space="preserve">raining </w:t>
+      </w:r>
+      <w:r>
+        <w:rPr>
+          <w:rFonts w:cs="Times New Roman"/>
+          <w:sz w:val="24"/>
+          <w:szCs w:val="28"/>
+        </w:rPr>
+        <w:t>S</w:t>
+      </w:r>
+      <w:r>
+        <w:rPr>
+          <w:rFonts w:cs="Times New Roman"/>
+          <w:sz w:val="24"/>
+          <w:szCs w:val="28"/>
+        </w:rPr>
+        <w:t>etup</w:t>
+      </w:r>
+    </w:p>
+    <w:p>
+      <w:pPr>
+        <w:pStyle w:val="ListParagraph"/>
+        <w:numPr>
+          <w:ilvl w:val="2"/>
+          <w:numId w:val="25"/>
+        </w:numPr>
+        <w:spacing w:after="200"/>
+        <w:jc w:val="both"/>
+        <w:rPr>
+          <w:rFonts w:cs="Times New Roman"/>
+          <w:sz w:val="24"/>
+          <w:szCs w:val="28"/>
+        </w:rPr>
+      </w:pPr>
+      <w:r>
+        <w:rPr>
+          <w:rFonts w:cs="Times New Roman"/>
+          <w:sz w:val="24"/>
+          <w:szCs w:val="28"/>
+        </w:rPr>
+        <w:t>MFCC</w:t>
+      </w:r>
+      <w:r>
+        <w:rPr>
+          <w:rFonts w:cs="Times New Roman"/>
+          <w:sz w:val="24"/>
+          <w:szCs w:val="28"/>
+        </w:rPr>
+        <w:t xml:space="preserve"> version</w:t>
+      </w:r>
+      <w:r>
+        <w:rPr>
+          <w:rFonts w:cs="Times New Roman"/>
+          <w:sz w:val="24"/>
+          <w:szCs w:val="28"/>
+        </w:rPr>
+        <w:t xml:space="preserve"> (provided via the FMA dataset)</w:t>
+      </w:r>
+    </w:p>
+    <w:p>
+      <w:pPr>
+        <w:pStyle w:val="ListParagraph"/>
+        <w:numPr>
+          <w:ilvl w:val="2"/>
+          <w:numId w:val="25"/>
+        </w:numPr>
+        <w:rPr>
+          <w:rFonts w:cs="Times New Roman"/>
+          <w:sz w:val="24"/>
+          <w:szCs w:val="28"/>
+        </w:rPr>
+      </w:pPr>
+      <w:r>
+        <w:rPr>
+          <w:rFonts w:cs="Times New Roman"/>
+          <w:sz w:val="24"/>
+          <w:szCs w:val="28"/>
+        </w:rPr>
+        <w:t>Log-Mel</w:t>
+      </w:r>
+      <w:r>
+        <w:rPr>
+          <w:rFonts w:cs="Times New Roman"/>
+          <w:sz w:val="24"/>
+          <w:szCs w:val="28"/>
+        </w:rPr>
+        <w:t xml:space="preserve"> CNN</w:t>
+      </w:r>
+      <w:r>
+        <w:rPr>
+          <w:rFonts w:cs="Times New Roman"/>
+          <w:sz w:val="24"/>
+          <w:szCs w:val="28"/>
+        </w:rPr>
+        <w:t xml:space="preserve"> (my own defined)</w:t>
+      </w:r>
+    </w:p>
+    <w:p>
+      <w:pPr>
+        <w:pStyle w:val="ListParagraph"/>
+        <w:numPr>
+          <w:ilvl w:val="2"/>
+          <w:numId w:val="25"/>
+        </w:numPr>
+        <w:rPr>
+          <w:rFonts w:cs="Times New Roman"/>
+          <w:sz w:val="24"/>
+          <w:szCs w:val="28"/>
+        </w:rPr>
+      </w:pPr>
+      <w:r>
+        <w:rPr>
+          <w:rFonts w:cs="Times New Roman"/>
+          <w:sz w:val="24"/>
+          <w:szCs w:val="28"/>
+        </w:rPr>
+        <w:t>Training Setup</w:t>
+      </w:r>
+    </w:p>
+    <w:p>
+      <w:pPr>
+        <w:pStyle w:val="ListParagraph"/>
+        <w:numPr>
+          <w:ilvl w:val="0"/>
+          <w:numId w:val="21"/>
+        </w:numPr>
+        <w:spacing w:after="200"/>
+        <w:jc w:val="both"/>
+        <w:rPr>
+          <w:rFonts w:cs="Times New Roman"/>
+          <w:sz w:val="24"/>
+          <w:szCs w:val="28"/>
+        </w:rPr>
+      </w:pPr>
+      <w:r>
+        <w:rPr>
+          <w:rFonts w:cs="Times New Roman"/>
+          <w:sz w:val="24"/>
+          <w:szCs w:val="28"/>
+        </w:rPr>
+        <w:t xml:space="preserve">Benchmarking </w:t>
+      </w:r>
+      <w:r>
+        <w:rPr>
+          <w:rFonts w:cs="Times New Roman"/>
+          <w:sz w:val="24"/>
+          <w:szCs w:val="28"/>
+        </w:rPr>
+        <w:t>and Evaluation</w:t>
+      </w:r>
+      <w:r>
+        <w:rPr>
+          <w:rFonts w:cs="Times New Roman"/>
+          <w:sz w:val="24"/>
+          <w:szCs w:val="28"/>
+        </w:rPr>
+        <w:t xml:space="preserve"> - Comparation</w:t>
+      </w:r>
+      <w:r>
+        <w:rPr>
+          <w:rFonts w:cs="Times New Roman"/>
+          <w:sz w:val="24"/>
+          <w:szCs w:val="28"/>
+        </w:rPr>
+        <w:t xml:space="preserve"> </w:t>
+      </w:r>
+      <w:r>
+        <w:rPr>
+          <w:rFonts w:cs="Times New Roman"/>
+          <w:sz w:val="24"/>
+          <w:szCs w:val="28"/>
+        </w:rPr>
+        <w:t>Result</w:t>
+      </w:r>
+    </w:p>
+    <w:p>
+      <w:pPr>
         <w:pStyle w:val="Heading1"/>
         <w:numPr>
           <w:ilvl w:val="0"/>
@@ -1787,70 +1678,72 @@
     </w:p>
     <w:p>
       <w:pPr>
-        <w:pStyle w:val="Heading1"/>
+        <w:pStyle w:val="ListParagraph"/>
         <w:numPr>
-          <w:ilvl w:val="1"/>
-          <w:numId w:val="16"/>
+          <w:ilvl w:val="0"/>
+          <w:numId w:val="23"/>
         </w:numPr>
-        <w:ind w:left="450"/>
-        <w:rPr>
-          <w:rFonts w:ascii="Century" w:hAnsi="Century"/>
-          <w:color w:val="000000" w:themeColor="text1"/>
+        <w:spacing w:after="200"/>
+        <w:jc w:val="both"/>
+        <w:rPr>
+          <w:rFonts w:cs="Times New Roman"/>
+          <w:sz w:val="24"/>
+          <w:szCs w:val="28"/>
         </w:rPr>
       </w:pPr>
       <w:r>
         <w:rPr>
-          <w:rFonts w:ascii="Century" w:hAnsi="Century"/>
-          <w:color w:val="000000" w:themeColor="text1"/>
-        </w:rPr>
-        <w:t xml:space="preserve">Model </w:t>
-      </w:r>
-      <w:r>
-        <w:rPr>
-          <w:rFonts w:ascii="Century" w:hAnsi="Century"/>
-          <w:color w:val="000000" w:themeColor="text1"/>
-        </w:rPr>
-        <w:t>Architecture</w:t>
+          <w:rFonts w:cs="Times New Roman"/>
+          <w:sz w:val="24"/>
+          <w:szCs w:val="28"/>
+        </w:rPr>
+        <w:t>Model Architecture</w:t>
       </w:r>
     </w:p>
     <w:p>
       <w:pPr>
-        <w:pStyle w:val="Heading1"/>
+        <w:pStyle w:val="ListParagraph"/>
         <w:numPr>
-          <w:ilvl w:val="1"/>
-          <w:numId w:val="16"/>
+          <w:ilvl w:val="0"/>
+          <w:numId w:val="23"/>
         </w:numPr>
-        <w:ind w:left="450"/>
-        <w:rPr>
-          <w:rFonts w:ascii="Century" w:hAnsi="Century"/>
-          <w:color w:val="000000" w:themeColor="text1"/>
+        <w:spacing w:after="200"/>
+        <w:jc w:val="both"/>
+        <w:rPr>
+          <w:rFonts w:cs="Times New Roman"/>
+          <w:sz w:val="24"/>
+          <w:szCs w:val="28"/>
         </w:rPr>
       </w:pPr>
       <w:r>
         <w:rPr>
-          <w:rFonts w:ascii="Century" w:hAnsi="Century"/>
-          <w:color w:val="000000" w:themeColor="text1"/>
+          <w:rFonts w:cs="Times New Roman"/>
+          <w:sz w:val="24"/>
+          <w:szCs w:val="28"/>
         </w:rPr>
         <w:t>Results and Evaluation</w:t>
       </w:r>
     </w:p>
     <w:p>
       <w:pPr>
-        <w:pStyle w:val="Heading1"/>
+        <w:pStyle w:val="ListParagraph"/>
         <w:numPr>
-          <w:ilvl w:val="1"/>
-          <w:numId w:val="16"/>
+          <w:ilvl w:val="0"/>
+          <w:numId w:val="23"/>
         </w:numPr>
-        <w:ind w:left="450"/>
-        <w:rPr>
-          <w:rFonts w:ascii="Century" w:hAnsi="Century"/>
-          <w:color w:val="000000" w:themeColor="text1"/>
+        <w:spacing w:after="200"/>
+        <w:jc w:val="both"/>
+        <w:rPr>
+          <w:rFonts w:cs="Times New Roman"/>
+          <w:sz w:val="24"/>
+          <w:szCs w:val="28"/>
         </w:rPr>
       </w:pPr>
       <w:r>
         <w:rPr>
-          <w:rFonts w:ascii="Century" w:hAnsi="Century"/>
-          <w:color w:val="000000" w:themeColor="text1"/>
+          <w:rFonts w:cs="Times New Roman"/>
+          <w:sz w:val="24"/>
+          <w:szCs w:val="28"/>
         </w:rPr>
         <w:t>Demo Applications (Consumer Layer)</w:t>
       </w:r>
@@ -1862,6 +1755,9 @@
           <w:ilvl w:val="0"/>
           <w:numId w:val="15"/>
         </w:numPr>
+        <w:tabs>
+          <w:tab w:val="num" w:pos="360"/>
+        </w:tabs>
         <w:ind w:left="450" w:hanging="450"/>
         <w:rPr>
           <w:rFonts w:ascii="Century" w:hAnsi="Century"/>
@@ -1873,7 +1769,7 @@
           <w:rFonts w:ascii="Century" w:hAnsi="Century"/>
           <w:color w:val="000000" w:themeColor="text1"/>
         </w:rPr>
-        <w:t>Project Management and Workflow</w:t>
+        <w:t>Discussion and Reflection</w:t>
       </w:r>
     </w:p>
     <w:p>
@@ -2451,6 +2347,119 @@
     </w:lvl>
   </w:abstractNum>
   <w:abstractNum w:abstractNumId="10" w15:restartNumberingAfterBreak="0">
+    <w:nsid w:val="09E968B1"/>
+    <w:multiLevelType w:val="hybridMultilevel"/>
+    <w:tmpl w:val="25D85800"/>
+    <w:lvl w:ilvl="0" w:tplc="0409000D">
+      <w:start w:val="1"/>
+      <w:numFmt w:val="bullet"/>
+      <w:lvlText w:val=""/>
+      <w:lvlJc w:val="left"/>
+      <w:pPr>
+        <w:ind w:left="360" w:hanging="360"/>
+      </w:pPr>
+      <w:rPr>
+        <w:rFonts w:ascii="Wingdings" w:hAnsi="Wingdings" w:hint="default"/>
+      </w:rPr>
+    </w:lvl>
+    <w:lvl w:ilvl="1" w:tplc="04090003" w:tentative="1">
+      <w:start w:val="1"/>
+      <w:numFmt w:val="bullet"/>
+      <w:lvlText w:val="o"/>
+      <w:lvlJc w:val="left"/>
+      <w:pPr>
+        <w:ind w:left="1080" w:hanging="360"/>
+      </w:pPr>
+      <w:rPr>
+        <w:rFonts w:ascii="Courier New" w:hAnsi="Courier New" w:cs="Courier New" w:hint="default"/>
+      </w:rPr>
+    </w:lvl>
+    <w:lvl w:ilvl="2" w:tplc="04090005" w:tentative="1">
+      <w:start w:val="1"/>
+      <w:numFmt w:val="bullet"/>
+      <w:lvlText w:val=""/>
+      <w:lvlJc w:val="left"/>
+      <w:pPr>
+        <w:ind w:left="1800" w:hanging="360"/>
+      </w:pPr>
+      <w:rPr>
+        <w:rFonts w:ascii="Wingdings" w:hAnsi="Wingdings" w:hint="default"/>
+      </w:rPr>
+    </w:lvl>
+    <w:lvl w:ilvl="3" w:tplc="04090001" w:tentative="1">
+      <w:start w:val="1"/>
+      <w:numFmt w:val="bullet"/>
+      <w:lvlText w:val=""/>
+      <w:lvlJc w:val="left"/>
+      <w:pPr>
+        <w:ind w:left="2520" w:hanging="360"/>
+      </w:pPr>
+      <w:rPr>
+        <w:rFonts w:ascii="Symbol" w:hAnsi="Symbol" w:hint="default"/>
+      </w:rPr>
+    </w:lvl>
+    <w:lvl w:ilvl="4" w:tplc="04090003" w:tentative="1">
+      <w:start w:val="1"/>
+      <w:numFmt w:val="bullet"/>
+      <w:lvlText w:val="o"/>
+      <w:lvlJc w:val="left"/>
+      <w:pPr>
+        <w:ind w:left="3240" w:hanging="360"/>
+      </w:pPr>
+      <w:rPr>
+        <w:rFonts w:ascii="Courier New" w:hAnsi="Courier New" w:cs="Courier New" w:hint="default"/>
+      </w:rPr>
+    </w:lvl>
+    <w:lvl w:ilvl="5" w:tplc="04090005" w:tentative="1">
+      <w:start w:val="1"/>
+      <w:numFmt w:val="bullet"/>
+      <w:lvlText w:val=""/>
+      <w:lvlJc w:val="left"/>
+      <w:pPr>
+        <w:ind w:left="3960" w:hanging="360"/>
+      </w:pPr>
+      <w:rPr>
+        <w:rFonts w:ascii="Wingdings" w:hAnsi="Wingdings" w:hint="default"/>
+      </w:rPr>
+    </w:lvl>
+    <w:lvl w:ilvl="6" w:tplc="04090001" w:tentative="1">
+      <w:start w:val="1"/>
+      <w:numFmt w:val="bullet"/>
+      <w:lvlText w:val=""/>
+      <w:lvlJc w:val="left"/>
+      <w:pPr>
+        <w:ind w:left="4680" w:hanging="360"/>
+      </w:pPr>
+      <w:rPr>
+        <w:rFonts w:ascii="Symbol" w:hAnsi="Symbol" w:hint="default"/>
+      </w:rPr>
+    </w:lvl>
+    <w:lvl w:ilvl="7" w:tplc="04090003" w:tentative="1">
+      <w:start w:val="1"/>
+      <w:numFmt w:val="bullet"/>
+      <w:lvlText w:val="o"/>
+      <w:lvlJc w:val="left"/>
+      <w:pPr>
+        <w:ind w:left="5400" w:hanging="360"/>
+      </w:pPr>
+      <w:rPr>
+        <w:rFonts w:ascii="Courier New" w:hAnsi="Courier New" w:cs="Courier New" w:hint="default"/>
+      </w:rPr>
+    </w:lvl>
+    <w:lvl w:ilvl="8" w:tplc="04090005" w:tentative="1">
+      <w:start w:val="1"/>
+      <w:numFmt w:val="bullet"/>
+      <w:lvlText w:val=""/>
+      <w:lvlJc w:val="left"/>
+      <w:pPr>
+        <w:ind w:left="6120" w:hanging="360"/>
+      </w:pPr>
+      <w:rPr>
+        <w:rFonts w:ascii="Wingdings" w:hAnsi="Wingdings" w:hint="default"/>
+      </w:rPr>
+    </w:lvl>
+  </w:abstractNum>
+  <w:abstractNum w:abstractNumId="11" w15:restartNumberingAfterBreak="0">
     <w:nsid w:val="0AB44394"/>
     <w:multiLevelType w:val="hybridMultilevel"/>
     <w:tmpl w:val="F6E66800"/>
@@ -2539,7 +2548,156 @@
       </w:pPr>
     </w:lvl>
   </w:abstractNum>
-  <w:abstractNum w:abstractNumId="11" w15:restartNumberingAfterBreak="0">
+  <w:abstractNum w:abstractNumId="12" w15:restartNumberingAfterBreak="0">
+    <w:nsid w:val="15D67AA2"/>
+    <w:multiLevelType w:val="multilevel"/>
+    <w:tmpl w:val="BDF8671C"/>
+    <w:lvl w:ilvl="0">
+      <w:start w:val="1"/>
+      <w:numFmt w:val="bullet"/>
+      <w:lvlText w:val=""/>
+      <w:lvlJc w:val="left"/>
+      <w:pPr>
+        <w:tabs>
+          <w:tab w:val="num" w:pos="720"/>
+        </w:tabs>
+        <w:ind w:left="720" w:hanging="360"/>
+      </w:pPr>
+      <w:rPr>
+        <w:rFonts w:ascii="Symbol" w:hAnsi="Symbol" w:hint="default"/>
+        <w:sz w:val="20"/>
+      </w:rPr>
+    </w:lvl>
+    <w:lvl w:ilvl="1" w:tentative="1">
+      <w:start w:val="1"/>
+      <w:numFmt w:val="bullet"/>
+      <w:lvlText w:val="o"/>
+      <w:lvlJc w:val="left"/>
+      <w:pPr>
+        <w:tabs>
+          <w:tab w:val="num" w:pos="1440"/>
+        </w:tabs>
+        <w:ind w:left="1440" w:hanging="360"/>
+      </w:pPr>
+      <w:rPr>
+        <w:rFonts w:ascii="Courier New" w:hAnsi="Courier New" w:hint="default"/>
+        <w:sz w:val="20"/>
+      </w:rPr>
+    </w:lvl>
+    <w:lvl w:ilvl="2" w:tentative="1">
+      <w:start w:val="1"/>
+      <w:numFmt w:val="bullet"/>
+      <w:lvlText w:val=""/>
+      <w:lvlJc w:val="left"/>
+      <w:pPr>
+        <w:tabs>
+          <w:tab w:val="num" w:pos="2160"/>
+        </w:tabs>
+        <w:ind w:left="2160" w:hanging="360"/>
+      </w:pPr>
+      <w:rPr>
+        <w:rFonts w:ascii="Wingdings" w:hAnsi="Wingdings" w:hint="default"/>
+        <w:sz w:val="20"/>
+      </w:rPr>
+    </w:lvl>
+    <w:lvl w:ilvl="3" w:tentative="1">
+      <w:start w:val="1"/>
+      <w:numFmt w:val="bullet"/>
+      <w:lvlText w:val=""/>
+      <w:lvlJc w:val="left"/>
+      <w:pPr>
+        <w:tabs>
+          <w:tab w:val="num" w:pos="2880"/>
+        </w:tabs>
+        <w:ind w:left="2880" w:hanging="360"/>
+      </w:pPr>
+      <w:rPr>
+        <w:rFonts w:ascii="Wingdings" w:hAnsi="Wingdings" w:hint="default"/>
+        <w:sz w:val="20"/>
+      </w:rPr>
+    </w:lvl>
+    <w:lvl w:ilvl="4" w:tentative="1">
+      <w:start w:val="1"/>
+      <w:numFmt w:val="bullet"/>
+      <w:lvlText w:val=""/>
+      <w:lvlJc w:val="left"/>
+      <w:pPr>
+        <w:tabs>
+          <w:tab w:val="num" w:pos="3600"/>
+        </w:tabs>
+        <w:ind w:left="3600" w:hanging="360"/>
+      </w:pPr>
+      <w:rPr>
+        <w:rFonts w:ascii="Wingdings" w:hAnsi="Wingdings" w:hint="default"/>
+        <w:sz w:val="20"/>
+      </w:rPr>
+    </w:lvl>
+    <w:lvl w:ilvl="5" w:tentative="1">
+      <w:start w:val="1"/>
+      <w:numFmt w:val="bullet"/>
+      <w:lvlText w:val=""/>
+      <w:lvlJc w:val="left"/>
+      <w:pPr>
+        <w:tabs>
+          <w:tab w:val="num" w:pos="4320"/>
+        </w:tabs>
+        <w:ind w:left="4320" w:hanging="360"/>
+      </w:pPr>
+      <w:rPr>
+        <w:rFonts w:ascii="Wingdings" w:hAnsi="Wingdings" w:hint="default"/>
+        <w:sz w:val="20"/>
+      </w:rPr>
+    </w:lvl>
+    <w:lvl w:ilvl="6" w:tentative="1">
+      <w:start w:val="1"/>
+      <w:numFmt w:val="bullet"/>
+      <w:lvlText w:val=""/>
+      <w:lvlJc w:val="left"/>
+      <w:pPr>
+        <w:tabs>
+          <w:tab w:val="num" w:pos="5040"/>
+        </w:tabs>
+        <w:ind w:left="5040" w:hanging="360"/>
+      </w:pPr>
+      <w:rPr>
+        <w:rFonts w:ascii="Wingdings" w:hAnsi="Wingdings" w:hint="default"/>
+        <w:sz w:val="20"/>
+      </w:rPr>
+    </w:lvl>
+    <w:lvl w:ilvl="7" w:tentative="1">
+      <w:start w:val="1"/>
+      <w:numFmt w:val="bullet"/>
+      <w:lvlText w:val=""/>
+      <w:lvlJc w:val="left"/>
+      <w:pPr>
+        <w:tabs>
+          <w:tab w:val="num" w:pos="5760"/>
+        </w:tabs>
+        <w:ind w:left="5760" w:hanging="360"/>
+      </w:pPr>
+      <w:rPr>
+        <w:rFonts w:ascii="Wingdings" w:hAnsi="Wingdings" w:hint="default"/>
+        <w:sz w:val="20"/>
+      </w:rPr>
+    </w:lvl>
+    <w:lvl w:ilvl="8" w:tentative="1">
+      <w:start w:val="1"/>
+      <w:numFmt w:val="bullet"/>
+      <w:lvlText w:val=""/>
+      <w:lvlJc w:val="left"/>
+      <w:pPr>
+        <w:tabs>
+          <w:tab w:val="num" w:pos="6480"/>
+        </w:tabs>
+        <w:ind w:left="6480" w:hanging="360"/>
+      </w:pPr>
+      <w:rPr>
+        <w:rFonts w:ascii="Wingdings" w:hAnsi="Wingdings" w:hint="default"/>
+        <w:sz w:val="20"/>
+      </w:rPr>
+    </w:lvl>
+  </w:abstractNum>
+  <w:abstractNum w:abstractNumId="13" w15:restartNumberingAfterBreak="0">
     <w:nsid w:val="17C63894"/>
     <w:multiLevelType w:val="hybridMultilevel"/>
     <w:tmpl w:val="597675A4"/>
@@ -2628,7 +2786,7 @@
       </w:pPr>
     </w:lvl>
   </w:abstractNum>
-  <w:abstractNum w:abstractNumId="12" w15:restartNumberingAfterBreak="0">
+  <w:abstractNum w:abstractNumId="14" w15:restartNumberingAfterBreak="0">
     <w:nsid w:val="1B3F659F"/>
     <w:multiLevelType w:val="hybridMultilevel"/>
     <w:tmpl w:val="CFE2A7A2"/>
@@ -2740,7 +2898,271 @@
       </w:rPr>
     </w:lvl>
   </w:abstractNum>
-  <w:abstractNum w:abstractNumId="13" w15:restartNumberingAfterBreak="0">
+  <w:abstractNum w:abstractNumId="15" w15:restartNumberingAfterBreak="0">
+    <w:nsid w:val="1E9C7859"/>
+    <w:multiLevelType w:val="multilevel"/>
+    <w:tmpl w:val="0409001D"/>
+    <w:lvl w:ilvl="0">
+      <w:start w:val="1"/>
+      <w:numFmt w:val="decimal"/>
+      <w:lvlText w:val="%1)"/>
+      <w:lvlJc w:val="left"/>
+      <w:pPr>
+        <w:ind w:left="360" w:hanging="360"/>
+      </w:pPr>
+    </w:lvl>
+    <w:lvl w:ilvl="1">
+      <w:start w:val="1"/>
+      <w:numFmt w:val="lowerLetter"/>
+      <w:lvlText w:val="%2)"/>
+      <w:lvlJc w:val="left"/>
+      <w:pPr>
+        <w:ind w:left="720" w:hanging="360"/>
+      </w:pPr>
+    </w:lvl>
+    <w:lvl w:ilvl="2">
+      <w:start w:val="1"/>
+      <w:numFmt w:val="lowerRoman"/>
+      <w:lvlText w:val="%3)"/>
+      <w:lvlJc w:val="left"/>
+      <w:pPr>
+        <w:ind w:left="1080" w:hanging="360"/>
+      </w:pPr>
+    </w:lvl>
+    <w:lvl w:ilvl="3">
+      <w:start w:val="1"/>
+      <w:numFmt w:val="decimal"/>
+      <w:lvlText w:val="(%4)"/>
+      <w:lvlJc w:val="left"/>
+      <w:pPr>
+        <w:ind w:left="1440" w:hanging="360"/>
+      </w:pPr>
+    </w:lvl>
+    <w:lvl w:ilvl="4">
+      <w:start w:val="1"/>
+      <w:numFmt w:val="lowerLetter"/>
+      <w:lvlText w:val="(%5)"/>
+      <w:lvlJc w:val="left"/>
+      <w:pPr>
+        <w:ind w:left="1800" w:hanging="360"/>
+      </w:pPr>
+    </w:lvl>
+    <w:lvl w:ilvl="5">
+      <w:start w:val="1"/>
+      <w:numFmt w:val="lowerRoman"/>
+      <w:lvlText w:val="(%6)"/>
+      <w:lvlJc w:val="left"/>
+      <w:pPr>
+        <w:ind w:left="2160" w:hanging="360"/>
+      </w:pPr>
+    </w:lvl>
+    <w:lvl w:ilvl="6">
+      <w:start w:val="1"/>
+      <w:numFmt w:val="decimal"/>
+      <w:lvlText w:val="%7."/>
+      <w:lvlJc w:val="left"/>
+      <w:pPr>
+        <w:ind w:left="2520" w:hanging="360"/>
+      </w:pPr>
+    </w:lvl>
+    <w:lvl w:ilvl="7">
+      <w:start w:val="1"/>
+      <w:numFmt w:val="lowerLetter"/>
+      <w:lvlText w:val="%8."/>
+      <w:lvlJc w:val="left"/>
+      <w:pPr>
+        <w:ind w:left="2880" w:hanging="360"/>
+      </w:pPr>
+    </w:lvl>
+    <w:lvl w:ilvl="8">
+      <w:start w:val="1"/>
+      <w:numFmt w:val="lowerRoman"/>
+      <w:lvlText w:val="%9."/>
+      <w:lvlJc w:val="left"/>
+      <w:pPr>
+        <w:ind w:left="3240" w:hanging="360"/>
+      </w:pPr>
+    </w:lvl>
+  </w:abstractNum>
+  <w:abstractNum w:abstractNumId="16" w15:restartNumberingAfterBreak="0">
+    <w:nsid w:val="202603F7"/>
+    <w:multiLevelType w:val="hybridMultilevel"/>
+    <w:tmpl w:val="361662A8"/>
+    <w:lvl w:ilvl="0" w:tplc="04090017">
+      <w:start w:val="1"/>
+      <w:numFmt w:val="lowerLetter"/>
+      <w:lvlText w:val="%1)"/>
+      <w:lvlJc w:val="left"/>
+      <w:pPr>
+        <w:ind w:left="1170" w:hanging="720"/>
+      </w:pPr>
+      <w:rPr>
+        <w:rFonts w:hint="default"/>
+      </w:rPr>
+    </w:lvl>
+    <w:lvl w:ilvl="1" w:tplc="FFFFFFFF">
+      <w:start w:val="1"/>
+      <w:numFmt w:val="lowerLetter"/>
+      <w:lvlText w:val="%2."/>
+      <w:lvlJc w:val="left"/>
+      <w:pPr>
+        <w:ind w:left="1530" w:hanging="360"/>
+      </w:pPr>
+    </w:lvl>
+    <w:lvl w:ilvl="2" w:tplc="FFFFFFFF" w:tentative="1">
+      <w:start w:val="1"/>
+      <w:numFmt w:val="lowerRoman"/>
+      <w:lvlText w:val="%3."/>
+      <w:lvlJc w:val="right"/>
+      <w:pPr>
+        <w:ind w:left="2250" w:hanging="180"/>
+      </w:pPr>
+    </w:lvl>
+    <w:lvl w:ilvl="3" w:tplc="FFFFFFFF" w:tentative="1">
+      <w:start w:val="1"/>
+      <w:numFmt w:val="decimal"/>
+      <w:lvlText w:val="%4."/>
+      <w:lvlJc w:val="left"/>
+      <w:pPr>
+        <w:ind w:left="2970" w:hanging="360"/>
+      </w:pPr>
+    </w:lvl>
+    <w:lvl w:ilvl="4" w:tplc="FFFFFFFF" w:tentative="1">
+      <w:start w:val="1"/>
+      <w:numFmt w:val="lowerLetter"/>
+      <w:lvlText w:val="%5."/>
+      <w:lvlJc w:val="left"/>
+      <w:pPr>
+        <w:ind w:left="3690" w:hanging="360"/>
+      </w:pPr>
+    </w:lvl>
+    <w:lvl w:ilvl="5" w:tplc="FFFFFFFF" w:tentative="1">
+      <w:start w:val="1"/>
+      <w:numFmt w:val="lowerRoman"/>
+      <w:lvlText w:val="%6."/>
+      <w:lvlJc w:val="right"/>
+      <w:pPr>
+        <w:ind w:left="4410" w:hanging="180"/>
+      </w:pPr>
+    </w:lvl>
+    <w:lvl w:ilvl="6" w:tplc="FFFFFFFF" w:tentative="1">
+      <w:start w:val="1"/>
+      <w:numFmt w:val="decimal"/>
+      <w:lvlText w:val="%7."/>
+      <w:lvlJc w:val="left"/>
+      <w:pPr>
+        <w:ind w:left="5130" w:hanging="360"/>
+      </w:pPr>
+    </w:lvl>
+    <w:lvl w:ilvl="7" w:tplc="FFFFFFFF" w:tentative="1">
+      <w:start w:val="1"/>
+      <w:numFmt w:val="lowerLetter"/>
+      <w:lvlText w:val="%8."/>
+      <w:lvlJc w:val="left"/>
+      <w:pPr>
+        <w:ind w:left="5850" w:hanging="360"/>
+      </w:pPr>
+    </w:lvl>
+    <w:lvl w:ilvl="8" w:tplc="FFFFFFFF" w:tentative="1">
+      <w:start w:val="1"/>
+      <w:numFmt w:val="lowerRoman"/>
+      <w:lvlText w:val="%9."/>
+      <w:lvlJc w:val="right"/>
+      <w:pPr>
+        <w:ind w:left="6570" w:hanging="180"/>
+      </w:pPr>
+    </w:lvl>
+  </w:abstractNum>
+  <w:abstractNum w:abstractNumId="17" w15:restartNumberingAfterBreak="0">
+    <w:nsid w:val="22B81AD1"/>
+    <w:multiLevelType w:val="multilevel"/>
+    <w:tmpl w:val="7F8CB324"/>
+    <w:lvl w:ilvl="0">
+      <w:start w:val="1"/>
+      <w:numFmt w:val="decimal"/>
+      <w:lvlText w:val="%1)"/>
+      <w:lvlJc w:val="left"/>
+      <w:pPr>
+        <w:ind w:left="360" w:hanging="360"/>
+      </w:pPr>
+    </w:lvl>
+    <w:lvl w:ilvl="1">
+      <w:start w:val="1"/>
+      <w:numFmt w:val="lowerLetter"/>
+      <w:lvlText w:val="%2)"/>
+      <w:lvlJc w:val="left"/>
+      <w:pPr>
+        <w:ind w:left="720" w:hanging="360"/>
+      </w:pPr>
+    </w:lvl>
+    <w:lvl w:ilvl="2">
+      <w:start w:val="1"/>
+      <w:numFmt w:val="bullet"/>
+      <w:lvlText w:val=""/>
+      <w:lvlJc w:val="left"/>
+      <w:pPr>
+        <w:ind w:left="1080" w:hanging="360"/>
+      </w:pPr>
+      <w:rPr>
+        <w:rFonts w:ascii="Symbol" w:hAnsi="Symbol" w:hint="default"/>
+      </w:rPr>
+    </w:lvl>
+    <w:lvl w:ilvl="3">
+      <w:start w:val="1"/>
+      <w:numFmt w:val="decimal"/>
+      <w:lvlText w:val="(%4)"/>
+      <w:lvlJc w:val="left"/>
+      <w:pPr>
+        <w:ind w:left="1440" w:hanging="360"/>
+      </w:pPr>
+    </w:lvl>
+    <w:lvl w:ilvl="4">
+      <w:start w:val="1"/>
+      <w:numFmt w:val="lowerLetter"/>
+      <w:lvlText w:val="(%5)"/>
+      <w:lvlJc w:val="left"/>
+      <w:pPr>
+        <w:ind w:left="1800" w:hanging="360"/>
+      </w:pPr>
+    </w:lvl>
+    <w:lvl w:ilvl="5">
+      <w:start w:val="1"/>
+      <w:numFmt w:val="lowerRoman"/>
+      <w:lvlText w:val="(%6)"/>
+      <w:lvlJc w:val="left"/>
+      <w:pPr>
+        <w:ind w:left="2160" w:hanging="360"/>
+      </w:pPr>
+    </w:lvl>
+    <w:lvl w:ilvl="6">
+      <w:start w:val="1"/>
+      <w:numFmt w:val="decimal"/>
+      <w:lvlText w:val="%7."/>
+      <w:lvlJc w:val="left"/>
+      <w:pPr>
+        <w:ind w:left="2520" w:hanging="360"/>
+      </w:pPr>
+    </w:lvl>
+    <w:lvl w:ilvl="7">
+      <w:start w:val="1"/>
+      <w:numFmt w:val="lowerLetter"/>
+      <w:lvlText w:val="%8."/>
+      <w:lvlJc w:val="left"/>
+      <w:pPr>
+        <w:ind w:left="2880" w:hanging="360"/>
+      </w:pPr>
+    </w:lvl>
+    <w:lvl w:ilvl="8">
+      <w:start w:val="1"/>
+      <w:numFmt w:val="lowerRoman"/>
+      <w:lvlText w:val="%9."/>
+      <w:lvlJc w:val="left"/>
+      <w:pPr>
+        <w:ind w:left="3240" w:hanging="360"/>
+      </w:pPr>
+    </w:lvl>
+  </w:abstractNum>
+  <w:abstractNum w:abstractNumId="18" w15:restartNumberingAfterBreak="0">
     <w:nsid w:val="23511149"/>
     <w:multiLevelType w:val="hybridMultilevel"/>
     <w:tmpl w:val="8540654C"/>
@@ -2826,7 +3248,7 @@
       </w:pPr>
     </w:lvl>
   </w:abstractNum>
-  <w:abstractNum w:abstractNumId="14" w15:restartNumberingAfterBreak="0">
+  <w:abstractNum w:abstractNumId="19" w15:restartNumberingAfterBreak="0">
     <w:nsid w:val="23AE1427"/>
     <w:multiLevelType w:val="hybridMultilevel"/>
     <w:tmpl w:val="B4D4AFD8"/>
@@ -2915,7 +3337,93 @@
       </w:pPr>
     </w:lvl>
   </w:abstractNum>
-  <w:abstractNum w:abstractNumId="15" w15:restartNumberingAfterBreak="0">
+  <w:abstractNum w:abstractNumId="20" w15:restartNumberingAfterBreak="0">
+    <w:nsid w:val="36953082"/>
+    <w:multiLevelType w:val="hybridMultilevel"/>
+    <w:tmpl w:val="5C80F9DA"/>
+    <w:lvl w:ilvl="0" w:tplc="04090017">
+      <w:start w:val="1"/>
+      <w:numFmt w:val="lowerLetter"/>
+      <w:lvlText w:val="%1)"/>
+      <w:lvlJc w:val="left"/>
+      <w:pPr>
+        <w:ind w:left="720" w:hanging="360"/>
+      </w:pPr>
+    </w:lvl>
+    <w:lvl w:ilvl="1" w:tplc="04090019">
+      <w:start w:val="1"/>
+      <w:numFmt w:val="lowerLetter"/>
+      <w:lvlText w:val="%2."/>
+      <w:lvlJc w:val="left"/>
+      <w:pPr>
+        <w:ind w:left="1440" w:hanging="360"/>
+      </w:pPr>
+    </w:lvl>
+    <w:lvl w:ilvl="2" w:tplc="0409001B" w:tentative="1">
+      <w:start w:val="1"/>
+      <w:numFmt w:val="lowerRoman"/>
+      <w:lvlText w:val="%3."/>
+      <w:lvlJc w:val="right"/>
+      <w:pPr>
+        <w:ind w:left="2160" w:hanging="180"/>
+      </w:pPr>
+    </w:lvl>
+    <w:lvl w:ilvl="3" w:tplc="0409000F" w:tentative="1">
+      <w:start w:val="1"/>
+      <w:numFmt w:val="decimal"/>
+      <w:lvlText w:val="%4."/>
+      <w:lvlJc w:val="left"/>
+      <w:pPr>
+        <w:ind w:left="2880" w:hanging="360"/>
+      </w:pPr>
+    </w:lvl>
+    <w:lvl w:ilvl="4" w:tplc="04090019" w:tentative="1">
+      <w:start w:val="1"/>
+      <w:numFmt w:val="lowerLetter"/>
+      <w:lvlText w:val="%5."/>
+      <w:lvlJc w:val="left"/>
+      <w:pPr>
+        <w:ind w:left="3600" w:hanging="360"/>
+      </w:pPr>
+    </w:lvl>
+    <w:lvl w:ilvl="5" w:tplc="0409001B" w:tentative="1">
+      <w:start w:val="1"/>
+      <w:numFmt w:val="lowerRoman"/>
+      <w:lvlText w:val="%6."/>
+      <w:lvlJc w:val="right"/>
+      <w:pPr>
+        <w:ind w:left="4320" w:hanging="180"/>
+      </w:pPr>
+    </w:lvl>
+    <w:lvl w:ilvl="6" w:tplc="0409000F" w:tentative="1">
+      <w:start w:val="1"/>
+      <w:numFmt w:val="decimal"/>
+      <w:lvlText w:val="%7."/>
+      <w:lvlJc w:val="left"/>
+      <w:pPr>
+        <w:ind w:left="5040" w:hanging="360"/>
+      </w:pPr>
+    </w:lvl>
+    <w:lvl w:ilvl="7" w:tplc="04090019" w:tentative="1">
+      <w:start w:val="1"/>
+      <w:numFmt w:val="lowerLetter"/>
+      <w:lvlText w:val="%8."/>
+      <w:lvlJc w:val="left"/>
+      <w:pPr>
+        <w:ind w:left="5760" w:hanging="360"/>
+      </w:pPr>
+    </w:lvl>
+    <w:lvl w:ilvl="8" w:tplc="0409001B" w:tentative="1">
+      <w:start w:val="1"/>
+      <w:numFmt w:val="lowerRoman"/>
+      <w:lvlText w:val="%9."/>
+      <w:lvlJc w:val="right"/>
+      <w:pPr>
+        <w:ind w:left="6480" w:hanging="180"/>
+      </w:pPr>
+    </w:lvl>
+  </w:abstractNum>
+  <w:abstractNum w:abstractNumId="21" w15:restartNumberingAfterBreak="0">
     <w:nsid w:val="45550AAD"/>
     <w:multiLevelType w:val="hybridMultilevel"/>
     <w:tmpl w:val="516ACFF0"/>
@@ -3028,7 +3536,179 @@
       </w:rPr>
     </w:lvl>
   </w:abstractNum>
-  <w:abstractNum w:abstractNumId="16" w15:restartNumberingAfterBreak="0">
+  <w:abstractNum w:abstractNumId="22" w15:restartNumberingAfterBreak="0">
+    <w:nsid w:val="548716AF"/>
+    <w:multiLevelType w:val="hybridMultilevel"/>
+    <w:tmpl w:val="EB5824C8"/>
+    <w:lvl w:ilvl="0" w:tplc="04090017">
+      <w:start w:val="1"/>
+      <w:numFmt w:val="lowerLetter"/>
+      <w:lvlText w:val="%1)"/>
+      <w:lvlJc w:val="left"/>
+      <w:pPr>
+        <w:ind w:left="360" w:hanging="360"/>
+      </w:pPr>
+    </w:lvl>
+    <w:lvl w:ilvl="1" w:tplc="04090019" w:tentative="1">
+      <w:start w:val="1"/>
+      <w:numFmt w:val="lowerLetter"/>
+      <w:lvlText w:val="%2."/>
+      <w:lvlJc w:val="left"/>
+      <w:pPr>
+        <w:ind w:left="1080" w:hanging="360"/>
+      </w:pPr>
+    </w:lvl>
+    <w:lvl w:ilvl="2" w:tplc="0409001B" w:tentative="1">
+      <w:start w:val="1"/>
+      <w:numFmt w:val="lowerRoman"/>
+      <w:lvlText w:val="%3."/>
+      <w:lvlJc w:val="right"/>
+      <w:pPr>
+        <w:ind w:left="1800" w:hanging="180"/>
+      </w:pPr>
+    </w:lvl>
+    <w:lvl w:ilvl="3" w:tplc="0409000F" w:tentative="1">
+      <w:start w:val="1"/>
+      <w:numFmt w:val="decimal"/>
+      <w:lvlText w:val="%4."/>
+      <w:lvlJc w:val="left"/>
+      <w:pPr>
+        <w:ind w:left="2520" w:hanging="360"/>
+      </w:pPr>
+    </w:lvl>
+    <w:lvl w:ilvl="4" w:tplc="04090019" w:tentative="1">
+      <w:start w:val="1"/>
+      <w:numFmt w:val="lowerLetter"/>
+      <w:lvlText w:val="%5."/>
+      <w:lvlJc w:val="left"/>
+      <w:pPr>
+        <w:ind w:left="3240" w:hanging="360"/>
+      </w:pPr>
+    </w:lvl>
+    <w:lvl w:ilvl="5" w:tplc="0409001B" w:tentative="1">
+      <w:start w:val="1"/>
+      <w:numFmt w:val="lowerRoman"/>
+      <w:lvlText w:val="%6."/>
+      <w:lvlJc w:val="right"/>
+      <w:pPr>
+        <w:ind w:left="3960" w:hanging="180"/>
+      </w:pPr>
+    </w:lvl>
+    <w:lvl w:ilvl="6" w:tplc="0409000F" w:tentative="1">
+      <w:start w:val="1"/>
+      <w:numFmt w:val="decimal"/>
+      <w:lvlText w:val="%7."/>
+      <w:lvlJc w:val="left"/>
+      <w:pPr>
+        <w:ind w:left="4680" w:hanging="360"/>
+      </w:pPr>
+    </w:lvl>
+    <w:lvl w:ilvl="7" w:tplc="04090019" w:tentative="1">
+      <w:start w:val="1"/>
+      <w:numFmt w:val="lowerLetter"/>
+      <w:lvlText w:val="%8."/>
+      <w:lvlJc w:val="left"/>
+      <w:pPr>
+        <w:ind w:left="5400" w:hanging="360"/>
+      </w:pPr>
+    </w:lvl>
+    <w:lvl w:ilvl="8" w:tplc="0409001B" w:tentative="1">
+      <w:start w:val="1"/>
+      <w:numFmt w:val="lowerRoman"/>
+      <w:lvlText w:val="%9."/>
+      <w:lvlJc w:val="right"/>
+      <w:pPr>
+        <w:ind w:left="6120" w:hanging="180"/>
+      </w:pPr>
+    </w:lvl>
+  </w:abstractNum>
+  <w:abstractNum w:abstractNumId="23" w15:restartNumberingAfterBreak="0">
+    <w:nsid w:val="6D3D1CCD"/>
+    <w:multiLevelType w:val="hybridMultilevel"/>
+    <w:tmpl w:val="55E24E08"/>
+    <w:lvl w:ilvl="0" w:tplc="04090017">
+      <w:start w:val="1"/>
+      <w:numFmt w:val="lowerLetter"/>
+      <w:lvlText w:val="%1)"/>
+      <w:lvlJc w:val="left"/>
+      <w:pPr>
+        <w:ind w:left="720" w:hanging="360"/>
+      </w:pPr>
+    </w:lvl>
+    <w:lvl w:ilvl="1" w:tplc="04090019" w:tentative="1">
+      <w:start w:val="1"/>
+      <w:numFmt w:val="lowerLetter"/>
+      <w:lvlText w:val="%2."/>
+      <w:lvlJc w:val="left"/>
+      <w:pPr>
+        <w:ind w:left="1440" w:hanging="360"/>
+      </w:pPr>
+    </w:lvl>
+    <w:lvl w:ilvl="2" w:tplc="0409001B" w:tentative="1">
+      <w:start w:val="1"/>
+      <w:numFmt w:val="lowerRoman"/>
+      <w:lvlText w:val="%3."/>
+      <w:lvlJc w:val="right"/>
+      <w:pPr>
+        <w:ind w:left="2160" w:hanging="180"/>
+      </w:pPr>
+    </w:lvl>
+    <w:lvl w:ilvl="3" w:tplc="0409000F" w:tentative="1">
+      <w:start w:val="1"/>
+      <w:numFmt w:val="decimal"/>
+      <w:lvlText w:val="%4."/>
+      <w:lvlJc w:val="left"/>
+      <w:pPr>
+        <w:ind w:left="2880" w:hanging="360"/>
+      </w:pPr>
+    </w:lvl>
+    <w:lvl w:ilvl="4" w:tplc="04090019" w:tentative="1">
+      <w:start w:val="1"/>
+      <w:numFmt w:val="lowerLetter"/>
+      <w:lvlText w:val="%5."/>
+      <w:lvlJc w:val="left"/>
+      <w:pPr>
+        <w:ind w:left="3600" w:hanging="360"/>
+      </w:pPr>
+    </w:lvl>
+    <w:lvl w:ilvl="5" w:tplc="0409001B" w:tentative="1">
+      <w:start w:val="1"/>
+      <w:numFmt w:val="lowerRoman"/>
+      <w:lvlText w:val="%6."/>
+      <w:lvlJc w:val="right"/>
+      <w:pPr>
+        <w:ind w:left="4320" w:hanging="180"/>
+      </w:pPr>
+    </w:lvl>
+    <w:lvl w:ilvl="6" w:tplc="0409000F" w:tentative="1">
+      <w:start w:val="1"/>
+      <w:numFmt w:val="decimal"/>
+      <w:lvlText w:val="%7."/>
+      <w:lvlJc w:val="left"/>
+      <w:pPr>
+        <w:ind w:left="5040" w:hanging="360"/>
+      </w:pPr>
+    </w:lvl>
+    <w:lvl w:ilvl="7" w:tplc="04090019" w:tentative="1">
+      <w:start w:val="1"/>
+      <w:numFmt w:val="lowerLetter"/>
+      <w:lvlText w:val="%8."/>
+      <w:lvlJc w:val="left"/>
+      <w:pPr>
+        <w:ind w:left="5760" w:hanging="360"/>
+      </w:pPr>
+    </w:lvl>
+    <w:lvl w:ilvl="8" w:tplc="0409001B" w:tentative="1">
+      <w:start w:val="1"/>
+      <w:numFmt w:val="lowerRoman"/>
+      <w:lvlText w:val="%9."/>
+      <w:lvlJc w:val="right"/>
+      <w:pPr>
+        <w:ind w:left="6480" w:hanging="180"/>
+      </w:pPr>
+    </w:lvl>
+  </w:abstractNum>
+  <w:abstractNum w:abstractNumId="24" w15:restartNumberingAfterBreak="0">
     <w:nsid w:val="7EBD7CD9"/>
     <w:multiLevelType w:val="hybridMultilevel"/>
     <w:tmpl w:val="CFD81278"/>
@@ -3142,28 +3822,52 @@
     <w:abstractNumId w:val="0"/>
   </w:num>
   <w:num w:numId="10" w16cid:durableId="163788617">
-    <w:abstractNumId w:val="13"/>
+    <w:abstractNumId w:val="18"/>
   </w:num>
   <w:num w:numId="11" w16cid:durableId="631059719">
-    <w:abstractNumId w:val="14"/>
+    <w:abstractNumId w:val="19"/>
   </w:num>
   <w:num w:numId="12" w16cid:durableId="2140223327">
     <w:abstractNumId w:val="9"/>
   </w:num>
   <w:num w:numId="13" w16cid:durableId="1956860195">
+    <w:abstractNumId w:val="14"/>
+  </w:num>
+  <w:num w:numId="14" w16cid:durableId="829516316">
+    <w:abstractNumId w:val="24"/>
+  </w:num>
+  <w:num w:numId="15" w16cid:durableId="662971917">
+    <w:abstractNumId w:val="13"/>
+  </w:num>
+  <w:num w:numId="16" w16cid:durableId="1344282278">
+    <w:abstractNumId w:val="11"/>
+  </w:num>
+  <w:num w:numId="17" w16cid:durableId="952134045">
+    <w:abstractNumId w:val="21"/>
+  </w:num>
+  <w:num w:numId="18" w16cid:durableId="508257978">
     <w:abstractNumId w:val="12"/>
   </w:num>
-  <w:num w:numId="14" w16cid:durableId="829516316">
+  <w:num w:numId="19" w16cid:durableId="1648626967">
+    <w:abstractNumId w:val="22"/>
+  </w:num>
+  <w:num w:numId="20" w16cid:durableId="1613197499">
+    <w:abstractNumId w:val="10"/>
+  </w:num>
+  <w:num w:numId="21" w16cid:durableId="2108427172">
+    <w:abstractNumId w:val="20"/>
+  </w:num>
+  <w:num w:numId="22" w16cid:durableId="1076897194">
     <w:abstractNumId w:val="16"/>
   </w:num>
-  <w:num w:numId="15" w16cid:durableId="662971917">
-    <w:abstractNumId w:val="11"/>
+  <w:num w:numId="23" w16cid:durableId="303387005">
+    <w:abstractNumId w:val="23"/>
   </w:num>
-  <w:num w:numId="16" w16cid:durableId="1344282278">
-    <w:abstractNumId w:val="10"/>
+  <w:num w:numId="24" w16cid:durableId="186063603">
+    <w:abstractNumId w:val="15"/>
   </w:num>
-  <w:num w:numId="17" w16cid:durableId="952134045">
-    <w:abstractNumId w:val="15"/>
+  <w:num w:numId="25" w16cid:durableId="1837452551">
+    <w:abstractNumId w:val="17"/>
   </w:num>
 </w:numbering>
 </file>
@@ -3777,7 +4481,6 @@
   <w:style w:type="character" w:default="1" w:styleId="DefaultParagraphFont">
     <w:name w:val="Default Paragraph Font"/>
     <w:uiPriority w:val="1"/>
-    <w:semiHidden/>
     <w:unhideWhenUsed/>
   </w:style>
   <w:style w:type="table" w:default="1" w:styleId="TableNormal">
@@ -14563,6 +15266,22 @@
     <w:rPr>
       <w:color w:val="605E5C"/>
       <w:shd w:val="clear" w:color="auto" w:fill="E1DFDD"/>
+    </w:rPr>
+  </w:style>
+  <w:style w:type="paragraph" w:styleId="NormalWeb">
+    <w:name w:val="Normal (Web)"/>
+    <w:basedOn w:val="Normal"/>
+    <w:uiPriority w:val="99"/>
+    <w:semiHidden/>
+    <w:unhideWhenUsed/>
+    <w:rsid w:val="00BD0DB3"/>
+    <w:pPr>
+      <w:spacing w:before="100" w:beforeAutospacing="1" w:after="100" w:afterAutospacing="1"/>
+    </w:pPr>
+    <w:rPr>
+      <w:rFonts w:cs="Times New Roman"/>
+      <w:sz w:val="24"/>
+      <w:szCs w:val="24"/>
     </w:rPr>
   </w:style>
 </w:styles>

--- a/docs/final-project-reports/Project_Report.docx
+++ b/docs/final-project-reports/Project_Report.docx
@@ -151,7 +151,6 @@
         </w:rPr>
         <w:t xml:space="preserve">Machine Learning 1 (MLE501.22), FSB </w:t>
       </w:r>
-      <w:proofErr w:type="gramStart"/>
       <w:r>
         <w:rPr>
           <w:rFonts w:cs="Times New Roman"/>
@@ -188,7 +187,6 @@
         </w:rPr>
         <w:t>ecturer</w:t>
       </w:r>
-      <w:proofErr w:type="gramEnd"/>
       <w:r>
         <w:rPr>
           <w:rFonts w:cs="Times New Roman"/>
@@ -348,7 +346,71 @@
           <w:sz w:val="24"/>
           <w:szCs w:val="28"/>
         </w:rPr>
-        <w:t xml:space="preserve">he project established a comparation between the solutions:  1) MFCC + CNN baseline vs 2) </w:t>
+        <w:t xml:space="preserve">he project established a comparation between the solutions:  1) </w:t>
+      </w:r>
+      <w:r>
+        <w:rPr>
+          <w:rFonts w:cs="Times New Roman"/>
+          <w:sz w:val="24"/>
+          <w:szCs w:val="28"/>
+        </w:rPr>
+        <w:t>Mel-frequency cepstral coefficients (MFCC)</w:t>
+      </w:r>
+      <w:r>
+        <w:rPr>
+          <w:rFonts w:cs="Times New Roman"/>
+          <w:sz w:val="24"/>
+          <w:szCs w:val="28"/>
+        </w:rPr>
+        <w:t xml:space="preserve"> </w:t>
+      </w:r>
+      <w:r>
+        <w:rPr>
+          <w:rFonts w:cs="Times New Roman"/>
+          <w:sz w:val="24"/>
+          <w:szCs w:val="28"/>
+        </w:rPr>
+        <w:t xml:space="preserve">+ </w:t>
+      </w:r>
+      <w:r>
+        <w:rPr>
+          <w:rFonts w:cs="Times New Roman"/>
+          <w:sz w:val="24"/>
+          <w:szCs w:val="28"/>
+        </w:rPr>
+        <w:t>Convolutional Neural Network</w:t>
+      </w:r>
+      <w:r>
+        <w:rPr>
+          <w:rFonts w:cs="Times New Roman"/>
+          <w:sz w:val="24"/>
+          <w:szCs w:val="28"/>
+        </w:rPr>
+        <w:t xml:space="preserve"> (</w:t>
+      </w:r>
+      <w:r>
+        <w:rPr>
+          <w:rFonts w:cs="Times New Roman"/>
+          <w:sz w:val="24"/>
+          <w:szCs w:val="28"/>
+        </w:rPr>
+        <w:t>CNN</w:t>
+      </w:r>
+      <w:r>
+        <w:rPr>
+          <w:rFonts w:cs="Times New Roman"/>
+          <w:sz w:val="24"/>
+          <w:szCs w:val="28"/>
+        </w:rPr>
+        <w:t>)</w:t>
+      </w:r>
+      <w:r>
+        <w:rPr>
+          <w:rFonts w:cs="Times New Roman"/>
+          <w:sz w:val="24"/>
+          <w:szCs w:val="28"/>
+        </w:rPr>
+        <w:t xml:space="preserve"> baseline vs 2) </w:t>
       </w:r>
       <w:proofErr w:type="spellStart"/>
       <w:r>
@@ -536,17 +598,35 @@
     </w:p>
     <w:p>
       <w:pPr>
-        <w:pStyle w:val="ListParagraph"/>
+        <w:pStyle w:val="Heading1"/>
         <w:numPr>
-          <w:ilvl w:val="0"/>
-          <w:numId w:val="19"/>
+          <w:ilvl w:val="1"/>
+          <w:numId w:val="15"/>
         </w:numPr>
+        <w:ind w:left="360"/>
+        <w:rPr>
+          <w:rFonts w:ascii="Century" w:hAnsi="Century"/>
+          <w:color w:val="000000" w:themeColor="text1"/>
+          <w:sz w:val="24"/>
+          <w:szCs w:val="24"/>
+        </w:rPr>
+      </w:pPr>
+      <w:r>
+        <w:rPr>
+          <w:rFonts w:ascii="Century" w:hAnsi="Century"/>
+          <w:color w:val="000000" w:themeColor="text1"/>
+          <w:sz w:val="24"/>
+          <w:szCs w:val="24"/>
+        </w:rPr>
+        <w:t>Project Overview</w:t>
+      </w:r>
+    </w:p>
+    <w:p>
+      <w:pPr>
         <w:spacing w:after="200"/>
         <w:jc w:val="both"/>
         <w:rPr>
           <w:rFonts w:cs="Times New Roman"/>
-          <w:b/>
-          <w:bCs/>
           <w:sz w:val="24"/>
           <w:szCs w:val="28"/>
         </w:rPr>
@@ -554,32 +634,10 @@
       <w:r>
         <w:rPr>
           <w:rFonts w:cs="Times New Roman"/>
-          <w:b/>
-          <w:bCs/>
           <w:sz w:val="24"/>
           <w:szCs w:val="28"/>
         </w:rPr>
-        <w:t>P</w:t>
-      </w:r>
-      <w:r>
-        <w:rPr>
-          <w:rFonts w:cs="Times New Roman"/>
-          <w:b/>
-          <w:bCs/>
-          <w:sz w:val="24"/>
-          <w:szCs w:val="28"/>
-        </w:rPr>
-        <w:t>roject</w:t>
-      </w:r>
-      <w:r>
-        <w:rPr>
-          <w:rFonts w:cs="Times New Roman"/>
-          <w:b/>
-          <w:bCs/>
-          <w:sz w:val="24"/>
-          <w:szCs w:val="28"/>
-        </w:rPr>
-        <w:t xml:space="preserve"> Overview</w:t>
+        <w:t>Music genre classification is difficult because a “genre” is not defined in a fully exact or scientific way. Music does have measurable properties such as rhythm, tempo, beat, pitch, and frequency patterns, so it can be analyzed by computers. However, genre labels are also shaped by human perception, culture, place, time, and the fact that many songs mix multiple styles. Because of that, one song may fit more than one genre, and genre labels should be treated as approximate categories rather than absolute truth.</w:t>
       </w:r>
     </w:p>
     <w:p>
@@ -598,7 +656,7 @@
           <w:sz w:val="24"/>
           <w:szCs w:val="28"/>
         </w:rPr>
-        <w:t>Music genre classification is difficult because a “genre” is not defined in a fully exact or scientific way. Music does have measurable properties such as rhythm, tempo, beat, pitch, and frequency patterns, so it can be analyzed by computers. However, genre labels are also shaped by human perception, culture, place, time, and the fact that many songs mix multiple styles. Because of that, one song may fit more than one genre, and genre labels should be treated as approximate categories rather than absolute truth.</w:t>
+        <w:t>This project treats music genre classification as a practical supervised learning problem. The goal is to train a deep learning model to predict the dominant genre of a 15-second music segment. To do this, the audio is converted into log-Mel spectrograms, which are compact time-frequency representations of sound. These spectrograms are then used as input to a Convolutional Neural Network (CNN), which learns patterns related to genre from labeled training data.</w:t>
       </w:r>
     </w:p>
     <w:p>
@@ -617,11 +675,36 @@
           <w:sz w:val="24"/>
           <w:szCs w:val="28"/>
         </w:rPr>
-        <w:t>This project treats music genre classification as a practical supervised learning problem. The goal is to train a deep learning model to predict the dominant genre of a 15-second music segment. To do this, the audio is converted into log-Mel spectrograms, which are compact time-frequency representations of sound. These spectrograms are then used as input to a Convolutional Neural Network (CNN), which learns patterns related to genre from labeled training data.</w:t>
+        <w:t>This project is mainly for learning and practical exploration. It is not intended to produce a publishable research result or a fully commercial system. Instead, it focuses on applying course knowledge, instructor guidance, and self-study to a realistic problem, while improving understanding of data preparation, model design, training, evaluation, and result analysis.</w:t>
       </w:r>
     </w:p>
     <w:p>
       <w:pPr>
+        <w:pStyle w:val="Heading1"/>
+        <w:numPr>
+          <w:ilvl w:val="1"/>
+          <w:numId w:val="15"/>
+        </w:numPr>
+        <w:ind w:left="360"/>
+        <w:rPr>
+          <w:rFonts w:ascii="Century" w:hAnsi="Century"/>
+          <w:color w:val="000000" w:themeColor="text1"/>
+          <w:sz w:val="24"/>
+          <w:szCs w:val="24"/>
+        </w:rPr>
+      </w:pPr>
+      <w:r>
+        <w:rPr>
+          <w:rFonts w:ascii="Century" w:hAnsi="Century"/>
+          <w:color w:val="000000" w:themeColor="text1"/>
+          <w:sz w:val="24"/>
+          <w:szCs w:val="24"/>
+        </w:rPr>
+        <w:t>Problem Statement</w:t>
+      </w:r>
+    </w:p>
+    <w:p>
+      <w:pPr>
         <w:spacing w:after="200"/>
         <w:jc w:val="both"/>
         <w:rPr>
@@ -636,22 +719,31 @@
           <w:sz w:val="24"/>
           <w:szCs w:val="28"/>
         </w:rPr>
-        <w:t>This project is mainly for learning and practical exploration. It is not intended to produce a publishable research result or a fully commercial system. Instead, it focuses on applying course knowledge, instructor guidance, and self-study to a realistic problem, while improving understanding of data preparation, model design, training, evaluation, and result analysis.</w:t>
+        <w:t xml:space="preserve">The main problem in this project is to classify a </w:t>
+      </w:r>
+      <w:r>
+        <w:rPr>
+          <w:rFonts w:cs="Times New Roman"/>
+          <w:sz w:val="24"/>
+          <w:szCs w:val="28"/>
+        </w:rPr>
+        <w:t>n</w:t>
+      </w:r>
+      <w:r>
+        <w:rPr>
+          <w:rFonts w:cs="Times New Roman"/>
+          <w:sz w:val="24"/>
+          <w:szCs w:val="28"/>
+        </w:rPr>
+        <w:t>-second music segment into a genre using deep learning. More specifically, the system should predict the dominant genre label from the audio.</w:t>
       </w:r>
     </w:p>
     <w:p>
       <w:pPr>
-        <w:pStyle w:val="ListParagraph"/>
-        <w:numPr>
-          <w:ilvl w:val="0"/>
-          <w:numId w:val="19"/>
-        </w:numPr>
         <w:spacing w:after="200"/>
         <w:jc w:val="both"/>
         <w:rPr>
           <w:rFonts w:cs="Times New Roman"/>
-          <w:b/>
-          <w:bCs/>
           <w:sz w:val="24"/>
           <w:szCs w:val="28"/>
         </w:rPr>
@@ -659,12 +751,10 @@
       <w:r>
         <w:rPr>
           <w:rFonts w:cs="Times New Roman"/>
-          <w:b/>
-          <w:bCs/>
           <w:sz w:val="24"/>
           <w:szCs w:val="28"/>
         </w:rPr>
-        <w:t>Problem Statement</w:t>
+        <w:t>This is hard because music is a complex signal, and genre labels themselves are often unclear or overlapping. Different genres may share similar sound patterns, and short audio clips may not always contain enough information for perfect classification.</w:t>
       </w:r>
     </w:p>
     <w:p>
@@ -683,7 +773,7 @@
           <w:sz w:val="24"/>
           <w:szCs w:val="28"/>
         </w:rPr>
-        <w:t xml:space="preserve">The main problem in this project is to classify a </w:t>
+        <w:t xml:space="preserve">To handle this, the project converts audio into log-Mel spectrograms and uses CNN models to learn genre-related patterns from them. The model does not try to define the true meaning of </w:t>
       </w:r>
       <w:r>
         <w:rPr>
@@ -691,15 +781,8 @@
           <w:sz w:val="24"/>
           <w:szCs w:val="28"/>
         </w:rPr>
-        <w:t>n</w:t>
-      </w:r>
-      <w:r>
-        <w:rPr>
-          <w:rFonts w:cs="Times New Roman"/>
-          <w:sz w:val="24"/>
-          <w:szCs w:val="28"/>
-        </w:rPr>
-        <w:t>-second music segment into a genre using deep learning. More specifically, the system should predict the dominant genre label from the audio.</w:t>
+        <w:lastRenderedPageBreak/>
+        <w:t>music genre. Instead, it tries to learn from the labeled dataset and make the best possible prediction of the dominant genre.</w:t>
       </w:r>
     </w:p>
     <w:p>
@@ -718,80 +801,30 @@
           <w:sz w:val="24"/>
           <w:szCs w:val="28"/>
         </w:rPr>
-        <w:t>This is hard because music is a complex signal, and genre labels themselves are often unclear or overlapping. Different genres may share similar sound patterns, and short audio clips may not always contain enough information for perfect classification.</w:t>
+        <w:t>A key question behind this project is whether it is possible to train a compact music genre classification model, using personal computing resources, that still gives useful results. This question is important because it affects choices about model size, architecture, training setup, and the balance between accuracy, time, and computing cost.</w:t>
       </w:r>
     </w:p>
     <w:p>
       <w:pPr>
-        <w:spacing w:after="200"/>
-        <w:jc w:val="both"/>
-        <w:rPr>
-          <w:rFonts w:cs="Times New Roman"/>
-          <w:sz w:val="24"/>
-          <w:szCs w:val="28"/>
-        </w:rPr>
-      </w:pPr>
-      <w:r>
-        <w:rPr>
-          <w:rFonts w:cs="Times New Roman"/>
-          <w:sz w:val="24"/>
-          <w:szCs w:val="28"/>
-        </w:rPr>
-        <w:t xml:space="preserve">To handle this, the project converts audio into log-Mel spectrograms and uses CNN models to learn genre-related patterns from them. The model does not try to define the true meaning of </w:t>
-      </w:r>
-      <w:r>
-        <w:rPr>
-          <w:rFonts w:cs="Times New Roman"/>
-          <w:sz w:val="24"/>
-          <w:szCs w:val="28"/>
-        </w:rPr>
-        <w:lastRenderedPageBreak/>
-        <w:t>music genre. Instead, it tries to learn from the labeled dataset and make the best possible prediction of the dominant genre.</w:t>
-      </w:r>
-    </w:p>
-    <w:p>
-      <w:pPr>
-        <w:spacing w:after="200"/>
-        <w:jc w:val="both"/>
-        <w:rPr>
-          <w:rFonts w:cs="Times New Roman"/>
-          <w:sz w:val="24"/>
-          <w:szCs w:val="28"/>
-        </w:rPr>
-      </w:pPr>
-      <w:r>
-        <w:rPr>
-          <w:rFonts w:cs="Times New Roman"/>
-          <w:sz w:val="24"/>
-          <w:szCs w:val="28"/>
-        </w:rPr>
-        <w:t>A key question behind this project is whether it is possible to train a compact music genre classification model, using personal computing resources, that still gives useful results. This question is important because it affects choices about model size, architecture, training setup, and the balance between accuracy, time, and computing cost.</w:t>
-      </w:r>
-    </w:p>
-    <w:p>
-      <w:pPr>
-        <w:pStyle w:val="ListParagraph"/>
+        <w:pStyle w:val="Heading1"/>
         <w:numPr>
-          <w:ilvl w:val="0"/>
-          <w:numId w:val="19"/>
+          <w:ilvl w:val="1"/>
+          <w:numId w:val="15"/>
         </w:numPr>
-        <w:spacing w:after="200"/>
-        <w:jc w:val="both"/>
-        <w:rPr>
-          <w:rFonts w:cs="Times New Roman"/>
-          <w:b/>
-          <w:bCs/>
-          <w:sz w:val="24"/>
-          <w:szCs w:val="28"/>
-        </w:rPr>
-      </w:pPr>
-      <w:r>
-        <w:rPr>
-          <w:rFonts w:cs="Times New Roman"/>
-          <w:b/>
-          <w:bCs/>
-          <w:sz w:val="24"/>
-          <w:szCs w:val="28"/>
+        <w:ind w:left="360"/>
+        <w:rPr>
+          <w:rFonts w:ascii="Century" w:hAnsi="Century"/>
+          <w:color w:val="000000" w:themeColor="text1"/>
+          <w:sz w:val="24"/>
+          <w:szCs w:val="24"/>
+        </w:rPr>
+      </w:pPr>
+      <w:r>
+        <w:rPr>
+          <w:rFonts w:ascii="Century" w:hAnsi="Century"/>
+          <w:color w:val="000000" w:themeColor="text1"/>
+          <w:sz w:val="24"/>
+          <w:szCs w:val="24"/>
         </w:rPr>
         <w:t>Goals and Objectives</w:t>
       </w:r>
@@ -1108,30 +1141,27 @@
     </w:p>
     <w:p>
       <w:pPr>
-        <w:pStyle w:val="ListParagraph"/>
+        <w:pStyle w:val="Heading1"/>
         <w:numPr>
-          <w:ilvl w:val="0"/>
-          <w:numId w:val="19"/>
+          <w:ilvl w:val="1"/>
+          <w:numId w:val="15"/>
         </w:numPr>
-        <w:spacing w:after="200"/>
-        <w:jc w:val="both"/>
-        <w:rPr>
-          <w:rFonts w:cs="Times New Roman"/>
-          <w:b/>
-          <w:bCs/>
-          <w:sz w:val="24"/>
-          <w:szCs w:val="28"/>
-        </w:rPr>
-      </w:pPr>
-      <w:r>
-        <w:rPr>
-          <w:rFonts w:cs="Times New Roman"/>
-          <w:b/>
-          <w:bCs/>
-          <w:sz w:val="24"/>
-          <w:szCs w:val="28"/>
-        </w:rPr>
-        <w:t>III. Scope and Constraints</w:t>
+        <w:ind w:left="360"/>
+        <w:rPr>
+          <w:rFonts w:ascii="Century" w:hAnsi="Century"/>
+          <w:color w:val="000000" w:themeColor="text1"/>
+          <w:sz w:val="24"/>
+          <w:szCs w:val="24"/>
+        </w:rPr>
+      </w:pPr>
+      <w:r>
+        <w:rPr>
+          <w:rFonts w:ascii="Century" w:hAnsi="Century"/>
+          <w:color w:val="000000" w:themeColor="text1"/>
+          <w:sz w:val="24"/>
+          <w:szCs w:val="24"/>
+        </w:rPr>
+        <w:t>Scope and Constraints</w:t>
       </w:r>
     </w:p>
     <w:p>
@@ -1198,7 +1228,7 @@
           <w:ilvl w:val="0"/>
           <w:numId w:val="15"/>
         </w:numPr>
-        <w:ind w:left="450" w:hanging="450"/>
+        <w:ind w:left="540" w:hanging="540"/>
         <w:rPr>
           <w:rFonts w:ascii="Century" w:hAnsi="Century"/>
           <w:color w:val="000000" w:themeColor="text1"/>
@@ -1247,7 +1277,7 @@
           <w:sz w:val="24"/>
           <w:szCs w:val="28"/>
         </w:rPr>
-        <w:t xml:space="preserve">Model development then proceeds incrementally. After re-engineering and understanding the baseline, the project extends the work by building a custom dataset from several open datasets together with manually collected and processed audio clips. The model is then further improved </w:t>
+        <w:t xml:space="preserve">Model development then proceeds incrementally. After re-engineering and understanding the baseline, the project extends the work by building a custom dataset from several open datasets together with manually collected and processed audio clips. The model is then further improved into a more production-like version through practical refinements in preprocessing, architecture, </w:t>
       </w:r>
       <w:r>
         <w:rPr>
@@ -1256,7 +1286,7 @@
           <w:szCs w:val="28"/>
         </w:rPr>
         <w:lastRenderedPageBreak/>
-        <w:t>into a more production-like version through practical refinements in preprocessing, architecture, and training design. This version is finally demonstrated through a proof-of-concept application. The models are trained, benchmarked, and evaluated under realistic personal computing constraints, and the results are analyzed to assess both their practical usefulness and their limitations.</w:t>
+        <w:t>and training design. This version is finally demonstrated through a proof-of-concept application. The models are trained, benchmarked, and evaluated under realistic personal computing constraints, and the results are analyzed to assess both their practical usefulness and their limitations.</w:t>
       </w:r>
     </w:p>
     <w:p>
@@ -1266,7 +1296,7 @@
           <w:ilvl w:val="0"/>
           <w:numId w:val="15"/>
         </w:numPr>
-        <w:ind w:left="450" w:hanging="450"/>
+        <w:ind w:left="540" w:hanging="540"/>
         <w:rPr>
           <w:rFonts w:ascii="Century" w:hAnsi="Century"/>
           <w:color w:val="000000" w:themeColor="text1"/>
@@ -1277,72 +1307,824 @@
           <w:rFonts w:ascii="Century" w:hAnsi="Century"/>
           <w:color w:val="000000" w:themeColor="text1"/>
         </w:rPr>
-        <w:t xml:space="preserve">Collecting </w:t>
+        <w:t>Baselin</w:t>
       </w:r>
       <w:r>
         <w:rPr>
           <w:rFonts w:ascii="Century" w:hAnsi="Century"/>
           <w:color w:val="000000" w:themeColor="text1"/>
         </w:rPr>
-        <w:t>D</w:t>
+        <w:t>es</w:t>
       </w:r>
       <w:r>
         <w:rPr>
           <w:rFonts w:ascii="Century" w:hAnsi="Century"/>
           <w:color w:val="000000" w:themeColor="text1"/>
         </w:rPr>
-        <w:t xml:space="preserve">ata, </w:t>
-      </w:r>
-      <w:r>
+        <w:t>: MFCC vs Log-Mel</w:t>
+      </w:r>
+    </w:p>
+    <w:p>
+      <w:pPr>
+        <w:pStyle w:val="Heading1"/>
+        <w:numPr>
+          <w:ilvl w:val="1"/>
+          <w:numId w:val="15"/>
+        </w:numPr>
+        <w:ind w:left="360"/>
         <w:rPr>
           <w:rFonts w:ascii="Century" w:hAnsi="Century"/>
           <w:color w:val="000000" w:themeColor="text1"/>
-        </w:rPr>
-        <w:t>B</w:t>
-      </w:r>
+          <w:sz w:val="24"/>
+          <w:szCs w:val="24"/>
+        </w:rPr>
+      </w:pPr>
       <w:r>
         <w:rPr>
           <w:rFonts w:ascii="Century" w:hAnsi="Century"/>
           <w:color w:val="000000" w:themeColor="text1"/>
-        </w:rPr>
-        <w:t xml:space="preserve">uilding </w:t>
+          <w:sz w:val="24"/>
+          <w:szCs w:val="24"/>
+        </w:rPr>
+        <w:t xml:space="preserve">Overview of </w:t>
       </w:r>
       <w:r>
         <w:rPr>
           <w:rFonts w:ascii="Century" w:hAnsi="Century"/>
           <w:color w:val="000000" w:themeColor="text1"/>
-        </w:rPr>
-        <w:t>a Custom D</w:t>
+          <w:sz w:val="24"/>
+          <w:szCs w:val="24"/>
+        </w:rPr>
+        <w:t xml:space="preserve">Dataset and </w:t>
       </w:r>
       <w:r>
         <w:rPr>
           <w:rFonts w:ascii="Century" w:hAnsi="Century"/>
           <w:color w:val="000000" w:themeColor="text1"/>
-        </w:rPr>
-        <w:t>ataset</w:t>
+          <w:sz w:val="24"/>
+          <w:szCs w:val="24"/>
+        </w:rPr>
+        <w:t>B</w:t>
       </w:r>
       <w:r>
         <w:rPr>
           <w:rFonts w:ascii="Century" w:hAnsi="Century"/>
           <w:color w:val="000000" w:themeColor="text1"/>
-        </w:rPr>
-        <w:t xml:space="preserve">, </w:t>
+          <w:sz w:val="24"/>
+          <w:szCs w:val="24"/>
+        </w:rPr>
+        <w:t>aseline</w:t>
       </w:r>
       <w:r>
         <w:rPr>
           <w:rFonts w:ascii="Century" w:hAnsi="Century"/>
           <w:color w:val="000000" w:themeColor="text1"/>
-        </w:rPr>
-        <w:t>and</w:t>
-      </w:r>
-      <w:r>
+          <w:sz w:val="24"/>
+          <w:szCs w:val="24"/>
+        </w:rPr>
+        <w:t>s</w:t>
+      </w:r>
+    </w:p>
+    <w:p>
+      <w:pPr>
+        <w:spacing w:after="200"/>
+        <w:jc w:val="both"/>
+        <w:rPr>
+          <w:rFonts w:ascii="Century" w:hAnsi="Century" w:cs="Times New Roman"/>
+          <w:sz w:val="24"/>
+          <w:szCs w:val="28"/>
+        </w:rPr>
+      </w:pPr>
+      <w:r>
+        <w:rPr>
+          <w:rFonts w:ascii="Century" w:hAnsi="Century" w:cs="Times New Roman"/>
+          <w:sz w:val="24"/>
+          <w:szCs w:val="28"/>
+        </w:rPr>
+        <w:t xml:space="preserve">The Free Music Archive (FMA) is an open dataset widely used for music analysis and genre recognition research. It includes </w:t>
+      </w:r>
+      <w:r>
+        <w:rPr>
+          <w:rFonts w:ascii="Century" w:hAnsi="Century" w:cs="Times New Roman"/>
+          <w:sz w:val="24"/>
+          <w:szCs w:val="28"/>
+        </w:rPr>
+        <w:t xml:space="preserve">about </w:t>
+      </w:r>
+      <w:r>
+        <w:rPr>
+          <w:rFonts w:ascii="Century" w:hAnsi="Century" w:cs="Times New Roman"/>
+          <w:sz w:val="24"/>
+          <w:szCs w:val="28"/>
+        </w:rPr>
+        <w:t>106,574 tracks from 16,341 artists and 14,854 albums, along with a hierarchical taxonomy of 161 genres and rich metadata, including titles, albums, artists, play counts, favorites, comments, descriptions, biographies, and tags.</w:t>
+      </w:r>
+    </w:p>
+    <w:p>
+      <w:pPr>
+        <w:pStyle w:val="NormalWeb"/>
+        <w:rPr>
+          <w:rFonts w:ascii="Century" w:hAnsi="Century"/>
+        </w:rPr>
+      </w:pPr>
+      <w:r>
+        <w:rPr>
+          <w:rFonts w:ascii="Century" w:hAnsi="Century"/>
+        </w:rPr>
+        <w:t xml:space="preserve">The dataset is distributed with several baseline models for music genre recognition. One of these baseline approaches is based on </w:t>
+      </w:r>
+      <w:r>
+        <w:rPr>
+          <w:rStyle w:val="Strong"/>
+          <w:rFonts w:ascii="Century" w:hAnsi="Century"/>
+        </w:rPr>
+        <w:t>Mel-Frequency Cepstral Coefficients (MFCCs)</w:t>
+      </w:r>
+      <w:r>
+        <w:rPr>
+          <w:rFonts w:ascii="Century" w:hAnsi="Century"/>
+        </w:rPr>
+        <w:t xml:space="preserve"> and a </w:t>
+      </w:r>
+      <w:r>
+        <w:rPr>
+          <w:rStyle w:val="Strong"/>
+          <w:rFonts w:ascii="Century" w:hAnsi="Century"/>
+        </w:rPr>
+        <w:t>Convolutional Neural Network (CNN)</w:t>
+      </w:r>
+      <w:r>
+        <w:rPr>
+          <w:rFonts w:ascii="Century" w:hAnsi="Century"/>
+        </w:rPr>
+        <w:t>.</w:t>
+      </w:r>
+    </w:p>
+    <w:p>
+      <w:pPr>
+        <w:spacing w:after="200"/>
+        <w:jc w:val="both"/>
+        <w:rPr>
+          <w:rFonts w:ascii="Century" w:hAnsi="Century" w:cs="Times New Roman"/>
+          <w:sz w:val="24"/>
+          <w:szCs w:val="28"/>
+        </w:rPr>
+      </w:pPr>
+      <w:r>
+        <w:rPr>
+          <w:rFonts w:ascii="Century" w:hAnsi="Century" w:cs="Times New Roman"/>
+          <w:sz w:val="24"/>
+          <w:szCs w:val="28"/>
+        </w:rPr>
+        <w:t>In this project, the provided MFCC+CNN baseline training script was re-engineered as a reference implementation. The re-engineering process preserved the original experimental configuration, including the same input format, model architecture, and training setup (hyperparameters). The changes were made only from a software engineering perspective, with the goal of improving code quality, clarity, maintainability, and reproducibility, rather than altering the original baseline methodology.</w:t>
+      </w:r>
+    </w:p>
+    <w:p>
+      <w:pPr>
+        <w:spacing w:after="200"/>
+        <w:jc w:val="both"/>
+        <w:rPr>
+          <w:rFonts w:ascii="Century" w:hAnsi="Century" w:cs="Times New Roman"/>
+          <w:sz w:val="24"/>
+          <w:szCs w:val="28"/>
+        </w:rPr>
+      </w:pPr>
+      <w:r>
+        <w:rPr>
+          <w:rFonts w:ascii="Century" w:hAnsi="Century" w:cs="Times New Roman"/>
+          <w:sz w:val="24"/>
+          <w:szCs w:val="28"/>
+        </w:rPr>
+        <w:t xml:space="preserve">After that, I developed a </w:t>
+      </w:r>
+      <w:r>
+        <w:rPr>
+          <w:rFonts w:ascii="Century" w:hAnsi="Century" w:cs="Times New Roman"/>
+          <w:b/>
+          <w:bCs/>
+          <w:sz w:val="24"/>
+          <w:szCs w:val="28"/>
+        </w:rPr>
+        <w:t>Log-Mel baseline</w:t>
+      </w:r>
+      <w:r>
+        <w:rPr>
+          <w:rFonts w:ascii="Century" w:hAnsi="Century" w:cs="Times New Roman"/>
+          <w:sz w:val="24"/>
+          <w:szCs w:val="28"/>
+        </w:rPr>
+        <w:t xml:space="preserve"> designed to remain as close as possible to the original MFCC+CNN baseline in terms of model architecture and training setup. This allowed a more controlled comparison between the two approaches. The primary difference lies in the input representation: the proposed baseline uses log-Mel spectrograms, whereas the original baseline uses MFCCs.</w:t>
+      </w:r>
+    </w:p>
+    <w:p>
+      <w:pPr>
+        <w:pStyle w:val="Heading1"/>
+        <w:numPr>
+          <w:ilvl w:val="1"/>
+          <w:numId w:val="15"/>
+        </w:numPr>
+        <w:ind w:left="360"/>
         <w:rPr>
           <w:rFonts w:ascii="Century" w:hAnsi="Century"/>
           <w:color w:val="000000" w:themeColor="text1"/>
-        </w:rPr>
-        <w:t xml:space="preserve"> EDA</w:t>
+          <w:sz w:val="24"/>
+          <w:szCs w:val="24"/>
+        </w:rPr>
+      </w:pPr>
+      <w:r>
+        <w:rPr>
+          <w:rFonts w:ascii="Century" w:hAnsi="Century"/>
+          <w:color w:val="000000" w:themeColor="text1"/>
+          <w:sz w:val="24"/>
+          <w:szCs w:val="24"/>
+        </w:rPr>
+        <w:t xml:space="preserve">Model </w:t>
+      </w:r>
+      <w:r>
+        <w:rPr>
+          <w:rFonts w:ascii="Century" w:hAnsi="Century"/>
+          <w:color w:val="000000" w:themeColor="text1"/>
+          <w:sz w:val="24"/>
+          <w:szCs w:val="24"/>
+        </w:rPr>
+        <w:t>Architecture</w:t>
+      </w:r>
+      <w:r>
+        <w:rPr>
+          <w:rFonts w:ascii="Century" w:hAnsi="Century"/>
+          <w:color w:val="000000" w:themeColor="text1"/>
+          <w:sz w:val="24"/>
+          <w:szCs w:val="24"/>
+        </w:rPr>
+        <w:t>s</w:t>
+      </w:r>
+      <w:r>
+        <w:rPr>
+          <w:rFonts w:ascii="Century" w:hAnsi="Century"/>
+          <w:color w:val="000000" w:themeColor="text1"/>
+          <w:sz w:val="24"/>
+          <w:szCs w:val="24"/>
+        </w:rPr>
+        <w:t xml:space="preserve"> &amp; </w:t>
+      </w:r>
+      <w:r>
+        <w:rPr>
+          <w:rFonts w:ascii="Century" w:hAnsi="Century"/>
+          <w:color w:val="000000" w:themeColor="text1"/>
+          <w:sz w:val="24"/>
+          <w:szCs w:val="24"/>
+        </w:rPr>
+        <w:t>T</w:t>
+      </w:r>
+      <w:r>
+        <w:rPr>
+          <w:rFonts w:ascii="Century" w:hAnsi="Century"/>
+          <w:color w:val="000000" w:themeColor="text1"/>
+          <w:sz w:val="24"/>
+          <w:szCs w:val="24"/>
+        </w:rPr>
+        <w:t xml:space="preserve">raining </w:t>
+      </w:r>
+      <w:r>
+        <w:rPr>
+          <w:rFonts w:ascii="Century" w:hAnsi="Century"/>
+          <w:color w:val="000000" w:themeColor="text1"/>
+          <w:sz w:val="24"/>
+          <w:szCs w:val="24"/>
+        </w:rPr>
+        <w:t>S</w:t>
+      </w:r>
+      <w:r>
+        <w:rPr>
+          <w:rFonts w:ascii="Century" w:hAnsi="Century"/>
+          <w:color w:val="000000" w:themeColor="text1"/>
+          <w:sz w:val="24"/>
+          <w:szCs w:val="24"/>
+        </w:rPr>
+        <w:t>etup</w:t>
       </w:r>
     </w:p>
+    <w:tbl>
+      <w:tblPr>
+        <w:tblStyle w:val="TableGrid"/>
+        <w:tblW w:w="0" w:type="auto"/>
+        <w:tblLook w:val="04A0" w:firstRow="1" w:lastRow="0" w:firstColumn="1" w:lastColumn="0" w:noHBand="0" w:noVBand="1"/>
+      </w:tblPr>
+      <w:tblGrid>
+        <w:gridCol w:w="4765"/>
+        <w:gridCol w:w="4765"/>
+      </w:tblGrid>
+      <w:tr>
+        <w:tc>
+          <w:tcPr>
+            <w:tcW w:w="4765" w:type="dxa"/>
+          </w:tcPr>
+          <w:p>
+            <w:pPr>
+              <w:jc w:val="center"/>
+            </w:pPr>
+            <w:r>
+              <w:t>MFCC CNN baseline</w:t>
+            </w:r>
+          </w:p>
+        </w:tc>
+        <w:tc>
+          <w:tcPr>
+            <w:tcW w:w="4765" w:type="dxa"/>
+          </w:tcPr>
+          <w:p>
+            <w:pPr>
+              <w:jc w:val="center"/>
+            </w:pPr>
+            <w:r>
+              <w:t>Log-Mel CNN baseline</w:t>
+            </w:r>
+          </w:p>
+        </w:tc>
+      </w:tr>
+      <w:tr>
+        <w:tc>
+          <w:tcPr>
+            <w:tcW w:w="4765" w:type="dxa"/>
+          </w:tcPr>
+          <w:p>
+            <w:r>
+              <w:t>Input (13, 2582, 1)</w:t>
+            </w:r>
+          </w:p>
+          <w:p>
+            <w:r>
+              <w:t xml:space="preserve">  → Conv2D(3, kernel=13×10, stride=1×4, </w:t>
+            </w:r>
+            <w:proofErr w:type="spellStart"/>
+            <w:r>
+              <w:t>ReLU</w:t>
+            </w:r>
+            <w:proofErr w:type="spellEnd"/>
+            <w:r>
+              <w:t>)   → (1, 644, 3)</w:t>
+            </w:r>
+          </w:p>
+          <w:p>
+            <w:r>
+              <w:t xml:space="preserve">  → Conv2D(15, kernel=1×10, stride=1×4, </w:t>
+            </w:r>
+            <w:proofErr w:type="spellStart"/>
+            <w:r>
+              <w:t>ReLU</w:t>
+            </w:r>
+            <w:proofErr w:type="spellEnd"/>
+            <w:r>
+              <w:t>)   → (1, 159, 15)</w:t>
+            </w:r>
+          </w:p>
+          <w:p>
+            <w:r>
+              <w:t xml:space="preserve">  → Conv2D(65, kernel=1×10, stride=1×4, </w:t>
+            </w:r>
+            <w:proofErr w:type="spellStart"/>
+            <w:r>
+              <w:t>ReLU</w:t>
+            </w:r>
+            <w:proofErr w:type="spellEnd"/>
+            <w:r>
+              <w:t>)   → (1, 38, 65)</w:t>
+            </w:r>
+          </w:p>
+          <w:p>
+            <w:r>
+              <w:t xml:space="preserve">  → Flatten                                      → (2470,)</w:t>
+            </w:r>
+          </w:p>
+          <w:p>
+            <w:r>
+              <w:t xml:space="preserve">  → Dense(</w:t>
+            </w:r>
+            <w:proofErr w:type="spellStart"/>
+            <w:r>
+              <w:t>n_classes</w:t>
+            </w:r>
+            <w:proofErr w:type="spellEnd"/>
+            <w:r>
+              <w:t xml:space="preserve">, </w:t>
+            </w:r>
+            <w:proofErr w:type="spellStart"/>
+            <w:r>
+              <w:t>Softmax</w:t>
+            </w:r>
+            <w:proofErr w:type="spellEnd"/>
+            <w:r>
+              <w:t>)                    → (</w:t>
+            </w:r>
+            <w:proofErr w:type="spellStart"/>
+            <w:r>
+              <w:t>n_classes</w:t>
+            </w:r>
+            <w:proofErr w:type="spellEnd"/>
+            <w:r>
+              <w:t>,)</w:t>
+            </w:r>
+          </w:p>
+        </w:tc>
+        <w:tc>
+          <w:tcPr>
+            <w:tcW w:w="4765" w:type="dxa"/>
+          </w:tcPr>
+          <w:p>
+            <w:r>
+              <w:t>Input (128, 2582, 1)</w:t>
+            </w:r>
+          </w:p>
+          <w:p>
+            <w:r>
+              <w:t xml:space="preserve">  → Conv2D(3, kernel=128×10, stride=1×4, </w:t>
+            </w:r>
+            <w:proofErr w:type="spellStart"/>
+            <w:r>
+              <w:t>ReLU</w:t>
+            </w:r>
+            <w:proofErr w:type="spellEnd"/>
+            <w:r>
+              <w:t>)  → (1, 644, 3)</w:t>
+            </w:r>
+          </w:p>
+          <w:p>
+            <w:r>
+              <w:t xml:space="preserve">  → Conv2D(15, kernel=1×10, stride=1×4, </w:t>
+            </w:r>
+            <w:proofErr w:type="spellStart"/>
+            <w:r>
+              <w:t>ReLU</w:t>
+            </w:r>
+            <w:proofErr w:type="spellEnd"/>
+            <w:r>
+              <w:t>)   → (1, 159, 15)</w:t>
+            </w:r>
+          </w:p>
+          <w:p>
+            <w:r>
+              <w:t xml:space="preserve">  → Conv2D(65, kernel=1×10, stride=1×4, </w:t>
+            </w:r>
+            <w:proofErr w:type="spellStart"/>
+            <w:r>
+              <w:t>ReLU</w:t>
+            </w:r>
+            <w:proofErr w:type="spellEnd"/>
+            <w:r>
+              <w:t>)   → (1, 38, 65)</w:t>
+            </w:r>
+          </w:p>
+          <w:p>
+            <w:r>
+              <w:t xml:space="preserve">  → Flatten                                      → (2470,)</w:t>
+            </w:r>
+          </w:p>
+          <w:p>
+            <w:r>
+              <w:t xml:space="preserve">  → Dense(</w:t>
+            </w:r>
+            <w:proofErr w:type="spellStart"/>
+            <w:r>
+              <w:t>n_classes</w:t>
+            </w:r>
+            <w:proofErr w:type="spellEnd"/>
+            <w:r>
+              <w:t xml:space="preserve">, </w:t>
+            </w:r>
+            <w:proofErr w:type="spellStart"/>
+            <w:r>
+              <w:t>Softmax</w:t>
+            </w:r>
+            <w:proofErr w:type="spellEnd"/>
+            <w:r>
+              <w:t>)                    → (</w:t>
+            </w:r>
+            <w:proofErr w:type="spellStart"/>
+            <w:r>
+              <w:t>n_classes</w:t>
+            </w:r>
+            <w:proofErr w:type="spellEnd"/>
+            <w:r>
+              <w:t>,)</w:t>
+            </w:r>
+          </w:p>
+        </w:tc>
+      </w:tr>
+    </w:tbl>
+    <w:p>
+      <w:pPr>
+        <w:rPr>
+          <w:rFonts w:ascii="Century" w:hAnsi="Century"/>
+          <w:sz w:val="24"/>
+          <w:szCs w:val="28"/>
+        </w:rPr>
+      </w:pPr>
+    </w:p>
+    <w:p>
+      <w:pPr>
+        <w:rPr>
+          <w:rFonts w:ascii="Century" w:hAnsi="Century"/>
+          <w:sz w:val="24"/>
+          <w:szCs w:val="28"/>
+        </w:rPr>
+      </w:pPr>
+      <w:r>
+        <w:rPr>
+          <w:rFonts w:ascii="Century" w:hAnsi="Century"/>
+          <w:sz w:val="24"/>
+          <w:szCs w:val="28"/>
+        </w:rPr>
+        <w:t xml:space="preserve">Both models </w:t>
+      </w:r>
+      <w:r>
+        <w:rPr>
+          <w:rFonts w:ascii="Century" w:hAnsi="Century"/>
+          <w:sz w:val="24"/>
+          <w:szCs w:val="28"/>
+        </w:rPr>
+        <w:t>use</w:t>
+      </w:r>
+      <w:r>
+        <w:rPr>
+          <w:rFonts w:ascii="Century" w:hAnsi="Century"/>
+          <w:sz w:val="24"/>
+          <w:szCs w:val="28"/>
+        </w:rPr>
+        <w:t xml:space="preserve"> the same </w:t>
+      </w:r>
+      <w:r>
+        <w:rPr>
+          <w:rFonts w:ascii="Century" w:hAnsi="Century"/>
+          <w:sz w:val="24"/>
+          <w:szCs w:val="28"/>
+        </w:rPr>
+        <w:t xml:space="preserve">following </w:t>
+      </w:r>
+      <w:r>
+        <w:rPr>
+          <w:rFonts w:ascii="Century" w:hAnsi="Century"/>
+          <w:sz w:val="24"/>
+          <w:szCs w:val="28"/>
+        </w:rPr>
+        <w:t>training setup:</w:t>
+      </w:r>
+      <w:r>
+        <w:rPr>
+          <w:rFonts w:ascii="Century" w:hAnsi="Century"/>
+          <w:sz w:val="24"/>
+          <w:szCs w:val="28"/>
+        </w:rPr>
+        <w:t xml:space="preserve"> </w:t>
+      </w:r>
+      <w:r>
+        <w:rPr>
+          <w:rFonts w:ascii="Century" w:hAnsi="Century"/>
+          <w:sz w:val="24"/>
+          <w:szCs w:val="28"/>
+        </w:rPr>
+        <w:t xml:space="preserve">the </w:t>
+      </w:r>
+      <w:r>
+        <w:rPr>
+          <w:rFonts w:ascii="Century" w:hAnsi="Century"/>
+          <w:b/>
+          <w:bCs/>
+          <w:sz w:val="24"/>
+          <w:szCs w:val="28"/>
+        </w:rPr>
+        <w:t>small version of the FMA dataset</w:t>
+      </w:r>
+      <w:r>
+        <w:rPr>
+          <w:rFonts w:ascii="Century" w:hAnsi="Century"/>
+          <w:sz w:val="24"/>
+          <w:szCs w:val="28"/>
+        </w:rPr>
+        <w:t xml:space="preserve">: </w:t>
+      </w:r>
+      <w:r>
+        <w:rPr>
+          <w:rFonts w:ascii="Century" w:hAnsi="Century"/>
+          <w:b/>
+          <w:bCs/>
+          <w:sz w:val="24"/>
+          <w:szCs w:val="28"/>
+        </w:rPr>
+        <w:t>SGD</w:t>
+      </w:r>
+      <w:r>
+        <w:rPr>
+          <w:rFonts w:ascii="Century" w:hAnsi="Century"/>
+          <w:sz w:val="24"/>
+          <w:szCs w:val="28"/>
+        </w:rPr>
+        <w:t xml:space="preserve"> with a </w:t>
+      </w:r>
+      <w:r>
+        <w:rPr>
+          <w:rFonts w:ascii="Century" w:hAnsi="Century"/>
+          <w:b/>
+          <w:bCs/>
+          <w:sz w:val="24"/>
+          <w:szCs w:val="28"/>
+        </w:rPr>
+        <w:t>learning rate of 0.001</w:t>
+      </w:r>
+      <w:r>
+        <w:rPr>
+          <w:rFonts w:ascii="Century" w:hAnsi="Century"/>
+          <w:sz w:val="24"/>
+          <w:szCs w:val="28"/>
+        </w:rPr>
+        <w:t xml:space="preserve">, </w:t>
+      </w:r>
+      <w:r>
+        <w:rPr>
+          <w:rFonts w:ascii="Century" w:hAnsi="Century"/>
+          <w:b/>
+          <w:bCs/>
+          <w:sz w:val="24"/>
+          <w:szCs w:val="28"/>
+        </w:rPr>
+        <w:t>categorical cross-entropy</w:t>
+      </w:r>
+      <w:r>
+        <w:rPr>
+          <w:rFonts w:ascii="Century" w:hAnsi="Century"/>
+          <w:sz w:val="24"/>
+          <w:szCs w:val="28"/>
+        </w:rPr>
+        <w:t xml:space="preserve"> as the loss function, </w:t>
+      </w:r>
+      <w:r>
+        <w:rPr>
+          <w:rFonts w:ascii="Century" w:hAnsi="Century"/>
+          <w:b/>
+          <w:bCs/>
+          <w:sz w:val="24"/>
+          <w:szCs w:val="28"/>
+        </w:rPr>
+        <w:t>accuracy</w:t>
+      </w:r>
+      <w:r>
+        <w:rPr>
+          <w:rFonts w:ascii="Century" w:hAnsi="Century"/>
+          <w:sz w:val="24"/>
+          <w:szCs w:val="28"/>
+        </w:rPr>
+        <w:t xml:space="preserve"> as the evaluation metric, </w:t>
+      </w:r>
+      <w:r>
+        <w:rPr>
+          <w:rFonts w:ascii="Century" w:hAnsi="Century"/>
+          <w:b/>
+          <w:bCs/>
+          <w:sz w:val="24"/>
+          <w:szCs w:val="28"/>
+        </w:rPr>
+        <w:t>32 epochs</w:t>
+      </w:r>
+      <w:r>
+        <w:rPr>
+          <w:rFonts w:ascii="Century" w:hAnsi="Century"/>
+          <w:sz w:val="24"/>
+          <w:szCs w:val="28"/>
+        </w:rPr>
+        <w:t xml:space="preserve">, and a </w:t>
+      </w:r>
+      <w:r>
+        <w:rPr>
+          <w:rFonts w:ascii="Century" w:hAnsi="Century"/>
+          <w:b/>
+          <w:bCs/>
+          <w:sz w:val="24"/>
+          <w:szCs w:val="28"/>
+        </w:rPr>
+        <w:t>batch size of 16</w:t>
+      </w:r>
+      <w:r>
+        <w:rPr>
+          <w:rFonts w:ascii="Century" w:hAnsi="Century"/>
+          <w:sz w:val="24"/>
+          <w:szCs w:val="28"/>
+        </w:rPr>
+        <w:t>.</w:t>
+      </w:r>
+      <w:r>
+        <w:rPr>
+          <w:rFonts w:ascii="Century" w:hAnsi="Century"/>
+          <w:sz w:val="24"/>
+          <w:szCs w:val="28"/>
+        </w:rPr>
+        <w:t xml:space="preserve"> </w:t>
+      </w:r>
+      <w:r>
+        <w:rPr>
+          <w:rFonts w:ascii="Century" w:hAnsi="Century"/>
+          <w:sz w:val="24"/>
+          <w:szCs w:val="28"/>
+        </w:rPr>
+        <w:t xml:space="preserve">The </w:t>
+      </w:r>
+      <w:r>
+        <w:rPr>
+          <w:rFonts w:ascii="Century" w:hAnsi="Century"/>
+          <w:sz w:val="24"/>
+          <w:szCs w:val="28"/>
+        </w:rPr>
+        <w:lastRenderedPageBreak/>
+        <w:t xml:space="preserve">key difference between the two models lies solely in the input representation: the first baseline uses </w:t>
+      </w:r>
+      <w:r>
+        <w:rPr>
+          <w:rFonts w:ascii="Century" w:hAnsi="Century"/>
+          <w:b/>
+          <w:bCs/>
+          <w:sz w:val="24"/>
+          <w:szCs w:val="28"/>
+        </w:rPr>
+        <w:t>MFCCs</w:t>
+      </w:r>
+      <w:r>
+        <w:rPr>
+          <w:rFonts w:ascii="Century" w:hAnsi="Century"/>
+          <w:sz w:val="24"/>
+          <w:szCs w:val="28"/>
+        </w:rPr>
+        <w:t xml:space="preserve">, while the second uses </w:t>
+      </w:r>
+      <w:r>
+        <w:rPr>
+          <w:rFonts w:ascii="Century" w:hAnsi="Century"/>
+          <w:b/>
+          <w:bCs/>
+          <w:sz w:val="24"/>
+          <w:szCs w:val="28"/>
+        </w:rPr>
+        <w:t>log-Mel spectrograms</w:t>
+      </w:r>
+      <w:r>
+        <w:rPr>
+          <w:rFonts w:ascii="Century" w:hAnsi="Century"/>
+          <w:sz w:val="24"/>
+          <w:szCs w:val="28"/>
+        </w:rPr>
+        <w:t>.</w:t>
+      </w:r>
+    </w:p>
+    <w:p>
+      <w:pPr>
+        <w:pStyle w:val="Heading1"/>
+        <w:numPr>
+          <w:ilvl w:val="1"/>
+          <w:numId w:val="15"/>
+        </w:numPr>
+        <w:ind w:left="360"/>
+        <w:rPr>
+          <w:rFonts w:ascii="Century" w:hAnsi="Century"/>
+          <w:color w:val="000000" w:themeColor="text1"/>
+          <w:sz w:val="24"/>
+          <w:szCs w:val="24"/>
+        </w:rPr>
+      </w:pPr>
+      <w:r>
+        <w:rPr>
+          <w:rFonts w:ascii="Century" w:hAnsi="Century"/>
+          <w:color w:val="000000" w:themeColor="text1"/>
+          <w:sz w:val="24"/>
+          <w:szCs w:val="24"/>
+        </w:rPr>
+        <w:t xml:space="preserve">Benchmarking </w:t>
+      </w:r>
+      <w:r>
+        <w:rPr>
+          <w:rFonts w:ascii="Century" w:hAnsi="Century"/>
+          <w:color w:val="000000" w:themeColor="text1"/>
+          <w:sz w:val="24"/>
+          <w:szCs w:val="24"/>
+        </w:rPr>
+        <w:t>and Evaluation</w:t>
+      </w:r>
+      <w:r>
+        <w:rPr>
+          <w:rFonts w:ascii="Century" w:hAnsi="Century"/>
+          <w:color w:val="000000" w:themeColor="text1"/>
+          <w:sz w:val="24"/>
+          <w:szCs w:val="24"/>
+        </w:rPr>
+        <w:t xml:space="preserve"> - Comparation</w:t>
+      </w:r>
+      <w:r>
+        <w:rPr>
+          <w:rFonts w:ascii="Century" w:hAnsi="Century"/>
+          <w:color w:val="000000" w:themeColor="text1"/>
+          <w:sz w:val="24"/>
+          <w:szCs w:val="24"/>
+        </w:rPr>
+        <w:t xml:space="preserve"> Result</w:t>
+      </w:r>
+    </w:p>
+    <w:p/>
     <w:p>
       <w:pPr>
         <w:pStyle w:val="Heading1"/>
@@ -1350,10 +2132,7 @@
           <w:ilvl w:val="0"/>
           <w:numId w:val="15"/>
         </w:numPr>
-        <w:tabs>
-          <w:tab w:val="num" w:pos="360"/>
-        </w:tabs>
-        <w:ind w:left="450" w:hanging="450"/>
+        <w:ind w:left="540" w:hanging="540"/>
         <w:rPr>
           <w:rFonts w:ascii="Century" w:hAnsi="Century"/>
           <w:color w:val="000000" w:themeColor="text1"/>
@@ -1364,257 +2143,160 @@
           <w:rFonts w:ascii="Century" w:hAnsi="Century"/>
           <w:color w:val="000000" w:themeColor="text1"/>
         </w:rPr>
-        <w:t>Baselin</w:t>
+        <w:t>Production-</w:t>
       </w:r>
       <w:r>
         <w:rPr>
           <w:rFonts w:ascii="Century" w:hAnsi="Century"/>
           <w:color w:val="000000" w:themeColor="text1"/>
         </w:rPr>
-        <w:t>es</w:t>
+        <w:t>l</w:t>
       </w:r>
       <w:r>
         <w:rPr>
           <w:rFonts w:ascii="Century" w:hAnsi="Century"/>
           <w:color w:val="000000" w:themeColor="text1"/>
         </w:rPr>
-        <w:t>: MFCC vs Log-Mel</w:t>
+        <w:t xml:space="preserve">ike </w:t>
+      </w:r>
+      <w:r>
+        <w:rPr>
+          <w:rFonts w:ascii="Century" w:hAnsi="Century"/>
+          <w:color w:val="000000" w:themeColor="text1"/>
+        </w:rPr>
+        <w:t xml:space="preserve">Neural Network </w:t>
+      </w:r>
+      <w:r>
+        <w:rPr>
+          <w:rFonts w:ascii="Century" w:hAnsi="Century"/>
+          <w:color w:val="000000" w:themeColor="text1"/>
+        </w:rPr>
+        <w:t>Model</w:t>
+      </w:r>
+      <w:r>
+        <w:rPr>
+          <w:rFonts w:ascii="Century" w:hAnsi="Century"/>
+          <w:color w:val="000000" w:themeColor="text1"/>
+        </w:rPr>
+        <w:t xml:space="preserve"> &amp; Music Genre Prediction Application</w:t>
       </w:r>
     </w:p>
     <w:p>
       <w:pPr>
-        <w:pStyle w:val="ListParagraph"/>
+        <w:pStyle w:val="Heading1"/>
         <w:numPr>
-          <w:ilvl w:val="0"/>
-          <w:numId w:val="21"/>
+          <w:ilvl w:val="1"/>
+          <w:numId w:val="15"/>
         </w:numPr>
-        <w:spacing w:after="200"/>
-        <w:jc w:val="both"/>
-        <w:rPr>
-          <w:rFonts w:cs="Times New Roman"/>
-          <w:sz w:val="24"/>
-          <w:szCs w:val="28"/>
-        </w:rPr>
-      </w:pPr>
-      <w:r>
-        <w:rPr>
-          <w:rFonts w:cs="Times New Roman"/>
-          <w:sz w:val="24"/>
-          <w:szCs w:val="28"/>
-        </w:rPr>
-        <w:t xml:space="preserve">Model </w:t>
-      </w:r>
-      <w:r>
-        <w:rPr>
-          <w:rFonts w:cs="Times New Roman"/>
-          <w:sz w:val="24"/>
-          <w:szCs w:val="28"/>
-        </w:rPr>
-        <w:t>Architecture</w:t>
-      </w:r>
-      <w:r>
-        <w:rPr>
-          <w:rFonts w:cs="Times New Roman"/>
-          <w:sz w:val="24"/>
-          <w:szCs w:val="28"/>
-        </w:rPr>
-        <w:t>s</w:t>
-      </w:r>
-      <w:r>
-        <w:rPr>
-          <w:rFonts w:cs="Times New Roman"/>
-          <w:sz w:val="24"/>
-          <w:szCs w:val="28"/>
-        </w:rPr>
-        <w:t xml:space="preserve"> &amp; </w:t>
-      </w:r>
-      <w:r>
-        <w:rPr>
-          <w:rFonts w:cs="Times New Roman"/>
-          <w:sz w:val="24"/>
-          <w:szCs w:val="28"/>
-        </w:rPr>
-        <w:t>T</w:t>
-      </w:r>
-      <w:r>
-        <w:rPr>
-          <w:rFonts w:cs="Times New Roman"/>
-          <w:sz w:val="24"/>
-          <w:szCs w:val="28"/>
-        </w:rPr>
-        <w:t xml:space="preserve">raining </w:t>
-      </w:r>
-      <w:r>
-        <w:rPr>
-          <w:rFonts w:cs="Times New Roman"/>
-          <w:sz w:val="24"/>
-          <w:szCs w:val="28"/>
-        </w:rPr>
-        <w:t>S</w:t>
-      </w:r>
-      <w:r>
-        <w:rPr>
-          <w:rFonts w:cs="Times New Roman"/>
-          <w:sz w:val="24"/>
-          <w:szCs w:val="28"/>
-        </w:rPr>
-        <w:t>etup</w:t>
+        <w:ind w:left="360"/>
+        <w:rPr>
+          <w:rFonts w:ascii="Century" w:hAnsi="Century"/>
+          <w:color w:val="000000" w:themeColor="text1"/>
+          <w:sz w:val="24"/>
+          <w:szCs w:val="24"/>
+        </w:rPr>
+      </w:pPr>
+      <w:r>
+        <w:rPr>
+          <w:rFonts w:ascii="Century" w:hAnsi="Century"/>
+          <w:color w:val="000000" w:themeColor="text1"/>
+          <w:sz w:val="24"/>
+          <w:szCs w:val="24"/>
+        </w:rPr>
+        <w:t>Collecting Data, Building a Custom Dataset, and EDA</w:t>
       </w:r>
     </w:p>
     <w:p>
       <w:pPr>
-        <w:pStyle w:val="ListParagraph"/>
+        <w:pStyle w:val="Heading1"/>
         <w:numPr>
-          <w:ilvl w:val="2"/>
-          <w:numId w:val="25"/>
+          <w:ilvl w:val="1"/>
+          <w:numId w:val="15"/>
         </w:numPr>
-        <w:spacing w:after="200"/>
-        <w:jc w:val="both"/>
-        <w:rPr>
-          <w:rFonts w:cs="Times New Roman"/>
-          <w:sz w:val="24"/>
-          <w:szCs w:val="28"/>
-        </w:rPr>
-      </w:pPr>
-      <w:r>
-        <w:rPr>
-          <w:rFonts w:cs="Times New Roman"/>
-          <w:sz w:val="24"/>
-          <w:szCs w:val="28"/>
-        </w:rPr>
-        <w:t>MFCC</w:t>
-      </w:r>
-      <w:r>
-        <w:rPr>
-          <w:rFonts w:cs="Times New Roman"/>
-          <w:sz w:val="24"/>
-          <w:szCs w:val="28"/>
-        </w:rPr>
-        <w:t xml:space="preserve"> version</w:t>
-      </w:r>
-      <w:r>
-        <w:rPr>
-          <w:rFonts w:cs="Times New Roman"/>
-          <w:sz w:val="24"/>
-          <w:szCs w:val="28"/>
-        </w:rPr>
-        <w:t xml:space="preserve"> (provided via the FMA dataset)</w:t>
+        <w:ind w:left="360"/>
+        <w:rPr>
+          <w:rFonts w:ascii="Century" w:hAnsi="Century"/>
+          <w:color w:val="000000" w:themeColor="text1"/>
+          <w:sz w:val="24"/>
+          <w:szCs w:val="24"/>
+        </w:rPr>
+      </w:pPr>
+      <w:r>
+        <w:rPr>
+          <w:rFonts w:ascii="Century" w:hAnsi="Century"/>
+          <w:color w:val="000000" w:themeColor="text1"/>
+          <w:sz w:val="24"/>
+          <w:szCs w:val="24"/>
+        </w:rPr>
+        <w:t>Model Architecture</w:t>
+      </w:r>
+      <w:r>
+        <w:rPr>
+          <w:rFonts w:ascii="Century" w:hAnsi="Century"/>
+          <w:color w:val="000000" w:themeColor="text1"/>
+          <w:sz w:val="24"/>
+          <w:szCs w:val="24"/>
+        </w:rPr>
+        <w:t xml:space="preserve"> and </w:t>
+      </w:r>
+      <w:r>
+        <w:rPr>
+          <w:rFonts w:ascii="Century" w:hAnsi="Century"/>
+          <w:color w:val="000000" w:themeColor="text1"/>
+          <w:sz w:val="24"/>
+          <w:szCs w:val="24"/>
+        </w:rPr>
+        <w:t>Training Procedure</w:t>
       </w:r>
     </w:p>
     <w:p>
       <w:pPr>
-        <w:pStyle w:val="ListParagraph"/>
+        <w:pStyle w:val="Heading1"/>
         <w:numPr>
-          <w:ilvl w:val="2"/>
-          <w:numId w:val="25"/>
+          <w:ilvl w:val="1"/>
+          <w:numId w:val="15"/>
         </w:numPr>
-        <w:rPr>
-          <w:rFonts w:cs="Times New Roman"/>
-          <w:sz w:val="24"/>
-          <w:szCs w:val="28"/>
-        </w:rPr>
-      </w:pPr>
-      <w:r>
-        <w:rPr>
-          <w:rFonts w:cs="Times New Roman"/>
-          <w:sz w:val="24"/>
-          <w:szCs w:val="28"/>
-        </w:rPr>
-        <w:t>Log-Mel</w:t>
-      </w:r>
-      <w:r>
-        <w:rPr>
-          <w:rFonts w:cs="Times New Roman"/>
-          <w:sz w:val="24"/>
-          <w:szCs w:val="28"/>
-        </w:rPr>
-        <w:t xml:space="preserve"> CNN</w:t>
-      </w:r>
-      <w:r>
-        <w:rPr>
-          <w:rFonts w:cs="Times New Roman"/>
-          <w:sz w:val="24"/>
-          <w:szCs w:val="28"/>
-        </w:rPr>
-        <w:t xml:space="preserve"> (my own defined)</w:t>
+        <w:ind w:left="360"/>
+        <w:rPr>
+          <w:rFonts w:ascii="Century" w:hAnsi="Century"/>
+          <w:color w:val="000000" w:themeColor="text1"/>
+          <w:sz w:val="24"/>
+          <w:szCs w:val="24"/>
+        </w:rPr>
+      </w:pPr>
+      <w:r>
+        <w:rPr>
+          <w:rFonts w:ascii="Century" w:hAnsi="Century"/>
+          <w:color w:val="000000" w:themeColor="text1"/>
+          <w:sz w:val="24"/>
+          <w:szCs w:val="24"/>
+        </w:rPr>
+        <w:t>Results and Evaluation</w:t>
       </w:r>
     </w:p>
     <w:p>
       <w:pPr>
-        <w:pStyle w:val="ListParagraph"/>
+        <w:pStyle w:val="Heading1"/>
         <w:numPr>
-          <w:ilvl w:val="2"/>
-          <w:numId w:val="25"/>
+          <w:ilvl w:val="1"/>
+          <w:numId w:val="15"/>
         </w:numPr>
-        <w:rPr>
-          <w:rFonts w:cs="Times New Roman"/>
-          <w:sz w:val="24"/>
-          <w:szCs w:val="28"/>
-        </w:rPr>
-      </w:pPr>
-      <w:r>
-        <w:rPr>
-          <w:rFonts w:cs="Times New Roman"/>
-          <w:sz w:val="24"/>
-          <w:szCs w:val="28"/>
-        </w:rPr>
-        <w:t>Training Setup</w:t>
-      </w:r>
-    </w:p>
-    <w:p>
-      <w:pPr>
-        <w:pStyle w:val="ListParagraph"/>
-        <w:numPr>
-          <w:ilvl w:val="0"/>
-          <w:numId w:val="21"/>
-        </w:numPr>
-        <w:spacing w:after="200"/>
-        <w:jc w:val="both"/>
-        <w:rPr>
-          <w:rFonts w:cs="Times New Roman"/>
-          <w:sz w:val="24"/>
-          <w:szCs w:val="28"/>
-        </w:rPr>
-      </w:pPr>
-      <w:r>
-        <w:rPr>
-          <w:rFonts w:cs="Times New Roman"/>
-          <w:sz w:val="24"/>
-          <w:szCs w:val="28"/>
-        </w:rPr>
-        <w:t xml:space="preserve">Benchmarking </w:t>
-      </w:r>
-      <w:r>
-        <w:rPr>
-          <w:rFonts w:cs="Times New Roman"/>
-          <w:sz w:val="24"/>
-          <w:szCs w:val="28"/>
-        </w:rPr>
-        <w:t>and Evaluation</w:t>
-      </w:r>
-      <w:r>
-        <w:rPr>
-          <w:rFonts w:cs="Times New Roman"/>
-          <w:sz w:val="24"/>
-          <w:szCs w:val="28"/>
-        </w:rPr>
-        <w:t xml:space="preserve"> - Comparation</w:t>
-      </w:r>
-      <w:r>
-        <w:rPr>
-          <w:rFonts w:cs="Times New Roman"/>
-          <w:sz w:val="24"/>
-          <w:szCs w:val="28"/>
-        </w:rPr>
-        <w:t xml:space="preserve"> </w:t>
-      </w:r>
-      <w:r>
-        <w:rPr>
-          <w:rFonts w:cs="Times New Roman"/>
-          <w:sz w:val="24"/>
-          <w:szCs w:val="28"/>
-        </w:rPr>
-        <w:t>Result</w:t>
+        <w:ind w:left="360"/>
+        <w:rPr>
+          <w:rFonts w:ascii="Century" w:hAnsi="Century"/>
+          <w:color w:val="000000" w:themeColor="text1"/>
+          <w:sz w:val="24"/>
+          <w:szCs w:val="24"/>
+        </w:rPr>
+      </w:pPr>
+      <w:r>
+        <w:rPr>
+          <w:rFonts w:ascii="Century" w:hAnsi="Century"/>
+          <w:color w:val="000000" w:themeColor="text1"/>
+          <w:sz w:val="24"/>
+          <w:szCs w:val="24"/>
+        </w:rPr>
+        <w:t>Demo Applications (Consumer Layer)</w:t>
       </w:r>
     </w:p>
     <w:p>
@@ -1624,10 +2306,7 @@
           <w:ilvl w:val="0"/>
           <w:numId w:val="15"/>
         </w:numPr>
-        <w:tabs>
-          <w:tab w:val="num" w:pos="360"/>
-        </w:tabs>
-        <w:ind w:left="450" w:hanging="450"/>
+        <w:ind w:left="540" w:hanging="540"/>
         <w:rPr>
           <w:rFonts w:ascii="Century" w:hAnsi="Century"/>
           <w:color w:val="000000" w:themeColor="text1"/>
@@ -1638,114 +2317,7 @@
           <w:rFonts w:ascii="Century" w:hAnsi="Century"/>
           <w:color w:val="000000" w:themeColor="text1"/>
         </w:rPr>
-        <w:t>Production-</w:t>
-      </w:r>
-      <w:r>
-        <w:rPr>
-          <w:rFonts w:ascii="Century" w:hAnsi="Century"/>
-          <w:color w:val="000000" w:themeColor="text1"/>
-        </w:rPr>
-        <w:t>l</w:t>
-      </w:r>
-      <w:r>
-        <w:rPr>
-          <w:rFonts w:ascii="Century" w:hAnsi="Century"/>
-          <w:color w:val="000000" w:themeColor="text1"/>
-        </w:rPr>
-        <w:t xml:space="preserve">ike </w:t>
-      </w:r>
-      <w:r>
-        <w:rPr>
-          <w:rFonts w:ascii="Century" w:hAnsi="Century"/>
-          <w:color w:val="000000" w:themeColor="text1"/>
-        </w:rPr>
-        <w:t xml:space="preserve">Neural Network </w:t>
-      </w:r>
-      <w:r>
-        <w:rPr>
-          <w:rFonts w:ascii="Century" w:hAnsi="Century"/>
-          <w:color w:val="000000" w:themeColor="text1"/>
-        </w:rPr>
-        <w:t>Model</w:t>
-      </w:r>
-      <w:r>
-        <w:rPr>
-          <w:rFonts w:ascii="Century" w:hAnsi="Century"/>
-          <w:color w:val="000000" w:themeColor="text1"/>
-        </w:rPr>
-        <w:t xml:space="preserve"> &amp; Music Genre Prediction Application</w:t>
-      </w:r>
-    </w:p>
-    <w:p>
-      <w:pPr>
-        <w:pStyle w:val="ListParagraph"/>
-        <w:numPr>
-          <w:ilvl w:val="0"/>
-          <w:numId w:val="23"/>
-        </w:numPr>
-        <w:spacing w:after="200"/>
-        <w:jc w:val="both"/>
-        <w:rPr>
-          <w:rFonts w:cs="Times New Roman"/>
-          <w:sz w:val="24"/>
-          <w:szCs w:val="28"/>
-        </w:rPr>
-      </w:pPr>
-      <w:r>
-        <w:rPr>
-          <w:rFonts w:cs="Times New Roman"/>
-          <w:sz w:val="24"/>
-          <w:szCs w:val="28"/>
-        </w:rPr>
-        <w:t>Model Architecture</w:t>
-      </w:r>
-    </w:p>
-    <w:p>
-      <w:pPr>
-        <w:pStyle w:val="ListParagraph"/>
-        <w:numPr>
-          <w:ilvl w:val="0"/>
-          <w:numId w:val="23"/>
-        </w:numPr>
-        <w:spacing w:after="200"/>
-        <w:jc w:val="both"/>
-        <w:rPr>
-          <w:rFonts w:cs="Times New Roman"/>
-          <w:sz w:val="24"/>
-          <w:szCs w:val="28"/>
-        </w:rPr>
-      </w:pPr>
-      <w:r>
-        <w:rPr>
-          <w:rFonts w:cs="Times New Roman"/>
-          <w:sz w:val="24"/>
-          <w:szCs w:val="28"/>
-        </w:rPr>
-        <w:t>Results and Evaluation</w:t>
-      </w:r>
-    </w:p>
-    <w:p>
-      <w:pPr>
-        <w:pStyle w:val="ListParagraph"/>
-        <w:numPr>
-          <w:ilvl w:val="0"/>
-          <w:numId w:val="23"/>
-        </w:numPr>
-        <w:spacing w:after="200"/>
-        <w:jc w:val="both"/>
-        <w:rPr>
-          <w:rFonts w:cs="Times New Roman"/>
-          <w:sz w:val="24"/>
-          <w:szCs w:val="28"/>
-        </w:rPr>
-      </w:pPr>
-      <w:r>
-        <w:rPr>
-          <w:rFonts w:cs="Times New Roman"/>
-          <w:sz w:val="24"/>
-          <w:szCs w:val="28"/>
-        </w:rPr>
-        <w:t>Demo Applications (Consumer Layer)</w:t>
+        <w:t>Discussion and Reflection</w:t>
       </w:r>
     </w:p>
     <w:p>
@@ -1755,10 +2327,7 @@
           <w:ilvl w:val="0"/>
           <w:numId w:val="15"/>
         </w:numPr>
-        <w:tabs>
-          <w:tab w:val="num" w:pos="360"/>
-        </w:tabs>
-        <w:ind w:left="450" w:hanging="450"/>
+        <w:ind w:left="540" w:hanging="540"/>
         <w:rPr>
           <w:rFonts w:ascii="Century" w:hAnsi="Century"/>
           <w:color w:val="000000" w:themeColor="text1"/>
@@ -1769,7 +2338,7 @@
           <w:rFonts w:ascii="Century" w:hAnsi="Century"/>
           <w:color w:val="000000" w:themeColor="text1"/>
         </w:rPr>
-        <w:t>Discussion and Reflection</w:t>
+        <w:t>Conclusion</w:t>
       </w:r>
     </w:p>
     <w:p>
@@ -1777,25 +2346,8 @@
         <w:pStyle w:val="Heading1"/>
         <w:numPr>
           <w:ilvl w:val="0"/>
-          <w:numId w:val="15"/>
+          <w:numId w:val="0"/>
         </w:numPr>
-        <w:ind w:left="450" w:hanging="450"/>
-        <w:rPr>
-          <w:rFonts w:ascii="Century" w:hAnsi="Century"/>
-          <w:color w:val="000000" w:themeColor="text1"/>
-        </w:rPr>
-      </w:pPr>
-      <w:r>
-        <w:rPr>
-          <w:rFonts w:ascii="Century" w:hAnsi="Century"/>
-          <w:color w:val="000000" w:themeColor="text1"/>
-        </w:rPr>
-        <w:t>Conclusion</w:t>
-      </w:r>
-    </w:p>
-    <w:p>
-      <w:pPr>
-        <w:pStyle w:val="Heading1"/>
         <w:rPr>
           <w:rFonts w:ascii="Century" w:hAnsi="Century"/>
           <w:color w:val="000000" w:themeColor="text1"/>
@@ -3537,6 +4089,101 @@
     </w:lvl>
   </w:abstractNum>
   <w:abstractNum w:abstractNumId="22" w15:restartNumberingAfterBreak="0">
+    <w:nsid w:val="4F3A1EAF"/>
+    <w:multiLevelType w:val="multilevel"/>
+    <w:tmpl w:val="04090027"/>
+    <w:lvl w:ilvl="0">
+      <w:start w:val="1"/>
+      <w:numFmt w:val="upperRoman"/>
+      <w:pStyle w:val="Heading1"/>
+      <w:lvlText w:val="%1."/>
+      <w:lvlJc w:val="left"/>
+      <w:pPr>
+        <w:ind w:left="450" w:firstLine="0"/>
+      </w:pPr>
+    </w:lvl>
+    <w:lvl w:ilvl="1">
+      <w:start w:val="1"/>
+      <w:numFmt w:val="upperLetter"/>
+      <w:pStyle w:val="Heading2"/>
+      <w:lvlText w:val="%2."/>
+      <w:lvlJc w:val="left"/>
+      <w:pPr>
+        <w:ind w:left="1170" w:firstLine="0"/>
+      </w:pPr>
+    </w:lvl>
+    <w:lvl w:ilvl="2">
+      <w:start w:val="1"/>
+      <w:numFmt w:val="decimal"/>
+      <w:pStyle w:val="Heading3"/>
+      <w:lvlText w:val="%3."/>
+      <w:lvlJc w:val="left"/>
+      <w:pPr>
+        <w:ind w:left="1890" w:firstLine="0"/>
+      </w:pPr>
+    </w:lvl>
+    <w:lvl w:ilvl="3">
+      <w:start w:val="1"/>
+      <w:numFmt w:val="lowerLetter"/>
+      <w:pStyle w:val="Heading4"/>
+      <w:lvlText w:val="%4)"/>
+      <w:lvlJc w:val="left"/>
+      <w:pPr>
+        <w:ind w:left="2610" w:firstLine="0"/>
+      </w:pPr>
+    </w:lvl>
+    <w:lvl w:ilvl="4">
+      <w:start w:val="1"/>
+      <w:numFmt w:val="decimal"/>
+      <w:pStyle w:val="Heading5"/>
+      <w:lvlText w:val="(%5)"/>
+      <w:lvlJc w:val="left"/>
+      <w:pPr>
+        <w:ind w:left="3330" w:firstLine="0"/>
+      </w:pPr>
+    </w:lvl>
+    <w:lvl w:ilvl="5">
+      <w:start w:val="1"/>
+      <w:numFmt w:val="lowerLetter"/>
+      <w:pStyle w:val="Heading6"/>
+      <w:lvlText w:val="(%6)"/>
+      <w:lvlJc w:val="left"/>
+      <w:pPr>
+        <w:ind w:left="4050" w:firstLine="0"/>
+      </w:pPr>
+    </w:lvl>
+    <w:lvl w:ilvl="6">
+      <w:start w:val="1"/>
+      <w:numFmt w:val="lowerRoman"/>
+      <w:pStyle w:val="Heading7"/>
+      <w:lvlText w:val="(%7)"/>
+      <w:lvlJc w:val="left"/>
+      <w:pPr>
+        <w:ind w:left="4770" w:firstLine="0"/>
+      </w:pPr>
+    </w:lvl>
+    <w:lvl w:ilvl="7">
+      <w:start w:val="1"/>
+      <w:numFmt w:val="lowerLetter"/>
+      <w:pStyle w:val="Heading8"/>
+      <w:lvlText w:val="(%8)"/>
+      <w:lvlJc w:val="left"/>
+      <w:pPr>
+        <w:ind w:left="5490" w:firstLine="0"/>
+      </w:pPr>
+    </w:lvl>
+    <w:lvl w:ilvl="8">
+      <w:start w:val="1"/>
+      <w:numFmt w:val="lowerRoman"/>
+      <w:pStyle w:val="Heading9"/>
+      <w:lvlText w:val="(%9)"/>
+      <w:lvlJc w:val="left"/>
+      <w:pPr>
+        <w:ind w:left="6210" w:firstLine="0"/>
+      </w:pPr>
+    </w:lvl>
+  </w:abstractNum>
+  <w:abstractNum w:abstractNumId="23" w15:restartNumberingAfterBreak="0">
     <w:nsid w:val="548716AF"/>
     <w:multiLevelType w:val="hybridMultilevel"/>
     <w:tmpl w:val="EB5824C8"/>
@@ -3622,7 +4269,7 @@
       </w:pPr>
     </w:lvl>
   </w:abstractNum>
-  <w:abstractNum w:abstractNumId="23" w15:restartNumberingAfterBreak="0">
+  <w:abstractNum w:abstractNumId="24" w15:restartNumberingAfterBreak="0">
     <w:nsid w:val="6D3D1CCD"/>
     <w:multiLevelType w:val="hybridMultilevel"/>
     <w:tmpl w:val="55E24E08"/>
@@ -3708,7 +4355,7 @@
       </w:pPr>
     </w:lvl>
   </w:abstractNum>
-  <w:abstractNum w:abstractNumId="24" w15:restartNumberingAfterBreak="0">
+  <w:abstractNum w:abstractNumId="25" w15:restartNumberingAfterBreak="0">
     <w:nsid w:val="7EBD7CD9"/>
     <w:multiLevelType w:val="hybridMultilevel"/>
     <w:tmpl w:val="CFD81278"/>
@@ -3834,7 +4481,7 @@
     <w:abstractNumId w:val="14"/>
   </w:num>
   <w:num w:numId="14" w16cid:durableId="829516316">
-    <w:abstractNumId w:val="24"/>
+    <w:abstractNumId w:val="25"/>
   </w:num>
   <w:num w:numId="15" w16cid:durableId="662971917">
     <w:abstractNumId w:val="13"/>
@@ -3849,7 +4496,7 @@
     <w:abstractNumId w:val="12"/>
   </w:num>
   <w:num w:numId="19" w16cid:durableId="1648626967">
-    <w:abstractNumId w:val="22"/>
+    <w:abstractNumId w:val="23"/>
   </w:num>
   <w:num w:numId="20" w16cid:durableId="1613197499">
     <w:abstractNumId w:val="10"/>
@@ -3861,13 +4508,70 @@
     <w:abstractNumId w:val="16"/>
   </w:num>
   <w:num w:numId="23" w16cid:durableId="303387005">
-    <w:abstractNumId w:val="23"/>
+    <w:abstractNumId w:val="24"/>
   </w:num>
   <w:num w:numId="24" w16cid:durableId="186063603">
     <w:abstractNumId w:val="15"/>
   </w:num>
   <w:num w:numId="25" w16cid:durableId="1837452551">
     <w:abstractNumId w:val="17"/>
+  </w:num>
+  <w:num w:numId="26" w16cid:durableId="1964728935">
+    <w:abstractNumId w:val="22"/>
+  </w:num>
+  <w:num w:numId="27" w16cid:durableId="1950812492">
+    <w:abstractNumId w:val="22"/>
+  </w:num>
+  <w:num w:numId="28" w16cid:durableId="1726366284">
+    <w:abstractNumId w:val="22"/>
+  </w:num>
+  <w:num w:numId="29" w16cid:durableId="283119851">
+    <w:abstractNumId w:val="22"/>
+  </w:num>
+  <w:num w:numId="30" w16cid:durableId="1344740647">
+    <w:abstractNumId w:val="22"/>
+  </w:num>
+  <w:num w:numId="31" w16cid:durableId="152264866">
+    <w:abstractNumId w:val="22"/>
+  </w:num>
+  <w:num w:numId="32" w16cid:durableId="1792432388">
+    <w:abstractNumId w:val="22"/>
+  </w:num>
+  <w:num w:numId="33" w16cid:durableId="1459957777">
+    <w:abstractNumId w:val="22"/>
+  </w:num>
+  <w:num w:numId="34" w16cid:durableId="1239750156">
+    <w:abstractNumId w:val="22"/>
+  </w:num>
+  <w:num w:numId="35" w16cid:durableId="99836099">
+    <w:abstractNumId w:val="22"/>
+  </w:num>
+  <w:num w:numId="36" w16cid:durableId="1463772801">
+    <w:abstractNumId w:val="22"/>
+  </w:num>
+  <w:num w:numId="37" w16cid:durableId="2031446418">
+    <w:abstractNumId w:val="22"/>
+  </w:num>
+  <w:num w:numId="38" w16cid:durableId="650599638">
+    <w:abstractNumId w:val="22"/>
+  </w:num>
+  <w:num w:numId="39" w16cid:durableId="1344547389">
+    <w:abstractNumId w:val="22"/>
+  </w:num>
+  <w:num w:numId="40" w16cid:durableId="2051682452">
+    <w:abstractNumId w:val="22"/>
+  </w:num>
+  <w:num w:numId="41" w16cid:durableId="1793210257">
+    <w:abstractNumId w:val="22"/>
+  </w:num>
+  <w:num w:numId="42" w16cid:durableId="247274798">
+    <w:abstractNumId w:val="22"/>
+  </w:num>
+  <w:num w:numId="43" w16cid:durableId="467357555">
+    <w:abstractNumId w:val="22"/>
+  </w:num>
+  <w:num w:numId="44" w16cid:durableId="2101875609">
+    <w:abstractNumId w:val="22"/>
   </w:num>
 </w:numbering>
 </file>
@@ -4281,6 +4985,9 @@
     <w:pPr>
       <w:keepNext/>
       <w:keepLines/>
+      <w:numPr>
+        <w:numId w:val="26"/>
+      </w:numPr>
       <w:spacing w:before="200"/>
       <w:outlineLvl w:val="0"/>
     </w:pPr>
@@ -4305,6 +5012,10 @@
     <w:pPr>
       <w:keepNext/>
       <w:keepLines/>
+      <w:numPr>
+        <w:ilvl w:val="1"/>
+        <w:numId w:val="26"/>
+      </w:numPr>
       <w:spacing w:before="200"/>
       <w:outlineLvl w:val="1"/>
     </w:pPr>
@@ -4329,6 +5040,10 @@
     <w:pPr>
       <w:keepNext/>
       <w:keepLines/>
+      <w:numPr>
+        <w:ilvl w:val="2"/>
+        <w:numId w:val="26"/>
+      </w:numPr>
       <w:spacing w:before="160"/>
       <w:outlineLvl w:val="2"/>
     </w:pPr>
@@ -4353,6 +5068,10 @@
     <w:pPr>
       <w:keepNext/>
       <w:keepLines/>
+      <w:numPr>
+        <w:ilvl w:val="3"/>
+        <w:numId w:val="26"/>
+      </w:numPr>
       <w:spacing w:before="160"/>
       <w:outlineLvl w:val="3"/>
     </w:pPr>
@@ -4378,6 +5097,10 @@
     <w:pPr>
       <w:keepNext/>
       <w:keepLines/>
+      <w:numPr>
+        <w:ilvl w:val="4"/>
+        <w:numId w:val="26"/>
+      </w:numPr>
       <w:spacing w:before="200" w:after="0"/>
       <w:outlineLvl w:val="4"/>
     </w:pPr>
@@ -4399,6 +5122,10 @@
     <w:pPr>
       <w:keepNext/>
       <w:keepLines/>
+      <w:numPr>
+        <w:ilvl w:val="5"/>
+        <w:numId w:val="26"/>
+      </w:numPr>
       <w:spacing w:before="200" w:after="0"/>
       <w:outlineLvl w:val="5"/>
     </w:pPr>
@@ -4422,6 +5149,10 @@
     <w:pPr>
       <w:keepNext/>
       <w:keepLines/>
+      <w:numPr>
+        <w:ilvl w:val="6"/>
+        <w:numId w:val="26"/>
+      </w:numPr>
       <w:spacing w:before="200" w:after="0"/>
       <w:outlineLvl w:val="6"/>
     </w:pPr>
@@ -4445,6 +5176,10 @@
     <w:pPr>
       <w:keepNext/>
       <w:keepLines/>
+      <w:numPr>
+        <w:ilvl w:val="7"/>
+        <w:numId w:val="26"/>
+      </w:numPr>
       <w:spacing w:before="200" w:after="0"/>
       <w:outlineLvl w:val="7"/>
     </w:pPr>
@@ -4467,6 +5202,10 @@
     <w:pPr>
       <w:keepNext/>
       <w:keepLines/>
+      <w:numPr>
+        <w:ilvl w:val="8"/>
+        <w:numId w:val="26"/>
+      </w:numPr>
       <w:spacing w:before="200" w:after="0"/>
       <w:outlineLvl w:val="8"/>
     </w:pPr>

--- a/docs/final-project-reports/Project_Report.docx
+++ b/docs/final-project-reports/Project_Report.docx
@@ -151,6 +151,7 @@
         </w:rPr>
         <w:t xml:space="preserve">Machine Learning 1 (MLE501.22), FSB </w:t>
       </w:r>
+      <w:proofErr w:type="gramStart"/>
       <w:r>
         <w:rPr>
           <w:rFonts w:cs="Times New Roman"/>
@@ -187,6 +188,7 @@
         </w:rPr>
         <w:t>ecturer</w:t>
       </w:r>
+      <w:proofErr w:type="gramEnd"/>
       <w:r>
         <w:rPr>
           <w:rFonts w:cs="Times New Roman"/>
@@ -269,49 +271,7 @@
           <w:sz w:val="24"/>
           <w:szCs w:val="28"/>
         </w:rPr>
-        <w:t xml:space="preserve">This report presents </w:t>
-      </w:r>
-      <w:r>
-        <w:rPr>
-          <w:rFonts w:cs="Times New Roman"/>
-          <w:sz w:val="24"/>
-          <w:szCs w:val="28"/>
-        </w:rPr>
-        <w:t xml:space="preserve">my </w:t>
-      </w:r>
-      <w:r>
-        <w:rPr>
-          <w:rFonts w:cs="Times New Roman"/>
-          <w:sz w:val="24"/>
-          <w:szCs w:val="28"/>
-        </w:rPr>
-        <w:t>final</w:t>
-      </w:r>
-      <w:r>
-        <w:rPr>
-          <w:rFonts w:cs="Times New Roman"/>
-          <w:sz w:val="24"/>
-          <w:szCs w:val="28"/>
-        </w:rPr>
-        <w:t xml:space="preserve"> project for the </w:t>
-      </w:r>
-      <w:r>
-        <w:rPr>
-          <w:rFonts w:cs="Times New Roman"/>
-          <w:i/>
-          <w:sz w:val="24"/>
-          <w:szCs w:val="32"/>
-        </w:rPr>
-        <w:t xml:space="preserve">Machine Learning 1 </w:t>
-      </w:r>
-      <w:r>
-        <w:rPr>
-          <w:rFonts w:cs="Times New Roman"/>
-          <w:i/>
-          <w:sz w:val="24"/>
-          <w:szCs w:val="32"/>
-        </w:rPr>
-        <w:t>course</w:t>
+        <w:t>This report presents my final project for the Machine Learning 1 course. It is both an individual report and a project report, documenting the objectives, methodology, implementation, and results of the work</w:t>
       </w:r>
       <w:r>
         <w:rPr>
@@ -354,15 +314,7 @@
           <w:sz w:val="24"/>
           <w:szCs w:val="28"/>
         </w:rPr>
-        <w:t>Mel-frequency cepstral coefficients (MFCC)</w:t>
-      </w:r>
-      <w:r>
-        <w:rPr>
-          <w:rFonts w:cs="Times New Roman"/>
-          <w:sz w:val="24"/>
-          <w:szCs w:val="28"/>
-        </w:rPr>
-        <w:t xml:space="preserve"> </w:t>
+        <w:t xml:space="preserve">Mel-frequency cepstral coefficients (MFCC) </w:t>
       </w:r>
       <w:r>
         <w:rPr>
@@ -471,79 +423,7 @@
           <w:sz w:val="24"/>
           <w:szCs w:val="28"/>
         </w:rPr>
-        <w:t xml:space="preserve">From </w:t>
-      </w:r>
-      <w:r>
-        <w:rPr>
-          <w:rFonts w:cs="Times New Roman"/>
-          <w:sz w:val="24"/>
-          <w:szCs w:val="28"/>
-        </w:rPr>
-        <w:t>there</w:t>
-      </w:r>
-      <w:r>
-        <w:rPr>
-          <w:rFonts w:cs="Times New Roman"/>
-          <w:sz w:val="24"/>
-          <w:szCs w:val="28"/>
-        </w:rPr>
-        <w:t xml:space="preserve">, I successfully delivered a production-like prototype solution: </w:t>
-      </w:r>
-      <w:r>
-        <w:rPr>
-          <w:rFonts w:cs="Times New Roman"/>
-          <w:sz w:val="24"/>
-          <w:szCs w:val="28"/>
-        </w:rPr>
-        <w:t>an end-to-end, reproducible</w:t>
-      </w:r>
-      <w:r>
-        <w:rPr>
-          <w:rFonts w:cs="Times New Roman"/>
-          <w:sz w:val="24"/>
-          <w:szCs w:val="28"/>
-        </w:rPr>
-        <w:t xml:space="preserve"> of collecting data and</w:t>
-      </w:r>
-      <w:r>
-        <w:rPr>
-          <w:rFonts w:cs="Times New Roman"/>
-          <w:sz w:val="24"/>
-          <w:szCs w:val="28"/>
-        </w:rPr>
-        <w:t xml:space="preserve"> analysis of the dataset from raw to </w:t>
-      </w:r>
-      <w:r>
-        <w:rPr>
-          <w:rFonts w:cs="Times New Roman"/>
-          <w:sz w:val="24"/>
-          <w:szCs w:val="28"/>
-        </w:rPr>
-        <w:t xml:space="preserve">model-training-ready consumed </w:t>
-      </w:r>
-      <w:r>
-        <w:rPr>
-          <w:rFonts w:cs="Times New Roman"/>
-          <w:sz w:val="24"/>
-          <w:szCs w:val="28"/>
-        </w:rPr>
-        <w:t>data</w:t>
-      </w:r>
-      <w:r>
-        <w:rPr>
-          <w:rFonts w:cs="Times New Roman"/>
-          <w:sz w:val="24"/>
-          <w:szCs w:val="28"/>
-        </w:rPr>
-        <w:t>, to mode training, to evaluation and any demo application that consume the model (inference</w:t>
-      </w:r>
-      <w:r>
-        <w:rPr>
-          <w:rFonts w:cs="Times New Roman"/>
-          <w:sz w:val="24"/>
-          <w:szCs w:val="28"/>
-        </w:rPr>
-        <w:t>) and applied to a Music Genres Classification application</w:t>
+        <w:t>From there, I successfully built a production-like prototype: an end-to-end, reproducible workflow that starts from data collection and dataset analysis, transforms raw audio into training-ready data, trains and evaluates the model, and finally deploys the trained model in a demo application for music genre classification.</w:t>
       </w:r>
     </w:p>
     <w:p>
@@ -573,6 +453,83 @@
           <w:szCs w:val="28"/>
         </w:rPr>
         <w:t xml:space="preserve"> </w:t>
+      </w:r>
+      <w:r>
+        <w:rPr>
+          <w:rFonts w:cs="Times New Roman"/>
+          <w:bCs/>
+          <w:i/>
+          <w:iCs/>
+          <w:sz w:val="24"/>
+          <w:szCs w:val="28"/>
+        </w:rPr>
+        <w:t xml:space="preserve">Music Genre </w:t>
+      </w:r>
+      <w:r>
+        <w:rPr>
+          <w:rFonts w:cs="Times New Roman"/>
+          <w:bCs/>
+          <w:i/>
+          <w:iCs/>
+          <w:sz w:val="24"/>
+          <w:szCs w:val="28"/>
+        </w:rPr>
+        <w:t>R</w:t>
+      </w:r>
+      <w:r>
+        <w:rPr>
+          <w:rFonts w:cs="Times New Roman"/>
+          <w:bCs/>
+          <w:i/>
+          <w:iCs/>
+          <w:sz w:val="24"/>
+          <w:szCs w:val="28"/>
+        </w:rPr>
+        <w:t>ecognition</w:t>
+      </w:r>
+      <w:r>
+        <w:rPr>
+          <w:rFonts w:cs="Times New Roman"/>
+          <w:bCs/>
+          <w:i/>
+          <w:iCs/>
+          <w:sz w:val="24"/>
+          <w:szCs w:val="28"/>
+        </w:rPr>
+        <w:t xml:space="preserve">, Log-Mel Spectrograms, CNN, Audio Signal Processing, </w:t>
+      </w:r>
+      <w:r>
+        <w:rPr>
+          <w:rFonts w:cs="Times New Roman"/>
+          <w:bCs/>
+          <w:i/>
+          <w:iCs/>
+          <w:sz w:val="24"/>
+          <w:szCs w:val="28"/>
+        </w:rPr>
+        <w:t>Model Training</w:t>
+      </w:r>
+      <w:r>
+        <w:rPr>
+          <w:rFonts w:cs="Times New Roman"/>
+          <w:bCs/>
+          <w:i/>
+          <w:iCs/>
+          <w:sz w:val="24"/>
+          <w:szCs w:val="28"/>
+        </w:rPr>
+        <w:t xml:space="preserve"> and E</w:t>
+      </w:r>
+      <w:r>
+        <w:rPr>
+          <w:rFonts w:cs="Times New Roman"/>
+          <w:bCs/>
+          <w:i/>
+          <w:iCs/>
+          <w:sz w:val="24"/>
+          <w:szCs w:val="28"/>
+        </w:rPr>
+        <w:t>valuation</w:t>
       </w:r>
     </w:p>
     <w:p>
@@ -754,6 +711,7 @@
           <w:sz w:val="24"/>
           <w:szCs w:val="28"/>
         </w:rPr>
+        <w:lastRenderedPageBreak/>
         <w:t>This is hard because music is a complex signal, and genre labels themselves are often unclear or overlapping. Different genres may share similar sound patterns, and short audio clips may not always contain enough information for perfect classification.</w:t>
       </w:r>
     </w:p>
@@ -773,16 +731,7 @@
           <w:sz w:val="24"/>
           <w:szCs w:val="28"/>
         </w:rPr>
-        <w:t xml:space="preserve">To handle this, the project converts audio into log-Mel spectrograms and uses CNN models to learn genre-related patterns from them. The model does not try to define the true meaning of </w:t>
-      </w:r>
-      <w:r>
-        <w:rPr>
-          <w:rFonts w:cs="Times New Roman"/>
-          <w:sz w:val="24"/>
-          <w:szCs w:val="28"/>
-        </w:rPr>
-        <w:lastRenderedPageBreak/>
-        <w:t>music genre. Instead, it tries to learn from the labeled dataset and make the best possible prediction of the dominant genre.</w:t>
+        <w:t>To handle this, the project converts audio into log-Mel spectrograms and uses CNN models to learn genre-related patterns from them. The model does not try to define the true meaning of music genre. Instead, it tries to learn from the labeled dataset and make the best possible prediction of the dominant genre.</w:t>
       </w:r>
     </w:p>
     <w:p>
@@ -826,7 +775,16 @@
           <w:sz w:val="24"/>
           <w:szCs w:val="24"/>
         </w:rPr>
-        <w:t>Goals and Objectives</w:t>
+        <w:t xml:space="preserve">Project </w:t>
+      </w:r>
+      <w:r>
+        <w:rPr>
+          <w:rFonts w:ascii="Century" w:hAnsi="Century"/>
+          <w:color w:val="000000" w:themeColor="text1"/>
+          <w:sz w:val="24"/>
+          <w:szCs w:val="24"/>
+        </w:rPr>
+        <w:t xml:space="preserve">Goals </w:t>
       </w:r>
     </w:p>
     <w:p>
@@ -1258,7 +1216,16 @@
           <w:sz w:val="24"/>
           <w:szCs w:val="28"/>
         </w:rPr>
-        <w:t>This project follows a step-by-step experimental approach. It begins with dataset preparation, preprocessing, and exploratory data analysis (EDA). Audio clips are converted into fixed n-second segments and represented as log-Mel spectrograms for CNN-based training. For comparison, the project first uses the provided MFCC + CNN baseline trained on the small FMA dataset. Based on this reference, a new Log-Mel + CNN baseline is defined to remain as close as possible to the original model, with only minor adjustments required by the different input representation. This enables a more controlled comparison of how MFCC and log-Mel features affect model performance.</w:t>
+        <w:t xml:space="preserve">This project follows a step-by-step experimental approach. It begins with dataset preparation, preprocessing, and exploratory data analysis (EDA). Audio clips are converted into fixed n-second segments and represented as log-Mel spectrograms for CNN-based training. For comparison, the project first uses the provided MFCC + CNN baseline trained on the small FMA dataset. Based on this reference, a new Log-Mel + CNN baseline is defined to remain as close as possible to the original model, with only minor adjustments required by the different </w:t>
+      </w:r>
+      <w:r>
+        <w:rPr>
+          <w:rFonts w:cs="Times New Roman"/>
+          <w:sz w:val="24"/>
+          <w:szCs w:val="28"/>
+        </w:rPr>
+        <w:lastRenderedPageBreak/>
+        <w:t>input representation. This enables a more controlled comparison of how MFCC and log-Mel features affect model performance.</w:t>
       </w:r>
     </w:p>
     <w:p>
@@ -1277,16 +1244,7 @@
           <w:sz w:val="24"/>
           <w:szCs w:val="28"/>
         </w:rPr>
-        <w:t xml:space="preserve">Model development then proceeds incrementally. After re-engineering and understanding the baseline, the project extends the work by building a custom dataset from several open datasets together with manually collected and processed audio clips. The model is then further improved into a more production-like version through practical refinements in preprocessing, architecture, </w:t>
-      </w:r>
-      <w:r>
-        <w:rPr>
-          <w:rFonts w:cs="Times New Roman"/>
-          <w:sz w:val="24"/>
-          <w:szCs w:val="28"/>
-        </w:rPr>
-        <w:lastRenderedPageBreak/>
-        <w:t>and training design. This version is finally demonstrated through a proof-of-concept application. The models are trained, benchmarked, and evaluated under realistic personal computing constraints, and the results are analyzed to assess both their practical usefulness and their limitations.</w:t>
+        <w:t>Model development then proceeds incrementally. After re-engineering and understanding the baseline, the project extends the work by building a custom dataset from several open datasets together with manually collected and processed audio clips. The model is then further improved into a more production-like version through practical refinements in preprocessing, architecture, and training design. This version is finally demonstrated through a proof-of-concept application. The models are trained, benchmarked, and evaluated under realistic personal computing constraints, and the results are analyzed to assess both their practical usefulness and their limitations.</w:t>
       </w:r>
     </w:p>
     <w:p>
@@ -1604,6 +1562,7 @@
         <w:t>etup</w:t>
       </w:r>
     </w:p>
+    <w:p/>
     <w:tbl>
       <w:tblPr>
         <w:tblStyle w:val="TableGrid"/>
@@ -1648,13 +1607,27 @@
             <w:tcW w:w="4765" w:type="dxa"/>
           </w:tcPr>
           <w:p>
+            <w:pPr>
+              <w:jc w:val="both"/>
+            </w:pPr>
             <w:r>
               <w:t>Input (13, 2582, 1)</w:t>
             </w:r>
           </w:p>
           <w:p>
+            <w:pPr>
+              <w:jc w:val="both"/>
+            </w:pPr>
             <w:r>
-              <w:t xml:space="preserve">  → Conv2D(3, kernel=13×10, stride=1×4, </w:t>
+              <w:t>Conv2</w:t>
+            </w:r>
+            <w:proofErr w:type="gramStart"/>
+            <w:r>
+              <w:t>D(</w:t>
+            </w:r>
+            <w:proofErr w:type="gramEnd"/>
+            <w:r>
+              <w:t xml:space="preserve">3, kernel=13×10, stride=1×4, </w:t>
             </w:r>
             <w:proofErr w:type="spellStart"/>
             <w:r>
@@ -1662,45 +1635,86 @@
             </w:r>
             <w:proofErr w:type="spellEnd"/>
             <w:r>
-              <w:t>)   → (1, 644, 3)</w:t>
+              <w:t>) → (1, 644, 3)</w:t>
             </w:r>
           </w:p>
           <w:p>
+            <w:pPr>
+              <w:jc w:val="both"/>
+            </w:pPr>
             <w:r>
-              <w:t xml:space="preserve">  → Conv2D(15, kernel=1×10, stride=1×4, </w:t>
+              <w:t>Conv2</w:t>
+            </w:r>
+            <w:proofErr w:type="gramStart"/>
+            <w:r>
+              <w:t>D(</w:t>
+            </w:r>
+            <w:proofErr w:type="gramEnd"/>
+            <w:r>
+              <w:t xml:space="preserve">15, kernel=1×10, stride=1×4, </w:t>
             </w:r>
             <w:proofErr w:type="spellStart"/>
+            <w:proofErr w:type="gramStart"/>
             <w:r>
               <w:t>ReLU</w:t>
             </w:r>
             <w:proofErr w:type="spellEnd"/>
             <w:r>
-              <w:t>)   → (1, 159, 15)</w:t>
+              <w:t xml:space="preserve">)   </w:t>
+            </w:r>
+            <w:proofErr w:type="gramEnd"/>
+            <w:r>
+              <w:t>→ (1, 159, 15)</w:t>
             </w:r>
           </w:p>
           <w:p>
+            <w:pPr>
+              <w:jc w:val="both"/>
+            </w:pPr>
             <w:r>
-              <w:t xml:space="preserve">  → Conv2D(65, kernel=1×10, stride=1×4, </w:t>
+              <w:t>Conv2</w:t>
+            </w:r>
+            <w:proofErr w:type="gramStart"/>
+            <w:r>
+              <w:t>D(</w:t>
+            </w:r>
+            <w:proofErr w:type="gramEnd"/>
+            <w:r>
+              <w:t xml:space="preserve">65, kernel=1×10, stride=1×4, </w:t>
             </w:r>
             <w:proofErr w:type="spellStart"/>
+            <w:proofErr w:type="gramStart"/>
             <w:r>
               <w:t>ReLU</w:t>
             </w:r>
             <w:proofErr w:type="spellEnd"/>
             <w:r>
-              <w:t>)   → (1, 38, 65)</w:t>
+              <w:t xml:space="preserve">)   </w:t>
+            </w:r>
+            <w:proofErr w:type="gramEnd"/>
+            <w:r>
+              <w:t>→ (1, 38, 65)</w:t>
             </w:r>
           </w:p>
           <w:p>
+            <w:pPr>
+              <w:jc w:val="both"/>
+            </w:pPr>
             <w:r>
-              <w:t xml:space="preserve">  → Flatten                                      → (2470,)</w:t>
+              <w:lastRenderedPageBreak/>
+              <w:t>Flatten → (2470,)</w:t>
             </w:r>
           </w:p>
           <w:p>
+            <w:pPr>
+              <w:jc w:val="both"/>
+            </w:pPr>
+            <w:proofErr w:type="gramStart"/>
             <w:r>
-              <w:t xml:space="preserve">  → Dense(</w:t>
+              <w:t>Dense(</w:t>
             </w:r>
             <w:proofErr w:type="spellStart"/>
+            <w:proofErr w:type="gramEnd"/>
             <w:r>
               <w:t>n_classes</w:t>
             </w:r>
@@ -1714,7 +1728,7 @@
             </w:r>
             <w:proofErr w:type="spellEnd"/>
             <w:r>
-              <w:t>)                    → (</w:t>
+              <w:t>) → (</w:t>
             </w:r>
             <w:proofErr w:type="spellStart"/>
             <w:r>
@@ -1731,59 +1745,126 @@
             <w:tcW w:w="4765" w:type="dxa"/>
           </w:tcPr>
           <w:p>
+            <w:pPr>
+              <w:jc w:val="both"/>
+            </w:pPr>
             <w:r>
+              <w:lastRenderedPageBreak/>
               <w:t>Input (128, 2582, 1)</w:t>
             </w:r>
           </w:p>
           <w:p>
+            <w:pPr>
+              <w:jc w:val="both"/>
+            </w:pPr>
             <w:r>
-              <w:t xml:space="preserve">  → Conv2D(3, kernel=128×10, stride=1×4, </w:t>
+              <w:t xml:space="preserve"> Conv2</w:t>
+            </w:r>
+            <w:proofErr w:type="gramStart"/>
+            <w:r>
+              <w:t>D(</w:t>
+            </w:r>
+            <w:proofErr w:type="gramEnd"/>
+            <w:r>
+              <w:t>3, kernel=</w:t>
+            </w:r>
+            <w:r>
+              <w:t>13</w:t>
+            </w:r>
+            <w:r>
+              <w:t xml:space="preserve">×10, stride=1×4, </w:t>
             </w:r>
             <w:proofErr w:type="spellStart"/>
+            <w:proofErr w:type="gramStart"/>
             <w:r>
               <w:t>ReLU</w:t>
             </w:r>
             <w:proofErr w:type="spellEnd"/>
             <w:r>
-              <w:t>)  → (1, 644, 3)</w:t>
+              <w:t>)  →</w:t>
+            </w:r>
+            <w:proofErr w:type="gramEnd"/>
+            <w:r>
+              <w:t xml:space="preserve"> (1, 644, 3)</w:t>
             </w:r>
           </w:p>
           <w:p>
+            <w:pPr>
+              <w:jc w:val="both"/>
+            </w:pPr>
             <w:r>
-              <w:t xml:space="preserve">  → Conv2D(15, kernel=1×10, stride=1×4, </w:t>
+              <w:t>Conv2</w:t>
+            </w:r>
+            <w:proofErr w:type="gramStart"/>
+            <w:r>
+              <w:t>D(</w:t>
+            </w:r>
+            <w:proofErr w:type="gramEnd"/>
+            <w:r>
+              <w:t xml:space="preserve">15, kernel=1×10, stride=1×4, </w:t>
             </w:r>
             <w:proofErr w:type="spellStart"/>
+            <w:proofErr w:type="gramStart"/>
             <w:r>
               <w:t>ReLU</w:t>
             </w:r>
             <w:proofErr w:type="spellEnd"/>
             <w:r>
-              <w:t>)   → (1, 159, 15)</w:t>
+              <w:t xml:space="preserve">)   </w:t>
+            </w:r>
+            <w:proofErr w:type="gramEnd"/>
+            <w:r>
+              <w:t>→ (1, 159, 15)</w:t>
             </w:r>
           </w:p>
           <w:p>
+            <w:pPr>
+              <w:jc w:val="both"/>
+            </w:pPr>
             <w:r>
-              <w:t xml:space="preserve">  → Conv2D(65, kernel=1×10, stride=1×4, </w:t>
+              <w:t>Conv2</w:t>
+            </w:r>
+            <w:proofErr w:type="gramStart"/>
+            <w:r>
+              <w:t>D(</w:t>
+            </w:r>
+            <w:proofErr w:type="gramEnd"/>
+            <w:r>
+              <w:t xml:space="preserve">65, kernel=1×10, stride=1×4, </w:t>
             </w:r>
             <w:proofErr w:type="spellStart"/>
+            <w:proofErr w:type="gramStart"/>
             <w:r>
               <w:t>ReLU</w:t>
             </w:r>
             <w:proofErr w:type="spellEnd"/>
             <w:r>
-              <w:t>)   → (1, 38, 65)</w:t>
+              <w:t xml:space="preserve">)   </w:t>
+            </w:r>
+            <w:proofErr w:type="gramEnd"/>
+            <w:r>
+              <w:t>→ (1, 38, 65)</w:t>
             </w:r>
           </w:p>
           <w:p>
+            <w:pPr>
+              <w:jc w:val="both"/>
+            </w:pPr>
             <w:r>
-              <w:t xml:space="preserve">  → Flatten                                      → (2470,)</w:t>
+              <w:lastRenderedPageBreak/>
+              <w:t xml:space="preserve"> Flatten → (2470,)</w:t>
             </w:r>
           </w:p>
           <w:p>
+            <w:pPr>
+              <w:jc w:val="both"/>
+            </w:pPr>
+            <w:proofErr w:type="gramStart"/>
             <w:r>
-              <w:t xml:space="preserve">  → Dense(</w:t>
+              <w:t>Dense(</w:t>
             </w:r>
             <w:proofErr w:type="spellStart"/>
+            <w:proofErr w:type="gramEnd"/>
             <w:r>
               <w:t>n_classes</w:t>
             </w:r>
@@ -1792,12 +1873,17 @@
               <w:t xml:space="preserve">, </w:t>
             </w:r>
             <w:proofErr w:type="spellStart"/>
+            <w:proofErr w:type="gramStart"/>
             <w:r>
               <w:t>Softmax</w:t>
             </w:r>
             <w:proofErr w:type="spellEnd"/>
             <w:r>
-              <w:t>)                    → (</w:t>
+              <w:t xml:space="preserve">)   </w:t>
+            </w:r>
+            <w:proofErr w:type="gramEnd"/>
+            <w:r>
+              <w:t xml:space="preserve">                 → (</w:t>
             </w:r>
             <w:proofErr w:type="spellStart"/>
             <w:r>
@@ -1897,10 +1983,20 @@
       <w:r>
         <w:rPr>
           <w:rFonts w:ascii="Century" w:hAnsi="Century"/>
+          <w:b/>
+          <w:bCs/>
           <w:sz w:val="24"/>
           <w:szCs w:val="28"/>
         </w:rPr>
-        <w:t xml:space="preserve">: </w:t>
+        <w:t xml:space="preserve"> </w:t>
+      </w:r>
+      <w:r>
+        <w:rPr>
+          <w:rFonts w:ascii="Century" w:hAnsi="Century"/>
+          <w:sz w:val="24"/>
+          <w:szCs w:val="28"/>
+        </w:rPr>
+        <w:t>with</w:t>
       </w:r>
       <w:r>
         <w:rPr>
@@ -1910,7 +2006,7 @@
           <w:sz w:val="24"/>
           <w:szCs w:val="28"/>
         </w:rPr>
-        <w:t>SGD</w:t>
+        <w:t xml:space="preserve"> 8 classes (8 genres)</w:t>
       </w:r>
       <w:r>
         <w:rPr>
@@ -1918,7 +2014,15 @@
           <w:sz w:val="24"/>
           <w:szCs w:val="28"/>
         </w:rPr>
-        <w:t xml:space="preserve"> with a </w:t>
+        <w:t>,</w:t>
+      </w:r>
+      <w:r>
+        <w:rPr>
+          <w:rFonts w:ascii="Century" w:hAnsi="Century"/>
+          <w:sz w:val="24"/>
+          <w:szCs w:val="28"/>
+        </w:rPr>
+        <w:t xml:space="preserve"> </w:t>
       </w:r>
       <w:r>
         <w:rPr>
@@ -1928,7 +2032,7 @@
           <w:sz w:val="24"/>
           <w:szCs w:val="28"/>
         </w:rPr>
-        <w:t>learning rate of 0.001</w:t>
+        <w:t>SGD</w:t>
       </w:r>
       <w:r>
         <w:rPr>
@@ -1936,7 +2040,7 @@
           <w:sz w:val="24"/>
           <w:szCs w:val="28"/>
         </w:rPr>
-        <w:t xml:space="preserve">, </w:t>
+        <w:t xml:space="preserve"> with a </w:t>
       </w:r>
       <w:r>
         <w:rPr>
@@ -1946,7 +2050,7 @@
           <w:sz w:val="24"/>
           <w:szCs w:val="28"/>
         </w:rPr>
-        <w:t>categorical cross-entropy</w:t>
+        <w:t>learning rate of 0.001</w:t>
       </w:r>
       <w:r>
         <w:rPr>
@@ -1954,7 +2058,7 @@
           <w:sz w:val="24"/>
           <w:szCs w:val="28"/>
         </w:rPr>
-        <w:t xml:space="preserve"> as the loss function, </w:t>
+        <w:t xml:space="preserve">, </w:t>
       </w:r>
       <w:r>
         <w:rPr>
@@ -1964,7 +2068,7 @@
           <w:sz w:val="24"/>
           <w:szCs w:val="28"/>
         </w:rPr>
-        <w:t>accuracy</w:t>
+        <w:t>categorical cross-entropy</w:t>
       </w:r>
       <w:r>
         <w:rPr>
@@ -1972,7 +2076,7 @@
           <w:sz w:val="24"/>
           <w:szCs w:val="28"/>
         </w:rPr>
-        <w:t xml:space="preserve"> as the evaluation metric, </w:t>
+        <w:t xml:space="preserve"> as the loss function, </w:t>
       </w:r>
       <w:r>
         <w:rPr>
@@ -1982,7 +2086,7 @@
           <w:sz w:val="24"/>
           <w:szCs w:val="28"/>
         </w:rPr>
-        <w:t>32 epochs</w:t>
+        <w:t>accuracy</w:t>
       </w:r>
       <w:r>
         <w:rPr>
@@ -1990,7 +2094,7 @@
           <w:sz w:val="24"/>
           <w:szCs w:val="28"/>
         </w:rPr>
-        <w:t xml:space="preserve">, and a </w:t>
+        <w:t xml:space="preserve"> as the evaluation metric, </w:t>
       </w:r>
       <w:r>
         <w:rPr>
@@ -2000,7 +2104,7 @@
           <w:sz w:val="24"/>
           <w:szCs w:val="28"/>
         </w:rPr>
-        <w:t>batch size of 16</w:t>
+        <w:t>32 epochs</w:t>
       </w:r>
       <w:r>
         <w:rPr>
@@ -2008,32 +2112,7 @@
           <w:sz w:val="24"/>
           <w:szCs w:val="28"/>
         </w:rPr>
-        <w:t>.</w:t>
-      </w:r>
-      <w:r>
-        <w:rPr>
-          <w:rFonts w:ascii="Century" w:hAnsi="Century"/>
-          <w:sz w:val="24"/>
-          <w:szCs w:val="28"/>
-        </w:rPr>
-        <w:t xml:space="preserve"> </w:t>
-      </w:r>
-      <w:r>
-        <w:rPr>
-          <w:rFonts w:ascii="Century" w:hAnsi="Century"/>
-          <w:sz w:val="24"/>
-          <w:szCs w:val="28"/>
-        </w:rPr>
-        <w:t xml:space="preserve">The </w:t>
-      </w:r>
-      <w:r>
-        <w:rPr>
-          <w:rFonts w:ascii="Century" w:hAnsi="Century"/>
-          <w:sz w:val="24"/>
-          <w:szCs w:val="28"/>
-        </w:rPr>
-        <w:lastRenderedPageBreak/>
-        <w:t xml:space="preserve">key difference between the two models lies solely in the input representation: the first baseline uses </w:t>
+        <w:t xml:space="preserve">, and a </w:t>
       </w:r>
       <w:r>
         <w:rPr>
@@ -2043,7 +2122,7 @@
           <w:sz w:val="24"/>
           <w:szCs w:val="28"/>
         </w:rPr>
-        <w:t>MFCCs</w:t>
+        <w:t>batch size of 16</w:t>
       </w:r>
       <w:r>
         <w:rPr>
@@ -2051,7 +2130,23 @@
           <w:sz w:val="24"/>
           <w:szCs w:val="28"/>
         </w:rPr>
-        <w:t xml:space="preserve">, while the second uses </w:t>
+        <w:t>.</w:t>
+      </w:r>
+      <w:r>
+        <w:rPr>
+          <w:rFonts w:ascii="Century" w:hAnsi="Century"/>
+          <w:sz w:val="24"/>
+          <w:szCs w:val="28"/>
+        </w:rPr>
+        <w:t xml:space="preserve"> </w:t>
+      </w:r>
+      <w:r>
+        <w:rPr>
+          <w:rFonts w:ascii="Century" w:hAnsi="Century"/>
+          <w:sz w:val="24"/>
+          <w:szCs w:val="28"/>
+        </w:rPr>
+        <w:t xml:space="preserve">The key difference between the two models lies solely in the input representation: the first baseline uses </w:t>
       </w:r>
       <w:r>
         <w:rPr>
@@ -2061,6 +2156,24 @@
           <w:sz w:val="24"/>
           <w:szCs w:val="28"/>
         </w:rPr>
+        <w:t>MFCCs</w:t>
+      </w:r>
+      <w:r>
+        <w:rPr>
+          <w:rFonts w:ascii="Century" w:hAnsi="Century"/>
+          <w:sz w:val="24"/>
+          <w:szCs w:val="28"/>
+        </w:rPr>
+        <w:t xml:space="preserve">, while the second uses </w:t>
+      </w:r>
+      <w:r>
+        <w:rPr>
+          <w:rFonts w:ascii="Century" w:hAnsi="Century"/>
+          <w:b/>
+          <w:bCs/>
+          <w:sz w:val="24"/>
+          <w:szCs w:val="28"/>
+        </w:rPr>
         <w:t>log-Mel spectrograms</w:t>
       </w:r>
       <w:r>
@@ -2070,6 +2183,49 @@
           <w:szCs w:val="28"/>
         </w:rPr>
         <w:t>.</w:t>
+      </w:r>
+    </w:p>
+    <w:p>
+      <w:pPr>
+        <w:jc w:val="both"/>
+        <w:rPr>
+          <w:rFonts w:ascii="Century" w:hAnsi="Century"/>
+          <w:sz w:val="24"/>
+          <w:szCs w:val="28"/>
+        </w:rPr>
+      </w:pPr>
+      <w:r>
+        <w:rPr>
+          <w:rFonts w:ascii="Century" w:hAnsi="Century"/>
+          <w:sz w:val="24"/>
+          <w:szCs w:val="28"/>
+          <w:u w:val="single"/>
+        </w:rPr>
+        <w:t>Note that</w:t>
+      </w:r>
+      <w:r>
+        <w:rPr>
+          <w:rFonts w:ascii="Century" w:hAnsi="Century"/>
+          <w:sz w:val="24"/>
+          <w:szCs w:val="28"/>
+        </w:rPr>
+        <w:t xml:space="preserve">: </w:t>
+      </w:r>
+      <w:r>
+        <w:rPr>
+          <w:rFonts w:ascii="Century" w:hAnsi="Century"/>
+          <w:sz w:val="24"/>
+          <w:szCs w:val="28"/>
+        </w:rPr>
+        <w:t>Note that using a first convolution over the full MFCC axis is reasonable because MFCCs are already a compact, transformed summary of spectral shape, not a raw local frequency map. By contrast, log-Mel spectrograms retain meaningful local time-frequency structure, so collapsing the full Mel axis in the first layer prevents the CNN from learning important local spectral patterns for music classification. Therefore, in practice, using the same full-axis first-kernel design is less suitable for log-Mel inputs</w:t>
+      </w:r>
+      <w:r>
+        <w:rPr>
+          <w:rFonts w:ascii="Century" w:hAnsi="Century"/>
+          <w:sz w:val="24"/>
+          <w:szCs w:val="28"/>
+        </w:rPr>
+        <w:t xml:space="preserve">. </w:t>
       </w:r>
     </w:p>
     <w:p>
@@ -2124,6 +2280,22 @@
         <w:t xml:space="preserve"> Result</w:t>
       </w:r>
     </w:p>
+    <w:p>
+      <w:pPr>
+        <w:rPr>
+          <w:i/>
+          <w:iCs/>
+        </w:rPr>
+      </w:pPr>
+      <w:r>
+        <w:rPr>
+          <w:i/>
+          <w:iCs/>
+          <w:highlight w:val="yellow"/>
+        </w:rPr>
+        <w:t>TODO…</w:t>
+      </w:r>
+    </w:p>
     <w:p/>
     <w:p>
       <w:pPr>
@@ -2203,7 +2375,259 @@
           <w:sz w:val="24"/>
           <w:szCs w:val="24"/>
         </w:rPr>
-        <w:t>Collecting Data, Building a Custom Dataset, and EDA</w:t>
+        <w:t>Objectives</w:t>
+      </w:r>
+    </w:p>
+    <w:p>
+      <w:pPr>
+        <w:pStyle w:val="NormalWeb"/>
+        <w:jc w:val="both"/>
+        <w:rPr>
+          <w:rFonts w:ascii="Century" w:hAnsi="Century"/>
+        </w:rPr>
+      </w:pPr>
+      <w:r>
+        <w:rPr>
+          <w:rFonts w:ascii="Century" w:hAnsi="Century"/>
+        </w:rPr>
+        <w:t xml:space="preserve">This phase of the project aims to develop a </w:t>
+      </w:r>
+      <w:r>
+        <w:rPr>
+          <w:rFonts w:ascii="Century" w:hAnsi="Century"/>
+        </w:rPr>
+        <w:t xml:space="preserve">small </w:t>
+      </w:r>
+      <w:r>
+        <w:rPr>
+          <w:rStyle w:val="Strong"/>
+          <w:rFonts w:ascii="Century" w:hAnsi="Century"/>
+        </w:rPr>
+        <w:t>production-like music genre classification model</w:t>
+      </w:r>
+      <w:r>
+        <w:rPr>
+          <w:rFonts w:ascii="Century" w:hAnsi="Century"/>
+        </w:rPr>
+        <w:t xml:space="preserve"> based on </w:t>
+      </w:r>
+      <w:r>
+        <w:rPr>
+          <w:rStyle w:val="Strong"/>
+          <w:rFonts w:ascii="Century" w:hAnsi="Century"/>
+        </w:rPr>
+        <w:t>log-Mel spectrograms and a CNN architecture</w:t>
+      </w:r>
+      <w:r>
+        <w:rPr>
+          <w:rFonts w:ascii="Century" w:hAnsi="Century"/>
+        </w:rPr>
+        <w:t>. The objective is to move from a simple research baseline toward a model that is more practical for real-world use.</w:t>
+      </w:r>
+    </w:p>
+    <w:p>
+      <w:pPr>
+        <w:pStyle w:val="NormalWeb"/>
+        <w:jc w:val="both"/>
+        <w:rPr>
+          <w:rFonts w:ascii="Century" w:hAnsi="Century"/>
+          <w:b/>
+          <w:bCs/>
+        </w:rPr>
+      </w:pPr>
+      <w:r>
+        <w:rPr>
+          <w:rFonts w:asciiTheme="minorHAnsi" w:hAnsiTheme="minorHAnsi"/>
+        </w:rPr>
+        <w:t>Since no single existing music dataset that I could identify fully satisfied my requirements, I constructed a custom dataset by selectively combining samples from multiple open datasets with audio files from my own music collection.</w:t>
+      </w:r>
+      <w:r>
+        <w:rPr>
+          <w:rFonts w:asciiTheme="minorHAnsi" w:hAnsiTheme="minorHAnsi"/>
+        </w:rPr>
+        <w:t xml:space="preserve"> </w:t>
+      </w:r>
+      <w:r>
+        <w:rPr>
+          <w:rFonts w:ascii="Century" w:hAnsi="Century"/>
+        </w:rPr>
+        <w:t xml:space="preserve">The resulting dataset contains </w:t>
+      </w:r>
+      <w:r>
+        <w:rPr>
+          <w:rStyle w:val="Strong"/>
+          <w:rFonts w:ascii="Century" w:hAnsi="Century"/>
+        </w:rPr>
+        <w:t>nearly 300,000 audio clips</w:t>
+      </w:r>
+      <w:r>
+        <w:rPr>
+          <w:rFonts w:ascii="Century" w:hAnsi="Century"/>
+        </w:rPr>
+        <w:t xml:space="preserve">, each standardized to </w:t>
+      </w:r>
+      <w:r>
+        <w:rPr>
+          <w:rStyle w:val="Strong"/>
+          <w:rFonts w:ascii="Century" w:hAnsi="Century"/>
+        </w:rPr>
+        <w:t>15 seconds</w:t>
+      </w:r>
+      <w:r>
+        <w:rPr>
+          <w:rFonts w:ascii="Century" w:hAnsi="Century"/>
+        </w:rPr>
+        <w:t xml:space="preserve">, and initially focuses on </w:t>
+      </w:r>
+      <w:r>
+        <w:rPr>
+          <w:rStyle w:val="Strong"/>
+          <w:rFonts w:ascii="Century" w:hAnsi="Century"/>
+        </w:rPr>
+        <w:t>10 target classes</w:t>
+      </w:r>
+      <w:r>
+        <w:rPr>
+          <w:rStyle w:val="Strong"/>
+          <w:rFonts w:ascii="Century" w:hAnsi="Century"/>
+        </w:rPr>
+        <w:t xml:space="preserve"> (genres)</w:t>
+      </w:r>
+      <w:r>
+        <w:rPr>
+          <w:rFonts w:ascii="Century" w:hAnsi="Century"/>
+        </w:rPr>
+        <w:t xml:space="preserve">: </w:t>
+      </w:r>
+      <w:r>
+        <w:rPr>
+          <w:rFonts w:ascii="Century" w:hAnsi="Century"/>
+          <w:b/>
+          <w:bCs/>
+        </w:rPr>
+        <w:t>Hip-Hop</w:t>
+      </w:r>
+      <w:r>
+        <w:rPr>
+          <w:rFonts w:ascii="Century" w:hAnsi="Century"/>
+        </w:rPr>
+        <w:t xml:space="preserve">, </w:t>
+      </w:r>
+      <w:r>
+        <w:rPr>
+          <w:rFonts w:ascii="Century" w:hAnsi="Century"/>
+          <w:b/>
+          <w:bCs/>
+        </w:rPr>
+        <w:t>Pop, Rock, Metal, Classical, Jazz, Country, Blues, Bolero</w:t>
+      </w:r>
+      <w:r>
+        <w:rPr>
+          <w:rFonts w:ascii="Century" w:hAnsi="Century"/>
+          <w:b/>
+          <w:bCs/>
+        </w:rPr>
+        <w:t xml:space="preserve"> (</w:t>
+      </w:r>
+      <w:r>
+        <w:rPr>
+          <w:rFonts w:ascii="Century" w:hAnsi="Century"/>
+          <w:b/>
+          <w:bCs/>
+        </w:rPr>
+        <w:t>Vi</w:t>
+      </w:r>
+      <w:r>
+        <w:rPr>
+          <w:rFonts w:ascii="Cambria" w:hAnsi="Cambria" w:cs="Cambria"/>
+          <w:b/>
+          <w:bCs/>
+        </w:rPr>
+        <w:t>ệ</w:t>
+      </w:r>
+      <w:r>
+        <w:rPr>
+          <w:rFonts w:ascii="Century" w:hAnsi="Century"/>
+          <w:b/>
+          <w:bCs/>
+        </w:rPr>
+        <w:t>t Nam)</w:t>
+      </w:r>
+      <w:r>
+        <w:rPr>
+          <w:rFonts w:ascii="Century" w:hAnsi="Century"/>
+          <w:b/>
+          <w:bCs/>
+        </w:rPr>
+        <w:t xml:space="preserve">, </w:t>
+      </w:r>
+      <w:r>
+        <w:rPr>
+          <w:rFonts w:ascii="Century" w:hAnsi="Century"/>
+        </w:rPr>
+        <w:t>and</w:t>
+      </w:r>
+      <w:r>
+        <w:rPr>
+          <w:rFonts w:ascii="Century" w:hAnsi="Century"/>
+          <w:b/>
+          <w:bCs/>
+        </w:rPr>
+        <w:t xml:space="preserve"> Speech.</w:t>
+      </w:r>
+    </w:p>
+    <w:p>
+      <w:pPr>
+        <w:pStyle w:val="NormalWeb"/>
+        <w:jc w:val="both"/>
+        <w:rPr>
+          <w:rFonts w:ascii="Century" w:hAnsi="Century"/>
+        </w:rPr>
+      </w:pPr>
+      <w:r>
+        <w:rPr>
+          <w:rFonts w:ascii="Century" w:hAnsi="Century"/>
+        </w:rPr>
+        <w:t xml:space="preserve">The performance target for this model is to achieve </w:t>
+      </w:r>
+      <w:r>
+        <w:rPr>
+          <w:rStyle w:val="Strong"/>
+          <w:rFonts w:ascii="Century" w:hAnsi="Century"/>
+        </w:rPr>
+        <w:t>at least 80% Macro-F1 and Accuracy</w:t>
+      </w:r>
+      <w:r>
+        <w:rPr>
+          <w:rFonts w:ascii="Century" w:hAnsi="Century"/>
+        </w:rPr>
+        <w:t xml:space="preserve">, while keeping the overall training process </w:t>
+      </w:r>
+      <w:r>
+        <w:rPr>
+          <w:rStyle w:val="Strong"/>
+          <w:rFonts w:ascii="Century" w:hAnsi="Century"/>
+        </w:rPr>
+        <w:t>practical on mid-range personal computing hardware</w:t>
+      </w:r>
+      <w:r>
+        <w:rPr>
+          <w:rFonts w:ascii="Century" w:hAnsi="Century"/>
+        </w:rPr>
+        <w:t xml:space="preserve">, supported by </w:t>
+      </w:r>
+      <w:r>
+        <w:rPr>
+          <w:rStyle w:val="Strong"/>
+          <w:rFonts w:ascii="Century" w:hAnsi="Century"/>
+        </w:rPr>
+        <w:t>CUDA-enabled GPU acceleration</w:t>
+      </w:r>
+      <w:r>
+        <w:rPr>
+          <w:rFonts w:ascii="Century" w:hAnsi="Century"/>
+        </w:rPr>
+        <w:t>.</w:t>
       </w:r>
     </w:p>
     <w:p>
@@ -2228,7 +2652,7 @@
           <w:sz w:val="24"/>
           <w:szCs w:val="24"/>
         </w:rPr>
-        <w:t>Model Architecture</w:t>
+        <w:t>Data</w:t>
       </w:r>
       <w:r>
         <w:rPr>
@@ -2237,7 +2661,7 @@
           <w:sz w:val="24"/>
           <w:szCs w:val="24"/>
         </w:rPr>
-        <w:t xml:space="preserve"> and </w:t>
+        <w:t xml:space="preserve"> Collection, EDA</w:t>
       </w:r>
       <w:r>
         <w:rPr>
@@ -2246,7 +2670,32 @@
           <w:sz w:val="24"/>
           <w:szCs w:val="24"/>
         </w:rPr>
-        <w:t>Training Procedure</w:t>
+        <w:t>,</w:t>
+      </w:r>
+      <w:r>
+        <w:rPr>
+          <w:rFonts w:ascii="Century" w:hAnsi="Century"/>
+          <w:color w:val="000000" w:themeColor="text1"/>
+          <w:sz w:val="24"/>
+          <w:szCs w:val="24"/>
+        </w:rPr>
+        <w:t xml:space="preserve"> and Data Preprocessing</w:t>
+      </w:r>
+    </w:p>
+    <w:p>
+      <w:pPr>
+        <w:rPr>
+          <w:i/>
+          <w:iCs/>
+        </w:rPr>
+      </w:pPr>
+      <w:r>
+        <w:rPr>
+          <w:i/>
+          <w:iCs/>
+          <w:highlight w:val="yellow"/>
+        </w:rPr>
+        <w:t>TODO…</w:t>
       </w:r>
     </w:p>
     <w:p>
@@ -2271,7 +2720,41 @@
           <w:sz w:val="24"/>
           <w:szCs w:val="24"/>
         </w:rPr>
-        <w:t>Results and Evaluation</w:t>
+        <w:t>Model Architecture</w:t>
+      </w:r>
+      <w:r>
+        <w:rPr>
+          <w:rFonts w:ascii="Century" w:hAnsi="Century"/>
+          <w:color w:val="000000" w:themeColor="text1"/>
+          <w:sz w:val="24"/>
+          <w:szCs w:val="24"/>
+        </w:rPr>
+        <w:t xml:space="preserve"> and </w:t>
+      </w:r>
+      <w:r>
+        <w:rPr>
+          <w:rFonts w:ascii="Century" w:hAnsi="Century"/>
+          <w:color w:val="000000" w:themeColor="text1"/>
+          <w:sz w:val="24"/>
+          <w:szCs w:val="24"/>
+        </w:rPr>
+        <w:t>Training Procedure</w:t>
+      </w:r>
+    </w:p>
+    <w:p>
+      <w:pPr>
+        <w:rPr>
+          <w:i/>
+          <w:iCs/>
+        </w:rPr>
+      </w:pPr>
+      <w:r>
+        <w:rPr>
+          <w:i/>
+          <w:iCs/>
+          <w:highlight w:val="yellow"/>
+        </w:rPr>
+        <w:t>TODO…</w:t>
       </w:r>
     </w:p>
     <w:p>
@@ -2296,7 +2779,65 @@
           <w:sz w:val="24"/>
           <w:szCs w:val="24"/>
         </w:rPr>
+        <w:lastRenderedPageBreak/>
+        <w:t>Results and Evaluation</w:t>
+      </w:r>
+    </w:p>
+    <w:p>
+      <w:pPr>
+        <w:rPr>
+          <w:i/>
+          <w:iCs/>
+        </w:rPr>
+      </w:pPr>
+      <w:r>
+        <w:rPr>
+          <w:i/>
+          <w:iCs/>
+          <w:highlight w:val="yellow"/>
+        </w:rPr>
+        <w:t>TODO…</w:t>
+      </w:r>
+    </w:p>
+    <w:p>
+      <w:pPr>
+        <w:pStyle w:val="Heading1"/>
+        <w:numPr>
+          <w:ilvl w:val="1"/>
+          <w:numId w:val="15"/>
+        </w:numPr>
+        <w:ind w:left="360"/>
+        <w:rPr>
+          <w:rFonts w:ascii="Century" w:hAnsi="Century"/>
+          <w:color w:val="000000" w:themeColor="text1"/>
+          <w:sz w:val="24"/>
+          <w:szCs w:val="24"/>
+        </w:rPr>
+      </w:pPr>
+      <w:r>
+        <w:rPr>
+          <w:rFonts w:ascii="Century" w:hAnsi="Century"/>
+          <w:color w:val="000000" w:themeColor="text1"/>
+          <w:sz w:val="24"/>
+          <w:szCs w:val="24"/>
+        </w:rPr>
         <w:t>Demo Applications (Consumer Layer)</w:t>
+      </w:r>
+    </w:p>
+    <w:p>
+      <w:pPr>
+        <w:rPr>
+          <w:i/>
+          <w:iCs/>
+        </w:rPr>
+      </w:pPr>
+      <w:r>
+        <w:rPr>
+          <w:i/>
+          <w:iCs/>
+          <w:highlight w:val="yellow"/>
+        </w:rPr>
+        <w:t>TODO…</w:t>
       </w:r>
     </w:p>
     <w:p>
@@ -2322,6 +2863,22 @@
     </w:p>
     <w:p>
       <w:pPr>
+        <w:rPr>
+          <w:i/>
+          <w:iCs/>
+        </w:rPr>
+      </w:pPr>
+      <w:r>
+        <w:rPr>
+          <w:i/>
+          <w:iCs/>
+          <w:highlight w:val="yellow"/>
+        </w:rPr>
+        <w:t>TODO…</w:t>
+      </w:r>
+    </w:p>
+    <w:p>
+      <w:pPr>
         <w:pStyle w:val="Heading1"/>
         <w:numPr>
           <w:ilvl w:val="0"/>
@@ -2343,6 +2900,22 @@
     </w:p>
     <w:p>
       <w:pPr>
+        <w:rPr>
+          <w:i/>
+          <w:iCs/>
+        </w:rPr>
+      </w:pPr>
+      <w:r>
+        <w:rPr>
+          <w:i/>
+          <w:iCs/>
+          <w:highlight w:val="yellow"/>
+        </w:rPr>
+        <w:t>TODO…</w:t>
+      </w:r>
+    </w:p>
+    <w:p>
+      <w:pPr>
         <w:pStyle w:val="Heading1"/>
         <w:numPr>
           <w:ilvl w:val="0"/>
@@ -2361,6 +2934,23 @@
         <w:t>References</w:t>
       </w:r>
     </w:p>
+    <w:p>
+      <w:pPr>
+        <w:rPr>
+          <w:i/>
+          <w:iCs/>
+        </w:rPr>
+      </w:pPr>
+      <w:r>
+        <w:rPr>
+          <w:i/>
+          <w:iCs/>
+          <w:highlight w:val="yellow"/>
+        </w:rPr>
+        <w:t>TODO…</w:t>
+      </w:r>
+    </w:p>
+    <w:p/>
     <w:p>
       <w:pPr>
         <w:jc w:val="both"/>
@@ -2899,6 +3489,118 @@
     </w:lvl>
   </w:abstractNum>
   <w:abstractNum w:abstractNumId="10" w15:restartNumberingAfterBreak="0">
+    <w:nsid w:val="07A61573"/>
+    <w:multiLevelType w:val="hybridMultilevel"/>
+    <w:tmpl w:val="3028CE56"/>
+    <w:lvl w:ilvl="0" w:tplc="52D8A50C">
+      <w:numFmt w:val="bullet"/>
+      <w:lvlText w:val="-"/>
+      <w:lvlJc w:val="left"/>
+      <w:pPr>
+        <w:ind w:left="720" w:hanging="360"/>
+      </w:pPr>
+      <w:rPr>
+        <w:rFonts w:ascii="Times New Roman" w:eastAsia="Times New Roman" w:hAnsi="Times New Roman" w:cs="Times New Roman" w:hint="default"/>
+      </w:rPr>
+    </w:lvl>
+    <w:lvl w:ilvl="1" w:tplc="04090003" w:tentative="1">
+      <w:start w:val="1"/>
+      <w:numFmt w:val="bullet"/>
+      <w:lvlText w:val="o"/>
+      <w:lvlJc w:val="left"/>
+      <w:pPr>
+        <w:ind w:left="1440" w:hanging="360"/>
+      </w:pPr>
+      <w:rPr>
+        <w:rFonts w:ascii="Courier New" w:hAnsi="Courier New" w:cs="Courier New" w:hint="default"/>
+      </w:rPr>
+    </w:lvl>
+    <w:lvl w:ilvl="2" w:tplc="04090005" w:tentative="1">
+      <w:start w:val="1"/>
+      <w:numFmt w:val="bullet"/>
+      <w:lvlText w:val=""/>
+      <w:lvlJc w:val="left"/>
+      <w:pPr>
+        <w:ind w:left="2160" w:hanging="360"/>
+      </w:pPr>
+      <w:rPr>
+        <w:rFonts w:ascii="Wingdings" w:hAnsi="Wingdings" w:hint="default"/>
+      </w:rPr>
+    </w:lvl>
+    <w:lvl w:ilvl="3" w:tplc="04090001" w:tentative="1">
+      <w:start w:val="1"/>
+      <w:numFmt w:val="bullet"/>
+      <w:lvlText w:val=""/>
+      <w:lvlJc w:val="left"/>
+      <w:pPr>
+        <w:ind w:left="2880" w:hanging="360"/>
+      </w:pPr>
+      <w:rPr>
+        <w:rFonts w:ascii="Symbol" w:hAnsi="Symbol" w:hint="default"/>
+      </w:rPr>
+    </w:lvl>
+    <w:lvl w:ilvl="4" w:tplc="04090003" w:tentative="1">
+      <w:start w:val="1"/>
+      <w:numFmt w:val="bullet"/>
+      <w:lvlText w:val="o"/>
+      <w:lvlJc w:val="left"/>
+      <w:pPr>
+        <w:ind w:left="3600" w:hanging="360"/>
+      </w:pPr>
+      <w:rPr>
+        <w:rFonts w:ascii="Courier New" w:hAnsi="Courier New" w:cs="Courier New" w:hint="default"/>
+      </w:rPr>
+    </w:lvl>
+    <w:lvl w:ilvl="5" w:tplc="04090005" w:tentative="1">
+      <w:start w:val="1"/>
+      <w:numFmt w:val="bullet"/>
+      <w:lvlText w:val=""/>
+      <w:lvlJc w:val="left"/>
+      <w:pPr>
+        <w:ind w:left="4320" w:hanging="360"/>
+      </w:pPr>
+      <w:rPr>
+        <w:rFonts w:ascii="Wingdings" w:hAnsi="Wingdings" w:hint="default"/>
+      </w:rPr>
+    </w:lvl>
+    <w:lvl w:ilvl="6" w:tplc="04090001" w:tentative="1">
+      <w:start w:val="1"/>
+      <w:numFmt w:val="bullet"/>
+      <w:lvlText w:val=""/>
+      <w:lvlJc w:val="left"/>
+      <w:pPr>
+        <w:ind w:left="5040" w:hanging="360"/>
+      </w:pPr>
+      <w:rPr>
+        <w:rFonts w:ascii="Symbol" w:hAnsi="Symbol" w:hint="default"/>
+      </w:rPr>
+    </w:lvl>
+    <w:lvl w:ilvl="7" w:tplc="04090003" w:tentative="1">
+      <w:start w:val="1"/>
+      <w:numFmt w:val="bullet"/>
+      <w:lvlText w:val="o"/>
+      <w:lvlJc w:val="left"/>
+      <w:pPr>
+        <w:ind w:left="5760" w:hanging="360"/>
+      </w:pPr>
+      <w:rPr>
+        <w:rFonts w:ascii="Courier New" w:hAnsi="Courier New" w:cs="Courier New" w:hint="default"/>
+      </w:rPr>
+    </w:lvl>
+    <w:lvl w:ilvl="8" w:tplc="04090005" w:tentative="1">
+      <w:start w:val="1"/>
+      <w:numFmt w:val="bullet"/>
+      <w:lvlText w:val=""/>
+      <w:lvlJc w:val="left"/>
+      <w:pPr>
+        <w:ind w:left="6480" w:hanging="360"/>
+      </w:pPr>
+      <w:rPr>
+        <w:rFonts w:ascii="Wingdings" w:hAnsi="Wingdings" w:hint="default"/>
+      </w:rPr>
+    </w:lvl>
+  </w:abstractNum>
+  <w:abstractNum w:abstractNumId="11" w15:restartNumberingAfterBreak="0">
     <w:nsid w:val="09E968B1"/>
     <w:multiLevelType w:val="hybridMultilevel"/>
     <w:tmpl w:val="25D85800"/>
@@ -3011,7 +3713,7 @@
       </w:rPr>
     </w:lvl>
   </w:abstractNum>
-  <w:abstractNum w:abstractNumId="11" w15:restartNumberingAfterBreak="0">
+  <w:abstractNum w:abstractNumId="12" w15:restartNumberingAfterBreak="0">
     <w:nsid w:val="0AB44394"/>
     <w:multiLevelType w:val="hybridMultilevel"/>
     <w:tmpl w:val="F6E66800"/>
@@ -3100,7 +3802,7 @@
       </w:pPr>
     </w:lvl>
   </w:abstractNum>
-  <w:abstractNum w:abstractNumId="12" w15:restartNumberingAfterBreak="0">
+  <w:abstractNum w:abstractNumId="13" w15:restartNumberingAfterBreak="0">
     <w:nsid w:val="15D67AA2"/>
     <w:multiLevelType w:val="multilevel"/>
     <w:tmpl w:val="BDF8671C"/>
@@ -3249,7 +3951,7 @@
       </w:rPr>
     </w:lvl>
   </w:abstractNum>
-  <w:abstractNum w:abstractNumId="13" w15:restartNumberingAfterBreak="0">
+  <w:abstractNum w:abstractNumId="14" w15:restartNumberingAfterBreak="0">
     <w:nsid w:val="17C63894"/>
     <w:multiLevelType w:val="hybridMultilevel"/>
     <w:tmpl w:val="597675A4"/>
@@ -3274,7 +3976,7 @@
         <w:ind w:left="1080" w:hanging="360"/>
       </w:pPr>
     </w:lvl>
-    <w:lvl w:ilvl="2" w:tplc="0409001B" w:tentative="1">
+    <w:lvl w:ilvl="2" w:tplc="0409001B">
       <w:start w:val="1"/>
       <w:numFmt w:val="lowerRoman"/>
       <w:lvlText w:val="%3."/>
@@ -3338,7 +4040,7 @@
       </w:pPr>
     </w:lvl>
   </w:abstractNum>
-  <w:abstractNum w:abstractNumId="14" w15:restartNumberingAfterBreak="0">
+  <w:abstractNum w:abstractNumId="15" w15:restartNumberingAfterBreak="0">
     <w:nsid w:val="1B3F659F"/>
     <w:multiLevelType w:val="hybridMultilevel"/>
     <w:tmpl w:val="CFE2A7A2"/>
@@ -3450,7 +4152,7 @@
       </w:rPr>
     </w:lvl>
   </w:abstractNum>
-  <w:abstractNum w:abstractNumId="15" w15:restartNumberingAfterBreak="0">
+  <w:abstractNum w:abstractNumId="16" w15:restartNumberingAfterBreak="0">
     <w:nsid w:val="1E9C7859"/>
     <w:multiLevelType w:val="multilevel"/>
     <w:tmpl w:val="0409001D"/>
@@ -3536,7 +4238,7 @@
       </w:pPr>
     </w:lvl>
   </w:abstractNum>
-  <w:abstractNum w:abstractNumId="16" w15:restartNumberingAfterBreak="0">
+  <w:abstractNum w:abstractNumId="17" w15:restartNumberingAfterBreak="0">
     <w:nsid w:val="202603F7"/>
     <w:multiLevelType w:val="hybridMultilevel"/>
     <w:tmpl w:val="361662A8"/>
@@ -3625,7 +4327,7 @@
       </w:pPr>
     </w:lvl>
   </w:abstractNum>
-  <w:abstractNum w:abstractNumId="17" w15:restartNumberingAfterBreak="0">
+  <w:abstractNum w:abstractNumId="18" w15:restartNumberingAfterBreak="0">
     <w:nsid w:val="22B81AD1"/>
     <w:multiLevelType w:val="multilevel"/>
     <w:tmpl w:val="7F8CB324"/>
@@ -3714,7 +4416,7 @@
       </w:pPr>
     </w:lvl>
   </w:abstractNum>
-  <w:abstractNum w:abstractNumId="18" w15:restartNumberingAfterBreak="0">
+  <w:abstractNum w:abstractNumId="19" w15:restartNumberingAfterBreak="0">
     <w:nsid w:val="23511149"/>
     <w:multiLevelType w:val="hybridMultilevel"/>
     <w:tmpl w:val="8540654C"/>
@@ -3800,7 +4502,7 @@
       </w:pPr>
     </w:lvl>
   </w:abstractNum>
-  <w:abstractNum w:abstractNumId="19" w15:restartNumberingAfterBreak="0">
+  <w:abstractNum w:abstractNumId="20" w15:restartNumberingAfterBreak="0">
     <w:nsid w:val="23AE1427"/>
     <w:multiLevelType w:val="hybridMultilevel"/>
     <w:tmpl w:val="B4D4AFD8"/>
@@ -3889,7 +4591,7 @@
       </w:pPr>
     </w:lvl>
   </w:abstractNum>
-  <w:abstractNum w:abstractNumId="20" w15:restartNumberingAfterBreak="0">
+  <w:abstractNum w:abstractNumId="21" w15:restartNumberingAfterBreak="0">
     <w:nsid w:val="36953082"/>
     <w:multiLevelType w:val="hybridMultilevel"/>
     <w:tmpl w:val="5C80F9DA"/>
@@ -3975,7 +4677,7 @@
       </w:pPr>
     </w:lvl>
   </w:abstractNum>
-  <w:abstractNum w:abstractNumId="21" w15:restartNumberingAfterBreak="0">
+  <w:abstractNum w:abstractNumId="22" w15:restartNumberingAfterBreak="0">
     <w:nsid w:val="45550AAD"/>
     <w:multiLevelType w:val="hybridMultilevel"/>
     <w:tmpl w:val="516ACFF0"/>
@@ -4088,7 +4790,7 @@
       </w:rPr>
     </w:lvl>
   </w:abstractNum>
-  <w:abstractNum w:abstractNumId="22" w15:restartNumberingAfterBreak="0">
+  <w:abstractNum w:abstractNumId="23" w15:restartNumberingAfterBreak="0">
     <w:nsid w:val="4F3A1EAF"/>
     <w:multiLevelType w:val="multilevel"/>
     <w:tmpl w:val="04090027"/>
@@ -4183,7 +4885,7 @@
       </w:pPr>
     </w:lvl>
   </w:abstractNum>
-  <w:abstractNum w:abstractNumId="23" w15:restartNumberingAfterBreak="0">
+  <w:abstractNum w:abstractNumId="24" w15:restartNumberingAfterBreak="0">
     <w:nsid w:val="548716AF"/>
     <w:multiLevelType w:val="hybridMultilevel"/>
     <w:tmpl w:val="EB5824C8"/>
@@ -4269,7 +4971,119 @@
       </w:pPr>
     </w:lvl>
   </w:abstractNum>
-  <w:abstractNum w:abstractNumId="24" w15:restartNumberingAfterBreak="0">
+  <w:abstractNum w:abstractNumId="25" w15:restartNumberingAfterBreak="0">
+    <w:nsid w:val="5A41486D"/>
+    <w:multiLevelType w:val="hybridMultilevel"/>
+    <w:tmpl w:val="1802470A"/>
+    <w:lvl w:ilvl="0" w:tplc="3CACDB7E">
+      <w:numFmt w:val="bullet"/>
+      <w:lvlText w:val="-"/>
+      <w:lvlJc w:val="left"/>
+      <w:pPr>
+        <w:ind w:left="720" w:hanging="360"/>
+      </w:pPr>
+      <w:rPr>
+        <w:rFonts w:ascii="Times New Roman" w:eastAsia="Times New Roman" w:hAnsi="Times New Roman" w:cs="Times New Roman" w:hint="default"/>
+      </w:rPr>
+    </w:lvl>
+    <w:lvl w:ilvl="1" w:tplc="04090003" w:tentative="1">
+      <w:start w:val="1"/>
+      <w:numFmt w:val="bullet"/>
+      <w:lvlText w:val="o"/>
+      <w:lvlJc w:val="left"/>
+      <w:pPr>
+        <w:ind w:left="1440" w:hanging="360"/>
+      </w:pPr>
+      <w:rPr>
+        <w:rFonts w:ascii="Courier New" w:hAnsi="Courier New" w:cs="Courier New" w:hint="default"/>
+      </w:rPr>
+    </w:lvl>
+    <w:lvl w:ilvl="2" w:tplc="04090005" w:tentative="1">
+      <w:start w:val="1"/>
+      <w:numFmt w:val="bullet"/>
+      <w:lvlText w:val=""/>
+      <w:lvlJc w:val="left"/>
+      <w:pPr>
+        <w:ind w:left="2160" w:hanging="360"/>
+      </w:pPr>
+      <w:rPr>
+        <w:rFonts w:ascii="Wingdings" w:hAnsi="Wingdings" w:hint="default"/>
+      </w:rPr>
+    </w:lvl>
+    <w:lvl w:ilvl="3" w:tplc="04090001" w:tentative="1">
+      <w:start w:val="1"/>
+      <w:numFmt w:val="bullet"/>
+      <w:lvlText w:val=""/>
+      <w:lvlJc w:val="left"/>
+      <w:pPr>
+        <w:ind w:left="2880" w:hanging="360"/>
+      </w:pPr>
+      <w:rPr>
+        <w:rFonts w:ascii="Symbol" w:hAnsi="Symbol" w:hint="default"/>
+      </w:rPr>
+    </w:lvl>
+    <w:lvl w:ilvl="4" w:tplc="04090003" w:tentative="1">
+      <w:start w:val="1"/>
+      <w:numFmt w:val="bullet"/>
+      <w:lvlText w:val="o"/>
+      <w:lvlJc w:val="left"/>
+      <w:pPr>
+        <w:ind w:left="3600" w:hanging="360"/>
+      </w:pPr>
+      <w:rPr>
+        <w:rFonts w:ascii="Courier New" w:hAnsi="Courier New" w:cs="Courier New" w:hint="default"/>
+      </w:rPr>
+    </w:lvl>
+    <w:lvl w:ilvl="5" w:tplc="04090005" w:tentative="1">
+      <w:start w:val="1"/>
+      <w:numFmt w:val="bullet"/>
+      <w:lvlText w:val=""/>
+      <w:lvlJc w:val="left"/>
+      <w:pPr>
+        <w:ind w:left="4320" w:hanging="360"/>
+      </w:pPr>
+      <w:rPr>
+        <w:rFonts w:ascii="Wingdings" w:hAnsi="Wingdings" w:hint="default"/>
+      </w:rPr>
+    </w:lvl>
+    <w:lvl w:ilvl="6" w:tplc="04090001" w:tentative="1">
+      <w:start w:val="1"/>
+      <w:numFmt w:val="bullet"/>
+      <w:lvlText w:val=""/>
+      <w:lvlJc w:val="left"/>
+      <w:pPr>
+        <w:ind w:left="5040" w:hanging="360"/>
+      </w:pPr>
+      <w:rPr>
+        <w:rFonts w:ascii="Symbol" w:hAnsi="Symbol" w:hint="default"/>
+      </w:rPr>
+    </w:lvl>
+    <w:lvl w:ilvl="7" w:tplc="04090003" w:tentative="1">
+      <w:start w:val="1"/>
+      <w:numFmt w:val="bullet"/>
+      <w:lvlText w:val="o"/>
+      <w:lvlJc w:val="left"/>
+      <w:pPr>
+        <w:ind w:left="5760" w:hanging="360"/>
+      </w:pPr>
+      <w:rPr>
+        <w:rFonts w:ascii="Courier New" w:hAnsi="Courier New" w:cs="Courier New" w:hint="default"/>
+      </w:rPr>
+    </w:lvl>
+    <w:lvl w:ilvl="8" w:tplc="04090005" w:tentative="1">
+      <w:start w:val="1"/>
+      <w:numFmt w:val="bullet"/>
+      <w:lvlText w:val=""/>
+      <w:lvlJc w:val="left"/>
+      <w:pPr>
+        <w:ind w:left="6480" w:hanging="360"/>
+      </w:pPr>
+      <w:rPr>
+        <w:rFonts w:ascii="Wingdings" w:hAnsi="Wingdings" w:hint="default"/>
+      </w:rPr>
+    </w:lvl>
+  </w:abstractNum>
+  <w:abstractNum w:abstractNumId="26" w15:restartNumberingAfterBreak="0">
     <w:nsid w:val="6D3D1CCD"/>
     <w:multiLevelType w:val="hybridMultilevel"/>
     <w:tmpl w:val="55E24E08"/>
@@ -4355,7 +5169,7 @@
       </w:pPr>
     </w:lvl>
   </w:abstractNum>
-  <w:abstractNum w:abstractNumId="25" w15:restartNumberingAfterBreak="0">
+  <w:abstractNum w:abstractNumId="27" w15:restartNumberingAfterBreak="0">
     <w:nsid w:val="7EBD7CD9"/>
     <w:multiLevelType w:val="hybridMultilevel"/>
     <w:tmpl w:val="CFD81278"/>
@@ -4469,109 +5283,115 @@
     <w:abstractNumId w:val="0"/>
   </w:num>
   <w:num w:numId="10" w16cid:durableId="163788617">
-    <w:abstractNumId w:val="18"/>
+    <w:abstractNumId w:val="19"/>
   </w:num>
   <w:num w:numId="11" w16cid:durableId="631059719">
-    <w:abstractNumId w:val="19"/>
+    <w:abstractNumId w:val="20"/>
   </w:num>
   <w:num w:numId="12" w16cid:durableId="2140223327">
     <w:abstractNumId w:val="9"/>
   </w:num>
   <w:num w:numId="13" w16cid:durableId="1956860195">
+    <w:abstractNumId w:val="15"/>
+  </w:num>
+  <w:num w:numId="14" w16cid:durableId="829516316">
+    <w:abstractNumId w:val="27"/>
+  </w:num>
+  <w:num w:numId="15" w16cid:durableId="662971917">
     <w:abstractNumId w:val="14"/>
   </w:num>
-  <w:num w:numId="14" w16cid:durableId="829516316">
-    <w:abstractNumId w:val="25"/>
+  <w:num w:numId="16" w16cid:durableId="1344282278">
+    <w:abstractNumId w:val="12"/>
   </w:num>
-  <w:num w:numId="15" w16cid:durableId="662971917">
+  <w:num w:numId="17" w16cid:durableId="952134045">
+    <w:abstractNumId w:val="22"/>
+  </w:num>
+  <w:num w:numId="18" w16cid:durableId="508257978">
     <w:abstractNumId w:val="13"/>
   </w:num>
-  <w:num w:numId="16" w16cid:durableId="1344282278">
+  <w:num w:numId="19" w16cid:durableId="1648626967">
+    <w:abstractNumId w:val="24"/>
+  </w:num>
+  <w:num w:numId="20" w16cid:durableId="1613197499">
     <w:abstractNumId w:val="11"/>
   </w:num>
-  <w:num w:numId="17" w16cid:durableId="952134045">
+  <w:num w:numId="21" w16cid:durableId="2108427172">
     <w:abstractNumId w:val="21"/>
   </w:num>
-  <w:num w:numId="18" w16cid:durableId="508257978">
-    <w:abstractNumId w:val="12"/>
+  <w:num w:numId="22" w16cid:durableId="1076897194">
+    <w:abstractNumId w:val="17"/>
   </w:num>
-  <w:num w:numId="19" w16cid:durableId="1648626967">
+  <w:num w:numId="23" w16cid:durableId="303387005">
+    <w:abstractNumId w:val="26"/>
+  </w:num>
+  <w:num w:numId="24" w16cid:durableId="186063603">
+    <w:abstractNumId w:val="16"/>
+  </w:num>
+  <w:num w:numId="25" w16cid:durableId="1837452551">
+    <w:abstractNumId w:val="18"/>
+  </w:num>
+  <w:num w:numId="26" w16cid:durableId="1964728935">
     <w:abstractNumId w:val="23"/>
   </w:num>
-  <w:num w:numId="20" w16cid:durableId="1613197499">
+  <w:num w:numId="27" w16cid:durableId="1950812492">
+    <w:abstractNumId w:val="23"/>
+  </w:num>
+  <w:num w:numId="28" w16cid:durableId="1726366284">
+    <w:abstractNumId w:val="23"/>
+  </w:num>
+  <w:num w:numId="29" w16cid:durableId="283119851">
+    <w:abstractNumId w:val="23"/>
+  </w:num>
+  <w:num w:numId="30" w16cid:durableId="1344740647">
+    <w:abstractNumId w:val="23"/>
+  </w:num>
+  <w:num w:numId="31" w16cid:durableId="152264866">
+    <w:abstractNumId w:val="23"/>
+  </w:num>
+  <w:num w:numId="32" w16cid:durableId="1792432388">
+    <w:abstractNumId w:val="23"/>
+  </w:num>
+  <w:num w:numId="33" w16cid:durableId="1459957777">
+    <w:abstractNumId w:val="23"/>
+  </w:num>
+  <w:num w:numId="34" w16cid:durableId="1239750156">
+    <w:abstractNumId w:val="23"/>
+  </w:num>
+  <w:num w:numId="35" w16cid:durableId="99836099">
+    <w:abstractNumId w:val="23"/>
+  </w:num>
+  <w:num w:numId="36" w16cid:durableId="1463772801">
+    <w:abstractNumId w:val="23"/>
+  </w:num>
+  <w:num w:numId="37" w16cid:durableId="2031446418">
+    <w:abstractNumId w:val="23"/>
+  </w:num>
+  <w:num w:numId="38" w16cid:durableId="650599638">
+    <w:abstractNumId w:val="23"/>
+  </w:num>
+  <w:num w:numId="39" w16cid:durableId="1344547389">
+    <w:abstractNumId w:val="23"/>
+  </w:num>
+  <w:num w:numId="40" w16cid:durableId="2051682452">
+    <w:abstractNumId w:val="23"/>
+  </w:num>
+  <w:num w:numId="41" w16cid:durableId="1793210257">
+    <w:abstractNumId w:val="23"/>
+  </w:num>
+  <w:num w:numId="42" w16cid:durableId="247274798">
+    <w:abstractNumId w:val="23"/>
+  </w:num>
+  <w:num w:numId="43" w16cid:durableId="467357555">
+    <w:abstractNumId w:val="23"/>
+  </w:num>
+  <w:num w:numId="44" w16cid:durableId="2101875609">
+    <w:abstractNumId w:val="23"/>
+  </w:num>
+  <w:num w:numId="45" w16cid:durableId="1699113651">
     <w:abstractNumId w:val="10"/>
   </w:num>
-  <w:num w:numId="21" w16cid:durableId="2108427172">
-    <w:abstractNumId w:val="20"/>
-  </w:num>
-  <w:num w:numId="22" w16cid:durableId="1076897194">
-    <w:abstractNumId w:val="16"/>
-  </w:num>
-  <w:num w:numId="23" w16cid:durableId="303387005">
-    <w:abstractNumId w:val="24"/>
-  </w:num>
-  <w:num w:numId="24" w16cid:durableId="186063603">
-    <w:abstractNumId w:val="15"/>
-  </w:num>
-  <w:num w:numId="25" w16cid:durableId="1837452551">
-    <w:abstractNumId w:val="17"/>
-  </w:num>
-  <w:num w:numId="26" w16cid:durableId="1964728935">
-    <w:abstractNumId w:val="22"/>
-  </w:num>
-  <w:num w:numId="27" w16cid:durableId="1950812492">
-    <w:abstractNumId w:val="22"/>
-  </w:num>
-  <w:num w:numId="28" w16cid:durableId="1726366284">
-    <w:abstractNumId w:val="22"/>
-  </w:num>
-  <w:num w:numId="29" w16cid:durableId="283119851">
-    <w:abstractNumId w:val="22"/>
-  </w:num>
-  <w:num w:numId="30" w16cid:durableId="1344740647">
-    <w:abstractNumId w:val="22"/>
-  </w:num>
-  <w:num w:numId="31" w16cid:durableId="152264866">
-    <w:abstractNumId w:val="22"/>
-  </w:num>
-  <w:num w:numId="32" w16cid:durableId="1792432388">
-    <w:abstractNumId w:val="22"/>
-  </w:num>
-  <w:num w:numId="33" w16cid:durableId="1459957777">
-    <w:abstractNumId w:val="22"/>
-  </w:num>
-  <w:num w:numId="34" w16cid:durableId="1239750156">
-    <w:abstractNumId w:val="22"/>
-  </w:num>
-  <w:num w:numId="35" w16cid:durableId="99836099">
-    <w:abstractNumId w:val="22"/>
-  </w:num>
-  <w:num w:numId="36" w16cid:durableId="1463772801">
-    <w:abstractNumId w:val="22"/>
-  </w:num>
-  <w:num w:numId="37" w16cid:durableId="2031446418">
-    <w:abstractNumId w:val="22"/>
-  </w:num>
-  <w:num w:numId="38" w16cid:durableId="650599638">
-    <w:abstractNumId w:val="22"/>
-  </w:num>
-  <w:num w:numId="39" w16cid:durableId="1344547389">
-    <w:abstractNumId w:val="22"/>
-  </w:num>
-  <w:num w:numId="40" w16cid:durableId="2051682452">
-    <w:abstractNumId w:val="22"/>
-  </w:num>
-  <w:num w:numId="41" w16cid:durableId="1793210257">
-    <w:abstractNumId w:val="22"/>
-  </w:num>
-  <w:num w:numId="42" w16cid:durableId="247274798">
-    <w:abstractNumId w:val="22"/>
-  </w:num>
-  <w:num w:numId="43" w16cid:durableId="467357555">
-    <w:abstractNumId w:val="22"/>
-  </w:num>
-  <w:num w:numId="44" w16cid:durableId="2101875609">
-    <w:abstractNumId w:val="22"/>
+  <w:num w:numId="46" w16cid:durableId="903375769">
+    <w:abstractNumId w:val="25"/>
   </w:num>
 </w:numbering>
 </file>
@@ -4965,7 +5785,7 @@
   <w:style w:type="paragraph" w:default="1" w:styleId="Normal">
     <w:name w:val="Normal"/>
     <w:qFormat/>
-    <w:rsid w:val="00FC693F"/>
+    <w:rsid w:val="00D053A8"/>
     <w:pPr>
       <w:spacing w:after="120" w:line="240" w:lineRule="auto"/>
     </w:pPr>
